--- a/synth/LAST_NIGHT_SPEC.docx
+++ b/synth/LAST_NIGHT_SPEC.docx
@@ -20,7 +20,7 @@
           <w:iCs/>
           <w:i/>
         </w:rPr>
-        <w:t xml:space="preserve">Постапокалиптический ревербератор-симулятор разрушенного граммофона. Пустота, эхо, треск радиации, фейзер заброшенного эфира, плавящаяся плёнка и проседающий мотор винила.</w:t>
+        <w:t xml:space="preserve">Постапокалиптический ревербератор холодной ночи. Сменные физические пластины, дыхание руин, тиканье Гейгера, голос мёртвой электросети, колокол в опустевшем соборе.</w:t>
       </w:r>
     </w:p>
     <w:p>
@@ -35,7 +35,7 @@
         <w:t xml:space="preserve">Версия</w:t>
       </w:r>
       <w:r>
-        <w:t xml:space="preserve">: v3.0 — dual SKU + vinyl/phaser FX engine</w:t>
+        <w:t xml:space="preserve">: v4.0 — consolidated base (Decision 08)</w:t>
       </w:r>
       <w:r>
         <w:t xml:space="preserve"> </w:t>
@@ -48,7 +48,7 @@
         <w:t xml:space="preserve">Часть серии</w:t>
       </w:r>
       <w:r>
-        <w:t xml:space="preserve">: SYSTEM SUICIDE, модуль 9 из 9</w:t>
+        <w:t xml:space="preserve">: SYSTEM SUICIDE, модуль 9 из 9 — combine "холодной ночи", симметричный диптих с Last Day "раскалённого полудня"</w:t>
       </w:r>
     </w:p>
     <w:p>
@@ -66,7 +66,7 @@
         <w:t xml:space="preserve"> </w:t>
       </w:r>
       <w:r>
-        <w:t xml:space="preserve">(две canonical SKU, общая схема + cartridge система):</w:t>
+        <w:t xml:space="preserve">(две canonical SKU, общая PCB, разные корпуса):</w:t>
       </w:r>
     </w:p>
     <w:p>
@@ -104,29 +104,13 @@
           <w:bCs/>
           <w:b/>
         </w:rPr>
-        <w:t xml:space="preserve">Pedal ~178×119×38мм</w:t>
-      </w:r>
-      <w:r>
-        <w:t xml:space="preserve"> </w:t>
-      </w:r>
-      <w:r>
-        <w:t xml:space="preserve">(Eventide ModFactor class) или</w:t>
-      </w:r>
-      <w:r>
-        <w:t xml:space="preserve"> </w:t>
-      </w:r>
-      <w:r>
-        <w:rPr>
-          <w:bCs/>
-          <w:b/>
-        </w:rPr>
-        <w:t xml:space="preserve">145×113×60мм</w:t>
-      </w:r>
-      <w:r>
-        <w:t xml:space="preserve"> </w:t>
-      </w:r>
-      <w:r>
-        <w:t xml:space="preserve">(Hologram Microcosm class) — для pedalboard.</w:t>
+        <w:t xml:space="preserve">Big-box pedal ~203×140мм</w:t>
+      </w:r>
+      <w:r>
+        <w:t xml:space="preserve"> </w:t>
+      </w:r>
+      <w:r>
+        <w:t xml:space="preserve">(Strymon BigSky / Eventide H9 Max class) — для pedalboard.</w:t>
       </w:r>
     </w:p>
     <w:p>
@@ -165,7 +149,22 @@
         <w:pStyle w:val="Compact"/>
       </w:pPr>
       <w:r>
-        <w:t xml:space="preserve">Pedal: $499 budget / $649 premium (одинаковая, разный enclosure).</w:t>
+        <w:t xml:space="preserve">Pedal big-box: $499 budget / $649 premium (одинаковая, разный enclosure).</w:t>
+      </w:r>
+    </w:p>
+    <w:p>
+      <w:pPr>
+        <w:pStyle w:val="FirstParagraph"/>
+      </w:pPr>
+      <w:r>
+        <w:rPr>
+          <w:bCs/>
+          <w:b/>
+        </w:rPr>
+        <w:t xml:space="preserve">Phase plan</w:t>
+      </w:r>
+      <w:r>
+        <w:t xml:space="preserve">: Phase 1 ship = reverb-ядро + bipolar NOISE/GEIGER knob + 4 footswitches (KILL/FREEZE/TOLL/STALL). Cold palette FX (PULSE/FOG/FROST/CHILL/HUM + optional phaser) — Phase 2 upgrade kit / v3 PCB revision.</w:t>
       </w:r>
     </w:p>
     <w:p>
@@ -378,13 +377,10 @@
           <w:bCs/>
           <w:b/>
         </w:rPr>
-        <w:t xml:space="preserve">аналоговая педаль-ревербератор на сменных физических пластинах</w:t>
-      </w:r>
-      <w:r>
-        <w:t xml:space="preserve"> </w:t>
-      </w:r>
-      <w:r>
-        <w:t xml:space="preserve">с интегрированными постапокалиптическими эффектами: фейзер, симулятор разрушающегося винила (wow/flutter, скрипы, треск), Geiger-counter noise, gate/crush для агрессивного редукции.</w:t>
+        <w:t xml:space="preserve">постапокалипсис-ревербератор на сменных физических пластинах</w:t>
+      </w:r>
+      <w:r>
+        <w:t xml:space="preserve">, выпускается в двух canonical SKU (40HP Eurorack module и big-box pedal). Каноническая комбайн-форма "холодной ночи" в серии SYSTEM SUICIDE, симметричный диптих с Last Day "раскалённого полудня".</w:t>
       </w:r>
     </w:p>
     <w:p>
@@ -400,7 +396,52 @@
         <w:pStyle w:val="BodyText"/>
       </w:pPr>
       <w:r>
-        <w:t xml:space="preserve">Поверх натурального резонанса наслоены электронные эффекты разложения: фейзер делает ноту "плывущей", vinyl-секция симулирует сломанный мотор граммофона (wow/flutter с modulation), Geiger noise подменяет реальный hiss на cluster-импульсы радиации, gate/crush footswitch обрезает в bit-crushed гранулу.</w:t>
+        <w:t xml:space="preserve">Поверх ядра наслоены характерные эффекты "холодной палитры":</w:t>
+      </w:r>
+      <w:r>
+        <w:t xml:space="preserve"> </w:t>
+      </w:r>
+      <w:r>
+        <w:rPr>
+          <w:bCs/>
+          <w:b/>
+        </w:rPr>
+        <w:t xml:space="preserve">bipolar NOISE/GEIGER</w:t>
+      </w:r>
+      <w:r>
+        <w:t xml:space="preserve"> </w:t>
+      </w:r>
+      <w:r>
+        <w:t xml:space="preserve">knob (один control, две текстуры — continuous noise CCW / cluster ticks CW), опциональный</w:t>
+      </w:r>
+      <w:r>
+        <w:t xml:space="preserve"> </w:t>
+      </w:r>
+      <w:r>
+        <w:rPr>
+          <w:bCs/>
+          <w:b/>
+        </w:rPr>
+        <w:t xml:space="preserve">phaser</w:t>
+      </w:r>
+      <w:r>
+        <w:t xml:space="preserve"> </w:t>
+      </w:r>
+      <w:r>
+        <w:t xml:space="preserve">для дополнительного immersion, и performance gestures (</w:t>
+      </w:r>
+      <w:r>
+        <w:rPr>
+          <w:bCs/>
+          <w:b/>
+        </w:rPr>
+        <w:t xml:space="preserve">KILL / FREEZE / TOLL / STALL</w:t>
+      </w:r>
+      <w:r>
+        <w:t xml:space="preserve"> </w:t>
+      </w:r>
+      <w:r>
+        <w:t xml:space="preserve">— четыре footswitches). В v3 PCB revision (Phase 2 upgrade) добавляются cold-palette эффекты: PULSE (slow damper-breath), FOG (apperiodic drift), FROST (HF absorber), CHILL (anti-compression), HUM (mains-hum antenna).</w:t>
       </w:r>
     </w:p>
     <w:bookmarkEnd w:id="21"/>
@@ -432,7 +473,7 @@
         <w:t xml:space="preserve"> </w:t>
       </w:r>
       <w:r>
-        <w:t xml:space="preserve">— никто другой не делает physical-plate reverb pedal.</w:t>
+        <w:t xml:space="preserve">— никто другой не делает physical-plate reverb с swappable physical resonators.</w:t>
       </w:r>
     </w:p>
     <w:p>
@@ -448,13 +489,13 @@
           <w:bCs/>
           <w:b/>
         </w:rPr>
-        <w:t xml:space="preserve">Solenoid damper</w:t>
-      </w:r>
-      <w:r>
-        <w:t xml:space="preserve"> </w:t>
-      </w:r>
-      <w:r>
-        <w:t xml:space="preserve">— реальное механическое приглушение пластины (CV/expression-controlled).</w:t>
+        <w:t xml:space="preserve">Solenoid double-function</w:t>
+      </w:r>
+      <w:r>
+        <w:t xml:space="preserve"> </w:t>
+      </w:r>
+      <w:r>
+        <w:t xml:space="preserve">— один соленоид, два режима: DAMP (sustained hold = мех. приглушение хвоста) и TOLL (5-10мс impulse strike = пластина звенит как колокол независимо от input).</w:t>
       </w:r>
     </w:p>
     <w:p>
@@ -492,13 +533,13 @@
           <w:bCs/>
           <w:b/>
         </w:rPr>
-        <w:t xml:space="preserve">Phaser sub-engine</w:t>
-      </w:r>
-      <w:r>
-        <w:t xml:space="preserve"> </w:t>
-      </w:r>
-      <w:r>
-        <w:t xml:space="preserve">— analog 4-stage OTA phaser, перед или после reverb (switchable).</w:t>
+        <w:t xml:space="preserve">Bipolar NOISE/GEIGER knob</w:t>
+      </w:r>
+      <w:r>
+        <w:t xml:space="preserve"> </w:t>
+      </w:r>
+      <w:r>
+        <w:t xml:space="preserve">— центральный detent off, CCW = continuous zener hiss, CW = cluster ticks (ATtiny85 LFSR + comparator pattern). Один controlled, два sonic universes.</w:t>
       </w:r>
     </w:p>
     <w:p>
@@ -514,13 +555,13 @@
           <w:bCs/>
           <w:b/>
         </w:rPr>
-        <w:t xml:space="preserve">Vinyl FX engine</w:t>
-      </w:r>
-      <w:r>
-        <w:t xml:space="preserve"> </w:t>
-      </w:r>
-      <w:r>
-        <w:t xml:space="preserve">— wow/flutter LFO, dust clicks, gate/crush — звук разрушения.</w:t>
+        <w:t xml:space="preserve">Optional phaser</w:t>
+      </w:r>
+      <w:r>
+        <w:t xml:space="preserve"> </w:t>
+      </w:r>
+      <w:r>
+        <w:t xml:space="preserve">— analog 4-stage OTA для immersion. Switchable bypass.</w:t>
       </w:r>
     </w:p>
     <w:p>
@@ -536,13 +577,13 @@
           <w:bCs/>
           <w:b/>
         </w:rPr>
-        <w:t xml:space="preserve">Color preset slider</w:t>
-      </w:r>
-      <w:r>
-        <w:t xml:space="preserve"> </w:t>
-      </w:r>
-      <w:r>
-        <w:t xml:space="preserve">— vertical 5-position selector (COLOR/WARM/DARK/COLOR/MIX) для quick tone preset.</w:t>
+        <w:t xml:space="preserve">Cold-palette FX layer (Phase 2)</w:t>
+      </w:r>
+      <w:r>
+        <w:t xml:space="preserve"> </w:t>
+      </w:r>
+      <w:r>
+        <w:t xml:space="preserve">— PULSE/FOG/FROST/CHILL/HUM — symmetric antipodes к hot-palette Last Day (HAZE/MIRAGE/BLEACH/TAR/CICADA/HEATWAVE).</w:t>
       </w:r>
     </w:p>
     <w:p>
@@ -564,7 +605,7 @@
         <w:t xml:space="preserve"> </w:t>
       </w:r>
       <w:r>
-        <w:t xml:space="preserve">— 14+ CV inputs снизу для full automation.</w:t>
+        <w:t xml:space="preserve">— 14+ CV inputs для full automation.</w:t>
       </w:r>
     </w:p>
     <w:p>
@@ -586,7 +627,7 @@
         <w:t xml:space="preserve"> </w:t>
       </w:r>
       <w:r>
-        <w:t xml:space="preserve">— flexible routing в pedalboard.</w:t>
+        <w:t xml:space="preserve">+ TRS/RCA параллельно + instrument/-10/+4dBu level switch.</w:t>
       </w:r>
     </w:p>
     <w:bookmarkEnd w:id="22"/>
@@ -608,20 +649,23 @@
           <w:bCs/>
           <w:b/>
         </w:rPr>
-        <w:t xml:space="preserve">Resonator reverb pedal с vinyl-decay FX</w:t>
-      </w:r>
-      <w:r>
-        <w:t xml:space="preserve">. Не имитация EMT 140 plate reverb, не digital algorithmic. Новая категория —</w:t>
-      </w:r>
-      <w:r>
-        <w:t xml:space="preserve"> </w:t>
-      </w:r>
-      <w:r>
-        <w:rPr>
-          <w:bCs/>
-          <w:b/>
-        </w:rPr>
-        <w:t xml:space="preserve">physical resonance + analog decay simulation</w:t>
+        <w:t xml:space="preserve">Resonator reverb combine</w:t>
+      </w:r>
+      <w:r>
+        <w:t xml:space="preserve"> </w:t>
+      </w:r>
+      <w:r>
+        <w:t xml:space="preserve">("комбайн холодной ночи"). Не имитация EMT 140 plate reverb, не digital algorithmic. Новая категория —</w:t>
+      </w:r>
+      <w:r>
+        <w:t xml:space="preserve"> </w:t>
+      </w:r>
+      <w:r>
+        <w:rPr>
+          <w:bCs/>
+          <w:b/>
+        </w:rPr>
+        <w:t xml:space="preserve">physical resonance + cold-palette FX layer</w:t>
       </w:r>
       <w:r>
         <w:t xml:space="preserve">.</w:t>
@@ -632,7 +676,7 @@
         <w:pStyle w:val="BodyText"/>
       </w:pPr>
       <w:r>
-        <w:t xml:space="preserve">Конкуренты в boutique tier:</w:t>
+        <w:t xml:space="preserve">Конкуренты в premium boutique tier:</w:t>
       </w:r>
     </w:p>
     <w:p>
@@ -644,6 +688,30 @@
         <w:pStyle w:val="Compact"/>
       </w:pPr>
       <w:r>
+        <w:t xml:space="preserve">Strymon BigSky — DSP reverb с modes, $499.</w:t>
+      </w:r>
+    </w:p>
+    <w:p>
+      <w:pPr>
+        <w:numPr>
+          <w:ilvl w:val="0"/>
+          <w:numId w:val="1005"/>
+        </w:numPr>
+        <w:pStyle w:val="Compact"/>
+      </w:pPr>
+      <w:r>
+        <w:t xml:space="preserve">Eventide H9 Max — multi-effects, $679.</w:t>
+      </w:r>
+    </w:p>
+    <w:p>
+      <w:pPr>
+        <w:numPr>
+          <w:ilvl w:val="0"/>
+          <w:numId w:val="1005"/>
+        </w:numPr>
+        <w:pStyle w:val="Compact"/>
+      </w:pPr>
+      <w:r>
         <w:t xml:space="preserve">Hologram Microcosm — granular/loop pedal, $399.</w:t>
       </w:r>
     </w:p>
@@ -685,30 +753,6 @@
     </w:p>
     <w:p>
       <w:pPr>
-        <w:numPr>
-          <w:ilvl w:val="0"/>
-          <w:numId w:val="1005"/>
-        </w:numPr>
-        <w:pStyle w:val="Compact"/>
-      </w:pPr>
-      <w:r>
-        <w:t xml:space="preserve">Eventide ModFactor — modulation, $279.</w:t>
-      </w:r>
-    </w:p>
-    <w:p>
-      <w:pPr>
-        <w:numPr>
-          <w:ilvl w:val="0"/>
-          <w:numId w:val="1005"/>
-        </w:numPr>
-        <w:pStyle w:val="Compact"/>
-      </w:pPr>
-      <w:r>
-        <w:t xml:space="preserve">Old Blood Noise Endeavors Procession — phaser-reverb hybrid, $279.</w:t>
-      </w:r>
-    </w:p>
-    <w:p>
-      <w:pPr>
         <w:pStyle w:val="FirstParagraph"/>
       </w:pPr>
       <w:r>
@@ -728,7 +772,7 @@
         <w:t xml:space="preserve"> </w:t>
       </w:r>
       <w:r>
-        <w:t xml:space="preserve">($499–649) с unique physical differentiator (cartridge swap).</w:t>
+        <w:t xml:space="preserve">($499–649) с unique physical differentiator (cartridge swap + solenoid double-function).</w:t>
       </w:r>
     </w:p>
     <w:bookmarkEnd w:id="23"/>
@@ -819,7 +863,7 @@
         <w:pStyle w:val="Compact"/>
       </w:pPr>
       <w:r>
-        <w:t xml:space="preserve">С phaser/vinyl FX поверх — perceived "size" звука увеличивается ещё в 2–3× за счёт modulation tail.</w:t>
+        <w:t xml:space="preserve">С phaser + cold-palette FX поверх — perceived "size" звука увеличивается ещё в 2–3× за счёт modulation tail.</w:t>
       </w:r>
     </w:p>
     <w:bookmarkEnd w:id="24"/>
@@ -873,7 +917,7 @@
         <w:t xml:space="preserve"> </w:t>
       </w:r>
       <w:r>
-        <w:t xml:space="preserve">— pedalboard для desktop synth setup, replaces Eurorack reverb.</w:t>
+        <w:t xml:space="preserve">— для desktop synth setup, заменяет Eurorack reverb.</w:t>
       </w:r>
     </w:p>
     <w:p>
@@ -895,7 +939,7 @@
         <w:t xml:space="preserve"> </w:t>
       </w:r>
       <w:r>
-        <w:t xml:space="preserve">— line-level routing.</w:t>
+        <w:t xml:space="preserve">— line-level routing через RCA параллельно с TRS.</w:t>
       </w:r>
     </w:p>
     <w:p>
@@ -917,7 +961,7 @@
         <w:t xml:space="preserve"> </w:t>
       </w:r>
       <w:r>
-        <w:t xml:space="preserve">— freeze + high feedback + phaser depth + slow vinyl wow.</w:t>
+        <w:t xml:space="preserve">— freeze + high feedback + phaser depth + slow PULSE damper-breath.</w:t>
       </w:r>
     </w:p>
     <w:p>
@@ -939,7 +983,7 @@
         <w:t xml:space="preserve"> </w:t>
       </w:r>
       <w:r>
-        <w:t xml:space="preserve">— gate/crush stomp + self-oscillating cartridge + Geiger.</w:t>
+        <w:t xml:space="preserve">— bipolar NOISE/GEIGER CW + self-oscillating cartridge + TOLL bell-strike.</w:t>
       </w:r>
     </w:p>
     <w:p>
@@ -955,6 +999,28 @@
           <w:bCs/>
           <w:b/>
         </w:rPr>
+        <w:t xml:space="preserve">Ritual perform</w:t>
+      </w:r>
+      <w:r>
+        <w:t xml:space="preserve"> </w:t>
+      </w:r>
+      <w:r>
+        <w:t xml:space="preserve">— TOLL bell-pattern + STALL mute interrupts + cartridge swap drama.</w:t>
+      </w:r>
+    </w:p>
+    <w:p>
+      <w:pPr>
+        <w:numPr>
+          <w:ilvl w:val="0"/>
+          <w:numId w:val="1007"/>
+        </w:numPr>
+        <w:pStyle w:val="Compact"/>
+      </w:pPr>
+      <w:r>
+        <w:rPr>
+          <w:bCs/>
+          <w:b/>
+        </w:rPr>
         <w:t xml:space="preserve">Vocals / drums (studio)</w:t>
       </w:r>
       <w:r>
@@ -965,13 +1031,13 @@
       </w:r>
     </w:p>
     <w:bookmarkEnd w:id="25"/>
-    <w:bookmarkStart w:id="26" w:name="Xee299cc5478ccc779470f5dfd741ea653c0e020"/>
+    <w:bookmarkStart w:id="26" w:name="X28057b210b242fd803522f525455e20301e9a35"/>
     <w:p>
       <w:pPr>
         <w:pStyle w:val="Heading3"/>
       </w:pPr>
       <w:r>
-        <w:t xml:space="preserve">Эффекты "разрушающегося эфира" (postapocalypse FX engine)</w:t>
+        <w:t xml:space="preserve">Эффекты "холодной палитры" (cold-palette FX layer)</w:t>
       </w:r>
     </w:p>
     <w:p>
@@ -979,7 +1045,22 @@
         <w:pStyle w:val="FirstParagraph"/>
       </w:pPr>
       <w:r>
-        <w:t xml:space="preserve">Пять характерных модов разложения:</w:t>
+        <w:t xml:space="preserve">Постапокалипсис холодной ночи — словарь эффектов, каждый имеет физическое основание и парный антипод в Last Day:</w:t>
+      </w:r>
+    </w:p>
+    <w:p>
+      <w:pPr>
+        <w:pStyle w:val="BodyText"/>
+      </w:pPr>
+      <w:r>
+        <w:rPr>
+          <w:bCs/>
+          <w:b/>
+        </w:rPr>
+        <w:t xml:space="preserve">Phase 1 ship (ядро)</w:t>
+      </w:r>
+      <w:r>
+        <w:t xml:space="preserve">:</w:t>
       </w:r>
     </w:p>
     <w:p>
@@ -995,13 +1076,67 @@
           <w:bCs/>
           <w:b/>
         </w:rPr>
+        <w:t xml:space="preserve">Bipolar NOISE / GEIGER</w:t>
+      </w:r>
+      <w:r>
+        <w:t xml:space="preserve"> </w:t>
+      </w:r>
+      <w:r>
+        <w:t xml:space="preserve">— один центральный knob с detent в middle (off).</w:t>
+      </w:r>
+      <w:r>
+        <w:t xml:space="preserve"> </w:t>
+      </w:r>
+      <w:r>
+        <w:rPr>
+          <w:bCs/>
+          <w:b/>
+        </w:rPr>
+        <w:t xml:space="preserve">CCW → continuous noise</w:t>
+      </w:r>
+      <w:r>
+        <w:t xml:space="preserve"> </w:t>
+      </w:r>
+      <w:r>
+        <w:t xml:space="preserve">(BZX55C9V1 zener → gain → color filter → mix).</w:t>
+      </w:r>
+      <w:r>
+        <w:t xml:space="preserve"> </w:t>
+      </w:r>
+      <w:r>
+        <w:rPr>
+          <w:bCs/>
+          <w:b/>
+        </w:rPr>
+        <w:t xml:space="preserve">CW → Geiger ticks</w:t>
+      </w:r>
+      <w:r>
+        <w:t xml:space="preserve"> </w:t>
+      </w:r>
+      <w:r>
+        <w:t xml:space="preserve">(ATtiny85 LFSR → comparator → cluster pulse shaper → mix). Knob splits CV via VCAs по половинкам signed amount.</w:t>
+      </w:r>
+    </w:p>
+    <w:p>
+      <w:pPr>
+        <w:numPr>
+          <w:ilvl w:val="0"/>
+          <w:numId w:val="1008"/>
+        </w:numPr>
+        <w:pStyle w:val="Compact"/>
+      </w:pPr>
+      <w:r>
+        <w:rPr>
+          <w:bCs/>
+          <w:b/>
+        </w:rPr>
         <w:t xml:space="preserve">Phaser</w:t>
       </w:r>
       <w:r>
         <w:t xml:space="preserve"> </w:t>
       </w:r>
       <w:r>
-        <w:t xml:space="preserve">(Phase/Flutter / DEPTH / SPEED) — 4-stage OTA-based phaser. От slow swirl до seasick wow.</w:t>
+        <w:t xml:space="preserve">(опциональный immersion layer) — 4-stage OTA all-pass (LM13700 OTA2). Phase/Flutter feedback + DEPTH + SPEED. Switchable bypass.</w:t>
       </w:r>
     </w:p>
     <w:p>
@@ -1017,79 +1152,297 @@
           <w:bCs/>
           <w:b/>
         </w:rPr>
-        <w:t xml:space="preserve">Vinyl wow/flutter</w:t>
-      </w:r>
-      <w:r>
-        <w:t xml:space="preserve"> </w:t>
-      </w:r>
-      <w:r>
-        <w:t xml:space="preserve">— LFO модулирует pitch reverb-tail (tape-like instability).</w:t>
-      </w:r>
-    </w:p>
-    <w:p>
-      <w:pPr>
-        <w:numPr>
-          <w:ilvl w:val="0"/>
-          <w:numId w:val="1008"/>
-        </w:numPr>
-        <w:pStyle w:val="Compact"/>
-      </w:pPr>
-      <w:r>
-        <w:rPr>
-          <w:bCs/>
-          <w:b/>
-        </w:rPr>
-        <w:t xml:space="preserve">Geiger noise</w:t>
-      </w:r>
-      <w:r>
-        <w:t xml:space="preserve"> </w:t>
-      </w:r>
-      <w:r>
-        <w:t xml:space="preserve">— cluster-pattern impulse clicks (через ATtiny LFSR), а не continuous hiss.</w:t>
-      </w:r>
-    </w:p>
-    <w:p>
-      <w:pPr>
-        <w:numPr>
-          <w:ilvl w:val="0"/>
-          <w:numId w:val="1008"/>
-        </w:numPr>
-        <w:pStyle w:val="Compact"/>
-      </w:pPr>
-      <w:r>
-        <w:rPr>
-          <w:bCs/>
-          <w:b/>
-        </w:rPr>
-        <w:t xml:space="preserve">Gate/Crush</w:t>
-      </w:r>
-      <w:r>
-        <w:t xml:space="preserve"> </w:t>
-      </w:r>
-      <w:r>
-        <w:t xml:space="preserve">— footswitch активирует gate (cut signal under threshold) → bitcrush (downsample + bit-reduce). Аналоговая imitation digital decay.</w:t>
-      </w:r>
-    </w:p>
-    <w:p>
-      <w:pPr>
-        <w:numPr>
-          <w:ilvl w:val="0"/>
-          <w:numId w:val="1008"/>
-        </w:numPr>
-        <w:pStyle w:val="Compact"/>
-      </w:pPr>
-      <w:r>
-        <w:rPr>
-          <w:bCs/>
-          <w:b/>
-        </w:rPr>
-        <w:t xml:space="preserve">Solenoid stutter</w:t>
-      </w:r>
-      <w:r>
-        <w:t xml:space="preserve"> </w:t>
-      </w:r>
-      <w:r>
-        <w:t xml:space="preserve">— CV/expression на DAMP даёт rhythmic mechanical mute.</w:t>
+        <w:t xml:space="preserve">Solenoid double-function</w:t>
+      </w:r>
+      <w:r>
+        <w:t xml:space="preserve">: DAMP (sustained hold via CV) + TOLL (5–10мс pulse via footswitch / gate) = bell-strike пластины.</w:t>
+      </w:r>
+    </w:p>
+    <w:p>
+      <w:pPr>
+        <w:pStyle w:val="FirstParagraph"/>
+      </w:pPr>
+      <w:r>
+        <w:rPr>
+          <w:bCs/>
+          <w:b/>
+        </w:rPr>
+        <w:t xml:space="preserve">Phase 2 ship (cold-palette upgrade kit, v3 PCB revision)</w:t>
+      </w:r>
+      <w:r>
+        <w:t xml:space="preserve">:</w:t>
+      </w:r>
+    </w:p>
+    <w:tbl>
+      <w:tblPr>
+        <w:tblStyle w:val="Table"/>
+        <w:tblW w:type="auto" w:w="0"/>
+        <w:tblLook w:firstRow="1" w:lastRow="0" w:firstColumn="0" w:lastColumn="0" w:noHBand="0" w:noVBand="0" w:val="0020"/>
+        <w:jc w:val="start"/>
+      </w:tblPr>
+      <w:tblGrid>
+        <w:gridCol w:w="2640"/>
+        <w:gridCol w:w="2640"/>
+        <w:gridCol w:w="2640"/>
+      </w:tblGrid>
+      <w:tr>
+        <w:trPr>
+          <w:tblHeader w:val="true"/>
+        </w:trPr>
+        <w:tc>
+          <w:tcPr/>
+          <w:p>
+            <w:pPr>
+              <w:pStyle w:val="Compact"/>
+              <w:jc w:val="left"/>
+            </w:pPr>
+            <w:r>
+              <w:t xml:space="preserve">Cold (Night)</w:t>
+            </w:r>
+          </w:p>
+        </w:tc>
+        <w:tc>
+          <w:tcPr/>
+          <w:p>
+            <w:pPr>
+              <w:pStyle w:val="Compact"/>
+              <w:jc w:val="left"/>
+            </w:pPr>
+            <w:r>
+              <w:t xml:space="preserve">Hot antipode (Day)</w:t>
+            </w:r>
+          </w:p>
+        </w:tc>
+        <w:tc>
+          <w:tcPr/>
+          <w:p>
+            <w:pPr>
+              <w:pStyle w:val="Compact"/>
+              <w:jc w:val="left"/>
+            </w:pPr>
+            <w:r>
+              <w:t xml:space="preserve">Физика</w:t>
+            </w:r>
+          </w:p>
+        </w:tc>
+      </w:tr>
+      <w:tr>
+        <w:tc>
+          <w:tcPr/>
+          <w:p>
+            <w:pPr>
+              <w:pStyle w:val="Compact"/>
+              <w:jc w:val="left"/>
+            </w:pPr>
+            <w:r>
+              <w:rPr>
+                <w:bCs/>
+                <w:b/>
+              </w:rPr>
+              <w:t xml:space="preserve">PULSE</w:t>
+            </w:r>
+          </w:p>
+        </w:tc>
+        <w:tc>
+          <w:tcPr/>
+          <w:p>
+            <w:pPr>
+              <w:pStyle w:val="Compact"/>
+              <w:jc w:val="left"/>
+            </w:pPr>
+            <w:r>
+              <w:t xml:space="preserve">HAZE</w:t>
+            </w:r>
+          </w:p>
+        </w:tc>
+        <w:tc>
+          <w:tcPr/>
+          <w:p>
+            <w:pPr>
+              <w:pStyle w:val="Compact"/>
+              <w:jc w:val="left"/>
+            </w:pPr>
+            <w:r>
+              <w:t xml:space="preserve">Slow LFO 0.05–2Гц → damper-pressure → "tail дышит" ритмично</w:t>
+            </w:r>
+          </w:p>
+        </w:tc>
+      </w:tr>
+      <w:tr>
+        <w:tc>
+          <w:tcPr/>
+          <w:p>
+            <w:pPr>
+              <w:pStyle w:val="Compact"/>
+              <w:jc w:val="left"/>
+            </w:pPr>
+            <w:r>
+              <w:rPr>
+                <w:bCs/>
+                <w:b/>
+              </w:rPr>
+              <w:t xml:space="preserve">FOG</w:t>
+            </w:r>
+          </w:p>
+        </w:tc>
+        <w:tc>
+          <w:tcPr/>
+          <w:p>
+            <w:pPr>
+              <w:pStyle w:val="Compact"/>
+              <w:jc w:val="left"/>
+            </w:pPr>
+            <w:r>
+              <w:t xml:space="preserve">MIRAGE</w:t>
+            </w:r>
+          </w:p>
+        </w:tc>
+        <w:tc>
+          <w:tcPr/>
+          <w:p>
+            <w:pPr>
+              <w:pStyle w:val="Compact"/>
+              <w:jc w:val="left"/>
+            </w:pPr>
+            <w:r>
+              <w:t xml:space="preserve">Apperiodic drift: 4066 S&amp;H → slow slew → damper micro-mod</w:t>
+            </w:r>
+          </w:p>
+        </w:tc>
+      </w:tr>
+      <w:tr>
+        <w:tc>
+          <w:tcPr/>
+          <w:p>
+            <w:pPr>
+              <w:pStyle w:val="Compact"/>
+              <w:jc w:val="left"/>
+            </w:pPr>
+            <w:r>
+              <w:rPr>
+                <w:bCs/>
+                <w:b/>
+              </w:rPr>
+              <w:t xml:space="preserve">FROST</w:t>
+            </w:r>
+          </w:p>
+        </w:tc>
+        <w:tc>
+          <w:tcPr/>
+          <w:p>
+            <w:pPr>
+              <w:pStyle w:val="Compact"/>
+              <w:jc w:val="left"/>
+            </w:pPr>
+            <w:r>
+              <w:t xml:space="preserve">BLEACH</w:t>
+            </w:r>
+          </w:p>
+        </w:tc>
+        <w:tc>
+          <w:tcPr/>
+          <w:p>
+            <w:pPr>
+              <w:pStyle w:val="Compact"/>
+              <w:jc w:val="left"/>
+            </w:pPr>
+            <w:r>
+              <w:t xml:space="preserve">Voltage-controlled LPF в feedback path → sweep-down ВЧ</w:t>
+            </w:r>
+          </w:p>
+        </w:tc>
+      </w:tr>
+      <w:tr>
+        <w:tc>
+          <w:tcPr/>
+          <w:p>
+            <w:pPr>
+              <w:pStyle w:val="Compact"/>
+              <w:jc w:val="left"/>
+            </w:pPr>
+            <w:r>
+              <w:rPr>
+                <w:bCs/>
+                <w:b/>
+              </w:rPr>
+              <w:t xml:space="preserve">CHILL</w:t>
+            </w:r>
+          </w:p>
+        </w:tc>
+        <w:tc>
+          <w:tcPr/>
+          <w:p>
+            <w:pPr>
+              <w:pStyle w:val="Compact"/>
+              <w:jc w:val="left"/>
+            </w:pPr>
+            <w:r>
+              <w:t xml:space="preserve">TAR</w:t>
+            </w:r>
+          </w:p>
+        </w:tc>
+        <w:tc>
+          <w:tcPr/>
+          <w:p>
+            <w:pPr>
+              <w:pStyle w:val="Compact"/>
+              <w:jc w:val="left"/>
+            </w:pPr>
+            <w:r>
+              <w:t xml:space="preserve">Expander с brittle release: anti-compression, quiet stays quiet</w:t>
+            </w:r>
+          </w:p>
+        </w:tc>
+      </w:tr>
+      <w:tr>
+        <w:tc>
+          <w:tcPr/>
+          <w:p>
+            <w:pPr>
+              <w:pStyle w:val="Compact"/>
+              <w:jc w:val="left"/>
+            </w:pPr>
+            <w:r>
+              <w:rPr>
+                <w:bCs/>
+                <w:b/>
+              </w:rPr>
+              <w:t xml:space="preserve">HUM</w:t>
+            </w:r>
+          </w:p>
+        </w:tc>
+        <w:tc>
+          <w:tcPr/>
+          <w:p>
+            <w:pPr>
+              <w:pStyle w:val="Compact"/>
+              <w:jc w:val="left"/>
+            </w:pPr>
+            <w:r>
+              <w:t xml:space="preserve">HEATWAVE</w:t>
+            </w:r>
+          </w:p>
+        </w:tc>
+        <w:tc>
+          <w:tcPr/>
+          <w:p>
+            <w:pPr>
+              <w:pStyle w:val="Compact"/>
+              <w:jc w:val="left"/>
+            </w:pPr>
+            <w:r>
+              <w:t xml:space="preserve">Ferrite coil 50/60Hz antenna → tuned amp → mix</w:t>
+            </w:r>
+          </w:p>
+        </w:tc>
+      </w:tr>
+    </w:tbl>
+    <w:p>
+      <w:pPr>
+        <w:pStyle w:val="BodyText"/>
+      </w:pPr>
+      <w:r>
+        <w:t xml:space="preserve">Каждый — knob на лицевой панели в v3 revision (Phase 2 upgrade kit).</w:t>
       </w:r>
     </w:p>
     <w:bookmarkEnd w:id="26"/>
@@ -3360,19 +3713,19 @@
                 <w:bCs/>
                 <w:b/>
               </w:rPr>
-              <w:t xml:space="preserve">Vinyl wow/flutter range</w:t>
-            </w:r>
-          </w:p>
-        </w:tc>
-        <w:tc>
-          <w:tcPr/>
-          <w:p>
-            <w:pPr>
-              <w:pStyle w:val="Compact"/>
-              <w:jc w:val="left"/>
-            </w:pPr>
-            <w:r>
-              <w:t xml:space="preserve">0.3–8 Гц modulation rate</w:t>
+              <w:t xml:space="preserve">Noise generator bipolar split</w:t>
+            </w:r>
+          </w:p>
+        </w:tc>
+        <w:tc>
+          <w:tcPr/>
+          <w:p>
+            <w:pPr>
+              <w:pStyle w:val="Compact"/>
+              <w:jc w:val="left"/>
+            </w:pPr>
+            <w:r>
+              <w:t xml:space="preserve">Center-detent pot, CCW continuous / CW Geiger ticks</w:t>
             </w:r>
           </w:p>
         </w:tc>
@@ -3390,25 +3743,49 @@
                 <w:bCs/>
                 <w:b/>
               </w:rPr>
-              <w:t xml:space="preserve">BBD pitch instability</w:t>
-            </w:r>
-            <w:r>
-              <w:t xml:space="preserve"> </w:t>
-            </w:r>
-            <w:r>
-              <w:t xml:space="preserve">(vinyl)</w:t>
-            </w:r>
-          </w:p>
-        </w:tc>
-        <w:tc>
-          <w:tcPr/>
-          <w:p>
-            <w:pPr>
-              <w:pStyle w:val="Compact"/>
-              <w:jc w:val="left"/>
-            </w:pPr>
-            <w:r>
-              <w:t xml:space="preserve">±2% pitch variation max</w:t>
+              <w:t xml:space="preserve">Geiger tick rate</w:t>
+            </w:r>
+          </w:p>
+        </w:tc>
+        <w:tc>
+          <w:tcPr/>
+          <w:p>
+            <w:pPr>
+              <w:pStyle w:val="Compact"/>
+              <w:jc w:val="left"/>
+            </w:pPr>
+            <w:r>
+              <w:t xml:space="preserve">0.5–20 events/sec @ random cluster pattern (ATtiny85 LFSR)</w:t>
+            </w:r>
+          </w:p>
+        </w:tc>
+      </w:tr>
+      <w:tr>
+        <w:tc>
+          <w:tcPr/>
+          <w:p>
+            <w:pPr>
+              <w:pStyle w:val="Compact"/>
+              <w:jc w:val="left"/>
+            </w:pPr>
+            <w:r>
+              <w:rPr>
+                <w:bCs/>
+                <w:b/>
+              </w:rPr>
+              <w:t xml:space="preserve">Solenoid double-function</w:t>
+            </w:r>
+          </w:p>
+        </w:tc>
+        <w:tc>
+          <w:tcPr/>
+          <w:p>
+            <w:pPr>
+              <w:pStyle w:val="Compact"/>
+              <w:jc w:val="left"/>
+            </w:pPr>
+            <w:r>
+              <w:t xml:space="preserve">DAMP sustained (CV) + TOLL impulse (5–10мс trigger)</w:t>
             </w:r>
           </w:p>
         </w:tc>
@@ -3540,7 +3917,7 @@
               <w:jc w:val="left"/>
             </w:pPr>
             <w:r>
-              <w:t xml:space="preserve">12V DC, 350мА typical / 500мА peak (включая phaser + vinyl + DC-DC losses)</w:t>
+              <w:t xml:space="preserve">12V DC, 350мА typical / 500мА peak (включая phaser + cold palette + DC-DC losses)</w:t>
             </w:r>
           </w:p>
         </w:tc>
@@ -3625,13 +4002,330 @@
         <w:t xml:space="preserve">Контролы идентичны для обеих SKU (одна схема). Раскладка отличается только enclosure-level — pedal vs Eurorack.</w:t>
       </w:r>
     </w:p>
-    <w:bookmarkStart w:id="35" w:name="X9708ee146c320feb14b8e0d80fdf67c98183a09"/>
+    <w:bookmarkStart w:id="35" w:name="X040c769c67313a23198369378208a603b6ac7bc"/>
     <w:p>
       <w:pPr>
         <w:pStyle w:val="Heading3"/>
       </w:pPr>
       <w:r>
-        <w:t xml:space="preserve">Раскладка панели — Pedal SKU (~178×119мм, ModFactor-class)</w:t>
+        <w:t xml:space="preserve">Раскладка панели — Pedal SKU (~203×140мм, big-box class)</w:t>
+      </w:r>
+    </w:p>
+    <w:p>
+      <w:pPr>
+        <w:pStyle w:val="SourceCode"/>
+      </w:pPr>
+      <w:r>
+        <w:rPr>
+          <w:rStyle w:val="VerbatimChar"/>
+        </w:rPr>
+        <w:t xml:space="preserve">┌──────────────────────────────────────────────────────────────────────────────────┐</w:t>
+      </w:r>
+      <w:r>
+        <w:br/>
+      </w:r>
+      <w:r>
+        <w:rPr>
+          <w:rStyle w:val="VerbatimChar"/>
+        </w:rPr>
+        <w:t xml:space="preserve">│  ◯                            LAST  NIGHT                                     ◯  │</w:t>
+      </w:r>
+      <w:r>
+        <w:br/>
+      </w:r>
+      <w:r>
+        <w:rPr>
+          <w:rStyle w:val="VerbatimChar"/>
+        </w:rPr>
+        <w:t xml:space="preserve">│                            system suicide                                        │</w:t>
+      </w:r>
+      <w:r>
+        <w:br/>
+      </w:r>
+      <w:r>
+        <w:rPr>
+          <w:rStyle w:val="VerbatimChar"/>
+        </w:rPr>
+        <w:t xml:space="preserve">│                                                                                  │</w:t>
+      </w:r>
+      <w:r>
+        <w:br/>
+      </w:r>
+      <w:r>
+        <w:rPr>
+          <w:rStyle w:val="VerbatimChar"/>
+        </w:rPr>
+        <w:t xml:space="preserve">│  ◉ INPUT     ┌─[──────────────────────────────]─┐    ◉ DRY/WET   ◉ OUTPUT        │</w:t>
+      </w:r>
+      <w:r>
+        <w:br/>
+      </w:r>
+      <w:r>
+        <w:rPr>
+          <w:rStyle w:val="VerbatimChar"/>
+        </w:rPr>
+        <w:t xml:space="preserve">│              │       CARTRIDGE SLOT             │                                │</w:t>
+      </w:r>
+      <w:r>
+        <w:br/>
+      </w:r>
+      <w:r>
+        <w:rPr>
+          <w:rStyle w:val="VerbatimChar"/>
+        </w:rPr>
+        <w:t xml:space="preserve">│              │       horizontal — plate visible │    ◉ CARTRIDGE FEEDBACK        │</w:t>
+      </w:r>
+      <w:r>
+        <w:br/>
+      </w:r>
+      <w:r>
+        <w:rPr>
+          <w:rStyle w:val="VerbatimChar"/>
+        </w:rPr>
+        <w:t xml:space="preserve">│              └─[──────────────────────────────]─┘                                │</w:t>
+      </w:r>
+      <w:r>
+        <w:br/>
+      </w:r>
+      <w:r>
+        <w:rPr>
+          <w:rStyle w:val="VerbatimChar"/>
+        </w:rPr>
+        <w:t xml:space="preserve">│                                                                                  │</w:t>
+      </w:r>
+      <w:r>
+        <w:br/>
+      </w:r>
+      <w:r>
+        <w:rPr>
+          <w:rStyle w:val="VerbatimChar"/>
+        </w:rPr>
+        <w:t xml:space="preserve">│  ┌─COLOR─┐                                                                       │</w:t>
+      </w:r>
+      <w:r>
+        <w:br/>
+      </w:r>
+      <w:r>
+        <w:rPr>
+          <w:rStyle w:val="VerbatimChar"/>
+        </w:rPr>
+        <w:t xml:space="preserve">│  │ COLOR │                                                       ▢ SWITCH CLIP   │</w:t>
+      </w:r>
+      <w:r>
+        <w:br/>
+      </w:r>
+      <w:r>
+        <w:rPr>
+          <w:rStyle w:val="VerbatimChar"/>
+        </w:rPr>
+        <w:t xml:space="preserve">│  │ WARM  │  ◉ DRIVE   ◉ ATK   ◉ DEC      ◉ POSIT  ◉ BOOST                       │</w:t>
+      </w:r>
+      <w:r>
+        <w:br/>
+      </w:r>
+      <w:r>
+        <w:rPr>
+          <w:rStyle w:val="VerbatimChar"/>
+        </w:rPr>
+        <w:t xml:space="preserve">│  │ DARK  │                                                                       │</w:t>
+      </w:r>
+      <w:r>
+        <w:br/>
+      </w:r>
+      <w:r>
+        <w:rPr>
+          <w:rStyle w:val="VerbatimChar"/>
+        </w:rPr>
+        <w:t xml:space="preserve">│  │ COLOR │             ◉ LowPass           ▢ PHASER ON/OFF                       │</w:t>
+      </w:r>
+      <w:r>
+        <w:br/>
+      </w:r>
+      <w:r>
+        <w:rPr>
+          <w:rStyle w:val="VerbatimChar"/>
+        </w:rPr>
+        <w:t xml:space="preserve">│  │ MIX   │             ◉ HiPass            ◉ PHASE/FLUTTER  ◉ DEPTH  ◉ SPEED     │</w:t>
+      </w:r>
+      <w:r>
+        <w:br/>
+      </w:r>
+      <w:r>
+        <w:rPr>
+          <w:rStyle w:val="VerbatimChar"/>
+        </w:rPr>
+        <w:t xml:space="preserve">│  └───────┘                                                                       │</w:t>
+      </w:r>
+      <w:r>
+        <w:br/>
+      </w:r>
+      <w:r>
+        <w:rPr>
+          <w:rStyle w:val="VerbatimChar"/>
+        </w:rPr>
+        <w:t xml:space="preserve">│                                                                                  │</w:t>
+      </w:r>
+      <w:r>
+        <w:br/>
+      </w:r>
+      <w:r>
+        <w:rPr>
+          <w:rStyle w:val="VerbatimChar"/>
+        </w:rPr>
+        <w:t xml:space="preserve">│  ◉ TONE     ◉ NOISE/GEIGER     ◉ COLOR                                           │</w:t>
+      </w:r>
+      <w:r>
+        <w:br/>
+      </w:r>
+      <w:r>
+        <w:rPr>
+          <w:rStyle w:val="VerbatimChar"/>
+        </w:rPr>
+        <w:t xml:space="preserve">│              (bipolar, center)  (noise filter)                                   │</w:t>
+      </w:r>
+      <w:r>
+        <w:br/>
+      </w:r>
+      <w:r>
+        <w:rPr>
+          <w:rStyle w:val="VerbatimChar"/>
+        </w:rPr>
+        <w:t xml:space="preserve">│                                                                                  │</w:t>
+      </w:r>
+      <w:r>
+        <w:br/>
+      </w:r>
+      <w:r>
+        <w:rPr>
+          <w:rStyle w:val="VerbatimChar"/>
+        </w:rPr>
+        <w:t xml:space="preserve">│  [Phase 2 v3 PCB upgrade adds: ◉ PULSE  ◉ FOG  ◉ FROST  ◉ CHILL  ◉ HUM ]        │</w:t>
+      </w:r>
+      <w:r>
+        <w:br/>
+      </w:r>
+      <w:r>
+        <w:rPr>
+          <w:rStyle w:val="VerbatimChar"/>
+        </w:rPr>
+        <w:t xml:space="preserve">│                                                                                  │</w:t>
+      </w:r>
+      <w:r>
+        <w:br/>
+      </w:r>
+      <w:r>
+        <w:rPr>
+          <w:rStyle w:val="VerbatimChar"/>
+        </w:rPr>
+        <w:t xml:space="preserve">├──────────────────────────────────────────────────────────────────────────────────┤</w:t>
+      </w:r>
+      <w:r>
+        <w:br/>
+      </w:r>
+      <w:r>
+        <w:rPr>
+          <w:rStyle w:val="VerbatimChar"/>
+        </w:rPr>
+        <w:t xml:space="preserve">│  CV PATCH BAY (mini-jacks 3.5мм)                                                 │</w:t>
+      </w:r>
+      <w:r>
+        <w:br/>
+      </w:r>
+      <w:r>
+        <w:rPr>
+          <w:rStyle w:val="VerbatimChar"/>
+        </w:rPr>
+        <w:t xml:space="preserve">│                                                                                  │</w:t>
+      </w:r>
+      <w:r>
+        <w:br/>
+      </w:r>
+      <w:r>
+        <w:rPr>
+          <w:rStyle w:val="VerbatimChar"/>
+        </w:rPr>
+        <w:t xml:space="preserve">│  Row A: ⊙IN ⊙DRIVE ⊙DECAY ⊙NOISE ⊙POS ⊙DAMP ⊙TOLL⊙LoPass ⊙MIX ⊙EG ⊙DRY ⊙WET    │</w:t>
+      </w:r>
+      <w:r>
+        <w:br/>
+      </w:r>
+      <w:r>
+        <w:rPr>
+          <w:rStyle w:val="VerbatimChar"/>
+        </w:rPr>
+        <w:t xml:space="preserve">│  Row B: ⊙CLK ⊙TONE ⊙Attack ⊙COLOR ⊙FB ⊙HiPass ⊙Boost            ⊙L ⊙MAIN ⊙R    │</w:t>
+      </w:r>
+      <w:r>
+        <w:br/>
+      </w:r>
+      <w:r>
+        <w:rPr>
+          <w:rStyle w:val="VerbatimChar"/>
+        </w:rPr>
+        <w:t xml:space="preserve">│                                                                                  │</w:t>
+      </w:r>
+      <w:r>
+        <w:br/>
+      </w:r>
+      <w:r>
+        <w:rPr>
+          <w:rStyle w:val="VerbatimChar"/>
+        </w:rPr>
+        <w:t xml:space="preserve">├──────────────────────────────────────────────────────────────────────────────────┤</w:t>
+      </w:r>
+      <w:r>
+        <w:br/>
+      </w:r>
+      <w:r>
+        <w:rPr>
+          <w:rStyle w:val="VerbatimChar"/>
+        </w:rPr>
+        <w:t xml:space="preserve">│  ▣ KILL          ▣ FREEZE                       ▣ TOLL           ▣ STALL         │</w:t>
+      </w:r>
+      <w:r>
+        <w:br/>
+      </w:r>
+      <w:r>
+        <w:rPr>
+          <w:rStyle w:val="VerbatimChar"/>
+        </w:rPr>
+        <w:t xml:space="preserve">│  (momentary)     (latching)                     (momentary)      (latching)      │</w:t>
+      </w:r>
+      <w:r>
+        <w:br/>
+      </w:r>
+      <w:r>
+        <w:rPr>
+          <w:rStyle w:val="VerbatimChar"/>
+        </w:rPr>
+        <w:t xml:space="preserve">│                                                                                  │</w:t>
+      </w:r>
+      <w:r>
+        <w:br/>
+      </w:r>
+      <w:r>
+        <w:rPr>
+          <w:rStyle w:val="VerbatimChar"/>
+        </w:rPr>
+        <w:t xml:space="preserve">│                  12V DC ⊕━○━⊖    EXP IN  ⊙                                       │</w:t>
+      </w:r>
+      <w:r>
+        <w:br/>
+      </w:r>
+      <w:r>
+        <w:rPr>
+          <w:rStyle w:val="VerbatimChar"/>
+        </w:rPr>
+        <w:t xml:space="preserve">│  ◯                                                                           ◯   │</w:t>
+      </w:r>
+      <w:r>
+        <w:br/>
+      </w:r>
+      <w:r>
+        <w:rPr>
+          <w:rStyle w:val="VerbatimChar"/>
+        </w:rPr>
+        <w:t xml:space="preserve">└──────────────────────────────────────────────────────────────────────────────────┘</w:t>
       </w:r>
     </w:p>
     <w:p>
@@ -3639,313 +4333,6 @@
         <w:pStyle w:val="FirstParagraph"/>
       </w:pPr>
       <w:r>
-        <w:t xml:space="preserve">Layout соответствует mockup:</w:t>
-      </w:r>
-    </w:p>
-    <w:p>
-      <w:pPr>
-        <w:pStyle w:val="SourceCode"/>
-      </w:pPr>
-      <w:r>
-        <w:rPr>
-          <w:rStyle w:val="VerbatimChar"/>
-        </w:rPr>
-        <w:t xml:space="preserve">┌──────────────────────────────────────────────────────────────────────────────┐</w:t>
-      </w:r>
-      <w:r>
-        <w:br/>
-      </w:r>
-      <w:r>
-        <w:rPr>
-          <w:rStyle w:val="VerbatimChar"/>
-        </w:rPr>
-        <w:t xml:space="preserve">│  ◯                          LAST  NIGHT                                   ◯  │</w:t>
-      </w:r>
-      <w:r>
-        <w:br/>
-      </w:r>
-      <w:r>
-        <w:rPr>
-          <w:rStyle w:val="VerbatimChar"/>
-        </w:rPr>
-        <w:t xml:space="preserve">│                          system suicide                                      │</w:t>
-      </w:r>
-      <w:r>
-        <w:br/>
-      </w:r>
-      <w:r>
-        <w:rPr>
-          <w:rStyle w:val="VerbatimChar"/>
-        </w:rPr>
-        <w:t xml:space="preserve">│                                                                              │</w:t>
-      </w:r>
-      <w:r>
-        <w:br/>
-      </w:r>
-      <w:r>
-        <w:rPr>
-          <w:rStyle w:val="VerbatimChar"/>
-        </w:rPr>
-        <w:t xml:space="preserve">│  ◉ INPUT     ┌─────────────────────────┐    ◉ DRY/WET   ◉ OUTPUT             │</w:t>
-      </w:r>
-      <w:r>
-        <w:br/>
-      </w:r>
-      <w:r>
-        <w:rPr>
-          <w:rStyle w:val="VerbatimChar"/>
-        </w:rPr>
-        <w:t xml:space="preserve">│              │     CARTRIDGE SLOT      │                                     │</w:t>
-      </w:r>
-      <w:r>
-        <w:br/>
-      </w:r>
-      <w:r>
-        <w:rPr>
-          <w:rStyle w:val="VerbatimChar"/>
-        </w:rPr>
-        <w:t xml:space="preserve">│              │   horizontal slot —     │   ◉ CARTRIDGE FEEDBACK              │</w:t>
-      </w:r>
-      <w:r>
-        <w:br/>
-      </w:r>
-      <w:r>
-        <w:rPr>
-          <w:rStyle w:val="VerbatimChar"/>
-        </w:rPr>
-        <w:t xml:space="preserve">│              │   plate visible         │                                     │</w:t>
-      </w:r>
-      <w:r>
-        <w:br/>
-      </w:r>
-      <w:r>
-        <w:rPr>
-          <w:rStyle w:val="VerbatimChar"/>
-        </w:rPr>
-        <w:t xml:space="preserve">│              └─────────────────────────┘                                     │</w:t>
-      </w:r>
-      <w:r>
-        <w:br/>
-      </w:r>
-      <w:r>
-        <w:rPr>
-          <w:rStyle w:val="VerbatimChar"/>
-        </w:rPr>
-        <w:t xml:space="preserve">│                                                                              │</w:t>
-      </w:r>
-      <w:r>
-        <w:br/>
-      </w:r>
-      <w:r>
-        <w:rPr>
-          <w:rStyle w:val="VerbatimChar"/>
-        </w:rPr>
-        <w:t xml:space="preserve">│  ┌─COLOR─┐                                                                   │</w:t>
-      </w:r>
-      <w:r>
-        <w:br/>
-      </w:r>
-      <w:r>
-        <w:rPr>
-          <w:rStyle w:val="VerbatimChar"/>
-        </w:rPr>
-        <w:t xml:space="preserve">│  │ COLOR │                                                ▢ SWITCH CLIP      │</w:t>
-      </w:r>
-      <w:r>
-        <w:br/>
-      </w:r>
-      <w:r>
-        <w:rPr>
-          <w:rStyle w:val="VerbatimChar"/>
-        </w:rPr>
-        <w:t xml:space="preserve">│  │ WARM  │  ◉ DRIVE   ◉ ATK   ◉ DEC      ◉ POSIT  ◉ BOOST                   │</w:t>
-      </w:r>
-      <w:r>
-        <w:br/>
-      </w:r>
-      <w:r>
-        <w:rPr>
-          <w:rStyle w:val="VerbatimChar"/>
-        </w:rPr>
-        <w:t xml:space="preserve">│  │ DARK  │                                                                   │</w:t>
-      </w:r>
-      <w:r>
-        <w:br/>
-      </w:r>
-      <w:r>
-        <w:rPr>
-          <w:rStyle w:val="VerbatimChar"/>
-        </w:rPr>
-        <w:t xml:space="preserve">│  │ COLOR │                       ◉ LowPass         ┌──── Shape Form ────┐   │</w:t>
-      </w:r>
-      <w:r>
-        <w:br/>
-      </w:r>
-      <w:r>
-        <w:rPr>
-          <w:rStyle w:val="VerbatimChar"/>
-        </w:rPr>
-        <w:t xml:space="preserve">│  │ MIX   │                       ◉ HiPass          │   slider →          │   │</w:t>
-      </w:r>
-      <w:r>
-        <w:br/>
-      </w:r>
-      <w:r>
-        <w:rPr>
-          <w:rStyle w:val="VerbatimChar"/>
-        </w:rPr>
-        <w:t xml:space="preserve">│  └───────┘                                          └─────────────────────┘   │</w:t>
-      </w:r>
-      <w:r>
-        <w:br/>
-      </w:r>
-      <w:r>
-        <w:rPr>
-          <w:rStyle w:val="VerbatimChar"/>
-        </w:rPr>
-        <w:t xml:space="preserve">│                                                                              │</w:t>
-      </w:r>
-      <w:r>
-        <w:br/>
-      </w:r>
-      <w:r>
-        <w:rPr>
-          <w:rStyle w:val="VerbatimChar"/>
-        </w:rPr>
-        <w:t xml:space="preserve">│  ◉ TONE   ◉ NOISE   ◉ COLOR(geiger)   ◉ Phase/Flutter  ◉ DEPTH  ◉ SPEED     │</w:t>
-      </w:r>
-      <w:r>
-        <w:br/>
-      </w:r>
-      <w:r>
-        <w:rPr>
-          <w:rStyle w:val="VerbatimChar"/>
-        </w:rPr>
-        <w:t xml:space="preserve">│                                                                              │</w:t>
-      </w:r>
-      <w:r>
-        <w:br/>
-      </w:r>
-      <w:r>
-        <w:rPr>
-          <w:rStyle w:val="VerbatimChar"/>
-        </w:rPr>
-        <w:t xml:space="preserve">├──────────────────────────────────────────────────────────────────────────────┤</w:t>
-      </w:r>
-      <w:r>
-        <w:br/>
-      </w:r>
-      <w:r>
-        <w:rPr>
-          <w:rStyle w:val="VerbatimChar"/>
-        </w:rPr>
-        <w:t xml:space="preserve">│  CV PATCH BAY (mini-jacks 3.5мм)                                             │</w:t>
-      </w:r>
-      <w:r>
-        <w:br/>
-      </w:r>
-      <w:r>
-        <w:rPr>
-          <w:rStyle w:val="VerbatimChar"/>
-        </w:rPr>
-        <w:t xml:space="preserve">│                                                                              │</w:t>
-      </w:r>
-      <w:r>
-        <w:br/>
-      </w:r>
-      <w:r>
-        <w:rPr>
-          <w:rStyle w:val="VerbatimChar"/>
-        </w:rPr>
-        <w:t xml:space="preserve">│  Row A: ⊙IN ⊙DRIVE ⊙DECAY ⊙NOISE ⊙POS ⊙DAMP ⊙LoPass ⊙MIX  ⊙EG ⊙DRY ⊙WET    │</w:t>
-      </w:r>
-      <w:r>
-        <w:br/>
-      </w:r>
-      <w:r>
-        <w:rPr>
-          <w:rStyle w:val="VerbatimChar"/>
-        </w:rPr>
-        <w:t xml:space="preserve">│  Row B: ⊙CLK ⊙TONE ⊙Attack ⊙COLOR ⊙FeedBack ⊙HiPass ⊙Boost  ⊙L ⊙MAIN ⊙R    │</w:t>
-      </w:r>
-      <w:r>
-        <w:br/>
-      </w:r>
-      <w:r>
-        <w:rPr>
-          <w:rStyle w:val="VerbatimChar"/>
-        </w:rPr>
-        <w:t xml:space="preserve">│                                                                              │</w:t>
-      </w:r>
-      <w:r>
-        <w:br/>
-      </w:r>
-      <w:r>
-        <w:rPr>
-          <w:rStyle w:val="VerbatimChar"/>
-        </w:rPr>
-        <w:t xml:space="preserve">├──────────────────────────────────────────────────────────────────────────────┤</w:t>
-      </w:r>
-      <w:r>
-        <w:br/>
-      </w:r>
-      <w:r>
-        <w:rPr>
-          <w:rStyle w:val="VerbatimChar"/>
-        </w:rPr>
-        <w:t xml:space="preserve">│  ▣ TAP        ▣ GATE/CRUSH                       ▣ BYPASS    ▣ FREEZE        │</w:t>
-      </w:r>
-      <w:r>
-        <w:br/>
-      </w:r>
-      <w:r>
-        <w:rPr>
-          <w:rStyle w:val="VerbatimChar"/>
-        </w:rPr>
-        <w:t xml:space="preserve">│  (footswitch) (footswitch)                       (footswitch)(footswitch)    │</w:t>
-      </w:r>
-      <w:r>
-        <w:br/>
-      </w:r>
-      <w:r>
-        <w:rPr>
-          <w:rStyle w:val="VerbatimChar"/>
-        </w:rPr>
-        <w:t xml:space="preserve">│                                                                              │</w:t>
-      </w:r>
-      <w:r>
-        <w:br/>
-      </w:r>
-      <w:r>
-        <w:rPr>
-          <w:rStyle w:val="VerbatimChar"/>
-        </w:rPr>
-        <w:t xml:space="preserve">│                  12V DC ⊕━○━⊖    EXP IN  ⊙                                   │</w:t>
-      </w:r>
-      <w:r>
-        <w:br/>
-      </w:r>
-      <w:r>
-        <w:rPr>
-          <w:rStyle w:val="VerbatimChar"/>
-        </w:rPr>
-        <w:t xml:space="preserve">│  ◯                                                                       ◯   │</w:t>
-      </w:r>
-      <w:r>
-        <w:br/>
-      </w:r>
-      <w:r>
-        <w:rPr>
-          <w:rStyle w:val="VerbatimChar"/>
-        </w:rPr>
-        <w:t xml:space="preserve">└──────────────────────────────────────────────────────────────────────────────┘</w:t>
-      </w:r>
-    </w:p>
-    <w:p>
-      <w:pPr>
-        <w:pStyle w:val="FirstParagraph"/>
-      </w:pPr>
-      <w:r>
         <w:rPr>
           <w:bCs/>
           <w:b/>
@@ -3953,7 +4340,10 @@
         <w:t xml:space="preserve">Pedal layout особенности</w:t>
       </w:r>
       <w:r>
-        <w:t xml:space="preserve">:</w:t>
+        <w:t xml:space="preserve"> </w:t>
+      </w:r>
+      <w:r>
+        <w:t xml:space="preserve">(203×140мм, big-box class — Strymon BigSky / Eventide H9 Max):</w:t>
       </w:r>
     </w:p>
     <w:p>
@@ -3972,10 +4362,7 @@
         <w:t xml:space="preserve">4 footswitches</w:t>
       </w:r>
       <w:r>
-        <w:t xml:space="preserve"> </w:t>
-      </w:r>
-      <w:r>
-        <w:t xml:space="preserve">в нижнем ряду: TAP / GATE-CRUSH / BYPASS / FREEZE.</w:t>
+        <w:t xml:space="preserve">: KILL / FREEZE / TOLL / STALL (жесты "холодной ночи").</w:t>
       </w:r>
     </w:p>
     <w:p>
@@ -3997,7 +4384,7 @@
         <w:t xml:space="preserve"> </w:t>
       </w:r>
       <w:r>
-        <w:t xml:space="preserve">(всего ~21 mini-jack) — modular-style integration с external CV.</w:t>
+        <w:t xml:space="preserve">(~22 mini-jack) — modular-style integration с external CV.</w:t>
       </w:r>
     </w:p>
     <w:p>
@@ -4019,7 +4406,7 @@
         <w:t xml:space="preserve"> </w:t>
       </w:r>
       <w:r>
-        <w:t xml:space="preserve">в top section — visible через окно.</w:t>
+        <w:t xml:space="preserve">в top section с brackets на обоих концах — plate visible через окно 100×60мм.</w:t>
       </w:r>
     </w:p>
     <w:p>
@@ -4035,6 +4422,28 @@
           <w:bCs/>
           <w:b/>
         </w:rPr>
+        <w:t xml:space="preserve">Bipolar NOISE/GEIGER knob</w:t>
+      </w:r>
+      <w:r>
+        <w:t xml:space="preserve"> </w:t>
+      </w:r>
+      <w:r>
+        <w:t xml:space="preserve">в нижнем ряду — центральный detent в положении 12 часов = off; CCW = continuous zener noise; CW = Geiger cluster ticks.</w:t>
+      </w:r>
+    </w:p>
+    <w:p>
+      <w:pPr>
+        <w:numPr>
+          <w:ilvl w:val="0"/>
+          <w:numId w:val="1017"/>
+        </w:numPr>
+        <w:pStyle w:val="Compact"/>
+      </w:pPr>
+      <w:r>
+        <w:rPr>
+          <w:bCs/>
+          <w:b/>
+        </w:rPr>
         <w:t xml:space="preserve">Color preset slider</w:t>
       </w:r>
       <w:r>
@@ -4057,13 +4466,13 @@
           <w:bCs/>
           <w:b/>
         </w:rPr>
-        <w:t xml:space="preserve">Shape Form slider</w:t>
-      </w:r>
-      <w:r>
-        <w:t xml:space="preserve"> </w:t>
-      </w:r>
-      <w:r>
-        <w:t xml:space="preserve">horizontal — phaser LFO waveform shape.</w:t>
+        <w:t xml:space="preserve">PHASER ON/OFF toggle</w:t>
+      </w:r>
+      <w:r>
+        <w:t xml:space="preserve"> </w:t>
+      </w:r>
+      <w:r>
+        <w:t xml:space="preserve">— engage / bypass phaser section.</w:t>
       </w:r>
     </w:p>
     <w:p>
@@ -4123,7 +4532,19 @@
         <w:t xml:space="preserve"> </w:t>
       </w:r>
       <w:r>
-        <w:t xml:space="preserve">на rear (или нижний край).</w:t>
+        <w:t xml:space="preserve">на rear.</w:t>
+      </w:r>
+    </w:p>
+    <w:p>
+      <w:pPr>
+        <w:numPr>
+          <w:ilvl w:val="0"/>
+          <w:numId w:val="1017"/>
+        </w:numPr>
+        <w:pStyle w:val="Compact"/>
+      </w:pPr>
+      <w:r>
+        <w:t xml:space="preserve">Phase 2 v3 PCB upgrade — добавляет 5 cold-palette knobs (PULSE/FOG/FROST/CHILL/HUM) в специально отведённом ряду.</w:t>
       </w:r>
     </w:p>
     <w:bookmarkEnd w:id="35"/>
@@ -4215,70 +4636,70 @@
         <w:rPr>
           <w:rStyle w:val="VerbatimChar"/>
         </w:rPr>
-        <w:t xml:space="preserve">│  ┌─COLOR─┐  ◉ LowPass    ◉ HiPass         ┌── Shape Form slider ─────┐  │</w:t>
-      </w:r>
-      <w:r>
-        <w:br/>
-      </w:r>
-      <w:r>
-        <w:rPr>
-          <w:rStyle w:val="VerbatimChar"/>
-        </w:rPr>
-        <w:t xml:space="preserve">│  │slider │                                 │                           │  │</w:t>
-      </w:r>
-      <w:r>
-        <w:br/>
-      </w:r>
-      <w:r>
-        <w:rPr>
-          <w:rStyle w:val="VerbatimChar"/>
-        </w:rPr>
-        <w:t xml:space="preserve">│  │ COLOR │  ◉ TONE  ◉ NOISE  ◉ COLOR(geig) │                           │  │</w:t>
-      </w:r>
-      <w:r>
-        <w:br/>
-      </w:r>
-      <w:r>
-        <w:rPr>
-          <w:rStyle w:val="VerbatimChar"/>
-        </w:rPr>
-        <w:t xml:space="preserve">│  │ WARM  │                                 │  ▢ SWITCH CLIP            │  │</w:t>
-      </w:r>
-      <w:r>
-        <w:br/>
-      </w:r>
-      <w:r>
-        <w:rPr>
-          <w:rStyle w:val="VerbatimChar"/>
-        </w:rPr>
-        <w:t xml:space="preserve">│  │ DARK  │  ◉ Phase/Flutter  ◉ DEPTH      └───────────────────────────┘  │</w:t>
-      </w:r>
-      <w:r>
-        <w:br/>
-      </w:r>
-      <w:r>
-        <w:rPr>
-          <w:rStyle w:val="VerbatimChar"/>
-        </w:rPr>
-        <w:t xml:space="preserve">│  │ COLOR │  ◉ SPEED   ◉ CARTRIDGE FB                                     │</w:t>
-      </w:r>
-      <w:r>
-        <w:br/>
-      </w:r>
-      <w:r>
-        <w:rPr>
-          <w:rStyle w:val="VerbatimChar"/>
-        </w:rPr>
-        <w:t xml:space="preserve">│  │ MIX   │                                                               │</w:t>
-      </w:r>
-      <w:r>
-        <w:br/>
-      </w:r>
-      <w:r>
-        <w:rPr>
-          <w:rStyle w:val="VerbatimChar"/>
-        </w:rPr>
-        <w:t xml:space="preserve">│  └───────┘                                                               │</w:t>
+        <w:t xml:space="preserve">│  ┌─COLOR─┐  ◉ LowPass    ◉ HiPass         ▢ PHASER ON/OFF                │</w:t>
+      </w:r>
+      <w:r>
+        <w:br/>
+      </w:r>
+      <w:r>
+        <w:rPr>
+          <w:rStyle w:val="VerbatimChar"/>
+        </w:rPr>
+        <w:t xml:space="preserve">│  │slider │                                                                │</w:t>
+      </w:r>
+      <w:r>
+        <w:br/>
+      </w:r>
+      <w:r>
+        <w:rPr>
+          <w:rStyle w:val="VerbatimChar"/>
+        </w:rPr>
+        <w:t xml:space="preserve">│  │ COLOR │  ◉ TONE  ◉ NOISE/GEIGER  ◉ COLOR  ◉ Phase/Flutter             │</w:t>
+      </w:r>
+      <w:r>
+        <w:br/>
+      </w:r>
+      <w:r>
+        <w:rPr>
+          <w:rStyle w:val="VerbatimChar"/>
+        </w:rPr>
+        <w:t xml:space="preserve">│  │ WARM  │           (bipolar)              ◉ DEPTH  ◉ SPEED              │</w:t>
+      </w:r>
+      <w:r>
+        <w:br/>
+      </w:r>
+      <w:r>
+        <w:rPr>
+          <w:rStyle w:val="VerbatimChar"/>
+        </w:rPr>
+        <w:t xml:space="preserve">│  │ DARK  │                                                                │</w:t>
+      </w:r>
+      <w:r>
+        <w:br/>
+      </w:r>
+      <w:r>
+        <w:rPr>
+          <w:rStyle w:val="VerbatimChar"/>
+        </w:rPr>
+        <w:t xml:space="preserve">│  │ COLOR │           ◉ CARTRIDGE FB         ▢ SWITCH CLIP                 │</w:t>
+      </w:r>
+      <w:r>
+        <w:br/>
+      </w:r>
+      <w:r>
+        <w:rPr>
+          <w:rStyle w:val="VerbatimChar"/>
+        </w:rPr>
+        <w:t xml:space="preserve">│  │ MIX   │                                                                │</w:t>
+      </w:r>
+      <w:r>
+        <w:br/>
+      </w:r>
+      <w:r>
+        <w:rPr>
+          <w:rStyle w:val="VerbatimChar"/>
+        </w:rPr>
+        <w:t xml:space="preserve">│  └───────┘                                                                │</w:t>
       </w:r>
       <w:r>
         <w:br/>
@@ -4305,25 +4726,25 @@
         <w:rPr>
           <w:rStyle w:val="VerbatimChar"/>
         </w:rPr>
-        <w:t xml:space="preserve">│  │              [  C A R T R I D G E   S L O T  ]                     │ │</w:t>
-      </w:r>
-      <w:r>
-        <w:br/>
-      </w:r>
-      <w:r>
-        <w:rPr>
-          <w:rStyle w:val="VerbatimChar"/>
-        </w:rPr>
-        <w:t xml:space="preserve">│  │     horizontal dock — magnetic mount + retention pin               │ │</w:t>
-      </w:r>
-      <w:r>
-        <w:br/>
-      </w:r>
-      <w:r>
-        <w:rPr>
-          <w:rStyle w:val="VerbatimChar"/>
-        </w:rPr>
-        <w:t xml:space="preserve">│  │              100×60мм plate window                                 │ │</w:t>
+        <w:t xml:space="preserve">│  │           [─ C A R T R I D G E   S L O T ─]                        │ │</w:t>
+      </w:r>
+      <w:r>
+        <w:br/>
+      </w:r>
+      <w:r>
+        <w:rPr>
+          <w:rStyle w:val="VerbatimChar"/>
+        </w:rPr>
+        <w:t xml:space="preserve">│  │      horizontal dock — magnetic mount + retention pin              │ │</w:t>
+      </w:r>
+      <w:r>
+        <w:br/>
+      </w:r>
+      <w:r>
+        <w:rPr>
+          <w:rStyle w:val="VerbatimChar"/>
+        </w:rPr>
+        <w:t xml:space="preserve">│  │           100×60мм plate window между brackets                     │ │</w:t>
       </w:r>
       <w:r>
         <w:br/>
@@ -4350,7 +4771,7 @@
         <w:rPr>
           <w:rStyle w:val="VerbatimChar"/>
         </w:rPr>
-        <w:t xml:space="preserve">│  ▢ FREEZE toggle    ▢ TAP/SYNC button    ▢ GATE-CRUSH button             │</w:t>
+        <w:t xml:space="preserve">│  ▢ KILL btn   ▢ FREEZE btn   ▢ TOLL btn   ▢ STALL btn                    │</w:t>
       </w:r>
       <w:r>
         <w:br/>
@@ -4386,25 +4807,25 @@
         <w:rPr>
           <w:rStyle w:val="VerbatimChar"/>
         </w:rPr>
-        <w:t xml:space="preserve">│  CV inputs (3.5мм Thonkiconn):                                          │</w:t>
-      </w:r>
-      <w:r>
-        <w:br/>
-      </w:r>
-      <w:r>
-        <w:rPr>
-          <w:rStyle w:val="VerbatimChar"/>
-        </w:rPr>
-        <w:t xml:space="preserve">│  ⊙IN ⊙DRIVE ⊙DECAY ⊙NOISE ⊙POS ⊙DAMP ⊙LoPass ⊙HiPass ⊙MIX ⊙CLK         │</w:t>
-      </w:r>
-      <w:r>
-        <w:br/>
-      </w:r>
-      <w:r>
-        <w:rPr>
-          <w:rStyle w:val="VerbatimChar"/>
-        </w:rPr>
-        <w:t xml:space="preserve">│  ⊙Attack ⊙TONE ⊙COLOR ⊙FB ⊙Boost                                        │</w:t>
+        <w:t xml:space="preserve">│  CV inputs (3.5мм Thonkiconn):                                           │</w:t>
+      </w:r>
+      <w:r>
+        <w:br/>
+      </w:r>
+      <w:r>
+        <w:rPr>
+          <w:rStyle w:val="VerbatimChar"/>
+        </w:rPr>
+        <w:t xml:space="preserve">│  ⊙IN ⊙DRIVE ⊙DECAY ⊙NOISE(bipolar) ⊙POS ⊙DAMP ⊙TOLL ⊙LoPass ⊙HiPass     │</w:t>
+      </w:r>
+      <w:r>
+        <w:br/>
+      </w:r>
+      <w:r>
+        <w:rPr>
+          <w:rStyle w:val="VerbatimChar"/>
+        </w:rPr>
+        <w:t xml:space="preserve">│  ⊙MIX ⊙CLK ⊙Attack ⊙TONE ⊙COLOR ⊙FB ⊙Boost                              │</w:t>
       </w:r>
       <w:r>
         <w:br/>
@@ -4442,6 +4863,21 @@
       </w:pPr>
       <w:r>
         <w:t xml:space="preserve">Полная таблица контролов</w:t>
+      </w:r>
+    </w:p>
+    <w:p>
+      <w:pPr>
+        <w:pStyle w:val="FirstParagraph"/>
+      </w:pPr>
+      <w:r>
+        <w:rPr>
+          <w:bCs/>
+          <w:b/>
+        </w:rPr>
+        <w:t xml:space="preserve">Phase 1 ship (ядро + базовые FX)</w:t>
+      </w:r>
+      <w:r>
+        <w:t xml:space="preserve">:</w:t>
       </w:r>
     </w:p>
     <w:tbl>
@@ -4584,7 +5020,7 @@
               <w:jc w:val="left"/>
             </w:pPr>
             <w:r>
-              <w:t xml:space="preserve">✓ IN CV (level/trim)</w:t>
+              <w:t xml:space="preserve">✓ IN CV</w:t>
             </w:r>
           </w:p>
         </w:tc>
@@ -5022,7 +5458,7 @@
               <w:jc w:val="left"/>
             </w:pPr>
             <w:r>
-              <w:t xml:space="preserve">Pot dual-gang</w:t>
+              <w:t xml:space="preserve">Pot dual-gang lin</w:t>
             </w:r>
           </w:p>
         </w:tc>
@@ -5232,7 +5668,7 @@
               <w:jc w:val="left"/>
             </w:pPr>
             <w:r>
-              <w:t xml:space="preserve">HPF cutoff post-pickup (новый dual-filter design)</w:t>
+              <w:t xml:space="preserve">HPF cutoff post-pickup (dual-filter design)</w:t>
             </w:r>
           </w:p>
         </w:tc>
@@ -5340,57 +5776,7 @@
                 <w:bCs/>
                 <w:b/>
               </w:rPr>
-              <w:t xml:space="preserve">NOISE</w:t>
-            </w:r>
-          </w:p>
-        </w:tc>
-        <w:tc>
-          <w:tcPr/>
-          <w:p>
-            <w:pPr>
-              <w:pStyle w:val="Compact"/>
-              <w:jc w:val="left"/>
-            </w:pPr>
-            <w:r>
-              <w:t xml:space="preserve">Pot log</w:t>
-            </w:r>
-          </w:p>
-        </w:tc>
-        <w:tc>
-          <w:tcPr/>
-          <w:p>
-            <w:pPr>
-              <w:pStyle w:val="Compact"/>
-              <w:jc w:val="left"/>
-            </w:pPr>
-            <w:r>
-              <w:t xml:space="preserve">Noise generator level mix</w:t>
-            </w:r>
-          </w:p>
-        </w:tc>
-        <w:tc>
-          <w:tcPr/>
-          <w:p>
-            <w:pPr>
-              <w:pStyle w:val="Compact"/>
-              <w:jc w:val="left"/>
-            </w:pPr>
-            <w:r>
-              <w:t xml:space="preserve">✓ NOISE CV</w:t>
-            </w:r>
-          </w:p>
-        </w:tc>
-      </w:tr>
-      <w:tr>
-        <w:tc>
-          <w:tcPr/>
-          <w:p>
-            <w:pPr>
-              <w:pStyle w:val="Compact"/>
-              <w:jc w:val="left"/>
-            </w:pPr>
-            <w:r>
-              <w:t xml:space="preserve">14</w:t>
+              <w:t xml:space="preserve">NOISE / GEIGER</w:t>
             </w:r>
           </w:p>
         </w:tc>
@@ -5406,57 +5792,7 @@
                 <w:bCs/>
                 <w:b/>
               </w:rPr>
-              <w:t xml:space="preserve">COLOR (geiger)</w:t>
-            </w:r>
-          </w:p>
-        </w:tc>
-        <w:tc>
-          <w:tcPr/>
-          <w:p>
-            <w:pPr>
-              <w:pStyle w:val="Compact"/>
-              <w:jc w:val="left"/>
-            </w:pPr>
-            <w:r>
-              <w:t xml:space="preserve">Pot lin</w:t>
-            </w:r>
-          </w:p>
-        </w:tc>
-        <w:tc>
-          <w:tcPr/>
-          <w:p>
-            <w:pPr>
-              <w:pStyle w:val="Compact"/>
-              <w:jc w:val="left"/>
-            </w:pPr>
-            <w:r>
-              <w:t xml:space="preserve">Geiger-noise color: continuous hiss → cluster pulses → discrete clicks</w:t>
-            </w:r>
-          </w:p>
-        </w:tc>
-        <w:tc>
-          <w:tcPr/>
-          <w:p>
-            <w:pPr>
-              <w:pStyle w:val="Compact"/>
-              <w:jc w:val="left"/>
-            </w:pPr>
-            <w:r>
-              <w:t xml:space="preserve">✓ COLOR CV</w:t>
-            </w:r>
-          </w:p>
-        </w:tc>
-      </w:tr>
-      <w:tr>
-        <w:tc>
-          <w:tcPr/>
-          <w:p>
-            <w:pPr>
-              <w:pStyle w:val="Compact"/>
-              <w:jc w:val="left"/>
-            </w:pPr>
-            <w:r>
-              <w:t xml:space="preserve">15</w:t>
+              <w:t xml:space="preserve">Center-detent pot, bipolar</w:t>
             </w:r>
           </w:p>
         </w:tc>
@@ -5472,43 +5808,25 @@
                 <w:bCs/>
                 <w:b/>
               </w:rPr>
-              <w:t xml:space="preserve">Phase/Flutter</w:t>
-            </w:r>
-          </w:p>
-        </w:tc>
-        <w:tc>
-          <w:tcPr/>
-          <w:p>
-            <w:pPr>
-              <w:pStyle w:val="Compact"/>
-              <w:jc w:val="left"/>
-            </w:pPr>
-            <w:r>
-              <w:t xml:space="preserve">Pot lin</w:t>
-            </w:r>
-          </w:p>
-        </w:tc>
-        <w:tc>
-          <w:tcPr/>
-          <w:p>
-            <w:pPr>
-              <w:pStyle w:val="Compact"/>
-              <w:jc w:val="left"/>
-            </w:pPr>
-            <w:r>
-              <w:t xml:space="preserve">Phaser feedback / resonance peak</w:t>
-            </w:r>
-          </w:p>
-        </w:tc>
-        <w:tc>
-          <w:tcPr/>
-          <w:p>
-            <w:pPr>
-              <w:pStyle w:val="Compact"/>
-              <w:jc w:val="left"/>
-            </w:pPr>
-            <w:r>
-              <w:t xml:space="preserve">—</w:t>
+              <w:t xml:space="preserve">CCW → continuous noise (zener BZX55C9V1). CW → Geiger cluster ticks (ATtiny85 LFSR + comparator). Center detent = off.</w:t>
+            </w:r>
+            <w:r>
+              <w:t xml:space="preserve"> </w:t>
+            </w:r>
+            <w:r>
+              <w:t xml:space="preserve">Один knob, две текстуры.</w:t>
+            </w:r>
+          </w:p>
+        </w:tc>
+        <w:tc>
+          <w:tcPr/>
+          <w:p>
+            <w:pPr>
+              <w:pStyle w:val="Compact"/>
+              <w:jc w:val="left"/>
+            </w:pPr>
+            <w:r>
+              <w:t xml:space="preserve">✓ NOISE CV (bipolar)</w:t>
             </w:r>
           </w:p>
         </w:tc>
@@ -5522,7 +5840,205 @@
               <w:jc w:val="left"/>
             </w:pPr>
             <w:r>
+              <w:t xml:space="preserve">14</w:t>
+            </w:r>
+          </w:p>
+        </w:tc>
+        <w:tc>
+          <w:tcPr/>
+          <w:p>
+            <w:pPr>
+              <w:pStyle w:val="Compact"/>
+              <w:jc w:val="left"/>
+            </w:pPr>
+            <w:r>
+              <w:rPr>
+                <w:bCs/>
+                <w:b/>
+              </w:rPr>
+              <w:t xml:space="preserve">COLOR</w:t>
+            </w:r>
+          </w:p>
+        </w:tc>
+        <w:tc>
+          <w:tcPr/>
+          <w:p>
+            <w:pPr>
+              <w:pStyle w:val="Compact"/>
+              <w:jc w:val="left"/>
+            </w:pPr>
+            <w:r>
+              <w:t xml:space="preserve">Pot lin</w:t>
+            </w:r>
+          </w:p>
+        </w:tc>
+        <w:tc>
+          <w:tcPr/>
+          <w:p>
+            <w:pPr>
+              <w:pStyle w:val="Compact"/>
+              <w:jc w:val="left"/>
+            </w:pPr>
+            <w:r>
+              <w:t xml:space="preserve">Color filter on noise tract (LPF cutoff, white → brown)</w:t>
+            </w:r>
+          </w:p>
+        </w:tc>
+        <w:tc>
+          <w:tcPr/>
+          <w:p>
+            <w:pPr>
+              <w:pStyle w:val="Compact"/>
+              <w:jc w:val="left"/>
+            </w:pPr>
+            <w:r>
+              <w:t xml:space="preserve">✓ COLOR CV</w:t>
+            </w:r>
+          </w:p>
+        </w:tc>
+      </w:tr>
+      <w:tr>
+        <w:tc>
+          <w:tcPr/>
+          <w:p>
+            <w:pPr>
+              <w:pStyle w:val="Compact"/>
+              <w:jc w:val="left"/>
+            </w:pPr>
+            <w:r>
+              <w:t xml:space="preserve">15</w:t>
+            </w:r>
+          </w:p>
+        </w:tc>
+        <w:tc>
+          <w:tcPr/>
+          <w:p>
+            <w:pPr>
+              <w:pStyle w:val="Compact"/>
+              <w:jc w:val="left"/>
+            </w:pPr>
+            <w:r>
+              <w:rPr>
+                <w:bCs/>
+                <w:b/>
+              </w:rPr>
+              <w:t xml:space="preserve">PHASER ON/OFF</w:t>
+            </w:r>
+          </w:p>
+        </w:tc>
+        <w:tc>
+          <w:tcPr/>
+          <w:p>
+            <w:pPr>
+              <w:pStyle w:val="Compact"/>
+              <w:jc w:val="left"/>
+            </w:pPr>
+            <w:r>
+              <w:t xml:space="preserve">2-pos toggle</w:t>
+            </w:r>
+          </w:p>
+        </w:tc>
+        <w:tc>
+          <w:tcPr/>
+          <w:p>
+            <w:pPr>
+              <w:pStyle w:val="Compact"/>
+              <w:jc w:val="left"/>
+            </w:pPr>
+            <w:r>
+              <w:t xml:space="preserve">Engage / bypass phaser section (optional immersion layer)</w:t>
+            </w:r>
+          </w:p>
+        </w:tc>
+        <w:tc>
+          <w:tcPr/>
+          <w:p>
+            <w:pPr>
+              <w:pStyle w:val="Compact"/>
+              <w:jc w:val="left"/>
+            </w:pPr>
+            <w:r>
+              <w:t xml:space="preserve">—</w:t>
+            </w:r>
+          </w:p>
+        </w:tc>
+      </w:tr>
+      <w:tr>
+        <w:tc>
+          <w:tcPr/>
+          <w:p>
+            <w:pPr>
+              <w:pStyle w:val="Compact"/>
+              <w:jc w:val="left"/>
+            </w:pPr>
+            <w:r>
               <w:t xml:space="preserve">16</w:t>
+            </w:r>
+          </w:p>
+        </w:tc>
+        <w:tc>
+          <w:tcPr/>
+          <w:p>
+            <w:pPr>
+              <w:pStyle w:val="Compact"/>
+              <w:jc w:val="left"/>
+            </w:pPr>
+            <w:r>
+              <w:rPr>
+                <w:bCs/>
+                <w:b/>
+              </w:rPr>
+              <w:t xml:space="preserve">PHASE/FLUTTER</w:t>
+            </w:r>
+          </w:p>
+        </w:tc>
+        <w:tc>
+          <w:tcPr/>
+          <w:p>
+            <w:pPr>
+              <w:pStyle w:val="Compact"/>
+              <w:jc w:val="left"/>
+            </w:pPr>
+            <w:r>
+              <w:t xml:space="preserve">Pot lin</w:t>
+            </w:r>
+          </w:p>
+        </w:tc>
+        <w:tc>
+          <w:tcPr/>
+          <w:p>
+            <w:pPr>
+              <w:pStyle w:val="Compact"/>
+              <w:jc w:val="left"/>
+            </w:pPr>
+            <w:r>
+              <w:t xml:space="preserve">Phaser feedback / resonance peak</w:t>
+            </w:r>
+          </w:p>
+        </w:tc>
+        <w:tc>
+          <w:tcPr/>
+          <w:p>
+            <w:pPr>
+              <w:pStyle w:val="Compact"/>
+              <w:jc w:val="left"/>
+            </w:pPr>
+            <w:r>
+              <w:t xml:space="preserve">—</w:t>
+            </w:r>
+          </w:p>
+        </w:tc>
+      </w:tr>
+      <w:tr>
+        <w:tc>
+          <w:tcPr/>
+          <w:p>
+            <w:pPr>
+              <w:pStyle w:val="Compact"/>
+              <w:jc w:val="left"/>
+            </w:pPr>
+            <w:r>
+              <w:t xml:space="preserve">17</w:t>
             </w:r>
           </w:p>
         </w:tc>
@@ -5588,7 +6104,7 @@
               <w:jc w:val="left"/>
             </w:pPr>
             <w:r>
-              <w:t xml:space="preserve">17</w:t>
+              <w:t xml:space="preserve">18</w:t>
             </w:r>
           </w:p>
         </w:tc>
@@ -5628,7 +6144,7 @@
               <w:jc w:val="left"/>
             </w:pPr>
             <w:r>
-              <w:t xml:space="preserve">Phaser + vinyl wow LFO rate (0.05–10 Гц)</w:t>
+              <w:t xml:space="preserve">Phaser LFO rate (0.05–10 Гц)</w:t>
             </w:r>
           </w:p>
         </w:tc>
@@ -5654,7 +6170,7 @@
               <w:jc w:val="left"/>
             </w:pPr>
             <w:r>
-              <w:t xml:space="preserve">18</w:t>
+              <w:t xml:space="preserve">19</w:t>
             </w:r>
           </w:p>
         </w:tc>
@@ -5694,73 +6210,7 @@
               <w:jc w:val="left"/>
             </w:pPr>
             <w:r>
-              <w:t xml:space="preserve">Preset tone selector: COLOR / WARM / DARK / COLOR / MIX</w:t>
-            </w:r>
-          </w:p>
-        </w:tc>
-        <w:tc>
-          <w:tcPr/>
-          <w:p>
-            <w:pPr>
-              <w:pStyle w:val="Compact"/>
-              <w:jc w:val="left"/>
-            </w:pPr>
-            <w:r>
-              <w:t xml:space="preserve">—</w:t>
-            </w:r>
-          </w:p>
-        </w:tc>
-      </w:tr>
-      <w:tr>
-        <w:tc>
-          <w:tcPr/>
-          <w:p>
-            <w:pPr>
-              <w:pStyle w:val="Compact"/>
-              <w:jc w:val="left"/>
-            </w:pPr>
-            <w:r>
-              <w:t xml:space="preserve">19</w:t>
-            </w:r>
-          </w:p>
-        </w:tc>
-        <w:tc>
-          <w:tcPr/>
-          <w:p>
-            <w:pPr>
-              <w:pStyle w:val="Compact"/>
-              <w:jc w:val="left"/>
-            </w:pPr>
-            <w:r>
-              <w:rPr>
-                <w:bCs/>
-                <w:b/>
-              </w:rPr>
-              <w:t xml:space="preserve">Shape Form slider</w:t>
-            </w:r>
-          </w:p>
-        </w:tc>
-        <w:tc>
-          <w:tcPr/>
-          <w:p>
-            <w:pPr>
-              <w:pStyle w:val="Compact"/>
-              <w:jc w:val="left"/>
-            </w:pPr>
-            <w:r>
-              <w:t xml:space="preserve">Horizontal slider</w:t>
-            </w:r>
-          </w:p>
-        </w:tc>
-        <w:tc>
-          <w:tcPr/>
-          <w:p>
-            <w:pPr>
-              <w:pStyle w:val="Compact"/>
-              <w:jc w:val="left"/>
-            </w:pPr>
-            <w:r>
-              <w:t xml:space="preserve">Phaser LFO waveform: triangle / sine / random / vinyl-skip / step</w:t>
+              <w:t xml:space="preserve">Preset tone selector</w:t>
             </w:r>
           </w:p>
         </w:tc>
@@ -5814,7 +6264,7 @@
               <w:jc w:val="left"/>
             </w:pPr>
             <w:r>
-              <w:t xml:space="preserve">2-position toggle</w:t>
+              <w:t xml:space="preserve">2-pos toggle</w:t>
             </w:r>
           </w:p>
         </w:tc>
@@ -5844,14 +6294,22 @@
         </w:tc>
       </w:tr>
     </w:tbl>
-    <w:bookmarkEnd w:id="37"/>
-    <w:bookmarkStart w:id="38" w:name="footswitches-pedal-sku"/>
-    <w:p>
-      <w:pPr>
-        <w:pStyle w:val="Heading3"/>
-      </w:pPr>
-      <w:r>
-        <w:t xml:space="preserve">Footswitches (Pedal SKU)</w:t>
+    <w:p>
+      <w:pPr>
+        <w:pStyle w:val="BodyText"/>
+      </w:pPr>
+      <w:r>
+        <w:rPr>
+          <w:bCs/>
+          <w:b/>
+        </w:rPr>
+        <w:t xml:space="preserve">Phase 2 ship (cold-palette upgrade kit)</w:t>
+      </w:r>
+      <w:r>
+        <w:t xml:space="preserve"> </w:t>
+      </w:r>
+      <w:r>
+        <w:t xml:space="preserve">— v3 PCB revision добавляет:</w:t>
       </w:r>
     </w:p>
     <w:tbl>
@@ -5862,8 +6320,11 @@
         <w:jc w:val="start"/>
       </w:tblPr>
       <w:tblGrid>
-        <w:gridCol w:w="3960"/>
-        <w:gridCol w:w="3960"/>
+        <w:gridCol w:w="1584"/>
+        <w:gridCol w:w="1584"/>
+        <w:gridCol w:w="1584"/>
+        <w:gridCol w:w="1584"/>
+        <w:gridCol w:w="1584"/>
       </w:tblGrid>
       <w:tr>
         <w:trPr>
@@ -5877,7 +6338,31 @@
               <w:jc w:val="left"/>
             </w:pPr>
             <w:r>
-              <w:t xml:space="preserve">Switch</w:t>
+              <w:t xml:space="preserve">#</w:t>
+            </w:r>
+          </w:p>
+        </w:tc>
+        <w:tc>
+          <w:tcPr/>
+          <w:p>
+            <w:pPr>
+              <w:pStyle w:val="Compact"/>
+              <w:jc w:val="left"/>
+            </w:pPr>
+            <w:r>
+              <w:t xml:space="preserve">Контрол</w:t>
+            </w:r>
+          </w:p>
+        </w:tc>
+        <w:tc>
+          <w:tcPr/>
+          <w:p>
+            <w:pPr>
+              <w:pStyle w:val="Compact"/>
+              <w:jc w:val="left"/>
+            </w:pPr>
+            <w:r>
+              <w:t xml:space="preserve">Тип</w:t>
             </w:r>
           </w:p>
         </w:tc>
@@ -5890,11 +6375,35 @@
             </w:pPr>
             <w:r>
               <w:t xml:space="preserve">Функция</w:t>
+            </w:r>
+          </w:p>
+        </w:tc>
+        <w:tc>
+          <w:tcPr/>
+          <w:p>
+            <w:pPr>
+              <w:pStyle w:val="Compact"/>
+              <w:jc w:val="left"/>
+            </w:pPr>
+            <w:r>
+              <w:t xml:space="preserve">CV input</w:t>
             </w:r>
           </w:p>
         </w:tc>
       </w:tr>
       <w:tr>
+        <w:tc>
+          <w:tcPr/>
+          <w:p>
+            <w:pPr>
+              <w:pStyle w:val="Compact"/>
+              <w:jc w:val="left"/>
+            </w:pPr>
+            <w:r>
+              <w:t xml:space="preserve">21</w:t>
+            </w:r>
+          </w:p>
+        </w:tc>
         <w:tc>
           <w:tcPr/>
           <w:p>
@@ -5907,24 +6416,60 @@
                 <w:bCs/>
                 <w:b/>
               </w:rPr>
-              <w:t xml:space="preserve">TAP</w:t>
-            </w:r>
-          </w:p>
-        </w:tc>
-        <w:tc>
-          <w:tcPr/>
-          <w:p>
-            <w:pPr>
-              <w:pStyle w:val="Compact"/>
-              <w:jc w:val="left"/>
-            </w:pPr>
-            <w:r>
-              <w:t xml:space="preserve">Tap-tempo для phaser SPEED + vinyl wow rate sync</w:t>
+              <w:t xml:space="preserve">PULSE</w:t>
+            </w:r>
+          </w:p>
+        </w:tc>
+        <w:tc>
+          <w:tcPr/>
+          <w:p>
+            <w:pPr>
+              <w:pStyle w:val="Compact"/>
+              <w:jc w:val="left"/>
+            </w:pPr>
+            <w:r>
+              <w:t xml:space="preserve">Pot lin</w:t>
+            </w:r>
+          </w:p>
+        </w:tc>
+        <w:tc>
+          <w:tcPr/>
+          <w:p>
+            <w:pPr>
+              <w:pStyle w:val="Compact"/>
+              <w:jc w:val="left"/>
+            </w:pPr>
+            <w:r>
+              <w:t xml:space="preserve">Slow LFO 0.05–2Гц на damper-pressure → tail "дышит"</w:t>
+            </w:r>
+          </w:p>
+        </w:tc>
+        <w:tc>
+          <w:tcPr/>
+          <w:p>
+            <w:pPr>
+              <w:pStyle w:val="Compact"/>
+              <w:jc w:val="left"/>
+            </w:pPr>
+            <w:r>
+              <w:t xml:space="preserve">✓ PULSE CV</w:t>
             </w:r>
           </w:p>
         </w:tc>
       </w:tr>
       <w:tr>
+        <w:tc>
+          <w:tcPr/>
+          <w:p>
+            <w:pPr>
+              <w:pStyle w:val="Compact"/>
+              <w:jc w:val="left"/>
+            </w:pPr>
+            <w:r>
+              <w:t xml:space="preserve">22</w:t>
+            </w:r>
+          </w:p>
+        </w:tc>
         <w:tc>
           <w:tcPr/>
           <w:p>
@@ -5937,24 +6482,60 @@
                 <w:bCs/>
                 <w:b/>
               </w:rPr>
-              <w:t xml:space="preserve">GATE/CRUSH</w:t>
-            </w:r>
-          </w:p>
-        </w:tc>
-        <w:tc>
-          <w:tcPr/>
-          <w:p>
-            <w:pPr>
-              <w:pStyle w:val="Compact"/>
-              <w:jc w:val="left"/>
-            </w:pPr>
-            <w:r>
-              <w:t xml:space="preserve">Latching: gate (signal under threshold cuts) + bitcrush sample-hold для destruction effect</w:t>
+              <w:t xml:space="preserve">FOG</w:t>
+            </w:r>
+          </w:p>
+        </w:tc>
+        <w:tc>
+          <w:tcPr/>
+          <w:p>
+            <w:pPr>
+              <w:pStyle w:val="Compact"/>
+              <w:jc w:val="left"/>
+            </w:pPr>
+            <w:r>
+              <w:t xml:space="preserve">Pot lin</w:t>
+            </w:r>
+          </w:p>
+        </w:tc>
+        <w:tc>
+          <w:tcPr/>
+          <w:p>
+            <w:pPr>
+              <w:pStyle w:val="Compact"/>
+              <w:jc w:val="left"/>
+            </w:pPr>
+            <w:r>
+              <w:t xml:space="preserve">Apperiodic damper-mod (4066 S&amp;H + slow slew)</w:t>
+            </w:r>
+          </w:p>
+        </w:tc>
+        <w:tc>
+          <w:tcPr/>
+          <w:p>
+            <w:pPr>
+              <w:pStyle w:val="Compact"/>
+              <w:jc w:val="left"/>
+            </w:pPr>
+            <w:r>
+              <w:t xml:space="preserve">✓ FOG CV</w:t>
             </w:r>
           </w:p>
         </w:tc>
       </w:tr>
       <w:tr>
+        <w:tc>
+          <w:tcPr/>
+          <w:p>
+            <w:pPr>
+              <w:pStyle w:val="Compact"/>
+              <w:jc w:val="left"/>
+            </w:pPr>
+            <w:r>
+              <w:t xml:space="preserve">23</w:t>
+            </w:r>
+          </w:p>
+        </w:tc>
         <w:tc>
           <w:tcPr/>
           <w:p>
@@ -5967,24 +6548,60 @@
                 <w:bCs/>
                 <w:b/>
               </w:rPr>
-              <w:t xml:space="preserve">BYPASS</w:t>
-            </w:r>
-          </w:p>
-        </w:tc>
-        <w:tc>
-          <w:tcPr/>
-          <w:p>
-            <w:pPr>
-              <w:pStyle w:val="Compact"/>
-              <w:jc w:val="left"/>
-            </w:pPr>
-            <w:r>
-              <w:t xml:space="preserve">Relay-buffered true bypass (no signal coloration when off)</w:t>
+              <w:t xml:space="preserve">FROST</w:t>
+            </w:r>
+          </w:p>
+        </w:tc>
+        <w:tc>
+          <w:tcPr/>
+          <w:p>
+            <w:pPr>
+              <w:pStyle w:val="Compact"/>
+              <w:jc w:val="left"/>
+            </w:pPr>
+            <w:r>
+              <w:t xml:space="preserve">Pot lin</w:t>
+            </w:r>
+          </w:p>
+        </w:tc>
+        <w:tc>
+          <w:tcPr/>
+          <w:p>
+            <w:pPr>
+              <w:pStyle w:val="Compact"/>
+              <w:jc w:val="left"/>
+            </w:pPr>
+            <w:r>
+              <w:t xml:space="preserve">HF absorber: VC-LPF в feedback loop sweep-down ВЧ</w:t>
+            </w:r>
+          </w:p>
+        </w:tc>
+        <w:tc>
+          <w:tcPr/>
+          <w:p>
+            <w:pPr>
+              <w:pStyle w:val="Compact"/>
+              <w:jc w:val="left"/>
+            </w:pPr>
+            <w:r>
+              <w:t xml:space="preserve">✓ FROST CV</w:t>
             </w:r>
           </w:p>
         </w:tc>
       </w:tr>
       <w:tr>
+        <w:tc>
+          <w:tcPr/>
+          <w:p>
+            <w:pPr>
+              <w:pStyle w:val="Compact"/>
+              <w:jc w:val="left"/>
+            </w:pPr>
+            <w:r>
+              <w:t xml:space="preserve">24</w:t>
+            </w:r>
+          </w:p>
+        </w:tc>
         <w:tc>
           <w:tcPr/>
           <w:p>
@@ -5997,370 +6614,122 @@
                 <w:bCs/>
                 <w:b/>
               </w:rPr>
-              <w:t xml:space="preserve">FREEZE</w:t>
-            </w:r>
-          </w:p>
-        </w:tc>
-        <w:tc>
-          <w:tcPr/>
-          <w:p>
-            <w:pPr>
-              <w:pStyle w:val="Compact"/>
-              <w:jc w:val="left"/>
-            </w:pPr>
-            <w:r>
-              <w:t xml:space="preserve">Latching: freezes feedback loop, бесконечный sustain</w:t>
+              <w:t xml:space="preserve">CHILL</w:t>
+            </w:r>
+          </w:p>
+        </w:tc>
+        <w:tc>
+          <w:tcPr/>
+          <w:p>
+            <w:pPr>
+              <w:pStyle w:val="Compact"/>
+              <w:jc w:val="left"/>
+            </w:pPr>
+            <w:r>
+              <w:t xml:space="preserve">Pot lin</w:t>
+            </w:r>
+          </w:p>
+        </w:tc>
+        <w:tc>
+          <w:tcPr/>
+          <w:p>
+            <w:pPr>
+              <w:pStyle w:val="Compact"/>
+              <w:jc w:val="left"/>
+            </w:pPr>
+            <w:r>
+              <w:t xml:space="preserve">Expander с brittle release (anti-compression)</w:t>
+            </w:r>
+          </w:p>
+        </w:tc>
+        <w:tc>
+          <w:tcPr/>
+          <w:p>
+            <w:pPr>
+              <w:pStyle w:val="Compact"/>
+              <w:jc w:val="left"/>
+            </w:pPr>
+            <w:r>
+              <w:t xml:space="preserve">✓ CHILL CV</w:t>
+            </w:r>
+          </w:p>
+        </w:tc>
+      </w:tr>
+      <w:tr>
+        <w:tc>
+          <w:tcPr/>
+          <w:p>
+            <w:pPr>
+              <w:pStyle w:val="Compact"/>
+              <w:jc w:val="left"/>
+            </w:pPr>
+            <w:r>
+              <w:t xml:space="preserve">25</w:t>
+            </w:r>
+          </w:p>
+        </w:tc>
+        <w:tc>
+          <w:tcPr/>
+          <w:p>
+            <w:pPr>
+              <w:pStyle w:val="Compact"/>
+              <w:jc w:val="left"/>
+            </w:pPr>
+            <w:r>
+              <w:rPr>
+                <w:bCs/>
+                <w:b/>
+              </w:rPr>
+              <w:t xml:space="preserve">HUM</w:t>
+            </w:r>
+          </w:p>
+        </w:tc>
+        <w:tc>
+          <w:tcPr/>
+          <w:p>
+            <w:pPr>
+              <w:pStyle w:val="Compact"/>
+              <w:jc w:val="left"/>
+            </w:pPr>
+            <w:r>
+              <w:t xml:space="preserve">Pot lin</w:t>
+            </w:r>
+          </w:p>
+        </w:tc>
+        <w:tc>
+          <w:tcPr/>
+          <w:p>
+            <w:pPr>
+              <w:pStyle w:val="Compact"/>
+              <w:jc w:val="left"/>
+            </w:pPr>
+            <w:r>
+              <w:t xml:space="preserve">Ferrite-coil antenna pickup level (50/60Гц mains hum)</w:t>
+            </w:r>
+          </w:p>
+        </w:tc>
+        <w:tc>
+          <w:tcPr/>
+          <w:p>
+            <w:pPr>
+              <w:pStyle w:val="Compact"/>
+              <w:jc w:val="left"/>
+            </w:pPr>
+            <w:r>
+              <w:t xml:space="preserve">✓ HUM CV</w:t>
             </w:r>
           </w:p>
         </w:tc>
       </w:tr>
     </w:tbl>
-    <w:p>
-      <w:pPr>
-        <w:pStyle w:val="BodyText"/>
-      </w:pPr>
-      <w:r>
-        <w:t xml:space="preserve">В Eurorack SKU: TAP/SYNC button, GATE-CRUSH button, FREEZE toggle. BYPASS не нужен (можно просто отключить кабель).</w:t>
-      </w:r>
-    </w:p>
-    <w:bookmarkEnd w:id="38"/>
-    <w:bookmarkStart w:id="39" w:name="X04553e23604e4408a8b558bf34073c8479d2aa7"/>
+    <w:bookmarkEnd w:id="37"/>
+    <w:bookmarkStart w:id="38" w:name="X325a64345e8aa8fff23e6a9231a7044bbadb606"/>
     <w:p>
       <w:pPr>
         <w:pStyle w:val="Heading3"/>
       </w:pPr>
       <w:r>
-        <w:t xml:space="preserve">CV Patch Bay (Pedal: ~21 jacks; Eurorack: ~15 jacks)</w:t>
-      </w:r>
-    </w:p>
-    <w:p>
-      <w:pPr>
-        <w:pStyle w:val="FirstParagraph"/>
-      </w:pPr>
-      <w:r>
-        <w:t xml:space="preserve">Все controls имеют CV destination. Список:</w:t>
-      </w:r>
-    </w:p>
-    <w:p>
-      <w:pPr>
-        <w:pStyle w:val="BodyText"/>
-      </w:pPr>
-      <w:r>
-        <w:rPr>
-          <w:bCs/>
-          <w:b/>
-        </w:rPr>
-        <w:t xml:space="preserve">Audio I/O</w:t>
-      </w:r>
-      <w:r>
-        <w:t xml:space="preserve">:</w:t>
-      </w:r>
-    </w:p>
-    <w:p>
-      <w:pPr>
-        <w:numPr>
-          <w:ilvl w:val="0"/>
-          <w:numId w:val="1018"/>
-        </w:numPr>
-        <w:pStyle w:val="Compact"/>
-      </w:pPr>
-      <w:r>
-        <w:t xml:space="preserve">IN (audio input, 1× jack)</w:t>
-      </w:r>
-    </w:p>
-    <w:p>
-      <w:pPr>
-        <w:numPr>
-          <w:ilvl w:val="0"/>
-          <w:numId w:val="1018"/>
-        </w:numPr>
-        <w:pStyle w:val="Compact"/>
-      </w:pPr>
-      <w:r>
-        <w:t xml:space="preserve">MAIN L, MAIN R (stereo output)</w:t>
-      </w:r>
-    </w:p>
-    <w:p>
-      <w:pPr>
-        <w:numPr>
-          <w:ilvl w:val="0"/>
-          <w:numId w:val="1018"/>
-        </w:numPr>
-        <w:pStyle w:val="Compact"/>
-      </w:pPr>
-      <w:r>
-        <w:t xml:space="preserve">DRY OUT (separate dry signal post-buffer)</w:t>
-      </w:r>
-    </w:p>
-    <w:p>
-      <w:pPr>
-        <w:numPr>
-          <w:ilvl w:val="0"/>
-          <w:numId w:val="1018"/>
-        </w:numPr>
-        <w:pStyle w:val="Compact"/>
-      </w:pPr>
-      <w:r>
-        <w:t xml:space="preserve">WET OUT (separate wet signal без dry)</w:t>
-      </w:r>
-    </w:p>
-    <w:p>
-      <w:pPr>
-        <w:pStyle w:val="FirstParagraph"/>
-      </w:pPr>
-      <w:r>
-        <w:rPr>
-          <w:bCs/>
-          <w:b/>
-        </w:rPr>
-        <w:t xml:space="preserve">CV inputs</w:t>
-      </w:r>
-      <w:r>
-        <w:t xml:space="preserve">:</w:t>
-      </w:r>
-    </w:p>
-    <w:p>
-      <w:pPr>
-        <w:numPr>
-          <w:ilvl w:val="0"/>
-          <w:numId w:val="1019"/>
-        </w:numPr>
-        <w:pStyle w:val="Compact"/>
-      </w:pPr>
-      <w:r>
-        <w:t xml:space="preserve">IN CV (input level)</w:t>
-      </w:r>
-    </w:p>
-    <w:p>
-      <w:pPr>
-        <w:numPr>
-          <w:ilvl w:val="0"/>
-          <w:numId w:val="1019"/>
-        </w:numPr>
-        <w:pStyle w:val="Compact"/>
-      </w:pPr>
-      <w:r>
-        <w:t xml:space="preserve">DRIVE CV</w:t>
-      </w:r>
-    </w:p>
-    <w:p>
-      <w:pPr>
-        <w:numPr>
-          <w:ilvl w:val="0"/>
-          <w:numId w:val="1019"/>
-        </w:numPr>
-        <w:pStyle w:val="Compact"/>
-      </w:pPr>
-      <w:r>
-        <w:t xml:space="preserve">ATTACK CV</w:t>
-      </w:r>
-    </w:p>
-    <w:p>
-      <w:pPr>
-        <w:numPr>
-          <w:ilvl w:val="0"/>
-          <w:numId w:val="1019"/>
-        </w:numPr>
-        <w:pStyle w:val="Compact"/>
-      </w:pPr>
-      <w:r>
-        <w:t xml:space="preserve">DECAY CV</w:t>
-      </w:r>
-    </w:p>
-    <w:p>
-      <w:pPr>
-        <w:numPr>
-          <w:ilvl w:val="0"/>
-          <w:numId w:val="1019"/>
-        </w:numPr>
-        <w:pStyle w:val="Compact"/>
-      </w:pPr>
-      <w:r>
-        <w:t xml:space="preserve">NOISE CV</w:t>
-      </w:r>
-    </w:p>
-    <w:p>
-      <w:pPr>
-        <w:numPr>
-          <w:ilvl w:val="0"/>
-          <w:numId w:val="1019"/>
-        </w:numPr>
-        <w:pStyle w:val="Compact"/>
-      </w:pPr>
-      <w:r>
-        <w:t xml:space="preserve">POS CV (Position)</w:t>
-      </w:r>
-    </w:p>
-    <w:p>
-      <w:pPr>
-        <w:numPr>
-          <w:ilvl w:val="0"/>
-          <w:numId w:val="1019"/>
-        </w:numPr>
-        <w:pStyle w:val="Compact"/>
-      </w:pPr>
-      <w:r>
-        <w:t xml:space="preserve">DAMP CV (solenoid damper)</w:t>
-      </w:r>
-    </w:p>
-    <w:p>
-      <w:pPr>
-        <w:numPr>
-          <w:ilvl w:val="0"/>
-          <w:numId w:val="1019"/>
-        </w:numPr>
-        <w:pStyle w:val="Compact"/>
-      </w:pPr>
-      <w:r>
-        <w:t xml:space="preserve">LoPass CV</w:t>
-      </w:r>
-    </w:p>
-    <w:p>
-      <w:pPr>
-        <w:numPr>
-          <w:ilvl w:val="0"/>
-          <w:numId w:val="1019"/>
-        </w:numPr>
-        <w:pStyle w:val="Compact"/>
-      </w:pPr>
-      <w:r>
-        <w:t xml:space="preserve">HiPass CV</w:t>
-      </w:r>
-    </w:p>
-    <w:p>
-      <w:pPr>
-        <w:numPr>
-          <w:ilvl w:val="0"/>
-          <w:numId w:val="1019"/>
-        </w:numPr>
-        <w:pStyle w:val="Compact"/>
-      </w:pPr>
-      <w:r>
-        <w:t xml:space="preserve">MIX CV (dry/wet)</w:t>
-      </w:r>
-    </w:p>
-    <w:p>
-      <w:pPr>
-        <w:numPr>
-          <w:ilvl w:val="0"/>
-          <w:numId w:val="1019"/>
-        </w:numPr>
-        <w:pStyle w:val="Compact"/>
-      </w:pPr>
-      <w:r>
-        <w:t xml:space="preserve">TONE CV</w:t>
-      </w:r>
-    </w:p>
-    <w:p>
-      <w:pPr>
-        <w:numPr>
-          <w:ilvl w:val="0"/>
-          <w:numId w:val="1019"/>
-        </w:numPr>
-        <w:pStyle w:val="Compact"/>
-      </w:pPr>
-      <w:r>
-        <w:t xml:space="preserve">COLOR CV (Geiger color)</w:t>
-      </w:r>
-    </w:p>
-    <w:p>
-      <w:pPr>
-        <w:numPr>
-          <w:ilvl w:val="0"/>
-          <w:numId w:val="1019"/>
-        </w:numPr>
-        <w:pStyle w:val="Compact"/>
-      </w:pPr>
-      <w:r>
-        <w:t xml:space="preserve">FeedBack CV (cartridge feedback)</w:t>
-      </w:r>
-    </w:p>
-    <w:p>
-      <w:pPr>
-        <w:numPr>
-          <w:ilvl w:val="0"/>
-          <w:numId w:val="1019"/>
-        </w:numPr>
-        <w:pStyle w:val="Compact"/>
-      </w:pPr>
-      <w:r>
-        <w:t xml:space="preserve">Boost CV</w:t>
-      </w:r>
-    </w:p>
-    <w:p>
-      <w:pPr>
-        <w:pStyle w:val="FirstParagraph"/>
-      </w:pPr>
-      <w:r>
-        <w:rPr>
-          <w:bCs/>
-          <w:b/>
-        </w:rPr>
-        <w:t xml:space="preserve">Outputs (CV/audio)</w:t>
-      </w:r>
-      <w:r>
-        <w:t xml:space="preserve">:</w:t>
-      </w:r>
-    </w:p>
-    <w:p>
-      <w:pPr>
-        <w:numPr>
-          <w:ilvl w:val="0"/>
-          <w:numId w:val="1020"/>
-        </w:numPr>
-        <w:pStyle w:val="Compact"/>
-      </w:pPr>
-      <w:r>
-        <w:t xml:space="preserve">EG OUT (envelope follower output, 0-5V для external CV destinations)</w:t>
-      </w:r>
-    </w:p>
-    <w:p>
-      <w:pPr>
-        <w:numPr>
-          <w:ilvl w:val="0"/>
-          <w:numId w:val="1020"/>
-        </w:numPr>
-        <w:pStyle w:val="Compact"/>
-      </w:pPr>
-      <w:r>
-        <w:t xml:space="preserve">CLK CV (clock input для sync phaser/vinyl rate)</w:t>
-      </w:r>
-    </w:p>
-    <w:p>
-      <w:pPr>
-        <w:pStyle w:val="FirstParagraph"/>
-      </w:pPr>
-      <w:r>
-        <w:rPr>
-          <w:bCs/>
-          <w:b/>
-        </w:rPr>
-        <w:t xml:space="preserve">Pedal-only</w:t>
-      </w:r>
-      <w:r>
-        <w:t xml:space="preserve">:</w:t>
-      </w:r>
-    </w:p>
-    <w:p>
-      <w:pPr>
-        <w:numPr>
-          <w:ilvl w:val="0"/>
-          <w:numId w:val="1021"/>
-        </w:numPr>
-        <w:pStyle w:val="Compact"/>
-      </w:pPr>
-      <w:r>
-        <w:t xml:space="preserve">EXP IN (expression pedal jack, normalled к user-assignable target)</w:t>
-      </w:r>
-    </w:p>
-    <w:bookmarkEnd w:id="39"/>
-    <w:bookmarkStart w:id="40" w:name="Xd9a0e55e38dfc4fc59bc86fded4ffe191ca6e99"/>
-    <w:p>
-      <w:pPr>
-        <w:pStyle w:val="Heading3"/>
-      </w:pPr>
-      <w:r>
-        <w:t xml:space="preserve">Cartridge connector (внутри slot, идентичен в обеих SKU)</w:t>
+        <w:t xml:space="preserve">Footswitches (Pedal SKU — 4 жеста "холодной ночи")</w:t>
       </w:r>
     </w:p>
     <w:tbl>
@@ -6387,6 +6756,655 @@
               <w:jc w:val="left"/>
             </w:pPr>
             <w:r>
+              <w:t xml:space="preserve">Switch</w:t>
+            </w:r>
+          </w:p>
+        </w:tc>
+        <w:tc>
+          <w:tcPr/>
+          <w:p>
+            <w:pPr>
+              <w:pStyle w:val="Compact"/>
+              <w:jc w:val="left"/>
+            </w:pPr>
+            <w:r>
+              <w:t xml:space="preserve">Тип</w:t>
+            </w:r>
+          </w:p>
+        </w:tc>
+        <w:tc>
+          <w:tcPr/>
+          <w:p>
+            <w:pPr>
+              <w:pStyle w:val="Compact"/>
+              <w:jc w:val="left"/>
+            </w:pPr>
+            <w:r>
+              <w:t xml:space="preserve">Функция</w:t>
+            </w:r>
+          </w:p>
+        </w:tc>
+      </w:tr>
+      <w:tr>
+        <w:tc>
+          <w:tcPr/>
+          <w:p>
+            <w:pPr>
+              <w:pStyle w:val="Compact"/>
+              <w:jc w:val="left"/>
+            </w:pPr>
+            <w:r>
+              <w:rPr>
+                <w:bCs/>
+                <w:b/>
+              </w:rPr>
+              <w:t xml:space="preserve">KILL</w:t>
+            </w:r>
+          </w:p>
+        </w:tc>
+        <w:tc>
+          <w:tcPr/>
+          <w:p>
+            <w:pPr>
+              <w:pStyle w:val="Compact"/>
+              <w:jc w:val="left"/>
+            </w:pPr>
+            <w:r>
+              <w:t xml:space="preserve">momentary</w:t>
+            </w:r>
+          </w:p>
+        </w:tc>
+        <w:tc>
+          <w:tcPr/>
+          <w:p>
+            <w:pPr>
+              <w:pStyle w:val="Compact"/>
+              <w:jc w:val="left"/>
+            </w:pPr>
+            <w:r>
+              <w:t xml:space="preserve">Мьют входа, reverb tail продолжает играть и затухать</w:t>
+            </w:r>
+          </w:p>
+        </w:tc>
+      </w:tr>
+      <w:tr>
+        <w:tc>
+          <w:tcPr/>
+          <w:p>
+            <w:pPr>
+              <w:pStyle w:val="Compact"/>
+              <w:jc w:val="left"/>
+            </w:pPr>
+            <w:r>
+              <w:rPr>
+                <w:bCs/>
+                <w:b/>
+              </w:rPr>
+              <w:t xml:space="preserve">FREEZE</w:t>
+            </w:r>
+          </w:p>
+        </w:tc>
+        <w:tc>
+          <w:tcPr/>
+          <w:p>
+            <w:pPr>
+              <w:pStyle w:val="Compact"/>
+              <w:jc w:val="left"/>
+            </w:pPr>
+            <w:r>
+              <w:t xml:space="preserve">latching</w:t>
+            </w:r>
+          </w:p>
+        </w:tc>
+        <w:tc>
+          <w:tcPr/>
+          <w:p>
+            <w:pPr>
+              <w:pStyle w:val="Compact"/>
+              <w:jc w:val="left"/>
+            </w:pPr>
+            <w:r>
+              <w:t xml:space="preserve">Feedback loop locks, контент бесконечно sustainит и деградирует</w:t>
+            </w:r>
+          </w:p>
+        </w:tc>
+      </w:tr>
+      <w:tr>
+        <w:tc>
+          <w:tcPr/>
+          <w:p>
+            <w:pPr>
+              <w:pStyle w:val="Compact"/>
+              <w:jc w:val="left"/>
+            </w:pPr>
+            <w:r>
+              <w:rPr>
+                <w:bCs/>
+                <w:b/>
+              </w:rPr>
+              <w:t xml:space="preserve">TOLL</w:t>
+            </w:r>
+          </w:p>
+        </w:tc>
+        <w:tc>
+          <w:tcPr/>
+          <w:p>
+            <w:pPr>
+              <w:pStyle w:val="Compact"/>
+              <w:jc w:val="left"/>
+            </w:pPr>
+            <w:r>
+              <w:t xml:space="preserve">momentary</w:t>
+            </w:r>
+          </w:p>
+        </w:tc>
+        <w:tc>
+          <w:tcPr/>
+          <w:p>
+            <w:pPr>
+              <w:pStyle w:val="Compact"/>
+              <w:jc w:val="left"/>
+            </w:pPr>
+            <w:r>
+              <w:rPr>
+                <w:bCs/>
+                <w:b/>
+              </w:rPr>
+              <w:t xml:space="preserve">Solenoid impulse strike</w:t>
+            </w:r>
+            <w:r>
+              <w:t xml:space="preserve"> </w:t>
+            </w:r>
+            <w:r>
+              <w:t xml:space="preserve">(5–10мс pulse) → пластина звенит как колокол. Bell-strike независимо от audio input</w:t>
+            </w:r>
+          </w:p>
+        </w:tc>
+      </w:tr>
+      <w:tr>
+        <w:tc>
+          <w:tcPr/>
+          <w:p>
+            <w:pPr>
+              <w:pStyle w:val="Compact"/>
+              <w:jc w:val="left"/>
+            </w:pPr>
+            <w:r>
+              <w:rPr>
+                <w:bCs/>
+                <w:b/>
+              </w:rPr>
+              <w:t xml:space="preserve">STALL</w:t>
+            </w:r>
+          </w:p>
+        </w:tc>
+        <w:tc>
+          <w:tcPr/>
+          <w:p>
+            <w:pPr>
+              <w:pStyle w:val="Compact"/>
+              <w:jc w:val="left"/>
+            </w:pPr>
+            <w:r>
+              <w:t xml:space="preserve">latching</w:t>
+            </w:r>
+          </w:p>
+        </w:tc>
+        <w:tc>
+          <w:tcPr/>
+          <w:p>
+            <w:pPr>
+              <w:pStyle w:val="Compact"/>
+              <w:jc w:val="left"/>
+            </w:pPr>
+            <w:r>
+              <w:rPr>
+                <w:bCs/>
+                <w:b/>
+              </w:rPr>
+              <w:t xml:space="preserve">Forced damper hold</w:t>
+            </w:r>
+            <w:r>
+              <w:t xml:space="preserve"> </w:t>
+            </w:r>
+            <w:r>
+              <w:t xml:space="preserve">— solenoid sustained pressure → decay stuck at minimum. Release = decay resumes</w:t>
+            </w:r>
+          </w:p>
+        </w:tc>
+      </w:tr>
+    </w:tbl>
+    <w:p>
+      <w:pPr>
+        <w:pStyle w:val="BodyText"/>
+      </w:pPr>
+      <w:r>
+        <w:t xml:space="preserve">В Eurorack SKU те же четыре функции — большие кнопки на лицевой панели + соответствующие CV/gate inputs. KILL/FREEZE — стандартные, TOLL/STALL — solenoid-actuated (один соленоид, два режима через driver logic).</w:t>
+      </w:r>
+    </w:p>
+    <w:bookmarkEnd w:id="38"/>
+    <w:bookmarkStart w:id="39" w:name="X04553e23604e4408a8b558bf34073c8479d2aa7"/>
+    <w:p>
+      <w:pPr>
+        <w:pStyle w:val="Heading3"/>
+      </w:pPr>
+      <w:r>
+        <w:t xml:space="preserve">CV Patch Bay (Pedal: ~21 jacks; Eurorack: ~15 jacks)</w:t>
+      </w:r>
+    </w:p>
+    <w:p>
+      <w:pPr>
+        <w:pStyle w:val="FirstParagraph"/>
+      </w:pPr>
+      <w:r>
+        <w:t xml:space="preserve">Все controls имеют CV destination. Список:</w:t>
+      </w:r>
+    </w:p>
+    <w:p>
+      <w:pPr>
+        <w:pStyle w:val="BodyText"/>
+      </w:pPr>
+      <w:r>
+        <w:rPr>
+          <w:bCs/>
+          <w:b/>
+        </w:rPr>
+        <w:t xml:space="preserve">Audio I/O</w:t>
+      </w:r>
+      <w:r>
+        <w:t xml:space="preserve">:</w:t>
+      </w:r>
+    </w:p>
+    <w:p>
+      <w:pPr>
+        <w:numPr>
+          <w:ilvl w:val="0"/>
+          <w:numId w:val="1018"/>
+        </w:numPr>
+        <w:pStyle w:val="Compact"/>
+      </w:pPr>
+      <w:r>
+        <w:t xml:space="preserve">IN (audio input, 1× jack)</w:t>
+      </w:r>
+    </w:p>
+    <w:p>
+      <w:pPr>
+        <w:numPr>
+          <w:ilvl w:val="0"/>
+          <w:numId w:val="1018"/>
+        </w:numPr>
+        <w:pStyle w:val="Compact"/>
+      </w:pPr>
+      <w:r>
+        <w:t xml:space="preserve">MAIN L, MAIN R (stereo output)</w:t>
+      </w:r>
+    </w:p>
+    <w:p>
+      <w:pPr>
+        <w:numPr>
+          <w:ilvl w:val="0"/>
+          <w:numId w:val="1018"/>
+        </w:numPr>
+        <w:pStyle w:val="Compact"/>
+      </w:pPr>
+      <w:r>
+        <w:t xml:space="preserve">DRY OUT (separate dry signal post-buffer)</w:t>
+      </w:r>
+    </w:p>
+    <w:p>
+      <w:pPr>
+        <w:numPr>
+          <w:ilvl w:val="0"/>
+          <w:numId w:val="1018"/>
+        </w:numPr>
+        <w:pStyle w:val="Compact"/>
+      </w:pPr>
+      <w:r>
+        <w:t xml:space="preserve">WET OUT (separate wet signal без dry)</w:t>
+      </w:r>
+    </w:p>
+    <w:p>
+      <w:pPr>
+        <w:pStyle w:val="FirstParagraph"/>
+      </w:pPr>
+      <w:r>
+        <w:rPr>
+          <w:bCs/>
+          <w:b/>
+        </w:rPr>
+        <w:t xml:space="preserve">CV inputs (Phase 1)</w:t>
+      </w:r>
+      <w:r>
+        <w:t xml:space="preserve">:</w:t>
+      </w:r>
+    </w:p>
+    <w:p>
+      <w:pPr>
+        <w:numPr>
+          <w:ilvl w:val="0"/>
+          <w:numId w:val="1019"/>
+        </w:numPr>
+        <w:pStyle w:val="Compact"/>
+      </w:pPr>
+      <w:r>
+        <w:t xml:space="preserve">IN CV (input level)</w:t>
+      </w:r>
+    </w:p>
+    <w:p>
+      <w:pPr>
+        <w:numPr>
+          <w:ilvl w:val="0"/>
+          <w:numId w:val="1019"/>
+        </w:numPr>
+        <w:pStyle w:val="Compact"/>
+      </w:pPr>
+      <w:r>
+        <w:t xml:space="preserve">DRIVE CV</w:t>
+      </w:r>
+    </w:p>
+    <w:p>
+      <w:pPr>
+        <w:numPr>
+          <w:ilvl w:val="0"/>
+          <w:numId w:val="1019"/>
+        </w:numPr>
+        <w:pStyle w:val="Compact"/>
+      </w:pPr>
+      <w:r>
+        <w:t xml:space="preserve">ATTACK CV</w:t>
+      </w:r>
+    </w:p>
+    <w:p>
+      <w:pPr>
+        <w:numPr>
+          <w:ilvl w:val="0"/>
+          <w:numId w:val="1019"/>
+        </w:numPr>
+        <w:pStyle w:val="Compact"/>
+      </w:pPr>
+      <w:r>
+        <w:t xml:space="preserve">DECAY CV</w:t>
+      </w:r>
+    </w:p>
+    <w:p>
+      <w:pPr>
+        <w:numPr>
+          <w:ilvl w:val="0"/>
+          <w:numId w:val="1019"/>
+        </w:numPr>
+        <w:pStyle w:val="Compact"/>
+      </w:pPr>
+      <w:r>
+        <w:rPr>
+          <w:bCs/>
+          <w:b/>
+        </w:rPr>
+        <w:t xml:space="preserve">NOISE CV (bipolar — signed, splits noise/geiger via signed amount)</w:t>
+      </w:r>
+    </w:p>
+    <w:p>
+      <w:pPr>
+        <w:numPr>
+          <w:ilvl w:val="0"/>
+          <w:numId w:val="1019"/>
+        </w:numPr>
+        <w:pStyle w:val="Compact"/>
+      </w:pPr>
+      <w:r>
+        <w:t xml:space="preserve">POS CV (Position)</w:t>
+      </w:r>
+    </w:p>
+    <w:p>
+      <w:pPr>
+        <w:numPr>
+          <w:ilvl w:val="0"/>
+          <w:numId w:val="1019"/>
+        </w:numPr>
+        <w:pStyle w:val="Compact"/>
+      </w:pPr>
+      <w:r>
+        <w:t xml:space="preserve">DAMP CV (solenoid DAMP mode sustained)</w:t>
+      </w:r>
+    </w:p>
+    <w:p>
+      <w:pPr>
+        <w:numPr>
+          <w:ilvl w:val="0"/>
+          <w:numId w:val="1019"/>
+        </w:numPr>
+        <w:pStyle w:val="Compact"/>
+      </w:pPr>
+      <w:r>
+        <w:rPr>
+          <w:bCs/>
+          <w:b/>
+        </w:rPr>
+        <w:t xml:space="preserve">TOLL TRIG (gate trigger для solenoid strike pulse)</w:t>
+      </w:r>
+    </w:p>
+    <w:p>
+      <w:pPr>
+        <w:numPr>
+          <w:ilvl w:val="0"/>
+          <w:numId w:val="1019"/>
+        </w:numPr>
+        <w:pStyle w:val="Compact"/>
+      </w:pPr>
+      <w:r>
+        <w:t xml:space="preserve">LoPass CV</w:t>
+      </w:r>
+    </w:p>
+    <w:p>
+      <w:pPr>
+        <w:numPr>
+          <w:ilvl w:val="0"/>
+          <w:numId w:val="1019"/>
+        </w:numPr>
+        <w:pStyle w:val="Compact"/>
+      </w:pPr>
+      <w:r>
+        <w:t xml:space="preserve">HiPass CV</w:t>
+      </w:r>
+    </w:p>
+    <w:p>
+      <w:pPr>
+        <w:numPr>
+          <w:ilvl w:val="0"/>
+          <w:numId w:val="1019"/>
+        </w:numPr>
+        <w:pStyle w:val="Compact"/>
+      </w:pPr>
+      <w:r>
+        <w:t xml:space="preserve">MIX CV (dry/wet)</w:t>
+      </w:r>
+    </w:p>
+    <w:p>
+      <w:pPr>
+        <w:numPr>
+          <w:ilvl w:val="0"/>
+          <w:numId w:val="1019"/>
+        </w:numPr>
+        <w:pStyle w:val="Compact"/>
+      </w:pPr>
+      <w:r>
+        <w:t xml:space="preserve">TONE CV</w:t>
+      </w:r>
+    </w:p>
+    <w:p>
+      <w:pPr>
+        <w:numPr>
+          <w:ilvl w:val="0"/>
+          <w:numId w:val="1019"/>
+        </w:numPr>
+        <w:pStyle w:val="Compact"/>
+      </w:pPr>
+      <w:r>
+        <w:t xml:space="preserve">COLOR CV (noise color filter)</w:t>
+      </w:r>
+    </w:p>
+    <w:p>
+      <w:pPr>
+        <w:numPr>
+          <w:ilvl w:val="0"/>
+          <w:numId w:val="1019"/>
+        </w:numPr>
+        <w:pStyle w:val="Compact"/>
+      </w:pPr>
+      <w:r>
+        <w:t xml:space="preserve">FeedBack CV (cartridge feedback)</w:t>
+      </w:r>
+    </w:p>
+    <w:p>
+      <w:pPr>
+        <w:numPr>
+          <w:ilvl w:val="0"/>
+          <w:numId w:val="1019"/>
+        </w:numPr>
+        <w:pStyle w:val="Compact"/>
+      </w:pPr>
+      <w:r>
+        <w:t xml:space="preserve">Boost CV</w:t>
+      </w:r>
+    </w:p>
+    <w:p>
+      <w:pPr>
+        <w:numPr>
+          <w:ilvl w:val="0"/>
+          <w:numId w:val="1019"/>
+        </w:numPr>
+        <w:pStyle w:val="Compact"/>
+      </w:pPr>
+      <w:r>
+        <w:t xml:space="preserve">CLK (tap-tempo sync для phaser SPEED)</w:t>
+      </w:r>
+    </w:p>
+    <w:p>
+      <w:pPr>
+        <w:pStyle w:val="FirstParagraph"/>
+      </w:pPr>
+      <w:r>
+        <w:rPr>
+          <w:bCs/>
+          <w:b/>
+        </w:rPr>
+        <w:t xml:space="preserve">CV inputs (Phase 2 upgrade adds)</w:t>
+      </w:r>
+      <w:r>
+        <w:t xml:space="preserve">:</w:t>
+      </w:r>
+    </w:p>
+    <w:p>
+      <w:pPr>
+        <w:numPr>
+          <w:ilvl w:val="0"/>
+          <w:numId w:val="1020"/>
+        </w:numPr>
+        <w:pStyle w:val="Compact"/>
+      </w:pPr>
+      <w:r>
+        <w:t xml:space="preserve">PULSE CV, FOG CV, FROST CV, CHILL CV, HUM CV</w:t>
+      </w:r>
+    </w:p>
+    <w:p>
+      <w:pPr>
+        <w:pStyle w:val="FirstParagraph"/>
+      </w:pPr>
+      <w:r>
+        <w:rPr>
+          <w:bCs/>
+          <w:b/>
+        </w:rPr>
+        <w:t xml:space="preserve">Outputs (CV/audio)</w:t>
+      </w:r>
+      <w:r>
+        <w:t xml:space="preserve">:</w:t>
+      </w:r>
+    </w:p>
+    <w:p>
+      <w:pPr>
+        <w:numPr>
+          <w:ilvl w:val="0"/>
+          <w:numId w:val="1021"/>
+        </w:numPr>
+        <w:pStyle w:val="Compact"/>
+      </w:pPr>
+      <w:r>
+        <w:t xml:space="preserve">EG OUT (envelope follower output, 0-5V для external CV destinations)</w:t>
+      </w:r>
+    </w:p>
+    <w:p>
+      <w:pPr>
+        <w:numPr>
+          <w:ilvl w:val="0"/>
+          <w:numId w:val="1021"/>
+        </w:numPr>
+        <w:pStyle w:val="Compact"/>
+      </w:pPr>
+      <w:r>
+        <w:t xml:space="preserve">CLK CV (clock input для sync phaser/vinyl rate)</w:t>
+      </w:r>
+    </w:p>
+    <w:p>
+      <w:pPr>
+        <w:pStyle w:val="FirstParagraph"/>
+      </w:pPr>
+      <w:r>
+        <w:rPr>
+          <w:bCs/>
+          <w:b/>
+        </w:rPr>
+        <w:t xml:space="preserve">Pedal-only</w:t>
+      </w:r>
+      <w:r>
+        <w:t xml:space="preserve">:</w:t>
+      </w:r>
+    </w:p>
+    <w:p>
+      <w:pPr>
+        <w:numPr>
+          <w:ilvl w:val="0"/>
+          <w:numId w:val="1022"/>
+        </w:numPr>
+        <w:pStyle w:val="Compact"/>
+      </w:pPr>
+      <w:r>
+        <w:t xml:space="preserve">EXP IN (expression pedal jack, normalled к user-assignable target)</w:t>
+      </w:r>
+    </w:p>
+    <w:bookmarkEnd w:id="39"/>
+    <w:bookmarkStart w:id="40" w:name="Xd9a0e55e38dfc4fc59bc86fded4ffe191ca6e99"/>
+    <w:p>
+      <w:pPr>
+        <w:pStyle w:val="Heading3"/>
+      </w:pPr>
+      <w:r>
+        <w:t xml:space="preserve">Cartridge connector (внутри slot, идентичен в обеих SKU)</w:t>
+      </w:r>
+    </w:p>
+    <w:tbl>
+      <w:tblPr>
+        <w:tblStyle w:val="Table"/>
+        <w:tblW w:type="auto" w:w="0"/>
+        <w:tblLook w:firstRow="1" w:lastRow="0" w:firstColumn="0" w:lastColumn="0" w:noHBand="0" w:noVBand="0" w:val="0020"/>
+        <w:jc w:val="start"/>
+      </w:tblPr>
+      <w:tblGrid>
+        <w:gridCol w:w="2640"/>
+        <w:gridCol w:w="2640"/>
+        <w:gridCol w:w="2640"/>
+      </w:tblGrid>
+      <w:tr>
+        <w:trPr>
+          <w:tblHeader w:val="true"/>
+        </w:trPr>
+        <w:tc>
+          <w:tcPr/>
+          <w:p>
+            <w:pPr>
+              <w:pStyle w:val="Compact"/>
+              <w:jc w:val="left"/>
+            </w:pPr>
+            <w:r>
               <w:t xml:space="preserve">Connector</w:t>
             </w:r>
           </w:p>
@@ -6525,7 +7543,7 @@
       <w:pPr>
         <w:numPr>
           <w:ilvl w:val="0"/>
-          <w:numId w:val="1022"/>
+          <w:numId w:val="1023"/>
         </w:numPr>
         <w:pStyle w:val="Compact"/>
       </w:pPr>
@@ -6544,7 +7562,7 @@
       <w:pPr>
         <w:numPr>
           <w:ilvl w:val="0"/>
-          <w:numId w:val="1022"/>
+          <w:numId w:val="1023"/>
         </w:numPr>
         <w:pStyle w:val="Compact"/>
       </w:pPr>
@@ -6576,7 +7594,7 @@
       <w:pPr>
         <w:numPr>
           <w:ilvl w:val="0"/>
-          <w:numId w:val="1022"/>
+          <w:numId w:val="1023"/>
         </w:numPr>
         <w:pStyle w:val="Compact"/>
       </w:pPr>
@@ -6595,7 +7613,7 @@
       <w:pPr>
         <w:numPr>
           <w:ilvl w:val="0"/>
-          <w:numId w:val="1022"/>
+          <w:numId w:val="1023"/>
         </w:numPr>
         <w:pStyle w:val="Compact"/>
       </w:pPr>
@@ -6614,7 +7632,7 @@
       <w:pPr>
         <w:numPr>
           <w:ilvl w:val="0"/>
-          <w:numId w:val="1022"/>
+          <w:numId w:val="1023"/>
         </w:numPr>
         <w:pStyle w:val="Compact"/>
       </w:pPr>
@@ -7974,7 +8992,7 @@
       <w:pPr>
         <w:numPr>
           <w:ilvl w:val="0"/>
-          <w:numId w:val="1023"/>
+          <w:numId w:val="1024"/>
         </w:numPr>
         <w:pStyle w:val="Compact"/>
       </w:pPr>
@@ -7993,7 +9011,7 @@
       <w:pPr>
         <w:numPr>
           <w:ilvl w:val="0"/>
-          <w:numId w:val="1023"/>
+          <w:numId w:val="1024"/>
         </w:numPr>
         <w:pStyle w:val="Compact"/>
       </w:pPr>
@@ -8012,7 +9030,7 @@
       <w:pPr>
         <w:numPr>
           <w:ilvl w:val="0"/>
-          <w:numId w:val="1023"/>
+          <w:numId w:val="1024"/>
         </w:numPr>
         <w:pStyle w:val="Compact"/>
       </w:pPr>
@@ -8041,7 +9059,7 @@
       <w:pPr>
         <w:numPr>
           <w:ilvl w:val="0"/>
-          <w:numId w:val="1024"/>
+          <w:numId w:val="1025"/>
         </w:numPr>
         <w:pStyle w:val="Compact"/>
       </w:pPr>
@@ -8060,7 +9078,7 @@
       <w:pPr>
         <w:numPr>
           <w:ilvl w:val="0"/>
-          <w:numId w:val="1024"/>
+          <w:numId w:val="1025"/>
         </w:numPr>
         <w:pStyle w:val="Compact"/>
       </w:pPr>
@@ -8092,7 +9110,7 @@
       <w:pPr>
         <w:numPr>
           <w:ilvl w:val="0"/>
-          <w:numId w:val="1025"/>
+          <w:numId w:val="1026"/>
         </w:numPr>
         <w:pStyle w:val="Compact"/>
       </w:pPr>
@@ -8111,7 +9129,7 @@
       <w:pPr>
         <w:numPr>
           <w:ilvl w:val="0"/>
-          <w:numId w:val="1025"/>
+          <w:numId w:val="1026"/>
         </w:numPr>
         <w:pStyle w:val="Compact"/>
       </w:pPr>
@@ -8130,7 +9148,7 @@
       <w:pPr>
         <w:numPr>
           <w:ilvl w:val="0"/>
-          <w:numId w:val="1025"/>
+          <w:numId w:val="1026"/>
         </w:numPr>
         <w:pStyle w:val="Compact"/>
       </w:pPr>
@@ -8152,7 +9170,7 @@
       <w:pPr>
         <w:numPr>
           <w:ilvl w:val="0"/>
-          <w:numId w:val="1025"/>
+          <w:numId w:val="1026"/>
         </w:numPr>
         <w:pStyle w:val="Compact"/>
       </w:pPr>
@@ -8184,7 +9202,7 @@
       <w:pPr>
         <w:numPr>
           <w:ilvl w:val="0"/>
-          <w:numId w:val="1026"/>
+          <w:numId w:val="1027"/>
         </w:numPr>
         <w:pStyle w:val="Compact"/>
       </w:pPr>
@@ -8216,7 +9234,7 @@
       <w:pPr>
         <w:numPr>
           <w:ilvl w:val="0"/>
-          <w:numId w:val="1027"/>
+          <w:numId w:val="1028"/>
         </w:numPr>
         <w:pStyle w:val="Compact"/>
       </w:pPr>
@@ -8238,7 +9256,7 @@
       <w:pPr>
         <w:numPr>
           <w:ilvl w:val="0"/>
-          <w:numId w:val="1027"/>
+          <w:numId w:val="1028"/>
         </w:numPr>
         <w:pStyle w:val="Compact"/>
       </w:pPr>
@@ -8271,7 +9289,7 @@
       <w:pPr>
         <w:numPr>
           <w:ilvl w:val="0"/>
-          <w:numId w:val="1028"/>
+          <w:numId w:val="1029"/>
         </w:numPr>
         <w:pStyle w:val="Compact"/>
       </w:pPr>
@@ -8283,7 +9301,7 @@
       <w:pPr>
         <w:numPr>
           <w:ilvl w:val="0"/>
-          <w:numId w:val="1028"/>
+          <w:numId w:val="1029"/>
         </w:numPr>
         <w:pStyle w:val="Compact"/>
       </w:pPr>
@@ -8295,7 +9313,7 @@
       <w:pPr>
         <w:numPr>
           <w:ilvl w:val="0"/>
-          <w:numId w:val="1028"/>
+          <w:numId w:val="1029"/>
         </w:numPr>
         <w:pStyle w:val="Compact"/>
       </w:pPr>
@@ -8307,7 +9325,7 @@
       <w:pPr>
         <w:numPr>
           <w:ilvl w:val="0"/>
-          <w:numId w:val="1028"/>
+          <w:numId w:val="1029"/>
         </w:numPr>
         <w:pStyle w:val="Compact"/>
       </w:pPr>
@@ -8319,7 +9337,7 @@
       <w:pPr>
         <w:numPr>
           <w:ilvl w:val="0"/>
-          <w:numId w:val="1028"/>
+          <w:numId w:val="1029"/>
         </w:numPr>
         <w:pStyle w:val="Compact"/>
       </w:pPr>
@@ -8331,7 +9349,7 @@
       <w:pPr>
         <w:numPr>
           <w:ilvl w:val="0"/>
-          <w:numId w:val="1028"/>
+          <w:numId w:val="1029"/>
         </w:numPr>
         <w:pStyle w:val="Compact"/>
       </w:pPr>
@@ -8371,7 +9389,7 @@
       <w:pPr>
         <w:numPr>
           <w:ilvl w:val="0"/>
-          <w:numId w:val="1029"/>
+          <w:numId w:val="1030"/>
         </w:numPr>
         <w:pStyle w:val="Compact"/>
       </w:pPr>
@@ -8390,7 +9408,7 @@
       <w:pPr>
         <w:numPr>
           <w:ilvl w:val="0"/>
-          <w:numId w:val="1029"/>
+          <w:numId w:val="1030"/>
         </w:numPr>
         <w:pStyle w:val="Compact"/>
       </w:pPr>
@@ -8409,7 +9427,7 @@
       <w:pPr>
         <w:numPr>
           <w:ilvl w:val="0"/>
-          <w:numId w:val="1029"/>
+          <w:numId w:val="1030"/>
         </w:numPr>
         <w:pStyle w:val="Compact"/>
       </w:pPr>
@@ -8428,7 +9446,7 @@
       <w:pPr>
         <w:numPr>
           <w:ilvl w:val="0"/>
-          <w:numId w:val="1029"/>
+          <w:numId w:val="1030"/>
         </w:numPr>
         <w:pStyle w:val="Compact"/>
       </w:pPr>
@@ -8447,7 +9465,7 @@
       <w:pPr>
         <w:numPr>
           <w:ilvl w:val="0"/>
-          <w:numId w:val="1029"/>
+          <w:numId w:val="1030"/>
         </w:numPr>
         <w:pStyle w:val="Compact"/>
       </w:pPr>
@@ -8517,7 +9535,7 @@
       <w:pPr>
         <w:numPr>
           <w:ilvl w:val="0"/>
-          <w:numId w:val="1030"/>
+          <w:numId w:val="1031"/>
         </w:numPr>
         <w:pStyle w:val="Compact"/>
       </w:pPr>
@@ -8539,7 +9557,7 @@
       <w:pPr>
         <w:numPr>
           <w:ilvl w:val="0"/>
-          <w:numId w:val="1030"/>
+          <w:numId w:val="1031"/>
         </w:numPr>
         <w:pStyle w:val="Compact"/>
       </w:pPr>
@@ -8561,7 +9579,7 @@
       <w:pPr>
         <w:numPr>
           <w:ilvl w:val="0"/>
-          <w:numId w:val="1030"/>
+          <w:numId w:val="1031"/>
         </w:numPr>
         <w:pStyle w:val="Compact"/>
       </w:pPr>
@@ -8583,7 +9601,7 @@
       <w:pPr>
         <w:numPr>
           <w:ilvl w:val="0"/>
-          <w:numId w:val="1030"/>
+          <w:numId w:val="1031"/>
         </w:numPr>
         <w:pStyle w:val="Compact"/>
       </w:pPr>
@@ -8623,7 +9641,7 @@
       <w:pPr>
         <w:numPr>
           <w:ilvl w:val="0"/>
-          <w:numId w:val="1031"/>
+          <w:numId w:val="1032"/>
         </w:numPr>
         <w:pStyle w:val="Compact"/>
       </w:pPr>
@@ -8645,7 +9663,7 @@
       <w:pPr>
         <w:numPr>
           <w:ilvl w:val="0"/>
-          <w:numId w:val="1031"/>
+          <w:numId w:val="1032"/>
         </w:numPr>
         <w:pStyle w:val="Compact"/>
       </w:pPr>
@@ -8667,7 +9685,7 @@
       <w:pPr>
         <w:numPr>
           <w:ilvl w:val="0"/>
-          <w:numId w:val="1031"/>
+          <w:numId w:val="1032"/>
         </w:numPr>
         <w:pStyle w:val="Compact"/>
       </w:pPr>
@@ -8689,7 +9707,7 @@
       <w:pPr>
         <w:numPr>
           <w:ilvl w:val="0"/>
-          <w:numId w:val="1031"/>
+          <w:numId w:val="1032"/>
         </w:numPr>
         <w:pStyle w:val="Compact"/>
       </w:pPr>
@@ -8779,7 +9797,7 @@
       <w:pPr>
         <w:numPr>
           <w:ilvl w:val="0"/>
-          <w:numId w:val="1032"/>
+          <w:numId w:val="1033"/>
         </w:numPr>
         <w:pStyle w:val="Compact"/>
       </w:pPr>
@@ -8791,7 +9809,7 @@
       <w:pPr>
         <w:numPr>
           <w:ilvl w:val="0"/>
-          <w:numId w:val="1032"/>
+          <w:numId w:val="1033"/>
         </w:numPr>
         <w:pStyle w:val="Compact"/>
       </w:pPr>
@@ -8803,7 +9821,7 @@
       <w:pPr>
         <w:numPr>
           <w:ilvl w:val="0"/>
-          <w:numId w:val="1032"/>
+          <w:numId w:val="1033"/>
         </w:numPr>
         <w:pStyle w:val="Compact"/>
       </w:pPr>
@@ -8815,7 +9833,7 @@
       <w:pPr>
         <w:numPr>
           <w:ilvl w:val="0"/>
-          <w:numId w:val="1032"/>
+          <w:numId w:val="1033"/>
         </w:numPr>
         <w:pStyle w:val="Compact"/>
       </w:pPr>
@@ -8827,7 +9845,7 @@
       <w:pPr>
         <w:numPr>
           <w:ilvl w:val="0"/>
-          <w:numId w:val="1032"/>
+          <w:numId w:val="1033"/>
         </w:numPr>
         <w:pStyle w:val="Compact"/>
       </w:pPr>
@@ -8873,7 +9891,7 @@
       <w:pPr>
         <w:numPr>
           <w:ilvl w:val="0"/>
-          <w:numId w:val="1033"/>
+          <w:numId w:val="1034"/>
         </w:numPr>
         <w:pStyle w:val="Compact"/>
       </w:pPr>
@@ -8892,7 +9910,7 @@
       <w:pPr>
         <w:numPr>
           <w:ilvl w:val="0"/>
-          <w:numId w:val="1033"/>
+          <w:numId w:val="1034"/>
         </w:numPr>
         <w:pStyle w:val="Compact"/>
       </w:pPr>
@@ -8911,7 +9929,7 @@
       <w:pPr>
         <w:numPr>
           <w:ilvl w:val="0"/>
-          <w:numId w:val="1033"/>
+          <w:numId w:val="1034"/>
         </w:numPr>
         <w:pStyle w:val="Compact"/>
       </w:pPr>
@@ -8948,7 +9966,7 @@
       <w:pPr>
         <w:numPr>
           <w:ilvl w:val="0"/>
-          <w:numId w:val="1034"/>
+          <w:numId w:val="1035"/>
         </w:numPr>
         <w:pStyle w:val="Compact"/>
       </w:pPr>
@@ -8970,7 +9988,7 @@
       <w:pPr>
         <w:numPr>
           <w:ilvl w:val="0"/>
-          <w:numId w:val="1034"/>
+          <w:numId w:val="1035"/>
         </w:numPr>
         <w:pStyle w:val="Compact"/>
       </w:pPr>
@@ -8992,7 +10010,7 @@
       <w:pPr>
         <w:numPr>
           <w:ilvl w:val="0"/>
-          <w:numId w:val="1034"/>
+          <w:numId w:val="1035"/>
         </w:numPr>
         <w:pStyle w:val="Compact"/>
       </w:pPr>
@@ -11754,7 +12772,7 @@
       <w:pPr>
         <w:numPr>
           <w:ilvl w:val="0"/>
-          <w:numId w:val="1035"/>
+          <w:numId w:val="1036"/>
         </w:numPr>
         <w:pStyle w:val="Compact"/>
       </w:pPr>
@@ -11773,7 +12791,7 @@
       <w:pPr>
         <w:numPr>
           <w:ilvl w:val="0"/>
-          <w:numId w:val="1035"/>
+          <w:numId w:val="1036"/>
         </w:numPr>
         <w:pStyle w:val="Compact"/>
       </w:pPr>
@@ -11792,7 +12810,7 @@
       <w:pPr>
         <w:numPr>
           <w:ilvl w:val="0"/>
-          <w:numId w:val="1035"/>
+          <w:numId w:val="1036"/>
         </w:numPr>
         <w:pStyle w:val="Compact"/>
       </w:pPr>
@@ -11821,7 +12839,7 @@
       <w:pPr>
         <w:numPr>
           <w:ilvl w:val="0"/>
-          <w:numId w:val="1036"/>
+          <w:numId w:val="1037"/>
         </w:numPr>
         <w:pStyle w:val="Compact"/>
       </w:pPr>
@@ -11869,7 +12887,7 @@
       <w:pPr>
         <w:numPr>
           <w:ilvl w:val="0"/>
-          <w:numId w:val="1036"/>
+          <w:numId w:val="1037"/>
         </w:numPr>
         <w:pStyle w:val="Compact"/>
       </w:pPr>
@@ -11888,7 +12906,7 @@
       <w:pPr>
         <w:numPr>
           <w:ilvl w:val="0"/>
-          <w:numId w:val="1036"/>
+          <w:numId w:val="1037"/>
         </w:numPr>
         <w:pStyle w:val="Compact"/>
       </w:pPr>
@@ -11907,7 +12925,7 @@
       <w:pPr>
         <w:numPr>
           <w:ilvl w:val="0"/>
-          <w:numId w:val="1036"/>
+          <w:numId w:val="1037"/>
         </w:numPr>
         <w:pStyle w:val="Compact"/>
       </w:pPr>
@@ -11936,7 +12954,7 @@
       <w:pPr>
         <w:numPr>
           <w:ilvl w:val="0"/>
-          <w:numId w:val="1037"/>
+          <w:numId w:val="1038"/>
         </w:numPr>
         <w:pStyle w:val="Compact"/>
       </w:pPr>
@@ -11955,7 +12973,7 @@
       <w:pPr>
         <w:numPr>
           <w:ilvl w:val="0"/>
-          <w:numId w:val="1037"/>
+          <w:numId w:val="1038"/>
         </w:numPr>
         <w:pStyle w:val="Compact"/>
       </w:pPr>
@@ -11974,7 +12992,7 @@
       <w:pPr>
         <w:numPr>
           <w:ilvl w:val="0"/>
-          <w:numId w:val="1037"/>
+          <w:numId w:val="1038"/>
         </w:numPr>
         <w:pStyle w:val="Compact"/>
       </w:pPr>
@@ -12003,7 +13021,7 @@
       <w:pPr>
         <w:numPr>
           <w:ilvl w:val="0"/>
-          <w:numId w:val="1038"/>
+          <w:numId w:val="1039"/>
         </w:numPr>
         <w:pStyle w:val="Compact"/>
       </w:pPr>
@@ -12022,7 +13040,7 @@
       <w:pPr>
         <w:numPr>
           <w:ilvl w:val="0"/>
-          <w:numId w:val="1038"/>
+          <w:numId w:val="1039"/>
         </w:numPr>
         <w:pStyle w:val="Compact"/>
       </w:pPr>
@@ -12041,7 +13059,7 @@
       <w:pPr>
         <w:numPr>
           <w:ilvl w:val="0"/>
-          <w:numId w:val="1038"/>
+          <w:numId w:val="1039"/>
         </w:numPr>
         <w:pStyle w:val="Compact"/>
       </w:pPr>
@@ -12060,7 +13078,7 @@
       <w:pPr>
         <w:numPr>
           <w:ilvl w:val="0"/>
-          <w:numId w:val="1038"/>
+          <w:numId w:val="1039"/>
         </w:numPr>
         <w:pStyle w:val="Compact"/>
       </w:pPr>
@@ -12079,7 +13097,7 @@
       <w:pPr>
         <w:numPr>
           <w:ilvl w:val="0"/>
-          <w:numId w:val="1038"/>
+          <w:numId w:val="1039"/>
         </w:numPr>
         <w:pStyle w:val="Compact"/>
       </w:pPr>
@@ -12108,7 +13126,7 @@
       <w:pPr>
         <w:numPr>
           <w:ilvl w:val="0"/>
-          <w:numId w:val="1039"/>
+          <w:numId w:val="1040"/>
         </w:numPr>
         <w:pStyle w:val="Compact"/>
       </w:pPr>
@@ -12127,7 +13145,7 @@
       <w:pPr>
         <w:numPr>
           <w:ilvl w:val="0"/>
-          <w:numId w:val="1039"/>
+          <w:numId w:val="1040"/>
         </w:numPr>
         <w:pStyle w:val="Compact"/>
       </w:pPr>
@@ -12146,7 +13164,7 @@
       <w:pPr>
         <w:numPr>
           <w:ilvl w:val="0"/>
-          <w:numId w:val="1039"/>
+          <w:numId w:val="1040"/>
         </w:numPr>
         <w:pStyle w:val="Compact"/>
       </w:pPr>
@@ -12175,7 +13193,7 @@
       <w:pPr>
         <w:numPr>
           <w:ilvl w:val="0"/>
-          <w:numId w:val="1040"/>
+          <w:numId w:val="1041"/>
         </w:numPr>
         <w:pStyle w:val="Compact"/>
       </w:pPr>
@@ -12194,7 +13212,7 @@
       <w:pPr>
         <w:numPr>
           <w:ilvl w:val="0"/>
-          <w:numId w:val="1040"/>
+          <w:numId w:val="1041"/>
         </w:numPr>
         <w:pStyle w:val="Compact"/>
       </w:pPr>
@@ -12213,7 +13231,7 @@
       <w:pPr>
         <w:numPr>
           <w:ilvl w:val="0"/>
-          <w:numId w:val="1040"/>
+          <w:numId w:val="1041"/>
         </w:numPr>
         <w:pStyle w:val="Compact"/>
       </w:pPr>
@@ -12232,7 +13250,7 @@
       <w:pPr>
         <w:numPr>
           <w:ilvl w:val="0"/>
-          <w:numId w:val="1040"/>
+          <w:numId w:val="1041"/>
         </w:numPr>
         <w:pStyle w:val="Compact"/>
       </w:pPr>
@@ -12251,7 +13269,7 @@
       <w:pPr>
         <w:numPr>
           <w:ilvl w:val="0"/>
-          <w:numId w:val="1040"/>
+          <w:numId w:val="1041"/>
         </w:numPr>
         <w:pStyle w:val="Compact"/>
       </w:pPr>
@@ -12290,7 +13308,7 @@
       <w:pPr>
         <w:numPr>
           <w:ilvl w:val="0"/>
-          <w:numId w:val="1041"/>
+          <w:numId w:val="1042"/>
         </w:numPr>
         <w:pStyle w:val="Compact"/>
       </w:pPr>
@@ -12309,7 +13327,7 @@
       <w:pPr>
         <w:numPr>
           <w:ilvl w:val="0"/>
-          <w:numId w:val="1041"/>
+          <w:numId w:val="1042"/>
         </w:numPr>
         <w:pStyle w:val="Compact"/>
       </w:pPr>
@@ -12328,7 +13346,7 @@
       <w:pPr>
         <w:numPr>
           <w:ilvl w:val="0"/>
-          <w:numId w:val="1041"/>
+          <w:numId w:val="1042"/>
         </w:numPr>
         <w:pStyle w:val="Compact"/>
       </w:pPr>
@@ -12347,7 +13365,7 @@
       <w:pPr>
         <w:numPr>
           <w:ilvl w:val="0"/>
-          <w:numId w:val="1041"/>
+          <w:numId w:val="1042"/>
         </w:numPr>
         <w:pStyle w:val="Compact"/>
       </w:pPr>
@@ -12384,7 +13402,7 @@
       <w:pPr>
         <w:numPr>
           <w:ilvl w:val="0"/>
-          <w:numId w:val="1042"/>
+          <w:numId w:val="1043"/>
         </w:numPr>
         <w:pStyle w:val="Compact"/>
       </w:pPr>
@@ -12403,7 +13421,7 @@
       <w:pPr>
         <w:numPr>
           <w:ilvl w:val="0"/>
-          <w:numId w:val="1042"/>
+          <w:numId w:val="1043"/>
         </w:numPr>
         <w:pStyle w:val="Compact"/>
       </w:pPr>
@@ -12422,7 +13440,7 @@
       <w:pPr>
         <w:numPr>
           <w:ilvl w:val="0"/>
-          <w:numId w:val="1042"/>
+          <w:numId w:val="1043"/>
         </w:numPr>
         <w:pStyle w:val="Compact"/>
       </w:pPr>
@@ -12451,7 +13469,7 @@
       <w:pPr>
         <w:numPr>
           <w:ilvl w:val="0"/>
-          <w:numId w:val="1043"/>
+          <w:numId w:val="1044"/>
         </w:numPr>
         <w:pStyle w:val="Compact"/>
       </w:pPr>
@@ -12473,7 +13491,7 @@
       <w:pPr>
         <w:numPr>
           <w:ilvl w:val="0"/>
-          <w:numId w:val="1043"/>
+          <w:numId w:val="1044"/>
         </w:numPr>
         <w:pStyle w:val="Compact"/>
       </w:pPr>
@@ -12485,7 +13503,7 @@
       <w:pPr>
         <w:numPr>
           <w:ilvl w:val="0"/>
-          <w:numId w:val="1043"/>
+          <w:numId w:val="1044"/>
         </w:numPr>
         <w:pStyle w:val="Compact"/>
       </w:pPr>
@@ -12497,7 +13515,7 @@
       <w:pPr>
         <w:numPr>
           <w:ilvl w:val="0"/>
-          <w:numId w:val="1043"/>
+          <w:numId w:val="1044"/>
         </w:numPr>
         <w:pStyle w:val="Compact"/>
       </w:pPr>
@@ -12519,7 +13537,7 @@
       <w:pPr>
         <w:numPr>
           <w:ilvl w:val="0"/>
-          <w:numId w:val="1044"/>
+          <w:numId w:val="1045"/>
         </w:numPr>
         <w:pStyle w:val="Compact"/>
       </w:pPr>
@@ -12538,7 +13556,7 @@
       <w:pPr>
         <w:numPr>
           <w:ilvl w:val="0"/>
-          <w:numId w:val="1044"/>
+          <w:numId w:val="1045"/>
         </w:numPr>
         <w:pStyle w:val="Compact"/>
       </w:pPr>
@@ -12557,7 +13575,7 @@
       <w:pPr>
         <w:numPr>
           <w:ilvl w:val="0"/>
-          <w:numId w:val="1044"/>
+          <w:numId w:val="1045"/>
         </w:numPr>
         <w:pStyle w:val="Compact"/>
       </w:pPr>
@@ -12589,7 +13607,7 @@
       <w:pPr>
         <w:numPr>
           <w:ilvl w:val="0"/>
-          <w:numId w:val="1044"/>
+          <w:numId w:val="1045"/>
         </w:numPr>
         <w:pStyle w:val="Compact"/>
       </w:pPr>
@@ -12618,7 +13636,7 @@
       <w:pPr>
         <w:numPr>
           <w:ilvl w:val="0"/>
-          <w:numId w:val="1045"/>
+          <w:numId w:val="1046"/>
         </w:numPr>
         <w:pStyle w:val="Compact"/>
       </w:pPr>
@@ -12630,7 +13648,7 @@
       <w:pPr>
         <w:numPr>
           <w:ilvl w:val="0"/>
-          <w:numId w:val="1045"/>
+          <w:numId w:val="1046"/>
         </w:numPr>
         <w:pStyle w:val="Compact"/>
       </w:pPr>
@@ -12652,7 +13670,7 @@
       <w:pPr>
         <w:numPr>
           <w:ilvl w:val="0"/>
-          <w:numId w:val="1046"/>
+          <w:numId w:val="1047"/>
         </w:numPr>
         <w:pStyle w:val="Compact"/>
       </w:pPr>
@@ -12664,7 +13682,7 @@
       <w:pPr>
         <w:numPr>
           <w:ilvl w:val="0"/>
-          <w:numId w:val="1046"/>
+          <w:numId w:val="1047"/>
         </w:numPr>
         <w:pStyle w:val="Compact"/>
       </w:pPr>
@@ -13115,7 +14133,7 @@
       <w:pPr>
         <w:numPr>
           <w:ilvl w:val="0"/>
-          <w:numId w:val="1047"/>
+          <w:numId w:val="1048"/>
         </w:numPr>
         <w:pStyle w:val="Compact"/>
       </w:pPr>
@@ -13127,7 +14145,7 @@
       <w:pPr>
         <w:numPr>
           <w:ilvl w:val="0"/>
-          <w:numId w:val="1047"/>
+          <w:numId w:val="1048"/>
         </w:numPr>
         <w:pStyle w:val="Compact"/>
       </w:pPr>
@@ -13139,7 +14157,7 @@
       <w:pPr>
         <w:numPr>
           <w:ilvl w:val="0"/>
-          <w:numId w:val="1047"/>
+          <w:numId w:val="1048"/>
         </w:numPr>
         <w:pStyle w:val="Compact"/>
       </w:pPr>
@@ -13169,7 +14187,7 @@
       <w:pPr>
         <w:numPr>
           <w:ilvl w:val="0"/>
-          <w:numId w:val="1048"/>
+          <w:numId w:val="1049"/>
         </w:numPr>
         <w:pStyle w:val="Compact"/>
       </w:pPr>
@@ -13181,7 +14199,7 @@
       <w:pPr>
         <w:numPr>
           <w:ilvl w:val="0"/>
-          <w:numId w:val="1048"/>
+          <w:numId w:val="1049"/>
         </w:numPr>
         <w:pStyle w:val="Compact"/>
       </w:pPr>
@@ -13193,7 +14211,7 @@
       <w:pPr>
         <w:numPr>
           <w:ilvl w:val="0"/>
-          <w:numId w:val="1048"/>
+          <w:numId w:val="1049"/>
         </w:numPr>
         <w:pStyle w:val="Compact"/>
       </w:pPr>
@@ -13223,7 +14241,7 @@
       <w:pPr>
         <w:numPr>
           <w:ilvl w:val="0"/>
-          <w:numId w:val="1049"/>
+          <w:numId w:val="1050"/>
         </w:numPr>
         <w:pStyle w:val="Compact"/>
       </w:pPr>
@@ -13235,7 +14253,7 @@
       <w:pPr>
         <w:numPr>
           <w:ilvl w:val="0"/>
-          <w:numId w:val="1049"/>
+          <w:numId w:val="1050"/>
         </w:numPr>
         <w:pStyle w:val="Compact"/>
       </w:pPr>
@@ -13247,7 +14265,7 @@
       <w:pPr>
         <w:numPr>
           <w:ilvl w:val="0"/>
-          <w:numId w:val="1049"/>
+          <w:numId w:val="1050"/>
         </w:numPr>
         <w:pStyle w:val="Compact"/>
       </w:pPr>
@@ -13277,7 +14295,7 @@
       <w:pPr>
         <w:numPr>
           <w:ilvl w:val="0"/>
-          <w:numId w:val="1050"/>
+          <w:numId w:val="1051"/>
         </w:numPr>
         <w:pStyle w:val="Compact"/>
       </w:pPr>
@@ -13296,7 +14314,7 @@
       <w:pPr>
         <w:numPr>
           <w:ilvl w:val="0"/>
-          <w:numId w:val="1050"/>
+          <w:numId w:val="1051"/>
         </w:numPr>
         <w:pStyle w:val="Compact"/>
       </w:pPr>
@@ -13315,7 +14333,7 @@
       <w:pPr>
         <w:numPr>
           <w:ilvl w:val="0"/>
-          <w:numId w:val="1050"/>
+          <w:numId w:val="1051"/>
         </w:numPr>
         <w:pStyle w:val="Compact"/>
       </w:pPr>
@@ -13345,7 +14363,7 @@
       <w:pPr>
         <w:numPr>
           <w:ilvl w:val="0"/>
-          <w:numId w:val="1050"/>
+          <w:numId w:val="1051"/>
         </w:numPr>
         <w:pStyle w:val="Compact"/>
       </w:pPr>
@@ -13829,6 +14847,9 @@
     <w:abstractNumId w:val="991"/>
   </w:num>
   <w:num w:numId="1028">
+    <w:abstractNumId w:val="991"/>
+  </w:num>
+  <w:num w:numId="1029">
     <w:abstractNumId w:val="99411"/>
     <w:lvlOverride w:ilvl="0">
       <w:startOverride w:val="1"/>
@@ -13857,9 +14878,6 @@
     <w:lvlOverride w:ilvl="8">
       <w:startOverride w:val="1"/>
     </w:lvlOverride>
-  </w:num>
-  <w:num w:numId="1029">
-    <w:abstractNumId w:val="991"/>
   </w:num>
   <w:num w:numId="1030">
     <w:abstractNumId w:val="991"/>
@@ -13892,6 +14910,9 @@
     <w:abstractNumId w:val="991"/>
   </w:num>
   <w:num w:numId="1040">
+    <w:abstractNumId w:val="991"/>
+  </w:num>
+  <w:num w:numId="1041">
     <w:abstractNumId w:val="99411"/>
     <w:lvlOverride w:ilvl="0">
       <w:startOverride w:val="1"/>
@@ -13921,10 +14942,10 @@
       <w:startOverride w:val="1"/>
     </w:lvlOverride>
   </w:num>
-  <w:num w:numId="1041">
+  <w:num w:numId="1042">
     <w:abstractNumId w:val="991"/>
   </w:num>
-  <w:num w:numId="1042">
+  <w:num w:numId="1043">
     <w:abstractNumId w:val="99411"/>
     <w:lvlOverride w:ilvl="0">
       <w:startOverride w:val="1"/>
@@ -13954,9 +14975,6 @@
       <w:startOverride w:val="1"/>
     </w:lvlOverride>
   </w:num>
-  <w:num w:numId="1043">
-    <w:abstractNumId w:val="991"/>
-  </w:num>
   <w:num w:numId="1044">
     <w:abstractNumId w:val="991"/>
   </w:num>
@@ -13976,6 +14994,9 @@
     <w:abstractNumId w:val="991"/>
   </w:num>
   <w:num w:numId="1050">
+    <w:abstractNumId w:val="991"/>
+  </w:num>
+  <w:num w:numId="1051">
     <w:abstractNumId w:val="991"/>
   </w:num>
 </w:numbering>

--- a/synth/LAST_NIGHT_SPEC.docx
+++ b/synth/LAST_NIGHT_SPEC.docx
@@ -2,7 +2,7 @@
 <file path=word/document.xml><?xml version="1.0" encoding="utf-8"?>
 <w:document xmlns:w="http://schemas.openxmlformats.org/wordprocessingml/2006/main" xmlns:m="http://schemas.openxmlformats.org/officeDocument/2006/math" xmlns:r="http://schemas.openxmlformats.org/officeDocument/2006/relationships" xmlns:o="urn:schemas-microsoft-com:office:office" xmlns:v="urn:schemas-microsoft-com:vml" xmlns:w10="urn:schemas-microsoft-com:office:word" xmlns:a="http://schemas.openxmlformats.org/drawingml/2006/main" xmlns:pic="http://schemas.openxmlformats.org/drawingml/2006/picture" xmlns:wp="http://schemas.openxmlformats.org/drawingml/2006/wordprocessingDrawing">
   <w:body>
-    <w:bookmarkStart w:id="99" w:name="last-night--спецификация-продукта"/>
+    <w:bookmarkStart w:id="100" w:name="last-night--спецификация-продукта"/>
     <w:p>
       <w:pPr>
         <w:pStyle w:val="Heading1"/>
@@ -35,7 +35,7 @@
         <w:t xml:space="preserve">Версия</w:t>
       </w:r>
       <w:r>
-        <w:t xml:space="preserve">: v4.0 — consolidated base (Decision 08)</w:t>
+        <w:t xml:space="preserve">: v5.0 — hybrid lock (Decision 09): visual canon = mockup пользователя, electrical innovations = Decision 08</w:t>
       </w:r>
       <w:r>
         <w:t xml:space="preserve"> </w:t>
@@ -164,7 +164,23 @@
         <w:t xml:space="preserve">Phase plan</w:t>
       </w:r>
       <w:r>
-        <w:t xml:space="preserve">: Phase 1 ship = reverb-ядро + bipolar NOISE/GEIGER knob + 4 footswitches (KILL/FREEZE/TOLL/STALL). Cold palette FX (PULSE/FOG/FROST/CHILL/HUM + optional phaser) — Phase 2 upgrade kit / v3 PCB revision.</w:t>
+        <w:t xml:space="preserve">: Phase 1 ship = reverb-ядро + phaser + noise/geiger секция + 4 footswitches (TAP/GATE-CRUSH/BYPASS/FREEZE). Cold palette FX (PULSE/FOG/FROST/CHILL/HUM) — Phase 2 v3 PCB upgrade kit.</w:t>
+      </w:r>
+      <w:r>
+        <w:t xml:space="preserve"> </w:t>
+      </w:r>
+      <w:r>
+        <w:rPr>
+          <w:bCs/>
+          <w:b/>
+        </w:rPr>
+        <w:t xml:space="preserve">Solenoid double-function</w:t>
+      </w:r>
+      <w:r>
+        <w:t xml:space="preserve"> </w:t>
+      </w:r>
+      <w:r>
+        <w:t xml:space="preserve">(TOLL strike + STALL hold) — modular-advanced feature, доступна через CV-only triggers (J_TOLL_TRIG, J_STALL_CV), не через footswitches.</w:t>
       </w:r>
     </w:p>
     <w:p>
@@ -3713,19 +3729,19 @@
                 <w:bCs/>
                 <w:b/>
               </w:rPr>
-              <w:t xml:space="preserve">Noise generator bipolar split</w:t>
-            </w:r>
-          </w:p>
-        </w:tc>
-        <w:tc>
-          <w:tcPr/>
-          <w:p>
-            <w:pPr>
-              <w:pStyle w:val="Compact"/>
-              <w:jc w:val="left"/>
-            </w:pPr>
-            <w:r>
-              <w:t xml:space="preserve">Center-detent pot, CCW continuous / CW Geiger ticks</w:t>
+              <w:t xml:space="preserve">Noise generator architecture</w:t>
+            </w:r>
+          </w:p>
+        </w:tc>
+        <w:tc>
+          <w:tcPr/>
+          <w:p>
+            <w:pPr>
+              <w:pStyle w:val="Compact"/>
+              <w:jc w:val="left"/>
+            </w:pPr>
+            <w:r>
+              <w:t xml:space="preserve">Shared zener (BZX55C9V1) + ATtiny85 LFSR cluster ticks. NOISE knob = output level; COLOR(geiger) knob = continuous crossfader (CCW = hiss, CW = ticks)</w:t>
             </w:r>
           </w:p>
         </w:tc>
@@ -3785,7 +3801,7 @@
               <w:jc w:val="left"/>
             </w:pPr>
             <w:r>
-              <w:t xml:space="preserve">DAMP sustained (CV) + TOLL impulse (5–10мс trigger)</w:t>
+              <w:t xml:space="preserve">DAMP sustained (CV) + TOLL impulse (5–10мс via J_TOLL_TRIG monostable) + STALL hold (J_STALL_CV forced) — CV-only triggers, no footswitch</w:t>
             </w:r>
           </w:p>
         </w:tc>
@@ -3985,7 +4001,7 @@
     </w:tbl>
     <w:bookmarkEnd w:id="33"/>
     <w:bookmarkEnd w:id="34"/>
-    <w:bookmarkStart w:id="41" w:name="контролы-и-интерфейс"/>
+    <w:bookmarkStart w:id="42" w:name="контролы-и-интерфейс"/>
     <w:p>
       <w:pPr>
         <w:pStyle w:val="Heading2"/>
@@ -4002,13 +4018,13 @@
         <w:t xml:space="preserve">Контролы идентичны для обеих SKU (одна схема). Раскладка отличается только enclosure-level — pedal vs Eurorack.</w:t>
       </w:r>
     </w:p>
-    <w:bookmarkStart w:id="35" w:name="X040c769c67313a23198369378208a603b6ac7bc"/>
+    <w:bookmarkStart w:id="35" w:name="X3cd7b80443b56e05e912ef4fc96fc732364260f"/>
     <w:p>
       <w:pPr>
         <w:pStyle w:val="Heading3"/>
       </w:pPr>
       <w:r>
-        <w:t xml:space="preserve">Раскладка панели — Pedal SKU (~203×140мм, big-box class)</w:t>
+        <w:t xml:space="preserve">Раскладка панели — Pedal SKU (~203×140мм, big-box class) — mockup canon</w:t>
       </w:r>
     </w:p>
     <w:p>
@@ -4082,7 +4098,7 @@
         <w:rPr>
           <w:rStyle w:val="VerbatimChar"/>
         </w:rPr>
-        <w:t xml:space="preserve">│              └─[──────────────────────────────]─┘                                │</w:t>
+        <w:t xml:space="preserve">│              └─[──────────────────────────────]─┘                ▢ SWITCH CLIP   │</w:t>
       </w:r>
       <w:r>
         <w:br/>
@@ -4109,52 +4125,70 @@
         <w:rPr>
           <w:rStyle w:val="VerbatimChar"/>
         </w:rPr>
-        <w:t xml:space="preserve">│  │ COLOR │                                                       ▢ SWITCH CLIP   │</w:t>
-      </w:r>
-      <w:r>
-        <w:br/>
-      </w:r>
-      <w:r>
-        <w:rPr>
-          <w:rStyle w:val="VerbatimChar"/>
-        </w:rPr>
-        <w:t xml:space="preserve">│  │ WARM  │  ◉ DRIVE   ◉ ATK   ◉ DEC      ◉ POSIT  ◉ BOOST                       │</w:t>
-      </w:r>
-      <w:r>
-        <w:br/>
-      </w:r>
-      <w:r>
-        <w:rPr>
-          <w:rStyle w:val="VerbatimChar"/>
-        </w:rPr>
-        <w:t xml:space="preserve">│  │ DARK  │                                                                       │</w:t>
-      </w:r>
-      <w:r>
-        <w:br/>
-      </w:r>
-      <w:r>
-        <w:rPr>
-          <w:rStyle w:val="VerbatimChar"/>
-        </w:rPr>
-        <w:t xml:space="preserve">│  │ COLOR │             ◉ LowPass           ▢ PHASER ON/OFF                       │</w:t>
-      </w:r>
-      <w:r>
-        <w:br/>
-      </w:r>
-      <w:r>
-        <w:rPr>
-          <w:rStyle w:val="VerbatimChar"/>
-        </w:rPr>
-        <w:t xml:space="preserve">│  │ MIX   │             ◉ HiPass            ◉ PHASE/FLUTTER  ◉ DEPTH  ◉ SPEED     │</w:t>
-      </w:r>
-      <w:r>
-        <w:br/>
-      </w:r>
-      <w:r>
-        <w:rPr>
-          <w:rStyle w:val="VerbatimChar"/>
-        </w:rPr>
-        <w:t xml:space="preserve">│  └───────┘                                                                       │</w:t>
+        <w:t xml:space="preserve">│  │ COLOR │  ◉ DRIVE   ◉ ATK   ◉ DEC                                              │</w:t>
+      </w:r>
+      <w:r>
+        <w:br/>
+      </w:r>
+      <w:r>
+        <w:rPr>
+          <w:rStyle w:val="VerbatimChar"/>
+        </w:rPr>
+        <w:t xml:space="preserve">│  │ WARM  │                                                                       │</w:t>
+      </w:r>
+      <w:r>
+        <w:br/>
+      </w:r>
+      <w:r>
+        <w:rPr>
+          <w:rStyle w:val="VerbatimChar"/>
+        </w:rPr>
+        <w:t xml:space="preserve">│  │ DARK  │             ◉ LowPass            ◉ POSIT   ◉ BOOST                    │</w:t>
+      </w:r>
+      <w:r>
+        <w:br/>
+      </w:r>
+      <w:r>
+        <w:rPr>
+          <w:rStyle w:val="VerbatimChar"/>
+        </w:rPr>
+        <w:t xml:space="preserve">│  │ COLOR │             ◉ HiPass                                                  │</w:t>
+      </w:r>
+      <w:r>
+        <w:br/>
+      </w:r>
+      <w:r>
+        <w:rPr>
+          <w:rStyle w:val="VerbatimChar"/>
+        </w:rPr>
+        <w:t xml:space="preserve">│  │ MIX   │                                              ┌─── Shape Form ───┐    │</w:t>
+      </w:r>
+      <w:r>
+        <w:br/>
+      </w:r>
+      <w:r>
+        <w:rPr>
+          <w:rStyle w:val="VerbatimChar"/>
+        </w:rPr>
+        <w:t xml:space="preserve">│  └───────┘                                              │  slider →         │    │</w:t>
+      </w:r>
+      <w:r>
+        <w:br/>
+      </w:r>
+      <w:r>
+        <w:rPr>
+          <w:rStyle w:val="VerbatimChar"/>
+        </w:rPr>
+        <w:t xml:space="preserve">│                                                         │  ~ /\ ▲ ▼ ⌐⌐      │    │</w:t>
+      </w:r>
+      <w:r>
+        <w:br/>
+      </w:r>
+      <w:r>
+        <w:rPr>
+          <w:rStyle w:val="VerbatimChar"/>
+        </w:rPr>
+        <w:t xml:space="preserve">│                                                         └───────────────────┘    │</w:t>
       </w:r>
       <w:r>
         <w:br/>
@@ -4172,16 +4206,16 @@
         <w:rPr>
           <w:rStyle w:val="VerbatimChar"/>
         </w:rPr>
-        <w:t xml:space="preserve">│  ◉ TONE     ◉ NOISE/GEIGER     ◉ COLOR                                           │</w:t>
-      </w:r>
-      <w:r>
-        <w:br/>
-      </w:r>
-      <w:r>
-        <w:rPr>
-          <w:rStyle w:val="VerbatimChar"/>
-        </w:rPr>
-        <w:t xml:space="preserve">│              (bipolar, center)  (noise filter)                                   │</w:t>
+        <w:t xml:space="preserve">│  ◉ TONE   ◉ NOISE   ◉ COLOR(geiger)   ◉ Phase/Flutter   ◉ DEPTH   ◉ SPEED       │</w:t>
+      </w:r>
+      <w:r>
+        <w:br/>
+      </w:r>
+      <w:r>
+        <w:rPr>
+          <w:rStyle w:val="VerbatimChar"/>
+        </w:rPr>
+        <w:t xml:space="preserve">│                       (crossfader)     (large)          (large)   (large)        │</w:t>
       </w:r>
       <w:r>
         <w:br/>
@@ -4244,16 +4278,16 @@
         <w:rPr>
           <w:rStyle w:val="VerbatimChar"/>
         </w:rPr>
-        <w:t xml:space="preserve">│  Row A: ⊙IN ⊙DRIVE ⊙DECAY ⊙NOISE ⊙POS ⊙DAMP ⊙TOLL⊙LoPass ⊙MIX ⊙EG ⊙DRY ⊙WET    │</w:t>
-      </w:r>
-      <w:r>
-        <w:br/>
-      </w:r>
-      <w:r>
-        <w:rPr>
-          <w:rStyle w:val="VerbatimChar"/>
-        </w:rPr>
-        <w:t xml:space="preserve">│  Row B: ⊙CLK ⊙TONE ⊙Attack ⊙COLOR ⊙FB ⊙HiPass ⊙Boost            ⊙L ⊙MAIN ⊙R    │</w:t>
+        <w:t xml:space="preserve">│  Row A: ⊙IN ⊙DRIVE ⊙DECAY ⊙NOISE ⊙POS ⊙DAMP ⊙LoPass ⊙MIX  ⊙EG(att) ⊙DRY ⊙WET    │</w:t>
+      </w:r>
+      <w:r>
+        <w:br/>
+      </w:r>
+      <w:r>
+        <w:rPr>
+          <w:rStyle w:val="VerbatimChar"/>
+        </w:rPr>
+        <w:t xml:space="preserve">│  Row B: ⊙CLK ⊙TONE ⊙Attack ⊙COLOR ⊙FeedBack ⊙HiPass ⊙Boost ⊙TOLL ⊙STALL ⊙L MAIN R│</w:t>
       </w:r>
       <w:r>
         <w:br/>
@@ -4280,16 +4314,16 @@
         <w:rPr>
           <w:rStyle w:val="VerbatimChar"/>
         </w:rPr>
-        <w:t xml:space="preserve">│  ▣ KILL          ▣ FREEZE                       ▣ TOLL           ▣ STALL         │</w:t>
-      </w:r>
-      <w:r>
-        <w:br/>
-      </w:r>
-      <w:r>
-        <w:rPr>
-          <w:rStyle w:val="VerbatimChar"/>
-        </w:rPr>
-        <w:t xml:space="preserve">│  (momentary)     (latching)                     (momentary)      (latching)      │</w:t>
+        <w:t xml:space="preserve">│  ▣ TAP        ▣ GATE-CRUSH                       ▣ BYPASS      ▣ FREEZE          │</w:t>
+      </w:r>
+      <w:r>
+        <w:br/>
+      </w:r>
+      <w:r>
+        <w:rPr>
+          <w:rStyle w:val="VerbatimChar"/>
+        </w:rPr>
+        <w:t xml:space="preserve">│  (momentary)  (latching)                         (relay 3PDT)  (latching)        │</w:t>
       </w:r>
       <w:r>
         <w:br/>
@@ -4362,7 +4396,10 @@
         <w:t xml:space="preserve">4 footswitches</w:t>
       </w:r>
       <w:r>
-        <w:t xml:space="preserve">: KILL / FREEZE / TOLL / STALL (жесты "холодной ночи").</w:t>
+        <w:t xml:space="preserve"> </w:t>
+      </w:r>
+      <w:r>
+        <w:t xml:space="preserve">(mockup canon): TAP / GATE-CRUSH / BYPASS / FREEZE.</w:t>
       </w:r>
     </w:p>
     <w:p>
@@ -4384,7 +4421,23 @@
         <w:t xml:space="preserve"> </w:t>
       </w:r>
       <w:r>
-        <w:t xml:space="preserve">(~22 mini-jack) — modular-style integration с external CV.</w:t>
+        <w:t xml:space="preserve">(~22 mini-jack) — modular-style integration. Row B включает</w:t>
+      </w:r>
+      <w:r>
+        <w:t xml:space="preserve"> </w:t>
+      </w:r>
+      <w:r>
+        <w:rPr>
+          <w:bCs/>
+          <w:b/>
+        </w:rPr>
+        <w:t xml:space="preserve">J_TOLL_TRIG и J_STALL_CV</w:t>
+      </w:r>
+      <w:r>
+        <w:t xml:space="preserve"> </w:t>
+      </w:r>
+      <w:r>
+        <w:t xml:space="preserve">как modular-advanced triggers для solenoid double-function.</w:t>
       </w:r>
     </w:p>
     <w:p>
@@ -4422,13 +4475,13 @@
           <w:bCs/>
           <w:b/>
         </w:rPr>
-        <w:t xml:space="preserve">Bipolar NOISE/GEIGER knob</w:t>
-      </w:r>
-      <w:r>
-        <w:t xml:space="preserve"> </w:t>
-      </w:r>
-      <w:r>
-        <w:t xml:space="preserve">в нижнем ряду — центральный detent в положении 12 часов = off; CCW = continuous zener noise; CW = Geiger cluster ticks.</w:t>
+        <w:t xml:space="preserve">NOISE + COLOR(geiger) — 2 ручки</w:t>
+      </w:r>
+      <w:r>
+        <w:t xml:space="preserve"> </w:t>
+      </w:r>
+      <w:r>
+        <w:t xml:space="preserve">(mockup canon): NOISE level + COLOR crossfader (continuous hiss ↔ Geiger ticks).</w:t>
       </w:r>
     </w:p>
     <w:p>
@@ -4444,6 +4497,63 @@
           <w:bCs/>
           <w:b/>
         </w:rPr>
+        <w:t xml:space="preserve">Phase/Flutter, DEPTH, SPEED — large named knobs</w:t>
+      </w:r>
+      <w:r>
+        <w:t xml:space="preserve"> </w:t>
+      </w:r>
+      <w:r>
+        <w:t xml:space="preserve">в lower row,</w:t>
+      </w:r>
+      <w:r>
+        <w:t xml:space="preserve"> </w:t>
+      </w:r>
+      <w:r>
+        <w:rPr>
+          <w:bCs/>
+          <w:b/>
+        </w:rPr>
+        <w:t xml:space="preserve">always-on</w:t>
+      </w:r>
+      <w:r>
+        <w:t xml:space="preserve">. Phaser равноправный эффект, не optional.</w:t>
+      </w:r>
+    </w:p>
+    <w:p>
+      <w:pPr>
+        <w:numPr>
+          <w:ilvl w:val="0"/>
+          <w:numId w:val="1017"/>
+        </w:numPr>
+        <w:pStyle w:val="Compact"/>
+      </w:pPr>
+      <w:r>
+        <w:rPr>
+          <w:bCs/>
+          <w:b/>
+        </w:rPr>
+        <w:t xml:space="preserve">Shape Form slider</w:t>
+      </w:r>
+      <w:r>
+        <w:t xml:space="preserve"> </w:t>
+      </w:r>
+      <w:r>
+        <w:t xml:space="preserve">— horizontal 5-pos slider для LFO waveform select.</w:t>
+      </w:r>
+    </w:p>
+    <w:p>
+      <w:pPr>
+        <w:numPr>
+          <w:ilvl w:val="0"/>
+          <w:numId w:val="1017"/>
+        </w:numPr>
+        <w:pStyle w:val="Compact"/>
+      </w:pPr>
+      <w:r>
+        <w:rPr>
+          <w:bCs/>
+          <w:b/>
+        </w:rPr>
         <w:t xml:space="preserve">Color preset slider</w:t>
       </w:r>
       <w:r>
@@ -4451,28 +4561,6 @@
       </w:r>
       <w:r>
         <w:t xml:space="preserve">vertical (5 positions) — quick tone preset selector.</w:t>
-      </w:r>
-    </w:p>
-    <w:p>
-      <w:pPr>
-        <w:numPr>
-          <w:ilvl w:val="0"/>
-          <w:numId w:val="1017"/>
-        </w:numPr>
-        <w:pStyle w:val="Compact"/>
-      </w:pPr>
-      <w:r>
-        <w:rPr>
-          <w:bCs/>
-          <w:b/>
-        </w:rPr>
-        <w:t xml:space="preserve">PHASER ON/OFF toggle</w:t>
-      </w:r>
-      <w:r>
-        <w:t xml:space="preserve"> </w:t>
-      </w:r>
-      <w:r>
-        <w:t xml:space="preserve">— engage / bypass phaser section.</w:t>
       </w:r>
     </w:p>
     <w:p>
@@ -4636,70 +4724,70 @@
         <w:rPr>
           <w:rStyle w:val="VerbatimChar"/>
         </w:rPr>
-        <w:t xml:space="preserve">│  ┌─COLOR─┐  ◉ LowPass    ◉ HiPass         ▢ PHASER ON/OFF                │</w:t>
-      </w:r>
-      <w:r>
-        <w:br/>
-      </w:r>
-      <w:r>
-        <w:rPr>
-          <w:rStyle w:val="VerbatimChar"/>
-        </w:rPr>
-        <w:t xml:space="preserve">│  │slider │                                                                │</w:t>
-      </w:r>
-      <w:r>
-        <w:br/>
-      </w:r>
-      <w:r>
-        <w:rPr>
-          <w:rStyle w:val="VerbatimChar"/>
-        </w:rPr>
-        <w:t xml:space="preserve">│  │ COLOR │  ◉ TONE  ◉ NOISE/GEIGER  ◉ COLOR  ◉ Phase/Flutter             │</w:t>
-      </w:r>
-      <w:r>
-        <w:br/>
-      </w:r>
-      <w:r>
-        <w:rPr>
-          <w:rStyle w:val="VerbatimChar"/>
-        </w:rPr>
-        <w:t xml:space="preserve">│  │ WARM  │           (bipolar)              ◉ DEPTH  ◉ SPEED              │</w:t>
-      </w:r>
-      <w:r>
-        <w:br/>
-      </w:r>
-      <w:r>
-        <w:rPr>
-          <w:rStyle w:val="VerbatimChar"/>
-        </w:rPr>
-        <w:t xml:space="preserve">│  │ DARK  │                                                                │</w:t>
-      </w:r>
-      <w:r>
-        <w:br/>
-      </w:r>
-      <w:r>
-        <w:rPr>
-          <w:rStyle w:val="VerbatimChar"/>
-        </w:rPr>
-        <w:t xml:space="preserve">│  │ COLOR │           ◉ CARTRIDGE FB         ▢ SWITCH CLIP                 │</w:t>
-      </w:r>
-      <w:r>
-        <w:br/>
-      </w:r>
-      <w:r>
-        <w:rPr>
-          <w:rStyle w:val="VerbatimChar"/>
-        </w:rPr>
-        <w:t xml:space="preserve">│  │ MIX   │                                                                │</w:t>
-      </w:r>
-      <w:r>
-        <w:br/>
-      </w:r>
-      <w:r>
-        <w:rPr>
-          <w:rStyle w:val="VerbatimChar"/>
-        </w:rPr>
-        <w:t xml:space="preserve">│  └───────┘                                                                │</w:t>
+        <w:t xml:space="preserve">│  ┌─COLOR─┐  ◉ LowPass    ◉ HiPass         ┌── Shape Form slider ─────┐  │</w:t>
+      </w:r>
+      <w:r>
+        <w:br/>
+      </w:r>
+      <w:r>
+        <w:rPr>
+          <w:rStyle w:val="VerbatimChar"/>
+        </w:rPr>
+        <w:t xml:space="preserve">│  │slider │                                 │                           │  │</w:t>
+      </w:r>
+      <w:r>
+        <w:br/>
+      </w:r>
+      <w:r>
+        <w:rPr>
+          <w:rStyle w:val="VerbatimChar"/>
+        </w:rPr>
+        <w:t xml:space="preserve">│  │ COLOR │  ◉ TONE  ◉ NOISE  ◉ COLOR(geig) │                           │  │</w:t>
+      </w:r>
+      <w:r>
+        <w:br/>
+      </w:r>
+      <w:r>
+        <w:rPr>
+          <w:rStyle w:val="VerbatimChar"/>
+        </w:rPr>
+        <w:t xml:space="preserve">│  │ WARM  │                                 │  ▢ SWITCH CLIP            │  │</w:t>
+      </w:r>
+      <w:r>
+        <w:br/>
+      </w:r>
+      <w:r>
+        <w:rPr>
+          <w:rStyle w:val="VerbatimChar"/>
+        </w:rPr>
+        <w:t xml:space="preserve">│  │ DARK  │  ◉ Phase/Flutter  ◉ DEPTH      └───────────────────────────┘  │</w:t>
+      </w:r>
+      <w:r>
+        <w:br/>
+      </w:r>
+      <w:r>
+        <w:rPr>
+          <w:rStyle w:val="VerbatimChar"/>
+        </w:rPr>
+        <w:t xml:space="preserve">│  │ COLOR │  ◉ SPEED   ◉ CARTRIDGE FB                                     │</w:t>
+      </w:r>
+      <w:r>
+        <w:br/>
+      </w:r>
+      <w:r>
+        <w:rPr>
+          <w:rStyle w:val="VerbatimChar"/>
+        </w:rPr>
+        <w:t xml:space="preserve">│  │ MIX   │                                                               │</w:t>
+      </w:r>
+      <w:r>
+        <w:br/>
+      </w:r>
+      <w:r>
+        <w:rPr>
+          <w:rStyle w:val="VerbatimChar"/>
+        </w:rPr>
+        <w:t xml:space="preserve">│  └───────┘                                                               │</w:t>
       </w:r>
       <w:r>
         <w:br/>
@@ -4771,7 +4859,7 @@
         <w:rPr>
           <w:rStyle w:val="VerbatimChar"/>
         </w:rPr>
-        <w:t xml:space="preserve">│  ▢ KILL btn   ▢ FREEZE btn   ▢ TOLL btn   ▢ STALL btn                    │</w:t>
+        <w:t xml:space="preserve">│  ▢ TAP btn   ▢ GATE-CRUSH btn   ▢ FREEZE toggle                          │</w:t>
       </w:r>
       <w:r>
         <w:br/>
@@ -4816,16 +4904,16 @@
         <w:rPr>
           <w:rStyle w:val="VerbatimChar"/>
         </w:rPr>
-        <w:t xml:space="preserve">│  ⊙IN ⊙DRIVE ⊙DECAY ⊙NOISE(bipolar) ⊙POS ⊙DAMP ⊙TOLL ⊙LoPass ⊙HiPass     │</w:t>
-      </w:r>
-      <w:r>
-        <w:br/>
-      </w:r>
-      <w:r>
-        <w:rPr>
-          <w:rStyle w:val="VerbatimChar"/>
-        </w:rPr>
-        <w:t xml:space="preserve">│  ⊙MIX ⊙CLK ⊙Attack ⊙TONE ⊙COLOR ⊙FB ⊙Boost                              │</w:t>
+        <w:t xml:space="preserve">│  ⊙IN ⊙DRIVE ⊙DECAY ⊙NOISE ⊙POS ⊙DAMP ⊙LoPass ⊙HiPass ⊙MIX ⊙CLK          │</w:t>
+      </w:r>
+      <w:r>
+        <w:br/>
+      </w:r>
+      <w:r>
+        <w:rPr>
+          <w:rStyle w:val="VerbatimChar"/>
+        </w:rPr>
+        <w:t xml:space="preserve">│  ⊙Attack ⊙TONE ⊙COLOR ⊙FB ⊙Boost ⊙TOLL ⊙STALL                            │</w:t>
       </w:r>
       <w:r>
         <w:br/>
@@ -4853,6 +4941,30 @@
           <w:rStyle w:val="VerbatimChar"/>
         </w:rPr>
         <w:t xml:space="preserve">└──────────────────────────────────────────────────────────────────────────┘</w:t>
+      </w:r>
+    </w:p>
+    <w:p>
+      <w:pPr>
+        <w:pStyle w:val="FirstParagraph"/>
+      </w:pPr>
+      <w:r>
+        <w:t xml:space="preserve">В Eurorack BYPASS не нужен (модуль просто отключается от patch). Footswitch-функции реализованы как</w:t>
+      </w:r>
+      <w:r>
+        <w:t xml:space="preserve"> </w:t>
+      </w:r>
+      <w:r>
+        <w:rPr>
+          <w:bCs/>
+          <w:b/>
+        </w:rPr>
+        <w:t xml:space="preserve">buttons</w:t>
+      </w:r>
+      <w:r>
+        <w:t xml:space="preserve"> </w:t>
+      </w:r>
+      <w:r>
+        <w:t xml:space="preserve">в нижней части панели + соответствующие gate inputs (для TAP, GATE-CRUSH, FREEZE).</w:t>
       </w:r>
     </w:p>
     <w:bookmarkEnd w:id="36"/>
@@ -4877,7 +4989,10 @@
         <w:t xml:space="preserve">Phase 1 ship (ядро + базовые FX)</w:t>
       </w:r>
       <w:r>
-        <w:t xml:space="preserve">:</w:t>
+        <w:t xml:space="preserve"> </w:t>
+      </w:r>
+      <w:r>
+        <w:t xml:space="preserve">— layout соответствует mockup:</w:t>
       </w:r>
     </w:p>
     <w:tbl>
@@ -5776,7 +5891,57 @@
                 <w:bCs/>
                 <w:b/>
               </w:rPr>
-              <w:t xml:space="preserve">NOISE / GEIGER</w:t>
+              <w:t xml:space="preserve">NOISE</w:t>
+            </w:r>
+          </w:p>
+        </w:tc>
+        <w:tc>
+          <w:tcPr/>
+          <w:p>
+            <w:pPr>
+              <w:pStyle w:val="Compact"/>
+              <w:jc w:val="left"/>
+            </w:pPr>
+            <w:r>
+              <w:t xml:space="preserve">Pot log</w:t>
+            </w:r>
+          </w:p>
+        </w:tc>
+        <w:tc>
+          <w:tcPr/>
+          <w:p>
+            <w:pPr>
+              <w:pStyle w:val="Compact"/>
+              <w:jc w:val="left"/>
+            </w:pPr>
+            <w:r>
+              <w:t xml:space="preserve">Noise generator output level (shared zener + LFSR architecture, см. BUILD §Block 12)</w:t>
+            </w:r>
+          </w:p>
+        </w:tc>
+        <w:tc>
+          <w:tcPr/>
+          <w:p>
+            <w:pPr>
+              <w:pStyle w:val="Compact"/>
+              <w:jc w:val="left"/>
+            </w:pPr>
+            <w:r>
+              <w:t xml:space="preserve">✓ NOISE CV</w:t>
+            </w:r>
+          </w:p>
+        </w:tc>
+      </w:tr>
+      <w:tr>
+        <w:tc>
+          <w:tcPr/>
+          <w:p>
+            <w:pPr>
+              <w:pStyle w:val="Compact"/>
+              <w:jc w:val="left"/>
+            </w:pPr>
+            <w:r>
+              <w:t xml:space="preserve">14</w:t>
             </w:r>
           </w:p>
         </w:tc>
@@ -5792,41 +5957,43 @@
                 <w:bCs/>
                 <w:b/>
               </w:rPr>
-              <w:t xml:space="preserve">Center-detent pot, bipolar</w:t>
-            </w:r>
-          </w:p>
-        </w:tc>
-        <w:tc>
-          <w:tcPr/>
-          <w:p>
-            <w:pPr>
-              <w:pStyle w:val="Compact"/>
-              <w:jc w:val="left"/>
-            </w:pPr>
-            <w:r>
-              <w:rPr>
-                <w:bCs/>
-                <w:b/>
-              </w:rPr>
-              <w:t xml:space="preserve">CCW → continuous noise (zener BZX55C9V1). CW → Geiger cluster ticks (ATtiny85 LFSR + comparator). Center detent = off.</w:t>
-            </w:r>
-            <w:r>
-              <w:t xml:space="preserve"> </w:t>
-            </w:r>
-            <w:r>
-              <w:t xml:space="preserve">Один knob, две текстуры.</w:t>
-            </w:r>
-          </w:p>
-        </w:tc>
-        <w:tc>
-          <w:tcPr/>
-          <w:p>
-            <w:pPr>
-              <w:pStyle w:val="Compact"/>
-              <w:jc w:val="left"/>
-            </w:pPr>
-            <w:r>
-              <w:t xml:space="preserve">✓ NOISE CV (bipolar)</w:t>
+              <w:t xml:space="preserve">COLOR (geiger)</w:t>
+            </w:r>
+          </w:p>
+        </w:tc>
+        <w:tc>
+          <w:tcPr/>
+          <w:p>
+            <w:pPr>
+              <w:pStyle w:val="Compact"/>
+              <w:jc w:val="left"/>
+            </w:pPr>
+            <w:r>
+              <w:t xml:space="preserve">Pot lin</w:t>
+            </w:r>
+          </w:p>
+        </w:tc>
+        <w:tc>
+          <w:tcPr/>
+          <w:p>
+            <w:pPr>
+              <w:pStyle w:val="Compact"/>
+              <w:jc w:val="left"/>
+            </w:pPr>
+            <w:r>
+              <w:t xml:space="preserve">Crossfader noise character: CCW = continuous zener hiss → CW = Geiger cluster ticks (ATtiny85 LFSR). Параллельно работает LPF colour filter (white → brown).</w:t>
+            </w:r>
+          </w:p>
+        </w:tc>
+        <w:tc>
+          <w:tcPr/>
+          <w:p>
+            <w:pPr>
+              <w:pStyle w:val="Compact"/>
+              <w:jc w:val="left"/>
+            </w:pPr>
+            <w:r>
+              <w:t xml:space="preserve">✓ COLOR CV</w:t>
             </w:r>
           </w:p>
         </w:tc>
@@ -5840,139 +6007,7 @@
               <w:jc w:val="left"/>
             </w:pPr>
             <w:r>
-              <w:t xml:space="preserve">14</w:t>
-            </w:r>
-          </w:p>
-        </w:tc>
-        <w:tc>
-          <w:tcPr/>
-          <w:p>
-            <w:pPr>
-              <w:pStyle w:val="Compact"/>
-              <w:jc w:val="left"/>
-            </w:pPr>
-            <w:r>
-              <w:rPr>
-                <w:bCs/>
-                <w:b/>
-              </w:rPr>
-              <w:t xml:space="preserve">COLOR</w:t>
-            </w:r>
-          </w:p>
-        </w:tc>
-        <w:tc>
-          <w:tcPr/>
-          <w:p>
-            <w:pPr>
-              <w:pStyle w:val="Compact"/>
-              <w:jc w:val="left"/>
-            </w:pPr>
-            <w:r>
-              <w:t xml:space="preserve">Pot lin</w:t>
-            </w:r>
-          </w:p>
-        </w:tc>
-        <w:tc>
-          <w:tcPr/>
-          <w:p>
-            <w:pPr>
-              <w:pStyle w:val="Compact"/>
-              <w:jc w:val="left"/>
-            </w:pPr>
-            <w:r>
-              <w:t xml:space="preserve">Color filter on noise tract (LPF cutoff, white → brown)</w:t>
-            </w:r>
-          </w:p>
-        </w:tc>
-        <w:tc>
-          <w:tcPr/>
-          <w:p>
-            <w:pPr>
-              <w:pStyle w:val="Compact"/>
-              <w:jc w:val="left"/>
-            </w:pPr>
-            <w:r>
-              <w:t xml:space="preserve">✓ COLOR CV</w:t>
-            </w:r>
-          </w:p>
-        </w:tc>
-      </w:tr>
-      <w:tr>
-        <w:tc>
-          <w:tcPr/>
-          <w:p>
-            <w:pPr>
-              <w:pStyle w:val="Compact"/>
-              <w:jc w:val="left"/>
-            </w:pPr>
-            <w:r>
               <w:t xml:space="preserve">15</w:t>
-            </w:r>
-          </w:p>
-        </w:tc>
-        <w:tc>
-          <w:tcPr/>
-          <w:p>
-            <w:pPr>
-              <w:pStyle w:val="Compact"/>
-              <w:jc w:val="left"/>
-            </w:pPr>
-            <w:r>
-              <w:rPr>
-                <w:bCs/>
-                <w:b/>
-              </w:rPr>
-              <w:t xml:space="preserve">PHASER ON/OFF</w:t>
-            </w:r>
-          </w:p>
-        </w:tc>
-        <w:tc>
-          <w:tcPr/>
-          <w:p>
-            <w:pPr>
-              <w:pStyle w:val="Compact"/>
-              <w:jc w:val="left"/>
-            </w:pPr>
-            <w:r>
-              <w:t xml:space="preserve">2-pos toggle</w:t>
-            </w:r>
-          </w:p>
-        </w:tc>
-        <w:tc>
-          <w:tcPr/>
-          <w:p>
-            <w:pPr>
-              <w:pStyle w:val="Compact"/>
-              <w:jc w:val="left"/>
-            </w:pPr>
-            <w:r>
-              <w:t xml:space="preserve">Engage / bypass phaser section (optional immersion layer)</w:t>
-            </w:r>
-          </w:p>
-        </w:tc>
-        <w:tc>
-          <w:tcPr/>
-          <w:p>
-            <w:pPr>
-              <w:pStyle w:val="Compact"/>
-              <w:jc w:val="left"/>
-            </w:pPr>
-            <w:r>
-              <w:t xml:space="preserve">—</w:t>
-            </w:r>
-          </w:p>
-        </w:tc>
-      </w:tr>
-      <w:tr>
-        <w:tc>
-          <w:tcPr/>
-          <w:p>
-            <w:pPr>
-              <w:pStyle w:val="Compact"/>
-              <w:jc w:val="left"/>
-            </w:pPr>
-            <w:r>
-              <w:t xml:space="preserve">16</w:t>
             </w:r>
           </w:p>
         </w:tc>
@@ -6000,19 +6035,29 @@
               <w:jc w:val="left"/>
             </w:pPr>
             <w:r>
-              <w:t xml:space="preserve">Pot lin</w:t>
-            </w:r>
-          </w:p>
-        </w:tc>
-        <w:tc>
-          <w:tcPr/>
-          <w:p>
-            <w:pPr>
-              <w:pStyle w:val="Compact"/>
-              <w:jc w:val="left"/>
-            </w:pPr>
-            <w:r>
-              <w:t xml:space="preserve">Phaser feedback / resonance peak</w:t>
+              <w:t xml:space="preserve">Pot log</w:t>
+            </w:r>
+          </w:p>
+        </w:tc>
+        <w:tc>
+          <w:tcPr/>
+          <w:p>
+            <w:pPr>
+              <w:pStyle w:val="Compact"/>
+              <w:jc w:val="left"/>
+            </w:pPr>
+            <w:r>
+              <w:t xml:space="preserve">Phaser feedback / resonance peak.</w:t>
+            </w:r>
+            <w:r>
+              <w:t xml:space="preserve"> </w:t>
+            </w:r>
+            <w:r>
+              <w:rPr>
+                <w:bCs/>
+                <w:b/>
+              </w:rPr>
+              <w:t xml:space="preserve">Always-on named effect</w:t>
             </w:r>
           </w:p>
         </w:tc>
@@ -6038,7 +6083,7 @@
               <w:jc w:val="left"/>
             </w:pPr>
             <w:r>
-              <w:t xml:space="preserve">17</w:t>
+              <w:t xml:space="preserve">16</w:t>
             </w:r>
           </w:p>
         </w:tc>
@@ -6104,7 +6149,7 @@
               <w:jc w:val="left"/>
             </w:pPr>
             <w:r>
-              <w:t xml:space="preserve">18</w:t>
+              <w:t xml:space="preserve">17</w:t>
             </w:r>
           </w:p>
         </w:tc>
@@ -6144,19 +6189,19 @@
               <w:jc w:val="left"/>
             </w:pPr>
             <w:r>
-              <w:t xml:space="preserve">Phaser LFO rate (0.05–10 Гц)</w:t>
-            </w:r>
-          </w:p>
-        </w:tc>
-        <w:tc>
-          <w:tcPr/>
-          <w:p>
-            <w:pPr>
-              <w:pStyle w:val="Compact"/>
-              <w:jc w:val="left"/>
-            </w:pPr>
-            <w:r>
-              <w:t xml:space="preserve">✓ CLK CV (sync to external clock)</w:t>
+              <w:t xml:space="preserve">Phaser + vinyl-wow LFO rate (0.05–10 Гц)</w:t>
+            </w:r>
+          </w:p>
+        </w:tc>
+        <w:tc>
+          <w:tcPr/>
+          <w:p>
+            <w:pPr>
+              <w:pStyle w:val="Compact"/>
+              <w:jc w:val="left"/>
+            </w:pPr>
+            <w:r>
+              <w:t xml:space="preserve">✓ CLK CV (TAP sync)</w:t>
             </w:r>
           </w:p>
         </w:tc>
@@ -6170,7 +6215,7 @@
               <w:jc w:val="left"/>
             </w:pPr>
             <w:r>
-              <w:t xml:space="preserve">19</w:t>
+              <w:t xml:space="preserve">18</w:t>
             </w:r>
           </w:p>
         </w:tc>
@@ -6186,7 +6231,73 @@
                 <w:bCs/>
                 <w:b/>
               </w:rPr>
-              <w:t xml:space="preserve">Color slider</w:t>
+              <w:t xml:space="preserve">Shape Form slider</w:t>
+            </w:r>
+          </w:p>
+        </w:tc>
+        <w:tc>
+          <w:tcPr/>
+          <w:p>
+            <w:pPr>
+              <w:pStyle w:val="Compact"/>
+              <w:jc w:val="left"/>
+            </w:pPr>
+            <w:r>
+              <w:t xml:space="preserve">Horizontal 5-pos slider</w:t>
+            </w:r>
+          </w:p>
+        </w:tc>
+        <w:tc>
+          <w:tcPr/>
+          <w:p>
+            <w:pPr>
+              <w:pStyle w:val="Compact"/>
+              <w:jc w:val="left"/>
+            </w:pPr>
+            <w:r>
+              <w:t xml:space="preserve">Phaser LFO waveform select: triangle / sine / random S&amp;H / vinyl-skip / step</w:t>
+            </w:r>
+          </w:p>
+        </w:tc>
+        <w:tc>
+          <w:tcPr/>
+          <w:p>
+            <w:pPr>
+              <w:pStyle w:val="Compact"/>
+              <w:jc w:val="left"/>
+            </w:pPr>
+            <w:r>
+              <w:t xml:space="preserve">—</w:t>
+            </w:r>
+          </w:p>
+        </w:tc>
+      </w:tr>
+      <w:tr>
+        <w:tc>
+          <w:tcPr/>
+          <w:p>
+            <w:pPr>
+              <w:pStyle w:val="Compact"/>
+              <w:jc w:val="left"/>
+            </w:pPr>
+            <w:r>
+              <w:t xml:space="preserve">19</w:t>
+            </w:r>
+          </w:p>
+        </w:tc>
+        <w:tc>
+          <w:tcPr/>
+          <w:p>
+            <w:pPr>
+              <w:pStyle w:val="Compact"/>
+              <w:jc w:val="left"/>
+            </w:pPr>
+            <w:r>
+              <w:rPr>
+                <w:bCs/>
+                <w:b/>
+              </w:rPr>
+              <w:t xml:space="preserve">Color preset slider</w:t>
             </w:r>
           </w:p>
         </w:tc>
@@ -6210,7 +6321,7 @@
               <w:jc w:val="left"/>
             </w:pPr>
             <w:r>
-              <w:t xml:space="preserve">Preset tone selector</w:t>
+              <w:t xml:space="preserve">Preset tone selector: COLOR / WARM / DARK / COLOR / MIX</w:t>
             </w:r>
           </w:p>
         </w:tc>
@@ -6723,13 +6834,13 @@
       </w:tr>
     </w:tbl>
     <w:bookmarkEnd w:id="37"/>
-    <w:bookmarkStart w:id="38" w:name="X325a64345e8aa8fff23e6a9231a7044bbadb606"/>
+    <w:bookmarkStart w:id="38" w:name="footswitches-pedal-sku--mockup-canon"/>
     <w:p>
       <w:pPr>
         <w:pStyle w:val="Heading3"/>
       </w:pPr>
       <w:r>
-        <w:t xml:space="preserve">Footswitches (Pedal SKU — 4 жеста "холодной ночи")</w:t>
+        <w:t xml:space="preserve">Footswitches (Pedal SKU — mockup canon)</w:t>
       </w:r>
     </w:p>
     <w:tbl>
@@ -6798,7 +6909,7 @@
                 <w:bCs/>
                 <w:b/>
               </w:rPr>
-              <w:t xml:space="preserve">KILL</w:t>
+              <w:t xml:space="preserve">TAP</w:t>
             </w:r>
           </w:p>
         </w:tc>
@@ -6822,7 +6933,101 @@
               <w:jc w:val="left"/>
             </w:pPr>
             <w:r>
-              <w:t xml:space="preserve">Мьют входа, reverb tail продолжает играть и затухать</w:t>
+              <w:t xml:space="preserve">Tap-tempo для phaser SPEED + vinyl-wow rate sync. Sub-divisions через double-tap.</w:t>
+            </w:r>
+          </w:p>
+        </w:tc>
+      </w:tr>
+      <w:tr>
+        <w:tc>
+          <w:tcPr/>
+          <w:p>
+            <w:pPr>
+              <w:pStyle w:val="Compact"/>
+              <w:jc w:val="left"/>
+            </w:pPr>
+            <w:r>
+              <w:rPr>
+                <w:bCs/>
+                <w:b/>
+              </w:rPr>
+              <w:t xml:space="preserve">GATE/CRUSH</w:t>
+            </w:r>
+          </w:p>
+        </w:tc>
+        <w:tc>
+          <w:tcPr/>
+          <w:p>
+            <w:pPr>
+              <w:pStyle w:val="Compact"/>
+              <w:jc w:val="left"/>
+            </w:pPr>
+            <w:r>
+              <w:t xml:space="preserve">latching</w:t>
+            </w:r>
+          </w:p>
+        </w:tc>
+        <w:tc>
+          <w:tcPr/>
+          <w:p>
+            <w:pPr>
+              <w:pStyle w:val="Compact"/>
+              <w:jc w:val="left"/>
+            </w:pPr>
+            <w:r>
+              <w:rPr>
+                <w:bCs/>
+                <w:b/>
+              </w:rPr>
+              <w:t xml:space="preserve">Destruction effect</w:t>
+            </w:r>
+            <w:r>
+              <w:t xml:space="preserve"> </w:t>
+            </w:r>
+            <w:r>
+              <w:t xml:space="preserve">post-mixer: gate (signal под threshold cuts) + bitcrush (sample-hold downsample). 4066 CMOS gate + LF398 crush cell.</w:t>
+            </w:r>
+          </w:p>
+        </w:tc>
+      </w:tr>
+      <w:tr>
+        <w:tc>
+          <w:tcPr/>
+          <w:p>
+            <w:pPr>
+              <w:pStyle w:val="Compact"/>
+              <w:jc w:val="left"/>
+            </w:pPr>
+            <w:r>
+              <w:rPr>
+                <w:bCs/>
+                <w:b/>
+              </w:rPr>
+              <w:t xml:space="preserve">BYPASS</w:t>
+            </w:r>
+          </w:p>
+        </w:tc>
+        <w:tc>
+          <w:tcPr/>
+          <w:p>
+            <w:pPr>
+              <w:pStyle w:val="Compact"/>
+              <w:jc w:val="left"/>
+            </w:pPr>
+            <w:r>
+              <w:t xml:space="preserve">relay 3PDT</w:t>
+            </w:r>
+          </w:p>
+        </w:tc>
+        <w:tc>
+          <w:tcPr/>
+          <w:p>
+            <w:pPr>
+              <w:pStyle w:val="Compact"/>
+              <w:jc w:val="left"/>
+            </w:pPr>
+            <w:r>
+              <w:t xml:space="preserve">Relay-buffered true bypass (no signal coloration when off).</w:t>
             </w:r>
           </w:p>
         </w:tc>
@@ -6864,111 +7069,7 @@
               <w:jc w:val="left"/>
             </w:pPr>
             <w:r>
-              <w:t xml:space="preserve">Feedback loop locks, контент бесконечно sustainит и деградирует</w:t>
-            </w:r>
-          </w:p>
-        </w:tc>
-      </w:tr>
-      <w:tr>
-        <w:tc>
-          <w:tcPr/>
-          <w:p>
-            <w:pPr>
-              <w:pStyle w:val="Compact"/>
-              <w:jc w:val="left"/>
-            </w:pPr>
-            <w:r>
-              <w:rPr>
-                <w:bCs/>
-                <w:b/>
-              </w:rPr>
-              <w:t xml:space="preserve">TOLL</w:t>
-            </w:r>
-          </w:p>
-        </w:tc>
-        <w:tc>
-          <w:tcPr/>
-          <w:p>
-            <w:pPr>
-              <w:pStyle w:val="Compact"/>
-              <w:jc w:val="left"/>
-            </w:pPr>
-            <w:r>
-              <w:t xml:space="preserve">momentary</w:t>
-            </w:r>
-          </w:p>
-        </w:tc>
-        <w:tc>
-          <w:tcPr/>
-          <w:p>
-            <w:pPr>
-              <w:pStyle w:val="Compact"/>
-              <w:jc w:val="left"/>
-            </w:pPr>
-            <w:r>
-              <w:rPr>
-                <w:bCs/>
-                <w:b/>
-              </w:rPr>
-              <w:t xml:space="preserve">Solenoid impulse strike</w:t>
-            </w:r>
-            <w:r>
-              <w:t xml:space="preserve"> </w:t>
-            </w:r>
-            <w:r>
-              <w:t xml:space="preserve">(5–10мс pulse) → пластина звенит как колокол. Bell-strike независимо от audio input</w:t>
-            </w:r>
-          </w:p>
-        </w:tc>
-      </w:tr>
-      <w:tr>
-        <w:tc>
-          <w:tcPr/>
-          <w:p>
-            <w:pPr>
-              <w:pStyle w:val="Compact"/>
-              <w:jc w:val="left"/>
-            </w:pPr>
-            <w:r>
-              <w:rPr>
-                <w:bCs/>
-                <w:b/>
-              </w:rPr>
-              <w:t xml:space="preserve">STALL</w:t>
-            </w:r>
-          </w:p>
-        </w:tc>
-        <w:tc>
-          <w:tcPr/>
-          <w:p>
-            <w:pPr>
-              <w:pStyle w:val="Compact"/>
-              <w:jc w:val="left"/>
-            </w:pPr>
-            <w:r>
-              <w:t xml:space="preserve">latching</w:t>
-            </w:r>
-          </w:p>
-        </w:tc>
-        <w:tc>
-          <w:tcPr/>
-          <w:p>
-            <w:pPr>
-              <w:pStyle w:val="Compact"/>
-              <w:jc w:val="left"/>
-            </w:pPr>
-            <w:r>
-              <w:rPr>
-                <w:bCs/>
-                <w:b/>
-              </w:rPr>
-              <w:t xml:space="preserve">Forced damper hold</w:t>
-            </w:r>
-            <w:r>
-              <w:t xml:space="preserve"> </w:t>
-            </w:r>
-            <w:r>
-              <w:t xml:space="preserve">— solenoid sustained pressure → decay stuck at minimum. Release = decay resumes</w:t>
+              <w:t xml:space="preserve">Feedback loop locks, контент бесконечно sustainит и деградирует.</w:t>
             </w:r>
           </w:p>
         </w:tc>
@@ -6979,17 +7080,17 @@
         <w:pStyle w:val="BodyText"/>
       </w:pPr>
       <w:r>
-        <w:t xml:space="preserve">В Eurorack SKU те же четыре функции — большие кнопки на лицевой панели + соответствующие CV/gate inputs. KILL/FREEZE — стандартные, TOLL/STALL — solenoid-actuated (один соленоид, два режима через driver logic).</w:t>
+        <w:t xml:space="preserve">В Eurorack SKU те же четыре функции — большие кнопки на лицевой панели + соответствующие gate/CV inputs.</w:t>
       </w:r>
     </w:p>
     <w:bookmarkEnd w:id="38"/>
-    <w:bookmarkStart w:id="39" w:name="X04553e23604e4408a8b558bf34073c8479d2aa7"/>
+    <w:bookmarkStart w:id="39" w:name="X06df319af8e2f7d8b8ced4b1f4722321659e419"/>
     <w:p>
       <w:pPr>
         <w:pStyle w:val="Heading3"/>
       </w:pPr>
       <w:r>
-        <w:t xml:space="preserve">CV Patch Bay (Pedal: ~21 jacks; Eurorack: ~15 jacks)</w:t>
+        <w:t xml:space="preserve">TOLL / STALL — modular advanced features (CV-only triggers)</w:t>
       </w:r>
     </w:p>
     <w:p>
@@ -6997,388 +7098,20 @@
         <w:pStyle w:val="FirstParagraph"/>
       </w:pPr>
       <w:r>
-        <w:t xml:space="preserve">Все controls имеют CV destination. Список:</w:t>
-      </w:r>
-    </w:p>
-    <w:p>
-      <w:pPr>
-        <w:pStyle w:val="BodyText"/>
-      </w:pPr>
-      <w:r>
-        <w:rPr>
-          <w:bCs/>
-          <w:b/>
-        </w:rPr>
-        <w:t xml:space="preserve">Audio I/O</w:t>
-      </w:r>
-      <w:r>
-        <w:t xml:space="preserve">:</w:t>
-      </w:r>
-    </w:p>
-    <w:p>
-      <w:pPr>
-        <w:numPr>
-          <w:ilvl w:val="0"/>
-          <w:numId w:val="1018"/>
-        </w:numPr>
-        <w:pStyle w:val="Compact"/>
-      </w:pPr>
-      <w:r>
-        <w:t xml:space="preserve">IN (audio input, 1× jack)</w:t>
-      </w:r>
-    </w:p>
-    <w:p>
-      <w:pPr>
-        <w:numPr>
-          <w:ilvl w:val="0"/>
-          <w:numId w:val="1018"/>
-        </w:numPr>
-        <w:pStyle w:val="Compact"/>
-      </w:pPr>
-      <w:r>
-        <w:t xml:space="preserve">MAIN L, MAIN R (stereo output)</w:t>
-      </w:r>
-    </w:p>
-    <w:p>
-      <w:pPr>
-        <w:numPr>
-          <w:ilvl w:val="0"/>
-          <w:numId w:val="1018"/>
-        </w:numPr>
-        <w:pStyle w:val="Compact"/>
-      </w:pPr>
-      <w:r>
-        <w:t xml:space="preserve">DRY OUT (separate dry signal post-buffer)</w:t>
-      </w:r>
-    </w:p>
-    <w:p>
-      <w:pPr>
-        <w:numPr>
-          <w:ilvl w:val="0"/>
-          <w:numId w:val="1018"/>
-        </w:numPr>
-        <w:pStyle w:val="Compact"/>
-      </w:pPr>
-      <w:r>
-        <w:t xml:space="preserve">WET OUT (separate wet signal без dry)</w:t>
-      </w:r>
-    </w:p>
-    <w:p>
-      <w:pPr>
-        <w:pStyle w:val="FirstParagraph"/>
-      </w:pPr>
-      <w:r>
-        <w:rPr>
-          <w:bCs/>
-          <w:b/>
-        </w:rPr>
-        <w:t xml:space="preserve">CV inputs (Phase 1)</w:t>
-      </w:r>
-      <w:r>
-        <w:t xml:space="preserve">:</w:t>
-      </w:r>
-    </w:p>
-    <w:p>
-      <w:pPr>
-        <w:numPr>
-          <w:ilvl w:val="0"/>
-          <w:numId w:val="1019"/>
-        </w:numPr>
-        <w:pStyle w:val="Compact"/>
-      </w:pPr>
-      <w:r>
-        <w:t xml:space="preserve">IN CV (input level)</w:t>
-      </w:r>
-    </w:p>
-    <w:p>
-      <w:pPr>
-        <w:numPr>
-          <w:ilvl w:val="0"/>
-          <w:numId w:val="1019"/>
-        </w:numPr>
-        <w:pStyle w:val="Compact"/>
-      </w:pPr>
-      <w:r>
-        <w:t xml:space="preserve">DRIVE CV</w:t>
-      </w:r>
-    </w:p>
-    <w:p>
-      <w:pPr>
-        <w:numPr>
-          <w:ilvl w:val="0"/>
-          <w:numId w:val="1019"/>
-        </w:numPr>
-        <w:pStyle w:val="Compact"/>
-      </w:pPr>
-      <w:r>
-        <w:t xml:space="preserve">ATTACK CV</w:t>
-      </w:r>
-    </w:p>
-    <w:p>
-      <w:pPr>
-        <w:numPr>
-          <w:ilvl w:val="0"/>
-          <w:numId w:val="1019"/>
-        </w:numPr>
-        <w:pStyle w:val="Compact"/>
-      </w:pPr>
-      <w:r>
-        <w:t xml:space="preserve">DECAY CV</w:t>
-      </w:r>
-    </w:p>
-    <w:p>
-      <w:pPr>
-        <w:numPr>
-          <w:ilvl w:val="0"/>
-          <w:numId w:val="1019"/>
-        </w:numPr>
-        <w:pStyle w:val="Compact"/>
-      </w:pPr>
-      <w:r>
-        <w:rPr>
-          <w:bCs/>
-          <w:b/>
-        </w:rPr>
-        <w:t xml:space="preserve">NOISE CV (bipolar — signed, splits noise/geiger via signed amount)</w:t>
-      </w:r>
-    </w:p>
-    <w:p>
-      <w:pPr>
-        <w:numPr>
-          <w:ilvl w:val="0"/>
-          <w:numId w:val="1019"/>
-        </w:numPr>
-        <w:pStyle w:val="Compact"/>
-      </w:pPr>
-      <w:r>
-        <w:t xml:space="preserve">POS CV (Position)</w:t>
-      </w:r>
-    </w:p>
-    <w:p>
-      <w:pPr>
-        <w:numPr>
-          <w:ilvl w:val="0"/>
-          <w:numId w:val="1019"/>
-        </w:numPr>
-        <w:pStyle w:val="Compact"/>
-      </w:pPr>
-      <w:r>
-        <w:t xml:space="preserve">DAMP CV (solenoid DAMP mode sustained)</w:t>
-      </w:r>
-    </w:p>
-    <w:p>
-      <w:pPr>
-        <w:numPr>
-          <w:ilvl w:val="0"/>
-          <w:numId w:val="1019"/>
-        </w:numPr>
-        <w:pStyle w:val="Compact"/>
-      </w:pPr>
-      <w:r>
-        <w:rPr>
-          <w:bCs/>
-          <w:b/>
-        </w:rPr>
-        <w:t xml:space="preserve">TOLL TRIG (gate trigger для solenoid strike pulse)</w:t>
-      </w:r>
-    </w:p>
-    <w:p>
-      <w:pPr>
-        <w:numPr>
-          <w:ilvl w:val="0"/>
-          <w:numId w:val="1019"/>
-        </w:numPr>
-        <w:pStyle w:val="Compact"/>
-      </w:pPr>
-      <w:r>
-        <w:t xml:space="preserve">LoPass CV</w:t>
-      </w:r>
-    </w:p>
-    <w:p>
-      <w:pPr>
-        <w:numPr>
-          <w:ilvl w:val="0"/>
-          <w:numId w:val="1019"/>
-        </w:numPr>
-        <w:pStyle w:val="Compact"/>
-      </w:pPr>
-      <w:r>
-        <w:t xml:space="preserve">HiPass CV</w:t>
-      </w:r>
-    </w:p>
-    <w:p>
-      <w:pPr>
-        <w:numPr>
-          <w:ilvl w:val="0"/>
-          <w:numId w:val="1019"/>
-        </w:numPr>
-        <w:pStyle w:val="Compact"/>
-      </w:pPr>
-      <w:r>
-        <w:t xml:space="preserve">MIX CV (dry/wet)</w:t>
-      </w:r>
-    </w:p>
-    <w:p>
-      <w:pPr>
-        <w:numPr>
-          <w:ilvl w:val="0"/>
-          <w:numId w:val="1019"/>
-        </w:numPr>
-        <w:pStyle w:val="Compact"/>
-      </w:pPr>
-      <w:r>
-        <w:t xml:space="preserve">TONE CV</w:t>
-      </w:r>
-    </w:p>
-    <w:p>
-      <w:pPr>
-        <w:numPr>
-          <w:ilvl w:val="0"/>
-          <w:numId w:val="1019"/>
-        </w:numPr>
-        <w:pStyle w:val="Compact"/>
-      </w:pPr>
-      <w:r>
-        <w:t xml:space="preserve">COLOR CV (noise color filter)</w:t>
-      </w:r>
-    </w:p>
-    <w:p>
-      <w:pPr>
-        <w:numPr>
-          <w:ilvl w:val="0"/>
-          <w:numId w:val="1019"/>
-        </w:numPr>
-        <w:pStyle w:val="Compact"/>
-      </w:pPr>
-      <w:r>
-        <w:t xml:space="preserve">FeedBack CV (cartridge feedback)</w:t>
-      </w:r>
-    </w:p>
-    <w:p>
-      <w:pPr>
-        <w:numPr>
-          <w:ilvl w:val="0"/>
-          <w:numId w:val="1019"/>
-        </w:numPr>
-        <w:pStyle w:val="Compact"/>
-      </w:pPr>
-      <w:r>
-        <w:t xml:space="preserve">Boost CV</w:t>
-      </w:r>
-    </w:p>
-    <w:p>
-      <w:pPr>
-        <w:numPr>
-          <w:ilvl w:val="0"/>
-          <w:numId w:val="1019"/>
-        </w:numPr>
-        <w:pStyle w:val="Compact"/>
-      </w:pPr>
-      <w:r>
-        <w:t xml:space="preserve">CLK (tap-tempo sync для phaser SPEED)</w:t>
-      </w:r>
-    </w:p>
-    <w:p>
-      <w:pPr>
-        <w:pStyle w:val="FirstParagraph"/>
-      </w:pPr>
-      <w:r>
-        <w:rPr>
-          <w:bCs/>
-          <w:b/>
-        </w:rPr>
-        <w:t xml:space="preserve">CV inputs (Phase 2 upgrade adds)</w:t>
-      </w:r>
-      <w:r>
-        <w:t xml:space="preserve">:</w:t>
-      </w:r>
-    </w:p>
-    <w:p>
-      <w:pPr>
-        <w:numPr>
-          <w:ilvl w:val="0"/>
-          <w:numId w:val="1020"/>
-        </w:numPr>
-        <w:pStyle w:val="Compact"/>
-      </w:pPr>
-      <w:r>
-        <w:t xml:space="preserve">PULSE CV, FOG CV, FROST CV, CHILL CV, HUM CV</w:t>
-      </w:r>
-    </w:p>
-    <w:p>
-      <w:pPr>
-        <w:pStyle w:val="FirstParagraph"/>
-      </w:pPr>
-      <w:r>
-        <w:rPr>
-          <w:bCs/>
-          <w:b/>
-        </w:rPr>
-        <w:t xml:space="preserve">Outputs (CV/audio)</w:t>
-      </w:r>
-      <w:r>
-        <w:t xml:space="preserve">:</w:t>
-      </w:r>
-    </w:p>
-    <w:p>
-      <w:pPr>
-        <w:numPr>
-          <w:ilvl w:val="0"/>
-          <w:numId w:val="1021"/>
-        </w:numPr>
-        <w:pStyle w:val="Compact"/>
-      </w:pPr>
-      <w:r>
-        <w:t xml:space="preserve">EG OUT (envelope follower output, 0-5V для external CV destinations)</w:t>
-      </w:r>
-    </w:p>
-    <w:p>
-      <w:pPr>
-        <w:numPr>
-          <w:ilvl w:val="0"/>
-          <w:numId w:val="1021"/>
-        </w:numPr>
-        <w:pStyle w:val="Compact"/>
-      </w:pPr>
-      <w:r>
-        <w:t xml:space="preserve">CLK CV (clock input для sync phaser/vinyl rate)</w:t>
-      </w:r>
-    </w:p>
-    <w:p>
-      <w:pPr>
-        <w:pStyle w:val="FirstParagraph"/>
-      </w:pPr>
-      <w:r>
-        <w:rPr>
-          <w:bCs/>
-          <w:b/>
-        </w:rPr>
-        <w:t xml:space="preserve">Pedal-only</w:t>
-      </w:r>
-      <w:r>
-        <w:t xml:space="preserve">:</w:t>
-      </w:r>
-    </w:p>
-    <w:p>
-      <w:pPr>
-        <w:numPr>
-          <w:ilvl w:val="0"/>
-          <w:numId w:val="1022"/>
-        </w:numPr>
-        <w:pStyle w:val="Compact"/>
-      </w:pPr>
-      <w:r>
-        <w:t xml:space="preserve">EXP IN (expression pedal jack, normalled к user-assignable target)</w:t>
-      </w:r>
-    </w:p>
-    <w:bookmarkEnd w:id="39"/>
-    <w:bookmarkStart w:id="40" w:name="Xd9a0e55e38dfc4fc59bc86fded4ffe191ca6e99"/>
-    <w:p>
-      <w:pPr>
-        <w:pStyle w:val="Heading3"/>
-      </w:pPr>
-      <w:r>
-        <w:t xml:space="preserve">Cartridge connector (внутри slot, идентичен в обеих SKU)</w:t>
+        <w:t xml:space="preserve">Solenoid double-function реализована на electrical уровне (один соленоид, два режима — sustained DAMP + impulse TOLL strike), но</w:t>
+      </w:r>
+      <w:r>
+        <w:t xml:space="preserve"> </w:t>
+      </w:r>
+      <w:r>
+        <w:rPr>
+          <w:bCs/>
+          <w:b/>
+        </w:rPr>
+        <w:t xml:space="preserve">доступна через CV mini-jacks</w:t>
+      </w:r>
+      <w:r>
+        <w:t xml:space="preserve">, не через footswitches:</w:t>
       </w:r>
     </w:p>
     <w:tbl>
@@ -7405,6 +7138,593 @@
               <w:jc w:val="left"/>
             </w:pPr>
             <w:r>
+              <w:t xml:space="preserve">CV input</w:t>
+            </w:r>
+          </w:p>
+        </w:tc>
+        <w:tc>
+          <w:tcPr/>
+          <w:p>
+            <w:pPr>
+              <w:pStyle w:val="Compact"/>
+              <w:jc w:val="left"/>
+            </w:pPr>
+            <w:r>
+              <w:t xml:space="preserve">Тип</w:t>
+            </w:r>
+          </w:p>
+        </w:tc>
+        <w:tc>
+          <w:tcPr/>
+          <w:p>
+            <w:pPr>
+              <w:pStyle w:val="Compact"/>
+              <w:jc w:val="left"/>
+            </w:pPr>
+            <w:r>
+              <w:t xml:space="preserve">Функция</w:t>
+            </w:r>
+          </w:p>
+        </w:tc>
+      </w:tr>
+      <w:tr>
+        <w:tc>
+          <w:tcPr/>
+          <w:p>
+            <w:pPr>
+              <w:pStyle w:val="Compact"/>
+              <w:jc w:val="left"/>
+            </w:pPr>
+            <w:r>
+              <w:rPr>
+                <w:bCs/>
+                <w:b/>
+              </w:rPr>
+              <w:t xml:space="preserve">J_TOLL_TRIG</w:t>
+            </w:r>
+          </w:p>
+        </w:tc>
+        <w:tc>
+          <w:tcPr/>
+          <w:p>
+            <w:pPr>
+              <w:pStyle w:val="Compact"/>
+              <w:jc w:val="left"/>
+            </w:pPr>
+            <w:r>
+              <w:t xml:space="preserve">gate (5V trigger)</w:t>
+            </w:r>
+          </w:p>
+        </w:tc>
+        <w:tc>
+          <w:tcPr/>
+          <w:p>
+            <w:pPr>
+              <w:pStyle w:val="Compact"/>
+              <w:jc w:val="left"/>
+            </w:pPr>
+            <w:r>
+              <w:t xml:space="preserve">Короткий impulse → solenoid strike → bell-tone пластины. Через NE555 monostable 5–10мс pulse + OR-gate с DAMP path.</w:t>
+            </w:r>
+          </w:p>
+        </w:tc>
+      </w:tr>
+      <w:tr>
+        <w:tc>
+          <w:tcPr/>
+          <w:p>
+            <w:pPr>
+              <w:pStyle w:val="Compact"/>
+              <w:jc w:val="left"/>
+            </w:pPr>
+            <w:r>
+              <w:rPr>
+                <w:bCs/>
+                <w:b/>
+              </w:rPr>
+              <w:t xml:space="preserve">J_STALL_CV</w:t>
+            </w:r>
+          </w:p>
+        </w:tc>
+        <w:tc>
+          <w:tcPr/>
+          <w:p>
+            <w:pPr>
+              <w:pStyle w:val="Compact"/>
+              <w:jc w:val="left"/>
+            </w:pPr>
+            <w:r>
+              <w:t xml:space="preserve">sustained CV (+5V hold)</w:t>
+            </w:r>
+          </w:p>
+        </w:tc>
+        <w:tc>
+          <w:tcPr/>
+          <w:p>
+            <w:pPr>
+              <w:pStyle w:val="Compact"/>
+              <w:jc w:val="left"/>
+            </w:pPr>
+            <w:r>
+              <w:t xml:space="preserve">Forced full damper hold. Длительный high → decay stuck at minimum. Release = decay resumes.</w:t>
+            </w:r>
+          </w:p>
+        </w:tc>
+      </w:tr>
+    </w:tbl>
+    <w:p>
+      <w:pPr>
+        <w:pStyle w:val="BodyText"/>
+      </w:pPr>
+      <w:r>
+        <w:t xml:space="preserve">Modular users patch sequencer gates → TOLL для rhythmic bell-strikes. Pedalboard users могут использовать через expression-jack adapter (CV-trigger box) — но это advanced workflow.</w:t>
+      </w:r>
+    </w:p>
+    <w:p>
+      <w:pPr>
+        <w:pStyle w:val="BlockText"/>
+      </w:pPr>
+      <w:r>
+        <w:rPr>
+          <w:bCs/>
+          <w:b/>
+        </w:rPr>
+        <w:t xml:space="preserve">Внутри</w:t>
+      </w:r>
+      <w:r>
+        <w:t xml:space="preserve"> </w:t>
+      </w:r>
+      <w:r>
+        <w:t xml:space="preserve">electrical implementation идентична Decision 08 — solenoid double-function через 555 monostable + OR-gate diodes. Изменена только entry-point (CV jacks вместо footswitches).</w:t>
+      </w:r>
+    </w:p>
+    <w:bookmarkEnd w:id="39"/>
+    <w:bookmarkStart w:id="40" w:name="X04553e23604e4408a8b558bf34073c8479d2aa7"/>
+    <w:p>
+      <w:pPr>
+        <w:pStyle w:val="Heading3"/>
+      </w:pPr>
+      <w:r>
+        <w:t xml:space="preserve">CV Patch Bay (Pedal: ~21 jacks; Eurorack: ~15 jacks)</w:t>
+      </w:r>
+    </w:p>
+    <w:p>
+      <w:pPr>
+        <w:pStyle w:val="FirstParagraph"/>
+      </w:pPr>
+      <w:r>
+        <w:t xml:space="preserve">Все controls имеют CV destination. Список:</w:t>
+      </w:r>
+    </w:p>
+    <w:p>
+      <w:pPr>
+        <w:pStyle w:val="BodyText"/>
+      </w:pPr>
+      <w:r>
+        <w:rPr>
+          <w:bCs/>
+          <w:b/>
+        </w:rPr>
+        <w:t xml:space="preserve">Audio I/O</w:t>
+      </w:r>
+      <w:r>
+        <w:t xml:space="preserve">:</w:t>
+      </w:r>
+    </w:p>
+    <w:p>
+      <w:pPr>
+        <w:numPr>
+          <w:ilvl w:val="0"/>
+          <w:numId w:val="1018"/>
+        </w:numPr>
+        <w:pStyle w:val="Compact"/>
+      </w:pPr>
+      <w:r>
+        <w:t xml:space="preserve">IN (audio input, 1× jack)</w:t>
+      </w:r>
+    </w:p>
+    <w:p>
+      <w:pPr>
+        <w:numPr>
+          <w:ilvl w:val="0"/>
+          <w:numId w:val="1018"/>
+        </w:numPr>
+        <w:pStyle w:val="Compact"/>
+      </w:pPr>
+      <w:r>
+        <w:t xml:space="preserve">MAIN L, MAIN R (stereo output)</w:t>
+      </w:r>
+    </w:p>
+    <w:p>
+      <w:pPr>
+        <w:numPr>
+          <w:ilvl w:val="0"/>
+          <w:numId w:val="1018"/>
+        </w:numPr>
+        <w:pStyle w:val="Compact"/>
+      </w:pPr>
+      <w:r>
+        <w:t xml:space="preserve">DRY OUT (separate dry signal post-buffer)</w:t>
+      </w:r>
+    </w:p>
+    <w:p>
+      <w:pPr>
+        <w:numPr>
+          <w:ilvl w:val="0"/>
+          <w:numId w:val="1018"/>
+        </w:numPr>
+        <w:pStyle w:val="Compact"/>
+      </w:pPr>
+      <w:r>
+        <w:t xml:space="preserve">WET OUT (separate wet signal без dry)</w:t>
+      </w:r>
+    </w:p>
+    <w:p>
+      <w:pPr>
+        <w:pStyle w:val="FirstParagraph"/>
+      </w:pPr>
+      <w:r>
+        <w:rPr>
+          <w:bCs/>
+          <w:b/>
+        </w:rPr>
+        <w:t xml:space="preserve">CV inputs (Phase 1)</w:t>
+      </w:r>
+      <w:r>
+        <w:t xml:space="preserve">:</w:t>
+      </w:r>
+    </w:p>
+    <w:p>
+      <w:pPr>
+        <w:numPr>
+          <w:ilvl w:val="0"/>
+          <w:numId w:val="1019"/>
+        </w:numPr>
+        <w:pStyle w:val="Compact"/>
+      </w:pPr>
+      <w:r>
+        <w:t xml:space="preserve">IN CV (input level)</w:t>
+      </w:r>
+    </w:p>
+    <w:p>
+      <w:pPr>
+        <w:numPr>
+          <w:ilvl w:val="0"/>
+          <w:numId w:val="1019"/>
+        </w:numPr>
+        <w:pStyle w:val="Compact"/>
+      </w:pPr>
+      <w:r>
+        <w:t xml:space="preserve">DRIVE CV</w:t>
+      </w:r>
+    </w:p>
+    <w:p>
+      <w:pPr>
+        <w:numPr>
+          <w:ilvl w:val="0"/>
+          <w:numId w:val="1019"/>
+        </w:numPr>
+        <w:pStyle w:val="Compact"/>
+      </w:pPr>
+      <w:r>
+        <w:t xml:space="preserve">ATTACK CV</w:t>
+      </w:r>
+    </w:p>
+    <w:p>
+      <w:pPr>
+        <w:numPr>
+          <w:ilvl w:val="0"/>
+          <w:numId w:val="1019"/>
+        </w:numPr>
+        <w:pStyle w:val="Compact"/>
+      </w:pPr>
+      <w:r>
+        <w:t xml:space="preserve">DECAY CV</w:t>
+      </w:r>
+    </w:p>
+    <w:p>
+      <w:pPr>
+        <w:numPr>
+          <w:ilvl w:val="0"/>
+          <w:numId w:val="1019"/>
+        </w:numPr>
+        <w:pStyle w:val="Compact"/>
+      </w:pPr>
+      <w:r>
+        <w:t xml:space="preserve">NOISE CV (noise generator level)</w:t>
+      </w:r>
+    </w:p>
+    <w:p>
+      <w:pPr>
+        <w:numPr>
+          <w:ilvl w:val="0"/>
+          <w:numId w:val="1019"/>
+        </w:numPr>
+        <w:pStyle w:val="Compact"/>
+      </w:pPr>
+      <w:r>
+        <w:t xml:space="preserve">POS CV (Position crossfade)</w:t>
+      </w:r>
+    </w:p>
+    <w:p>
+      <w:pPr>
+        <w:numPr>
+          <w:ilvl w:val="0"/>
+          <w:numId w:val="1019"/>
+        </w:numPr>
+        <w:pStyle w:val="Compact"/>
+      </w:pPr>
+      <w:r>
+        <w:t xml:space="preserve">DAMP CV (solenoid DAMP mode — sustained pressure modulation)</w:t>
+      </w:r>
+    </w:p>
+    <w:p>
+      <w:pPr>
+        <w:numPr>
+          <w:ilvl w:val="0"/>
+          <w:numId w:val="1019"/>
+        </w:numPr>
+        <w:pStyle w:val="Compact"/>
+      </w:pPr>
+      <w:r>
+        <w:rPr>
+          <w:bCs/>
+          <w:b/>
+        </w:rPr>
+        <w:t xml:space="preserve">J_TOLL_TRIG</w:t>
+      </w:r>
+      <w:r>
+        <w:t xml:space="preserve"> </w:t>
+      </w:r>
+      <w:r>
+        <w:t xml:space="preserve">(gate trigger для solenoid strike pulse — bell-tone, 5–10мс monostable)</w:t>
+      </w:r>
+    </w:p>
+    <w:p>
+      <w:pPr>
+        <w:numPr>
+          <w:ilvl w:val="0"/>
+          <w:numId w:val="1019"/>
+        </w:numPr>
+        <w:pStyle w:val="Compact"/>
+      </w:pPr>
+      <w:r>
+        <w:rPr>
+          <w:bCs/>
+          <w:b/>
+        </w:rPr>
+        <w:t xml:space="preserve">J_STALL_CV</w:t>
+      </w:r>
+      <w:r>
+        <w:t xml:space="preserve"> </w:t>
+      </w:r>
+      <w:r>
+        <w:t xml:space="preserve">(sustained CV for forced damper full hold — decay stuck minimum while high)</w:t>
+      </w:r>
+    </w:p>
+    <w:p>
+      <w:pPr>
+        <w:numPr>
+          <w:ilvl w:val="0"/>
+          <w:numId w:val="1019"/>
+        </w:numPr>
+        <w:pStyle w:val="Compact"/>
+      </w:pPr>
+      <w:r>
+        <w:t xml:space="preserve">LoPass CV</w:t>
+      </w:r>
+    </w:p>
+    <w:p>
+      <w:pPr>
+        <w:numPr>
+          <w:ilvl w:val="0"/>
+          <w:numId w:val="1019"/>
+        </w:numPr>
+        <w:pStyle w:val="Compact"/>
+      </w:pPr>
+      <w:r>
+        <w:t xml:space="preserve">HiPass CV</w:t>
+      </w:r>
+    </w:p>
+    <w:p>
+      <w:pPr>
+        <w:numPr>
+          <w:ilvl w:val="0"/>
+          <w:numId w:val="1019"/>
+        </w:numPr>
+        <w:pStyle w:val="Compact"/>
+      </w:pPr>
+      <w:r>
+        <w:t xml:space="preserve">MIX CV (dry/wet)</w:t>
+      </w:r>
+    </w:p>
+    <w:p>
+      <w:pPr>
+        <w:numPr>
+          <w:ilvl w:val="0"/>
+          <w:numId w:val="1019"/>
+        </w:numPr>
+        <w:pStyle w:val="Compact"/>
+      </w:pPr>
+      <w:r>
+        <w:t xml:space="preserve">TONE CV</w:t>
+      </w:r>
+    </w:p>
+    <w:p>
+      <w:pPr>
+        <w:numPr>
+          <w:ilvl w:val="0"/>
+          <w:numId w:val="1019"/>
+        </w:numPr>
+        <w:pStyle w:val="Compact"/>
+      </w:pPr>
+      <w:r>
+        <w:t xml:space="preserve">COLOR CV (geiger crossfader: hiss ↔ ticks)</w:t>
+      </w:r>
+    </w:p>
+    <w:p>
+      <w:pPr>
+        <w:numPr>
+          <w:ilvl w:val="0"/>
+          <w:numId w:val="1019"/>
+        </w:numPr>
+        <w:pStyle w:val="Compact"/>
+      </w:pPr>
+      <w:r>
+        <w:t xml:space="preserve">FeedBack CV (cartridge feedback)</w:t>
+      </w:r>
+    </w:p>
+    <w:p>
+      <w:pPr>
+        <w:numPr>
+          <w:ilvl w:val="0"/>
+          <w:numId w:val="1019"/>
+        </w:numPr>
+        <w:pStyle w:val="Compact"/>
+      </w:pPr>
+      <w:r>
+        <w:t xml:space="preserve">Boost CV</w:t>
+      </w:r>
+    </w:p>
+    <w:p>
+      <w:pPr>
+        <w:numPr>
+          <w:ilvl w:val="0"/>
+          <w:numId w:val="1019"/>
+        </w:numPr>
+        <w:pStyle w:val="Compact"/>
+      </w:pPr>
+      <w:r>
+        <w:t xml:space="preserve">CLK (tap-tempo sync для phaser SPEED + vinyl-wow rate)</w:t>
+      </w:r>
+    </w:p>
+    <w:p>
+      <w:pPr>
+        <w:pStyle w:val="FirstParagraph"/>
+      </w:pPr>
+      <w:r>
+        <w:rPr>
+          <w:bCs/>
+          <w:b/>
+        </w:rPr>
+        <w:t xml:space="preserve">CV inputs (Phase 2 upgrade adds)</w:t>
+      </w:r>
+      <w:r>
+        <w:t xml:space="preserve">:</w:t>
+      </w:r>
+    </w:p>
+    <w:p>
+      <w:pPr>
+        <w:numPr>
+          <w:ilvl w:val="0"/>
+          <w:numId w:val="1020"/>
+        </w:numPr>
+        <w:pStyle w:val="Compact"/>
+      </w:pPr>
+      <w:r>
+        <w:t xml:space="preserve">PULSE CV, FOG CV, FROST CV, CHILL CV, HUM CV</w:t>
+      </w:r>
+    </w:p>
+    <w:p>
+      <w:pPr>
+        <w:pStyle w:val="FirstParagraph"/>
+      </w:pPr>
+      <w:r>
+        <w:rPr>
+          <w:bCs/>
+          <w:b/>
+        </w:rPr>
+        <w:t xml:space="preserve">Outputs (CV/audio)</w:t>
+      </w:r>
+      <w:r>
+        <w:t xml:space="preserve">:</w:t>
+      </w:r>
+    </w:p>
+    <w:p>
+      <w:pPr>
+        <w:numPr>
+          <w:ilvl w:val="0"/>
+          <w:numId w:val="1021"/>
+        </w:numPr>
+        <w:pStyle w:val="Compact"/>
+      </w:pPr>
+      <w:r>
+        <w:t xml:space="preserve">EG OUT (envelope follower output, 0-5V для external CV destinations)</w:t>
+      </w:r>
+    </w:p>
+    <w:p>
+      <w:pPr>
+        <w:numPr>
+          <w:ilvl w:val="0"/>
+          <w:numId w:val="1021"/>
+        </w:numPr>
+        <w:pStyle w:val="Compact"/>
+      </w:pPr>
+      <w:r>
+        <w:t xml:space="preserve">CLK CV (clock input для sync phaser/vinyl rate)</w:t>
+      </w:r>
+    </w:p>
+    <w:p>
+      <w:pPr>
+        <w:pStyle w:val="FirstParagraph"/>
+      </w:pPr>
+      <w:r>
+        <w:rPr>
+          <w:bCs/>
+          <w:b/>
+        </w:rPr>
+        <w:t xml:space="preserve">Pedal-only</w:t>
+      </w:r>
+      <w:r>
+        <w:t xml:space="preserve">:</w:t>
+      </w:r>
+    </w:p>
+    <w:p>
+      <w:pPr>
+        <w:numPr>
+          <w:ilvl w:val="0"/>
+          <w:numId w:val="1022"/>
+        </w:numPr>
+        <w:pStyle w:val="Compact"/>
+      </w:pPr>
+      <w:r>
+        <w:t xml:space="preserve">EXP IN (expression pedal jack, normalled к user-assignable target)</w:t>
+      </w:r>
+    </w:p>
+    <w:bookmarkEnd w:id="40"/>
+    <w:bookmarkStart w:id="41" w:name="Xd9a0e55e38dfc4fc59bc86fded4ffe191ca6e99"/>
+    <w:p>
+      <w:pPr>
+        <w:pStyle w:val="Heading3"/>
+      </w:pPr>
+      <w:r>
+        <w:t xml:space="preserve">Cartridge connector (внутри slot, идентичен в обеих SKU)</w:t>
+      </w:r>
+    </w:p>
+    <w:tbl>
+      <w:tblPr>
+        <w:tblStyle w:val="Table"/>
+        <w:tblW w:type="auto" w:w="0"/>
+        <w:tblLook w:firstRow="1" w:lastRow="0" w:firstColumn="0" w:lastColumn="0" w:noHBand="0" w:noVBand="0" w:val="0020"/>
+        <w:jc w:val="start"/>
+      </w:tblPr>
+      <w:tblGrid>
+        <w:gridCol w:w="2640"/>
+        <w:gridCol w:w="2640"/>
+        <w:gridCol w:w="2640"/>
+      </w:tblGrid>
+      <w:tr>
+        <w:trPr>
+          <w:tblHeader w:val="true"/>
+        </w:trPr>
+        <w:tc>
+          <w:tcPr/>
+          <w:p>
+            <w:pPr>
+              <w:pStyle w:val="Compact"/>
+              <w:jc w:val="left"/>
+            </w:pPr>
+            <w:r>
               <w:t xml:space="preserve">Connector</w:t>
             </w:r>
           </w:p>
@@ -7519,9 +7839,9 @@
         </w:tc>
       </w:tr>
     </w:tbl>
-    <w:bookmarkEnd w:id="40"/>
     <w:bookmarkEnd w:id="41"/>
-    <w:bookmarkStart w:id="54" w:name="картриджи--каталог-материалов"/>
+    <w:bookmarkEnd w:id="42"/>
+    <w:bookmarkStart w:id="55" w:name="картриджи--каталог-материалов"/>
     <w:p>
       <w:pPr>
         <w:pStyle w:val="Heading2"/>
@@ -7530,7 +7850,7 @@
         <w:t xml:space="preserve">Картриджи — каталог материалов</w:t>
       </w:r>
     </w:p>
-    <w:bookmarkStart w:id="42" w:name="формат-картриджа"/>
+    <w:bookmarkStart w:id="43" w:name="формат-картриджа"/>
     <w:p>
       <w:pPr>
         <w:pStyle w:val="Heading3"/>
@@ -7647,8 +7967,8 @@
         <w:t xml:space="preserve">: ~50г frame + plate-зависимая масса.</w:t>
       </w:r>
     </w:p>
-    <w:bookmarkEnd w:id="42"/>
-    <w:bookmarkStart w:id="43" w:name="X065a3dadbd318348d02bf8c8f4ddae78faf597a"/>
+    <w:bookmarkEnd w:id="43"/>
+    <w:bookmarkStart w:id="44" w:name="X065a3dadbd318348d02bf8c8f4ddae78faf597a"/>
     <w:p>
       <w:pPr>
         <w:pStyle w:val="Heading3"/>
@@ -8303,8 +8623,8 @@
         </w:tc>
       </w:tr>
     </w:tbl>
-    <w:bookmarkEnd w:id="43"/>
-    <w:bookmarkStart w:id="44" w:name="phase-2-additions-после-ship-phase-1"/>
+    <w:bookmarkEnd w:id="44"/>
+    <w:bookmarkStart w:id="45" w:name="phase-2-additions-после-ship-phase-1"/>
     <w:p>
       <w:pPr>
         <w:pStyle w:val="Heading3"/>
@@ -8789,8 +9109,8 @@
         </w:tc>
       </w:tr>
     </w:tbl>
-    <w:bookmarkEnd w:id="44"/>
-    <w:bookmarkStart w:id="45" w:name="premium-tier-cartridges-с-pvdf-pickup"/>
+    <w:bookmarkEnd w:id="45"/>
+    <w:bookmarkStart w:id="46" w:name="premium-tier-cartridges-с-pvdf-pickup"/>
     <w:p>
       <w:pPr>
         <w:pStyle w:val="Heading3"/>
@@ -8969,8 +9289,8 @@
         </w:tc>
       </w:tr>
     </w:tbl>
-    <w:bookmarkEnd w:id="45"/>
-    <w:bookmarkStart w:id="51" w:name="Xb533000460d7756c9ad90c900f33c59bb17ca6e"/>
+    <w:bookmarkEnd w:id="46"/>
+    <w:bookmarkStart w:id="52" w:name="Xb533000460d7756c9ad90c900f33c59bb17ca6e"/>
     <w:p>
       <w:pPr>
         <w:pStyle w:val="Heading3"/>
@@ -8979,7 +9299,7 @@
         <w:t xml:space="preserve">Sound character (per material, в более detail)</w:t>
       </w:r>
     </w:p>
-    <w:bookmarkStart w:id="46" w:name="wood--теплота-органическая"/>
+    <w:bookmarkStart w:id="47" w:name="wood--теплота-органическая"/>
     <w:p>
       <w:pPr>
         <w:pStyle w:val="Heading4"/>
@@ -9045,8 +9365,8 @@
         <w:t xml:space="preserve">: скрипичный, музыкальный, harmonic richness. Шеллак — самое музыкальное покрытие. Premium woody.</w:t>
       </w:r>
     </w:p>
-    <w:bookmarkEnd w:id="46"/>
-    <w:bookmarkStart w:id="47" w:name="stone--пространство-монументальное"/>
+    <w:bookmarkEnd w:id="47"/>
+    <w:bookmarkStart w:id="48" w:name="stone--пространство-монументальное"/>
     <w:p>
       <w:pPr>
         <w:pStyle w:val="Heading4"/>
@@ -9096,8 +9416,8 @@
         <w:t xml:space="preserve">(Phase 2): тёмный, comb filter character.</w:t>
       </w:r>
     </w:p>
-    <w:bookmarkEnd w:id="47"/>
-    <w:bookmarkStart w:id="48" w:name="metal--shimmer-и-резонанс"/>
+    <w:bookmarkEnd w:id="48"/>
+    <w:bookmarkStart w:id="49" w:name="metal--shimmer-и-резонанс"/>
     <w:p>
       <w:pPr>
         <w:pStyle w:val="Heading4"/>
@@ -9188,8 +9508,8 @@
         <w:t xml:space="preserve">(Phase 2): glassy, чистый, max Q. Premium endgame cartridge.</w:t>
       </w:r>
     </w:p>
-    <w:bookmarkEnd w:id="48"/>
-    <w:bookmarkStart w:id="49" w:name="glass--кристаллическая-хрупкость"/>
+    <w:bookmarkEnd w:id="49"/>
+    <w:bookmarkStart w:id="50" w:name="glass--кристаллическая-хрупкость"/>
     <w:p>
       <w:pPr>
         <w:pStyle w:val="Heading4"/>
@@ -9220,8 +9540,8 @@
         <w:t xml:space="preserve">(Phase 2): высокий Q narrow band-pass character. Compatible с Be Careful filter module — universal cartridge platform.</w:t>
       </w:r>
     </w:p>
-    <w:bookmarkEnd w:id="49"/>
-    <w:bookmarkStart w:id="50" w:name="bone--exotic"/>
+    <w:bookmarkEnd w:id="50"/>
+    <w:bookmarkStart w:id="51" w:name="bone--exotic"/>
     <w:p>
       <w:pPr>
         <w:pStyle w:val="Heading4"/>
@@ -9274,9 +9594,9 @@
         <w:t xml:space="preserve">(limited edition): между bone и stone. $400–600 retail. Limited 50 units.</w:t>
       </w:r>
     </w:p>
-    <w:bookmarkEnd w:id="50"/>
     <w:bookmarkEnd w:id="51"/>
-    <w:bookmarkStart w:id="52" w:name="cartridge-swap-procedure"/>
+    <w:bookmarkEnd w:id="52"/>
+    <w:bookmarkStart w:id="53" w:name="cartridge-swap-procedure"/>
     <w:p>
       <w:pPr>
         <w:pStyle w:val="Heading3"/>
@@ -9375,8 +9695,8 @@
         <w:t xml:space="preserve">— возможен, но возможен short pop при mating. Recommend mute или freeze before swap.</w:t>
       </w:r>
     </w:p>
-    <w:bookmarkEnd w:id="52"/>
-    <w:bookmarkStart w:id="53" w:name="care-и-maintenance"/>
+    <w:bookmarkEnd w:id="53"/>
+    <w:bookmarkStart w:id="54" w:name="care-и-maintenance"/>
     <w:p>
       <w:pPr>
         <w:pStyle w:val="Heading3"/>
@@ -9480,9 +9800,9 @@
         <w:t xml:space="preserve">: heaviest, careful с rack mounting (don't drop into rack).</w:t>
       </w:r>
     </w:p>
-    <w:bookmarkEnd w:id="53"/>
     <w:bookmarkEnd w:id="54"/>
-    <w:bookmarkStart w:id="62" w:name="тембральный-характер"/>
+    <w:bookmarkEnd w:id="55"/>
+    <w:bookmarkStart w:id="63" w:name="тембральный-характер"/>
     <w:p>
       <w:pPr>
         <w:pStyle w:val="Heading2"/>
@@ -9491,7 +9811,7 @@
         <w:t xml:space="preserve">Тембральный характер</w:t>
       </w:r>
     </w:p>
-    <w:bookmarkStart w:id="55" w:name="общий-character"/>
+    <w:bookmarkStart w:id="56" w:name="общий-character"/>
     <w:p>
       <w:pPr>
         <w:pStyle w:val="Heading3"/>
@@ -9521,8 +9841,8 @@
         <w:t xml:space="preserve">, не зала. Каждый удар оставляет физический отпечаток на материале — слышно, как пластина "помнит" сигнал. На high feedback — drone "коридора, по которому никто не идёт".</w:t>
       </w:r>
     </w:p>
-    <w:bookmarkEnd w:id="55"/>
-    <w:bookmarkStart w:id="56" w:name="по-регистру"/>
+    <w:bookmarkEnd w:id="56"/>
+    <w:bookmarkStart w:id="57" w:name="по-регистру"/>
     <w:p>
       <w:pPr>
         <w:pStyle w:val="Heading3"/>
@@ -9619,8 +9939,8 @@
         <w:t xml:space="preserve">(10кГц+): minimal без помощи pre-emphasis.</w:t>
       </w:r>
     </w:p>
-    <w:bookmarkEnd w:id="56"/>
-    <w:bookmarkStart w:id="57" w:name="по-динамике"/>
+    <w:bookmarkEnd w:id="57"/>
+    <w:bookmarkStart w:id="58" w:name="по-динамике"/>
     <w:p>
       <w:pPr>
         <w:pStyle w:val="Heading3"/>
@@ -9749,8 +10069,8 @@
         <w:t xml:space="preserve">— не нужен external sidechain для transparent reverb.</w:t>
       </w:r>
     </w:p>
-    <w:bookmarkEnd w:id="57"/>
-    <w:bookmarkStart w:id="58" w:name="saturation-behavior"/>
+    <w:bookmarkEnd w:id="58"/>
+    <w:bookmarkStart w:id="59" w:name="saturation-behavior"/>
     <w:p>
       <w:pPr>
         <w:pStyle w:val="Heading3"/>
@@ -9783,8 +10103,8 @@
         <w:t xml:space="preserve">— softer, ламповый character. Combined с material resonance — даёт "warm overdrive с tail".</w:t>
       </w:r>
     </w:p>
-    <w:bookmarkEnd w:id="58"/>
-    <w:bookmarkStart w:id="59" w:name="feedback-character"/>
+    <w:bookmarkEnd w:id="59"/>
+    <w:bookmarkStart w:id="60" w:name="feedback-character"/>
     <w:p>
       <w:pPr>
         <w:pStyle w:val="Heading3"/>
@@ -9877,8 +10197,8 @@
         <w:t xml:space="preserve">D_LIM1/D_LIM2 soft-clip diodes prevent runaway amplitude (verified SPICE), но не frequency stability — self-oscillation на резонансной частоте материала возможна и intended.</w:t>
       </w:r>
     </w:p>
-    <w:bookmarkEnd w:id="59"/>
-    <w:bookmarkStart w:id="60" w:name="position-crossfade-character"/>
+    <w:bookmarkEnd w:id="60"/>
+    <w:bookmarkStart w:id="61" w:name="position-crossfade-character"/>
     <w:p>
       <w:pPr>
         <w:pStyle w:val="Heading3"/>
@@ -9952,8 +10272,8 @@
         <w:t xml:space="preserve">С PVDF B-pickup (premium) — A→B sweep становится "coloured analog → neutral hi-fi" sweep. Tonal control, не spatial.</w:t>
       </w:r>
     </w:p>
-    <w:bookmarkEnd w:id="60"/>
-    <w:bookmarkStart w:id="61" w:name="noise-generator-character"/>
+    <w:bookmarkEnd w:id="61"/>
+    <w:bookmarkStart w:id="62" w:name="noise-generator-character"/>
     <w:p>
       <w:pPr>
         <w:pStyle w:val="Heading3"/>
@@ -10033,9 +10353,9 @@
         <w:t xml:space="preserve">Phase 2 v2 (optional Geiger pattern firmware): impulsive clicks instead of continuous hiss → "post-apocalyptic radiation count".</w:t>
       </w:r>
     </w:p>
-    <w:bookmarkEnd w:id="61"/>
     <w:bookmarkEnd w:id="62"/>
-    <w:bookmarkStart w:id="71" w:name="сценарии-использования"/>
+    <w:bookmarkEnd w:id="63"/>
+    <w:bookmarkStart w:id="72" w:name="сценарии-использования"/>
     <w:p>
       <w:pPr>
         <w:pStyle w:val="Heading2"/>
@@ -10044,7 +10364,7 @@
         <w:t xml:space="preserve">Сценарии использования</w:t>
       </w:r>
     </w:p>
-    <w:bookmarkStart w:id="63" w:name="patch-1--vocal-reverb-studio"/>
+    <w:bookmarkStart w:id="64" w:name="patch-1--vocal-reverb-studio"/>
     <w:p>
       <w:pPr>
         <w:pStyle w:val="Heading3"/>
@@ -10156,8 +10476,8 @@
         <w:t xml:space="preserve">Result: warm vocal reverb с natural dynamics, не overpowering.</w:t>
       </w:r>
     </w:p>
-    <w:bookmarkEnd w:id="63"/>
-    <w:bookmarkStart w:id="64" w:name="patch-2--synth-lead-drone-eurorack"/>
+    <w:bookmarkEnd w:id="64"/>
+    <w:bookmarkStart w:id="65" w:name="patch-2--synth-lead-drone-eurorack"/>
     <w:p>
       <w:pPr>
         <w:pStyle w:val="Heading3"/>
@@ -10281,8 +10601,8 @@
         <w:t xml:space="preserve">Result: 30-секундный sustained drone с pendulum breathing.</w:t>
       </w:r>
     </w:p>
-    <w:bookmarkEnd w:id="64"/>
-    <w:bookmarkStart w:id="65" w:name="patch-3--percussion-live"/>
+    <w:bookmarkEnd w:id="65"/>
+    <w:bookmarkStart w:id="66" w:name="patch-3--percussion-live"/>
     <w:p>
       <w:pPr>
         <w:pStyle w:val="Heading3"/>
@@ -10406,8 +10726,8 @@
         <w:t xml:space="preserve">Result: "brass bell" перkussive accent over drums.</w:t>
       </w:r>
     </w:p>
-    <w:bookmarkEnd w:id="65"/>
-    <w:bookmarkStart w:id="66" w:name="patch-4--ambient-pad-compositional"/>
+    <w:bookmarkEnd w:id="66"/>
+    <w:bookmarkStart w:id="67" w:name="patch-4--ambient-pad-compositional"/>
     <w:p>
       <w:pPr>
         <w:pStyle w:val="Heading3"/>
@@ -10531,8 +10851,8 @@
         <w:t xml:space="preserve">Result: cathedral ambient pad с slow evolution.</w:t>
       </w:r>
     </w:p>
-    <w:bookmarkEnd w:id="66"/>
-    <w:bookmarkStart w:id="67" w:name="patch-5--noise--experimental-industrial"/>
+    <w:bookmarkEnd w:id="67"/>
+    <w:bookmarkStart w:id="68" w:name="patch-5--noise--experimental-industrial"/>
     <w:p>
       <w:pPr>
         <w:pStyle w:val="Heading3"/>
@@ -10665,8 +10985,8 @@
         <w:t xml:space="preserve">Result: industrial noise wash с rhythmic clamping.</w:t>
       </w:r>
     </w:p>
-    <w:bookmarkEnd w:id="67"/>
-    <w:bookmarkStart w:id="68" w:name="Xddbdd8ed80275e6126ebf081c855f37753f400b"/>
+    <w:bookmarkEnd w:id="68"/>
+    <w:bookmarkStart w:id="69" w:name="Xddbdd8ed80275e6126ebf081c855f37753f400b"/>
     <w:p>
       <w:pPr>
         <w:pStyle w:val="Heading3"/>
@@ -10727,8 +11047,8 @@
         <w:t xml:space="preserve">Result: 4-минутная композиция, проходящая через всю серию.</w:t>
       </w:r>
     </w:p>
-    <w:bookmarkEnd w:id="68"/>
-    <w:bookmarkStart w:id="69" w:name="patch-7--guitar-pedal-live"/>
+    <w:bookmarkEnd w:id="69"/>
+    <w:bookmarkStart w:id="70" w:name="patch-7--guitar-pedal-live"/>
     <w:p>
       <w:pPr>
         <w:pStyle w:val="Heading3"/>
@@ -10834,8 +11154,8 @@
         <w:t xml:space="preserve">Result: traditional reverb pedal с swappable acoustic character.</w:t>
       </w:r>
     </w:p>
-    <w:bookmarkEnd w:id="69"/>
-    <w:bookmarkStart w:id="70" w:name="X76c89aba53ebbfd0e5e0f836b5747f3863950ac"/>
+    <w:bookmarkEnd w:id="70"/>
+    <w:bookmarkStart w:id="71" w:name="X76c89aba53ebbfd0e5e0f836b5747f3863950ac"/>
     <w:p>
       <w:pPr>
         <w:pStyle w:val="Heading3"/>
@@ -10923,9 +11243,9 @@
         <w:t xml:space="preserve">Result: rhythmic pumping reverb wash, dub-style.</w:t>
       </w:r>
     </w:p>
-    <w:bookmarkEnd w:id="70"/>
     <w:bookmarkEnd w:id="71"/>
-    <w:bookmarkStart w:id="79" w:name="технические-характеристики"/>
+    <w:bookmarkEnd w:id="72"/>
+    <w:bookmarkStart w:id="80" w:name="технические-характеристики"/>
     <w:p>
       <w:pPr>
         <w:pStyle w:val="Heading2"/>
@@ -10934,7 +11254,7 @@
         <w:t xml:space="preserve">Технические характеристики</w:t>
       </w:r>
     </w:p>
-    <w:bookmarkStart w:id="72" w:name="electrical"/>
+    <w:bookmarkStart w:id="73" w:name="electrical"/>
     <w:p>
       <w:pPr>
         <w:pStyle w:val="Heading3"/>
@@ -11368,8 +11688,8 @@
         </w:tc>
       </w:tr>
     </w:tbl>
-    <w:bookmarkEnd w:id="72"/>
-    <w:bookmarkStart w:id="73" w:name="mechanical"/>
+    <w:bookmarkEnd w:id="73"/>
+    <w:bookmarkStart w:id="74" w:name="mechanical"/>
     <w:p>
       <w:pPr>
         <w:pStyle w:val="Heading3"/>
@@ -11707,8 +12027,8 @@
         </w:tc>
       </w:tr>
     </w:tbl>
-    <w:bookmarkEnd w:id="73"/>
-    <w:bookmarkStart w:id="74" w:name="connectors"/>
+    <w:bookmarkEnd w:id="74"/>
+    <w:bookmarkStart w:id="75" w:name="connectors"/>
     <w:p>
       <w:pPr>
         <w:pStyle w:val="Heading3"/>
@@ -11938,8 +12258,8 @@
         </w:tc>
       </w:tr>
     </w:tbl>
-    <w:bookmarkEnd w:id="74"/>
-    <w:bookmarkStart w:id="75" w:name="cartridge-interface"/>
+    <w:bookmarkEnd w:id="75"/>
+    <w:bookmarkStart w:id="76" w:name="cartridge-interface"/>
     <w:p>
       <w:pPr>
         <w:pStyle w:val="Heading3"/>
@@ -12139,8 +12459,8 @@
         </w:tc>
       </w:tr>
     </w:tbl>
-    <w:bookmarkEnd w:id="75"/>
-    <w:bookmarkStart w:id="76" w:name="cartridge-plate-physics-typical-wood"/>
+    <w:bookmarkEnd w:id="76"/>
+    <w:bookmarkStart w:id="77" w:name="cartridge-plate-physics-typical-wood"/>
     <w:p>
       <w:pPr>
         <w:pStyle w:val="Heading3"/>
@@ -12340,8 +12660,8 @@
         </w:tc>
       </w:tr>
     </w:tbl>
-    <w:bookmarkEnd w:id="76"/>
-    <w:bookmarkStart w:id="77" w:name="compliance"/>
+    <w:bookmarkEnd w:id="77"/>
+    <w:bookmarkStart w:id="78" w:name="compliance"/>
     <w:p>
       <w:pPr>
         <w:pStyle w:val="Heading3"/>
@@ -12547,8 +12867,8 @@
         </w:tc>
       </w:tr>
     </w:tbl>
-    <w:bookmarkEnd w:id="77"/>
-    <w:bookmarkStart w:id="78" w:name="warranty"/>
+    <w:bookmarkEnd w:id="78"/>
+    <w:bookmarkStart w:id="79" w:name="warranty"/>
     <w:p>
       <w:pPr>
         <w:pStyle w:val="Heading3"/>
@@ -12748,9 +13068,9 @@
         </w:tc>
       </w:tr>
     </w:tbl>
-    <w:bookmarkEnd w:id="78"/>
     <w:bookmarkEnd w:id="79"/>
-    <w:bookmarkStart w:id="86" w:name="совместимость-и-patching"/>
+    <w:bookmarkEnd w:id="80"/>
+    <w:bookmarkStart w:id="87" w:name="совместимость-и-patching"/>
     <w:p>
       <w:pPr>
         <w:pStyle w:val="Heading2"/>
@@ -12759,7 +13079,7 @@
         <w:t xml:space="preserve">Совместимость и patching</w:t>
       </w:r>
     </w:p>
-    <w:bookmarkStart w:id="80" w:name="eurorack-совместимость"/>
+    <w:bookmarkStart w:id="81" w:name="eurorack-совместимость"/>
     <w:p>
       <w:pPr>
         <w:pStyle w:val="Heading3"/>
@@ -12825,8 +13145,8 @@
         <w:t xml:space="preserve">: 65мм total — fits в стандартные case (Tiptop Mantis 60мм может не fit; Doepfer А-100 шкафы — yes).</w:t>
       </w:r>
     </w:p>
-    <w:bookmarkEnd w:id="80"/>
-    <w:bookmarkStart w:id="81" w:name="pedal-совместимость"/>
+    <w:bookmarkEnd w:id="81"/>
+    <w:bookmarkStart w:id="82" w:name="pedal-совместимость"/>
     <w:p>
       <w:pPr>
         <w:pStyle w:val="Heading3"/>
@@ -12940,8 +13260,8 @@
         <w:t xml:space="preserve">: TAP (momentary), GATE/CRUSH (latching), BYPASS (relay), FREEZE (latching).</w:t>
       </w:r>
     </w:p>
-    <w:bookmarkEnd w:id="81"/>
-    <w:bookmarkStart w:id="82" w:name="X9ec7c0c6b6c49ad4b8a5c3c5ba0bcc0ecf42694"/>
+    <w:bookmarkEnd w:id="82"/>
+    <w:bookmarkStart w:id="83" w:name="X9ec7c0c6b6c49ad4b8a5c3c5ba0bcc0ecf42694"/>
     <w:p>
       <w:pPr>
         <w:pStyle w:val="Heading3"/>
@@ -13007,8 +13327,8 @@
         <w:t xml:space="preserve">: And My (input в crossfader), final OUTPUT.</w:t>
       </w:r>
     </w:p>
-    <w:bookmarkEnd w:id="82"/>
-    <w:bookmarkStart w:id="83" w:name="compatible-с-external-eurorack-modules"/>
+    <w:bookmarkEnd w:id="83"/>
+    <w:bookmarkStart w:id="84" w:name="compatible-с-external-eurorack-modules"/>
     <w:p>
       <w:pPr>
         <w:pStyle w:val="Heading3"/>
@@ -13112,8 +13432,8 @@
         <w:t xml:space="preserve">: standard summing mixer для multi-source patches.</w:t>
       </w:r>
     </w:p>
-    <w:bookmarkEnd w:id="83"/>
-    <w:bookmarkStart w:id="84" w:name="compatible-с-external-pedal-chains"/>
+    <w:bookmarkEnd w:id="84"/>
+    <w:bookmarkStart w:id="85" w:name="compatible-с-external-pedal-chains"/>
     <w:p>
       <w:pPr>
         <w:pStyle w:val="Heading3"/>
@@ -13179,8 +13499,8 @@
         <w:t xml:space="preserve">: RCA option (premium) for FX send/return integration.</w:t>
       </w:r>
     </w:p>
-    <w:bookmarkEnd w:id="84"/>
-    <w:bookmarkStart w:id="85" w:name="patching-tips"/>
+    <w:bookmarkEnd w:id="85"/>
+    <w:bookmarkStart w:id="86" w:name="patching-tips"/>
     <w:p>
       <w:pPr>
         <w:pStyle w:val="Heading3"/>
@@ -13284,9 +13604,9 @@
         <w:t xml:space="preserve">: с Last Day — connect Last Day FB SEND → Last Night SIDE, Last Night OUT → Last Day FB RETURN. Bidirectional feedback.</w:t>
       </w:r>
     </w:p>
-    <w:bookmarkEnd w:id="85"/>
     <w:bookmarkEnd w:id="86"/>
-    <w:bookmarkStart w:id="96" w:name="уход-и-обслуживание"/>
+    <w:bookmarkEnd w:id="87"/>
+    <w:bookmarkStart w:id="97" w:name="уход-и-обслуживание"/>
     <w:p>
       <w:pPr>
         <w:pStyle w:val="Heading2"/>
@@ -13295,7 +13615,7 @@
         <w:t xml:space="preserve">Уход и обслуживание</w:t>
       </w:r>
     </w:p>
-    <w:bookmarkStart w:id="87" w:name="регулярный-уход"/>
+    <w:bookmarkStart w:id="88" w:name="регулярный-уход"/>
     <w:p>
       <w:pPr>
         <w:pStyle w:val="Heading3"/>
@@ -13380,8 +13700,8 @@
         <w:t xml:space="preserve">: при weird noise — open chassis, visually inspect для cold solder joints, capacitor bulging.</w:t>
       </w:r>
     </w:p>
-    <w:bookmarkEnd w:id="87"/>
-    <w:bookmarkStart w:id="88" w:name="wood-cartridge-re-finishing"/>
+    <w:bookmarkEnd w:id="88"/>
+    <w:bookmarkStart w:id="89" w:name="wood-cartridge-re-finishing"/>
     <w:p>
       <w:pPr>
         <w:pStyle w:val="Heading3"/>
@@ -13455,8 +13775,8 @@
         <w:t xml:space="preserve">: just dust off. Optional: light wax for protection.</w:t>
       </w:r>
     </w:p>
-    <w:bookmarkEnd w:id="88"/>
-    <w:bookmarkStart w:id="89" w:name="glass-cartridge-handling"/>
+    <w:bookmarkEnd w:id="89"/>
+    <w:bookmarkStart w:id="90" w:name="glass-cartridge-handling"/>
     <w:p>
       <w:pPr>
         <w:pStyle w:val="Heading3"/>
@@ -13523,8 +13843,8 @@
         <w:t xml:space="preserve">Если cracked — discard, не try to play (oscillation amplification может shatter).</w:t>
       </w:r>
     </w:p>
-    <w:bookmarkEnd w:id="89"/>
-    <w:bookmarkStart w:id="90" w:name="metal-cartridge-maintenance"/>
+    <w:bookmarkEnd w:id="90"/>
+    <w:bookmarkStart w:id="91" w:name="metal-cartridge-maintenance"/>
     <w:p>
       <w:pPr>
         <w:pStyle w:val="Heading3"/>
@@ -13622,8 +13942,8 @@
         <w:t xml:space="preserve">: maintenance-free. Doesn't oxidize.</w:t>
       </w:r>
     </w:p>
-    <w:bookmarkEnd w:id="90"/>
-    <w:bookmarkStart w:id="91" w:name="stone-cartridge-handling"/>
+    <w:bookmarkEnd w:id="91"/>
+    <w:bookmarkStart w:id="92" w:name="stone-cartridge-handling"/>
     <w:p>
       <w:pPr>
         <w:pStyle w:val="Heading3"/>
@@ -13656,8 +13976,8 @@
         <w:t xml:space="preserve">Marble может chip if struck — handle с two hands.</w:t>
       </w:r>
     </w:p>
-    <w:bookmarkEnd w:id="91"/>
-    <w:bookmarkStart w:id="92" w:name="bone-cartridge"/>
+    <w:bookmarkEnd w:id="92"/>
+    <w:bookmarkStart w:id="93" w:name="bone-cartridge"/>
     <w:p>
       <w:pPr>
         <w:pStyle w:val="Heading3"/>
@@ -13690,8 +14010,8 @@
         <w:t xml:space="preserve">Don't expose к direct sunlight (UV damage).</w:t>
       </w:r>
     </w:p>
-    <w:bookmarkEnd w:id="92"/>
-    <w:bookmarkStart w:id="93" w:name="module-repair"/>
+    <w:bookmarkEnd w:id="93"/>
+    <w:bookmarkStart w:id="94" w:name="module-repair"/>
     <w:p>
       <w:pPr>
         <w:pStyle w:val="Heading3"/>
@@ -14165,8 +14485,8 @@
         <w:t xml:space="preserve">Cartridge replacement: $80–250 depending material.</w:t>
       </w:r>
     </w:p>
-    <w:bookmarkEnd w:id="93"/>
-    <w:bookmarkStart w:id="94" w:name="Xa7c48270ed9dd5917613b8b1870a1bfcd8dc3ef"/>
+    <w:bookmarkEnd w:id="94"/>
+    <w:bookmarkStart w:id="95" w:name="Xa7c48270ed9dd5917613b8b1870a1bfcd8dc3ef"/>
     <w:p>
       <w:pPr>
         <w:pStyle w:val="Heading3"/>
@@ -14219,8 +14539,8 @@
         <w:t xml:space="preserve">Backwards compatible: original analog mode остаётся accessible.</w:t>
       </w:r>
     </w:p>
-    <w:bookmarkEnd w:id="94"/>
-    <w:bookmarkStart w:id="95" w:name="end-of-life"/>
+    <w:bookmarkEnd w:id="95"/>
+    <w:bookmarkStart w:id="96" w:name="end-of-life"/>
     <w:p>
       <w:pPr>
         <w:pStyle w:val="Heading3"/>
@@ -14280,9 +14600,9 @@
         </w:pict>
       </w:r>
     </w:p>
-    <w:bookmarkEnd w:id="95"/>
     <w:bookmarkEnd w:id="96"/>
-    <w:bookmarkStart w:id="98" w:name="контакты-и-поддержка"/>
+    <w:bookmarkEnd w:id="97"/>
+    <w:bookmarkStart w:id="99" w:name="контакты-и-поддержка"/>
     <w:p>
       <w:pPr>
         <w:pStyle w:val="Heading2"/>
@@ -14350,7 +14670,7 @@
       <w:r>
         <w:t xml:space="preserve"> </w:t>
       </w:r>
-      <w:hyperlink r:id="rId97">
+      <w:hyperlink r:id="rId98">
         <w:r>
           <w:rPr>
             <w:rStyle w:val="Hyperlink"/>
@@ -14412,8 +14732,8 @@
         <w:t xml:space="preserve">"All Bones Dust. Be Careful. Fuck Abandoned Sleep is my Last Day and my Last Night."</w:t>
       </w:r>
     </w:p>
-    <w:bookmarkEnd w:id="98"/>
     <w:bookmarkEnd w:id="99"/>
+    <w:bookmarkEnd w:id="100"/>
     <w:sectPr/>
   </w:body>
 </w:document>

--- a/synth/LAST_NIGHT_SPEC.docx
+++ b/synth/LAST_NIGHT_SPEC.docx
@@ -8791,7 +8791,7 @@
                 <w:bCs/>
                 <w:b/>
               </w:rPr>
-              <w:t xml:space="preserve">NEPHRITE (Jade)</w:t>
+              <w:t xml:space="preserve">NEPHRITE — Sayan green</w:t>
             </w:r>
           </w:p>
         </w:tc>
@@ -8815,31 +8815,195 @@
               <w:jc w:val="left"/>
             </w:pPr>
             <w:r>
-              <w:t xml:space="preserve">0.5–1.5с</w:t>
-            </w:r>
-          </w:p>
-        </w:tc>
-        <w:tc>
-          <w:tcPr/>
-          <w:p>
-            <w:pPr>
-              <w:pStyle w:val="Compact"/>
-              <w:jc w:val="left"/>
-            </w:pPr>
-            <w:r>
-              <w:t xml:space="preserve">Поющий, медитативный, культурный</w:t>
-            </w:r>
-          </w:p>
-        </w:tc>
-        <w:tc>
-          <w:tcPr/>
-          <w:p>
-            <w:pPr>
-              <w:pStyle w:val="Compact"/>
-              <w:jc w:val="left"/>
-            </w:pPr>
-            <w:r>
+              <w:rPr>
+                <w:bCs/>
+                <w:b/>
+              </w:rPr>
+              <w:t xml:space="preserve">1–3с</w:t>
+            </w:r>
+          </w:p>
+        </w:tc>
+        <w:tc>
+          <w:tcPr/>
+          <w:p>
+            <w:pPr>
+              <w:pStyle w:val="Compact"/>
+              <w:jc w:val="left"/>
+            </w:pPr>
+            <w:r>
+              <w:rPr>
+                <w:bCs/>
+                <w:b/>
+              </w:rPr>
+              <w:t xml:space="preserve">Поющий, медитативный, bell-like, 4000-летняя традиция (bianqing 编磬)</w:t>
+            </w:r>
+            <w:r>
+              <w:t xml:space="preserve">. ~48г. DAEX32 exciter. См.</w:t>
+            </w:r>
+            <w:r>
+              <w:t xml:space="preserve"> </w:t>
+            </w:r>
+            <w:r>
+              <w:rPr>
+                <w:rStyle w:val="VerbatimChar"/>
+              </w:rPr>
+              <w:t xml:space="preserve">cartridges/07_nephrite_processing.md</w:t>
+            </w:r>
+          </w:p>
+        </w:tc>
+        <w:tc>
+          <w:tcPr/>
+          <w:p>
+            <w:pPr>
+              <w:pStyle w:val="Compact"/>
+              <w:jc w:val="left"/>
+            </w:pPr>
+            <w:r>
+              <w:rPr>
+                <w:bCs/>
+                <w:b/>
+              </w:rPr>
               <w:t xml:space="preserve">$250</w:t>
+            </w:r>
+          </w:p>
+        </w:tc>
+      </w:tr>
+      <w:tr>
+        <w:tc>
+          <w:tcPr/>
+          <w:p>
+            <w:pPr>
+              <w:pStyle w:val="Compact"/>
+              <w:jc w:val="left"/>
+            </w:pPr>
+            <w:r>
+              <w:rPr>
+                <w:bCs/>
+                <w:b/>
+              </w:rPr>
+              <w:t xml:space="preserve">NEPHRITE — Hetian "mutton fat" white</w:t>
+            </w:r>
+          </w:p>
+        </w:tc>
+        <w:tc>
+          <w:tcPr/>
+          <w:p>
+            <w:pPr>
+              <w:pStyle w:val="Compact"/>
+              <w:jc w:val="left"/>
+            </w:pPr>
+            <w:r>
+              <w:t xml:space="preserve">100×40×4</w:t>
+            </w:r>
+          </w:p>
+        </w:tc>
+        <w:tc>
+          <w:tcPr/>
+          <w:p>
+            <w:pPr>
+              <w:pStyle w:val="Compact"/>
+              <w:jc w:val="left"/>
+            </w:pPr>
+            <w:r>
+              <w:t xml:space="preserve">1.5–4с</w:t>
+            </w:r>
+          </w:p>
+        </w:tc>
+        <w:tc>
+          <w:tcPr/>
+          <w:p>
+            <w:pPr>
+              <w:pStyle w:val="Compact"/>
+              <w:jc w:val="left"/>
+            </w:pPr>
+            <w:r>
+              <w:t xml:space="preserve">Премиум limited 50 экз., белый "баранний жир" — visual contrast в каталоге. Mirror-polished с diamond paste</w:t>
+            </w:r>
+          </w:p>
+        </w:tc>
+        <w:tc>
+          <w:tcPr/>
+          <w:p>
+            <w:pPr>
+              <w:pStyle w:val="Compact"/>
+              <w:jc w:val="left"/>
+            </w:pPr>
+            <w:r>
+              <w:rPr>
+                <w:bCs/>
+                <w:b/>
+              </w:rPr>
+              <w:t xml:space="preserve">$450</w:t>
+            </w:r>
+          </w:p>
+        </w:tc>
+      </w:tr>
+      <w:tr>
+        <w:tc>
+          <w:tcPr/>
+          <w:p>
+            <w:pPr>
+              <w:pStyle w:val="Compact"/>
+              <w:jc w:val="left"/>
+            </w:pPr>
+            <w:r>
+              <w:rPr>
+                <w:bCs/>
+                <w:b/>
+              </w:rPr>
+              <w:t xml:space="preserve">NEPHRITE — pounamu (NZ)</w:t>
+            </w:r>
+          </w:p>
+        </w:tc>
+        <w:tc>
+          <w:tcPr/>
+          <w:p>
+            <w:pPr>
+              <w:pStyle w:val="Compact"/>
+              <w:jc w:val="left"/>
+            </w:pPr>
+            <w:r>
+              <w:t xml:space="preserve">100×40×4</w:t>
+            </w:r>
+          </w:p>
+        </w:tc>
+        <w:tc>
+          <w:tcPr/>
+          <w:p>
+            <w:pPr>
+              <w:pStyle w:val="Compact"/>
+              <w:jc w:val="left"/>
+            </w:pPr>
+            <w:r>
+              <w:t xml:space="preserve">1–3с</w:t>
+            </w:r>
+          </w:p>
+        </w:tc>
+        <w:tc>
+          <w:tcPr/>
+          <w:p>
+            <w:pPr>
+              <w:pStyle w:val="Compact"/>
+              <w:jc w:val="left"/>
+            </w:pPr>
+            <w:r>
+              <w:t xml:space="preserve">Ritual edition limited 25 экз., Ngāi Tahu treaty-certified. Глубокий "kahurangi" зелёный</w:t>
+            </w:r>
+          </w:p>
+        </w:tc>
+        <w:tc>
+          <w:tcPr/>
+          <w:p>
+            <w:pPr>
+              <w:pStyle w:val="Compact"/>
+              <w:jc w:val="left"/>
+            </w:pPr>
+            <w:r>
+              <w:rPr>
+                <w:bCs/>
+                <w:b/>
+              </w:rPr>
+              <w:t xml:space="preserve">$550</w:t>
             </w:r>
           </w:p>
         </w:tc>
@@ -9025,7 +9189,16 @@
               <w:jc w:val="left"/>
             </w:pPr>
             <w:r>
-              <w:t xml:space="preserve">Мрачный, ритуальный, sourced ethically</w:t>
+              <w:t xml:space="preserve">Мрачный, ритуальный, sourced ethically. См.</w:t>
+            </w:r>
+            <w:r>
+              <w:t xml:space="preserve"> </w:t>
+            </w:r>
+            <w:r>
+              <w:rPr>
+                <w:rStyle w:val="VerbatimChar"/>
+              </w:rPr>
+              <w:t xml:space="preserve">cartridges/05_bone_processing.md</w:t>
             </w:r>
           </w:p>
         </w:tc>

--- a/synth/LAST_NIGHT_SPEC.docx
+++ b/synth/LAST_NIGHT_SPEC.docx
@@ -422,42 +422,58 @@
           <w:bCs/>
           <w:b/>
         </w:rPr>
-        <w:t xml:space="preserve">bipolar NOISE/GEIGER</w:t>
-      </w:r>
-      <w:r>
-        <w:t xml:space="preserve"> </w:t>
-      </w:r>
-      <w:r>
-        <w:t xml:space="preserve">knob (один control, две текстуры — continuous noise CCW / cluster ticks CW), опциональный</w:t>
-      </w:r>
-      <w:r>
-        <w:t xml:space="preserve"> </w:t>
-      </w:r>
-      <w:r>
-        <w:rPr>
-          <w:bCs/>
-          <w:b/>
-        </w:rPr>
-        <w:t xml:space="preserve">phaser</w:t>
-      </w:r>
-      <w:r>
-        <w:t xml:space="preserve"> </w:t>
-      </w:r>
-      <w:r>
-        <w:t xml:space="preserve">для дополнительного immersion, и performance gestures (</w:t>
-      </w:r>
-      <w:r>
-        <w:rPr>
-          <w:bCs/>
-          <w:b/>
-        </w:rPr>
-        <w:t xml:space="preserve">KILL / FREEZE / TOLL / STALL</w:t>
-      </w:r>
-      <w:r>
-        <w:t xml:space="preserve"> </w:t>
-      </w:r>
-      <w:r>
-        <w:t xml:space="preserve">— четыре footswitches). В v3 PCB revision (Phase 2 upgrade) добавляются cold-palette эффекты: PULSE (slow damper-breath), FOG (apperiodic drift), FROST (HF absorber), CHILL (anti-compression), HUM (mains-hum antenna).</w:t>
+        <w:t xml:space="preserve">NOISE + COLOR(geiger)</w:t>
+      </w:r>
+      <w:r>
+        <w:t xml:space="preserve"> </w:t>
+      </w:r>
+      <w:r>
+        <w:t xml:space="preserve">— 2 отдельные ручки (NOISE = level, COLOR = continuous crossfader от continuous zener hiss к Geiger cluster ticks),</w:t>
+      </w:r>
+      <w:r>
+        <w:t xml:space="preserve"> </w:t>
+      </w:r>
+      <w:r>
+        <w:rPr>
+          <w:bCs/>
+          <w:b/>
+        </w:rPr>
+        <w:t xml:space="preserve">always-on phaser</w:t>
+      </w:r>
+      <w:r>
+        <w:t xml:space="preserve"> </w:t>
+      </w:r>
+      <w:r>
+        <w:t xml:space="preserve">(Phase/Flutter / DEPTH / SPEED + Shape Form slider), и performance gestures (</w:t>
+      </w:r>
+      <w:r>
+        <w:rPr>
+          <w:bCs/>
+          <w:b/>
+        </w:rPr>
+        <w:t xml:space="preserve">TAP / GATE-CRUSH / BYPASS / FREEZE</w:t>
+      </w:r>
+      <w:r>
+        <w:t xml:space="preserve"> </w:t>
+      </w:r>
+      <w:r>
+        <w:t xml:space="preserve">— четыре footswitches).</w:t>
+      </w:r>
+      <w:r>
+        <w:t xml:space="preserve"> </w:t>
+      </w:r>
+      <w:r>
+        <w:rPr>
+          <w:bCs/>
+          <w:b/>
+        </w:rPr>
+        <w:t xml:space="preserve">Solenoid double-function</w:t>
+      </w:r>
+      <w:r>
+        <w:t xml:space="preserve"> </w:t>
+      </w:r>
+      <w:r>
+        <w:t xml:space="preserve">(TOLL strike + STALL hold) доступна как modular-advanced features через CV-only triggers (J_TOLL_TRIG, J_STALL_CV). В v3 PCB revision (Phase 2 upgrade) добавляются cold-palette эффекты: PULSE (slow damper-breath), FOG (apperiodic drift), FROST (HF absorber), CHILL (anti-compression), HUM (mains-hum antenna).</w:t>
       </w:r>
     </w:p>
     <w:bookmarkEnd w:id="21"/>
@@ -549,13 +565,10 @@
           <w:bCs/>
           <w:b/>
         </w:rPr>
-        <w:t xml:space="preserve">Bipolar NOISE/GEIGER knob</w:t>
-      </w:r>
-      <w:r>
-        <w:t xml:space="preserve"> </w:t>
-      </w:r>
-      <w:r>
-        <w:t xml:space="preserve">— центральный detent off, CCW = continuous zener hiss, CW = cluster ticks (ATtiny85 LFSR + comparator pattern). Один controlled, два sonic universes.</w:t>
+        <w:t xml:space="preserve">NOISE + COLOR(geiger) — 2 separate knobs</w:t>
+      </w:r>
+      <w:r>
+        <w:t xml:space="preserve">: NOISE = output level (zener + LFSR shared internally), COLOR = continuous crossfader от continuous zener hiss к Geiger cluster ticks (ATtiny85 LFSR + comparator pattern). Два sonic universe через 2 ручки (mockup canon).</w:t>
       </w:r>
     </w:p>
     <w:p>
@@ -571,13 +584,13 @@
           <w:bCs/>
           <w:b/>
         </w:rPr>
-        <w:t xml:space="preserve">Optional phaser</w:t>
-      </w:r>
-      <w:r>
-        <w:t xml:space="preserve"> </w:t>
-      </w:r>
-      <w:r>
-        <w:t xml:space="preserve">— analog 4-stage OTA для immersion. Switchable bypass.</w:t>
+        <w:t xml:space="preserve">Always-on phaser</w:t>
+      </w:r>
+      <w:r>
+        <w:t xml:space="preserve"> </w:t>
+      </w:r>
+      <w:r>
+        <w:t xml:space="preserve">— analog 4-stage OTA, named effect (Phase/Flutter / DEPTH / SPEED + Shape Form slider для LFO waveform). Bypass через footswitch BYPASS.</w:t>
       </w:r>
     </w:p>
     <w:p>
@@ -999,7 +1012,7 @@
         <w:t xml:space="preserve"> </w:t>
       </w:r>
       <w:r>
-        <w:t xml:space="preserve">— bipolar NOISE/GEIGER CW + self-oscillating cartridge + TOLL bell-strike.</w:t>
+        <w:t xml:space="preserve">— NOISE + COLOR (geiger) full CW + self-oscillating cartridge + GATE-CRUSH footswitch + TOLL bell-strike via CV trigger (J_TOLL_TRIG).</w:t>
       </w:r>
     </w:p>
     <w:p>
@@ -1021,7 +1034,7 @@
         <w:t xml:space="preserve"> </w:t>
       </w:r>
       <w:r>
-        <w:t xml:space="preserve">— TOLL bell-pattern + STALL mute interrupts + cartridge swap drama.</w:t>
+        <w:t xml:space="preserve">— TOLL bell-pattern (CV from sequencer) + STALL hold (J_STALL_CV) + cartridge swap drama + FREEZE footswitch для loop sustain.</w:t>
       </w:r>
     </w:p>
     <w:p>
@@ -1073,7 +1086,7 @@
           <w:bCs/>
           <w:b/>
         </w:rPr>
-        <w:t xml:space="preserve">Phase 1 ship (ядро)</w:t>
+        <w:t xml:space="preserve">Phase 1 ship (ядро + базовые FX, mockup canon)</w:t>
       </w:r>
       <w:r>
         <w:t xml:space="preserve">:</w:t>
@@ -1092,45 +1105,10 @@
           <w:bCs/>
           <w:b/>
         </w:rPr>
-        <w:t xml:space="preserve">Bipolar NOISE / GEIGER</w:t>
-      </w:r>
-      <w:r>
-        <w:t xml:space="preserve"> </w:t>
-      </w:r>
-      <w:r>
-        <w:t xml:space="preserve">— один центральный knob с detent в middle (off).</w:t>
-      </w:r>
-      <w:r>
-        <w:t xml:space="preserve"> </w:t>
-      </w:r>
-      <w:r>
-        <w:rPr>
-          <w:bCs/>
-          <w:b/>
-        </w:rPr>
-        <w:t xml:space="preserve">CCW → continuous noise</w:t>
-      </w:r>
-      <w:r>
-        <w:t xml:space="preserve"> </w:t>
-      </w:r>
-      <w:r>
-        <w:t xml:space="preserve">(BZX55C9V1 zener → gain → color filter → mix).</w:t>
-      </w:r>
-      <w:r>
-        <w:t xml:space="preserve"> </w:t>
-      </w:r>
-      <w:r>
-        <w:rPr>
-          <w:bCs/>
-          <w:b/>
-        </w:rPr>
-        <w:t xml:space="preserve">CW → Geiger ticks</w:t>
-      </w:r>
-      <w:r>
-        <w:t xml:space="preserve"> </w:t>
-      </w:r>
-      <w:r>
-        <w:t xml:space="preserve">(ATtiny85 LFSR → comparator → cluster pulse shaper → mix). Knob splits CV via VCAs по половинкам signed amount.</w:t>
+        <w:t xml:space="preserve">NOISE + COLOR(geiger) — 2 separate knobs</w:t>
+      </w:r>
+      <w:r>
+        <w:t xml:space="preserve">: NOISE = output level (после shared crossfader), COLOR(geiger) = continuous crossfader от continuous zener hiss (CCW, BZX55C9V1) к Geiger cluster ticks (CW, ATtiny85 LFSR + comparator pattern). Internally один shared generator + OTA crossfader pair.</w:t>
       </w:r>
     </w:p>
     <w:p>
@@ -1146,13 +1124,13 @@
           <w:bCs/>
           <w:b/>
         </w:rPr>
-        <w:t xml:space="preserve">Phaser</w:t>
-      </w:r>
-      <w:r>
-        <w:t xml:space="preserve"> </w:t>
-      </w:r>
-      <w:r>
-        <w:t xml:space="preserve">(опциональный immersion layer) — 4-stage OTA all-pass (LM13700 OTA2). Phase/Flutter feedback + DEPTH + SPEED. Switchable bypass.</w:t>
+        <w:t xml:space="preserve">Phaser always-on</w:t>
+      </w:r>
+      <w:r>
+        <w:t xml:space="preserve"> </w:t>
+      </w:r>
+      <w:r>
+        <w:t xml:space="preserve">— 4-stage OTA all-pass (LM13700 OTA2). Phase/Flutter feedback + DEPTH + SPEED + Shape Form slider (LFO waveform: triangle / sine / random S&amp;H / vinyl-skip / step). Bypass через footswitch BYPASS.</w:t>
       </w:r>
     </w:p>
     <w:p>
@@ -1168,10 +1146,83 @@
           <w:bCs/>
           <w:b/>
         </w:rPr>
-        <w:t xml:space="preserve">Solenoid double-function</w:t>
-      </w:r>
-      <w:r>
-        <w:t xml:space="preserve">: DAMP (sustained hold via CV) + TOLL (5–10мс pulse via footswitch / gate) = bell-strike пластины.</w:t>
+        <w:t xml:space="preserve">Gate / Crush</w:t>
+      </w:r>
+      <w:r>
+        <w:t xml:space="preserve"> </w:t>
+      </w:r>
+      <w:r>
+        <w:t xml:space="preserve">— footswitch destruction: 4066 CMOS gate + LF398 sample-hold bitcrush.</w:t>
+      </w:r>
+    </w:p>
+    <w:p>
+      <w:pPr>
+        <w:numPr>
+          <w:ilvl w:val="0"/>
+          <w:numId w:val="1008"/>
+        </w:numPr>
+        <w:pStyle w:val="Compact"/>
+      </w:pPr>
+      <w:r>
+        <w:rPr>
+          <w:bCs/>
+          <w:b/>
+        </w:rPr>
+        <w:t xml:space="preserve">Solenoid triple-function</w:t>
+      </w:r>
+      <w:r>
+        <w:t xml:space="preserve"> </w:t>
+      </w:r>
+      <w:r>
+        <w:t xml:space="preserve">через CV-only triggers (modular-advanced features):</w:t>
+      </w:r>
+      <w:r>
+        <w:t xml:space="preserve"> </w:t>
+      </w:r>
+      <w:r>
+        <w:rPr>
+          <w:bCs/>
+          <w:b/>
+        </w:rPr>
+        <w:t xml:space="preserve">DAMP</w:t>
+      </w:r>
+      <w:r>
+        <w:t xml:space="preserve"> </w:t>
+      </w:r>
+      <w:r>
+        <w:t xml:space="preserve">(J_CV_DAMP envelope CV),</w:t>
+      </w:r>
+      <w:r>
+        <w:t xml:space="preserve"> </w:t>
+      </w:r>
+      <w:r>
+        <w:rPr>
+          <w:bCs/>
+          <w:b/>
+        </w:rPr>
+        <w:t xml:space="preserve">TOLL</w:t>
+      </w:r>
+      <w:r>
+        <w:t xml:space="preserve"> </w:t>
+      </w:r>
+      <w:r>
+        <w:t xml:space="preserve">(J_TOLL_TRIG gate → 555 monostable → 5–10мс strike pulse),</w:t>
+      </w:r>
+      <w:r>
+        <w:t xml:space="preserve"> </w:t>
+      </w:r>
+      <w:r>
+        <w:rPr>
+          <w:bCs/>
+          <w:b/>
+        </w:rPr>
+        <w:t xml:space="preserve">STALL</w:t>
+      </w:r>
+      <w:r>
+        <w:t xml:space="preserve"> </w:t>
+      </w:r>
+      <w:r>
+        <w:t xml:space="preserve">(J_STALL_CV sustained hold).</w:t>
       </w:r>
     </w:p>
     <w:p>
@@ -1555,7 +1606,7 @@
           <w:bCs/>
           <w:b/>
         </w:rPr>
-        <w:t xml:space="preserve">Pedal SKU (ModFactor-class)</w:t>
+        <w:t xml:space="preserve">Pedal SKU (big-box class — Strymon BigSky / Eventide H9 Max)</w:t>
       </w:r>
       <w:r>
         <w:t xml:space="preserve">:</w:t>
@@ -1570,7 +1621,7 @@
         <w:pStyle w:val="Compact"/>
       </w:pPr>
       <w:r>
-        <w:t xml:space="preserve">Last Night pedal (anodized aluminum corpus 178×119×38мм, или Microcosm-class 145×113×60мм для compact tier).</w:t>
+        <w:t xml:space="preserve">Last Night pedal (anodized aluminum corpus 203×140×40мм).</w:t>
       </w:r>
     </w:p>
     <w:p>
@@ -1904,7 +1955,7 @@
         <w:t xml:space="preserve">Dimensions</w:t>
       </w:r>
       <w:r>
-        <w:t xml:space="preserve">: ModFactor-class (178×119×38мм) или Microcosm-class compact (145×113×60мм).</w:t>
+        <w:t xml:space="preserve">: big-box class (203×140×40мм) — Strymon BigSky / Eventide H9 Max class.</w:t>
       </w:r>
     </w:p>
     <w:p>
@@ -14890,7 +14941,7 @@
           <w:iCs/>
           <w:i/>
         </w:rPr>
-        <w:t xml:space="preserve">Last Night v2.2 — physical resonance, not algorithmic decay.</w:t>
+        <w:t xml:space="preserve">Last Night v2.2</w:t>
       </w:r>
     </w:p>
     <w:p>
@@ -14902,7 +14953,7 @@
           <w:iCs/>
           <w:i/>
         </w:rPr>
-        <w:t xml:space="preserve">"All Bones Dust. Be Careful. Fuck Abandoned Sleep is my Last Day and my Last Night."</w:t>
+        <w:t xml:space="preserve">"I show you light, blood, bones, dust. Be Careful. Fuck Abandoned Sleep. Is my Last Day And my Last Night."</w:t>
       </w:r>
     </w:p>
     <w:bookmarkEnd w:id="99"/>

--- a/synth/LAST_NIGHT_SPEC.docx
+++ b/synth/LAST_NIGHT_SPEC.docx
@@ -7327,6 +7327,43 @@
       </w:r>
       <w:r>
         <w:t xml:space="preserve">electrical implementation идентична Decision 08 — solenoid double-function через 555 monostable + OR-gate diodes. Изменена только entry-point (CV jacks вместо footswitches).</w:t>
+      </w:r>
+    </w:p>
+    <w:p>
+      <w:pPr>
+        <w:pStyle w:val="BlockText"/>
+      </w:pPr>
+      <w:r>
+        <w:t xml:space="preserve">⚠</w:t>
+      </w:r>
+      <w:r>
+        <w:t xml:space="preserve"> </w:t>
+      </w:r>
+      <w:r>
+        <w:rPr>
+          <w:bCs/>
+          <w:b/>
+        </w:rPr>
+        <w:t xml:space="preserve">STALL safety</w:t>
+      </w:r>
+      <w:r>
+        <w:t xml:space="preserve">: STALL CV — momentary gesture,</w:t>
+      </w:r>
+      <w:r>
+        <w:t xml:space="preserve"> </w:t>
+      </w:r>
+      <w:r>
+        <w:rPr>
+          <w:bCs/>
+          <w:b/>
+        </w:rPr>
+        <w:t xml:space="preserve">max 5 секунд continuous high</w:t>
+      </w:r>
+      <w:r>
+        <w:t xml:space="preserve"> </w:t>
+      </w:r>
+      <w:r>
+        <w:t xml:space="preserve">при default setup. Beyond that — firmware PWM throttle automatically dims coil drive к 40% duty (sufficient hold force) для thermal protection. См. BUILD §Block 14 thermal budget.</w:t>
       </w:r>
     </w:p>
     <w:bookmarkEnd w:id="39"/>

--- a/synth/LAST_NIGHT_SPEC.docx
+++ b/synth/LAST_NIGHT_SPEC.docx
@@ -2041,7 +2041,7 @@
         <w:t xml:space="preserve">Identical sound</w:t>
       </w:r>
       <w:r>
-        <w:t xml:space="preserve">: бит-в-бит идентичный reverb + phaser + vinyl FX character.</w:t>
+        <w:t xml:space="preserve">: бит-в-бит идентичный reverb + always-on phaser + cold palette FX character.</w:t>
       </w:r>
     </w:p>
     <w:p>
@@ -3069,54 +3069,93 @@
           <w:bCs/>
           <w:b/>
         </w:rPr>
-        <w:t xml:space="preserve">Stage 5 — vinyl FX</w:t>
+        <w:t xml:space="preserve">Stage 5 — (vinyl FX block удалён в Decision 08 → переехал в Last Day как OLD VINYL PT2399 parallel tract)</w:t>
       </w:r>
       <w:r>
         <w:t xml:space="preserve">:</w:t>
       </w:r>
-      <w:r>
-        <w:t xml:space="preserve"> </w:t>
-      </w:r>
-      <w:r>
-        <w:t xml:space="preserve">15.</w:t>
-      </w:r>
-      <w:r>
-        <w:t xml:space="preserve"> </w:t>
-      </w:r>
-      <w:r>
-        <w:rPr>
-          <w:bCs/>
-          <w:b/>
-        </w:rPr>
-        <w:t xml:space="preserve">Wow/flutter LFO</w:t>
-      </w:r>
-      <w:r>
-        <w:t xml:space="preserve"> </w:t>
-      </w:r>
-      <w:r>
-        <w:t xml:space="preserve">— slow modulator (0.5–8 Гц) → modulates phaser SPEED + ENV VCA → имитация неровного motor граммофона.</w:t>
-      </w:r>
-      <w:r>
-        <w:t xml:space="preserve"> </w:t>
-      </w:r>
-      <w:r>
-        <w:t xml:space="preserve">16.</w:t>
-      </w:r>
-      <w:r>
-        <w:t xml:space="preserve"> </w:t>
-      </w:r>
-      <w:r>
-        <w:rPr>
-          <w:bCs/>
-          <w:b/>
-        </w:rPr>
-        <w:t xml:space="preserve">Pitch warp</w:t>
-      </w:r>
-      <w:r>
-        <w:t xml:space="preserve"> </w:t>
-      </w:r>
-      <w:r>
-        <w:t xml:space="preserve">(внутри vinyl block) — slight pitch instability через time-varying delay (BBD chip — Coolaudio V3207, или PT2399 lo-fi alternative).</w:t>
+    </w:p>
+    <w:p>
+      <w:pPr>
+        <w:numPr>
+          <w:ilvl w:val="0"/>
+          <w:numId w:val="1015"/>
+        </w:numPr>
+        <w:pStyle w:val="Compact"/>
+      </w:pPr>
+      <w:r>
+        <w:t xml:space="preserve">Vinyl-skip остаётся как одна из 5 позиций SHAPE FORM slider (LFO waveform), но больше не отдельный BBD pitch-warp block.</w:t>
+      </w:r>
+    </w:p>
+    <w:p>
+      <w:pPr>
+        <w:numPr>
+          <w:ilvl w:val="0"/>
+          <w:numId w:val="1015"/>
+        </w:numPr>
+        <w:pStyle w:val="Compact"/>
+      </w:pPr>
+      <w:r>
+        <w:t xml:space="preserve">Wow/flutter character доступен через phaser SPEED + Shape Form: vinyl-skip waveform для аналогичного эффекта.</w:t>
+      </w:r>
+    </w:p>
+    <w:p>
+      <w:pPr>
+        <w:pStyle w:val="FirstParagraph"/>
+      </w:pPr>
+      <w:r>
+        <w:rPr>
+          <w:bCs/>
+          <w:b/>
+        </w:rPr>
+        <w:t xml:space="preserve">Stage 6 — dynamics</w:t>
+      </w:r>
+      <w:r>
+        <w:t xml:space="preserve">:</w:t>
+      </w:r>
+      <w:r>
+        <w:t xml:space="preserve"> </w:t>
+      </w:r>
+      <w:r>
+        <w:t xml:space="preserve">17.</w:t>
+      </w:r>
+      <w:r>
+        <w:t xml:space="preserve"> </w:t>
+      </w:r>
+      <w:r>
+        <w:rPr>
+          <w:bCs/>
+          <w:b/>
+        </w:rPr>
+        <w:t xml:space="preserve">LED clipper</w:t>
+      </w:r>
+      <w:r>
+        <w:t xml:space="preserve"> </w:t>
+      </w:r>
+      <w:r>
+        <w:t xml:space="preserve">— 3× LED in series each polarity, +10.6 dBu threshold.</w:t>
+      </w:r>
+      <w:r>
+        <w:t xml:space="preserve"> </w:t>
+      </w:r>
+      <w:r>
+        <w:t xml:space="preserve">18.</w:t>
+      </w:r>
+      <w:r>
+        <w:t xml:space="preserve"> </w:t>
+      </w:r>
+      <w:r>
+        <w:rPr>
+          <w:bCs/>
+          <w:b/>
+        </w:rPr>
+        <w:t xml:space="preserve">Envelope follower VCA</w:t>
+      </w:r>
+      <w:r>
+        <w:t xml:space="preserve"> </w:t>
+      </w:r>
+      <w:r>
+        <w:t xml:space="preserve">— LM13700, 1–48мс attack, 10мс–1с decay. Output = wet signal с dynamic shaping.</w:t>
       </w:r>
     </w:p>
     <w:p>
@@ -3128,7 +3167,7 @@
           <w:bCs/>
           <w:b/>
         </w:rPr>
-        <w:t xml:space="preserve">Stage 6 — dynamics</w:t>
+        <w:t xml:space="preserve">Stage 7 — mix + output</w:t>
       </w:r>
       <w:r>
         <w:t xml:space="preserve">:</w:t>
@@ -3137,45 +3176,240 @@
         <w:t xml:space="preserve"> </w:t>
       </w:r>
       <w:r>
-        <w:t xml:space="preserve">17.</w:t>
-      </w:r>
-      <w:r>
-        <w:t xml:space="preserve"> </w:t>
-      </w:r>
-      <w:r>
-        <w:rPr>
-          <w:bCs/>
-          <w:b/>
-        </w:rPr>
-        <w:t xml:space="preserve">LED clipper</w:t>
-      </w:r>
-      <w:r>
-        <w:t xml:space="preserve"> </w:t>
-      </w:r>
-      <w:r>
-        <w:t xml:space="preserve">— 3× LED in series each polarity, +10.6 dBu threshold.</w:t>
-      </w:r>
-      <w:r>
-        <w:t xml:space="preserve"> </w:t>
-      </w:r>
-      <w:r>
-        <w:t xml:space="preserve">18.</w:t>
-      </w:r>
-      <w:r>
-        <w:t xml:space="preserve"> </w:t>
-      </w:r>
-      <w:r>
-        <w:rPr>
-          <w:bCs/>
-          <w:b/>
-        </w:rPr>
-        <w:t xml:space="preserve">Envelope follower VCA</w:t>
-      </w:r>
-      <w:r>
-        <w:t xml:space="preserve"> </w:t>
-      </w:r>
-      <w:r>
-        <w:t xml:space="preserve">— LM13700, 1–48мс attack, 10мс–1с decay. Output = wet signal с dynamic shaping.</w:t>
+        <w:t xml:space="preserve">19.</w:t>
+      </w:r>
+      <w:r>
+        <w:t xml:space="preserve"> </w:t>
+      </w:r>
+      <w:r>
+        <w:rPr>
+          <w:bCs/>
+          <w:b/>
+        </w:rPr>
+        <w:t xml:space="preserve">Mix bus</w:t>
+      </w:r>
+      <w:r>
+        <w:t xml:space="preserve"> </w:t>
+      </w:r>
+      <w:r>
+        <w:t xml:space="preserve">— DRY + WET + NOISE + CV mix.</w:t>
+      </w:r>
+      <w:r>
+        <w:t xml:space="preserve"> </w:t>
+      </w:r>
+      <w:r>
+        <w:t xml:space="preserve">20.</w:t>
+      </w:r>
+      <w:r>
+        <w:t xml:space="preserve"> </w:t>
+      </w:r>
+      <w:r>
+        <w:rPr>
+          <w:bCs/>
+          <w:b/>
+        </w:rPr>
+        <w:t xml:space="preserve">Color preset slider</w:t>
+      </w:r>
+      <w:r>
+        <w:t xml:space="preserve"> </w:t>
+      </w:r>
+      <w:r>
+        <w:t xml:space="preserve">— 5-position vertical: COLOR / WARM / DARK / COLOR / MIX. Каждая позиция меняет EQ shape + saturation amount + phaser feedback в pre-set комбинациях для quick recall.</w:t>
+      </w:r>
+      <w:r>
+        <w:t xml:space="preserve"> </w:t>
+      </w:r>
+      <w:r>
+        <w:t xml:space="preserve">21.</w:t>
+      </w:r>
+      <w:r>
+        <w:t xml:space="preserve"> </w:t>
+      </w:r>
+      <w:r>
+        <w:rPr>
+          <w:bCs/>
+          <w:b/>
+        </w:rPr>
+        <w:t xml:space="preserve">Outputs</w:t>
+      </w:r>
+      <w:r>
+        <w:t xml:space="preserve">:</w:t>
+      </w:r>
+    </w:p>
+    <w:p>
+      <w:pPr>
+        <w:numPr>
+          <w:ilvl w:val="0"/>
+          <w:numId w:val="1016"/>
+        </w:numPr>
+        <w:pStyle w:val="Compact"/>
+      </w:pPr>
+      <w:r>
+        <w:rPr>
+          <w:bCs/>
+          <w:b/>
+        </w:rPr>
+        <w:t xml:space="preserve">MAIN L+R</w:t>
+      </w:r>
+      <w:r>
+        <w:t xml:space="preserve"> </w:t>
+      </w:r>
+      <w:r>
+        <w:t xml:space="preserve">(stereo от dual piezo): A→L, B→R, или summed mono.</w:t>
+      </w:r>
+    </w:p>
+    <w:p>
+      <w:pPr>
+        <w:numPr>
+          <w:ilvl w:val="0"/>
+          <w:numId w:val="1016"/>
+        </w:numPr>
+        <w:pStyle w:val="Compact"/>
+      </w:pPr>
+      <w:r>
+        <w:rPr>
+          <w:bCs/>
+          <w:b/>
+        </w:rPr>
+        <w:t xml:space="preserve">DRY</w:t>
+      </w:r>
+      <w:r>
+        <w:t xml:space="preserve"> </w:t>
+      </w:r>
+      <w:r>
+        <w:t xml:space="preserve">(отдельный jack): чистый сигнал post-buffer, без обработки.</w:t>
+      </w:r>
+    </w:p>
+    <w:p>
+      <w:pPr>
+        <w:numPr>
+          <w:ilvl w:val="0"/>
+          <w:numId w:val="1016"/>
+        </w:numPr>
+        <w:pStyle w:val="Compact"/>
+      </w:pPr>
+      <w:r>
+        <w:rPr>
+          <w:bCs/>
+          <w:b/>
+        </w:rPr>
+        <w:t xml:space="preserve">WET</w:t>
+      </w:r>
+      <w:r>
+        <w:t xml:space="preserve"> </w:t>
+      </w:r>
+      <w:r>
+        <w:t xml:space="preserve">(отдельный jack): только обработанный сигнал, без dry.</w:t>
+      </w:r>
+    </w:p>
+    <w:p>
+      <w:pPr>
+        <w:numPr>
+          <w:ilvl w:val="0"/>
+          <w:numId w:val="1016"/>
+        </w:numPr>
+        <w:pStyle w:val="Compact"/>
+      </w:pPr>
+      <w:r>
+        <w:rPr>
+          <w:bCs/>
+          <w:b/>
+        </w:rPr>
+        <w:t xml:space="preserve">EG OUT</w:t>
+      </w:r>
+      <w:r>
+        <w:t xml:space="preserve">: CV из envelope follower для патчинга в external modules.</w:t>
+      </w:r>
+    </w:p>
+    <w:p>
+      <w:pPr>
+        <w:pStyle w:val="FirstParagraph"/>
+      </w:pPr>
+      <w:r>
+        <w:rPr>
+          <w:bCs/>
+          <w:b/>
+        </w:rPr>
+        <w:t xml:space="preserve">Stage 8 — perform-FX (footswitch-driven)</w:t>
+      </w:r>
+      <w:r>
+        <w:t xml:space="preserve">:</w:t>
+      </w:r>
+      <w:r>
+        <w:t xml:space="preserve"> </w:t>
+      </w:r>
+      <w:r>
+        <w:t xml:space="preserve">22.</w:t>
+      </w:r>
+      <w:r>
+        <w:t xml:space="preserve"> </w:t>
+      </w:r>
+      <w:r>
+        <w:rPr>
+          <w:bCs/>
+          <w:b/>
+        </w:rPr>
+        <w:t xml:space="preserve">GATE/CRUSH stomp</w:t>
+      </w:r>
+      <w:r>
+        <w:t xml:space="preserve">: латчinг footswitch активирует gate (signal под threshold cuts) + bitcrush (sample-hold downsample) post-mixer. Постапокалипсис destruction effect.</w:t>
+      </w:r>
+      <w:r>
+        <w:t xml:space="preserve"> </w:t>
+      </w:r>
+      <w:r>
+        <w:t xml:space="preserve">23.</w:t>
+      </w:r>
+      <w:r>
+        <w:t xml:space="preserve"> </w:t>
+      </w:r>
+      <w:r>
+        <w:rPr>
+          <w:bCs/>
+          <w:b/>
+        </w:rPr>
+        <w:t xml:space="preserve">FREEZE stomp</w:t>
+      </w:r>
+      <w:r>
+        <w:t xml:space="preserve">: latches loop в self-sustain.</w:t>
+      </w:r>
+      <w:r>
+        <w:t xml:space="preserve"> </w:t>
+      </w:r>
+      <w:r>
+        <w:t xml:space="preserve">24.</w:t>
+      </w:r>
+      <w:r>
+        <w:t xml:space="preserve"> </w:t>
+      </w:r>
+      <w:r>
+        <w:rPr>
+          <w:bCs/>
+          <w:b/>
+        </w:rPr>
+        <w:t xml:space="preserve">TAP stomp</w:t>
+      </w:r>
+      <w:r>
+        <w:t xml:space="preserve">: tap-tempo для sync VINYL SPEED, phaser SPEED, или delay tail (Vinyl wow-rate sync к input rhythm).</w:t>
+      </w:r>
+      <w:r>
+        <w:t xml:space="preserve"> </w:t>
+      </w:r>
+      <w:r>
+        <w:t xml:space="preserve">25.</w:t>
+      </w:r>
+      <w:r>
+        <w:t xml:space="preserve"> </w:t>
+      </w:r>
+      <w:r>
+        <w:rPr>
+          <w:bCs/>
+          <w:b/>
+        </w:rPr>
+        <w:t xml:space="preserve">BYPASS stomp</w:t>
+      </w:r>
+      <w:r>
+        <w:t xml:space="preserve">: relay-buffered true bypass.</w:t>
       </w:r>
     </w:p>
     <w:p>
@@ -3187,271 +3421,17 @@
           <w:bCs/>
           <w:b/>
         </w:rPr>
-        <w:t xml:space="preserve">Stage 7 — mix + output</w:t>
+        <w:t xml:space="preserve">Параллельно</w:t>
       </w:r>
       <w:r>
         <w:t xml:space="preserve">:</w:t>
       </w:r>
-      <w:r>
-        <w:t xml:space="preserve"> </w:t>
-      </w:r>
-      <w:r>
-        <w:t xml:space="preserve">19.</w:t>
-      </w:r>
-      <w:r>
-        <w:t xml:space="preserve"> </w:t>
-      </w:r>
-      <w:r>
-        <w:rPr>
-          <w:bCs/>
-          <w:b/>
-        </w:rPr>
-        <w:t xml:space="preserve">Mix bus</w:t>
-      </w:r>
-      <w:r>
-        <w:t xml:space="preserve"> </w:t>
-      </w:r>
-      <w:r>
-        <w:t xml:space="preserve">— DRY + WET + NOISE + CV mix.</w:t>
-      </w:r>
-      <w:r>
-        <w:t xml:space="preserve"> </w:t>
-      </w:r>
-      <w:r>
-        <w:t xml:space="preserve">20.</w:t>
-      </w:r>
-      <w:r>
-        <w:t xml:space="preserve"> </w:t>
-      </w:r>
-      <w:r>
-        <w:rPr>
-          <w:bCs/>
-          <w:b/>
-        </w:rPr>
-        <w:t xml:space="preserve">Color preset slider</w:t>
-      </w:r>
-      <w:r>
-        <w:t xml:space="preserve"> </w:t>
-      </w:r>
-      <w:r>
-        <w:t xml:space="preserve">— 5-position vertical: COLOR / WARM / DARK / COLOR / MIX. Каждая позиция меняет EQ shape + saturation amount + phaser feedback в pre-set комбинациях для quick recall.</w:t>
-      </w:r>
-      <w:r>
-        <w:t xml:space="preserve"> </w:t>
-      </w:r>
-      <w:r>
-        <w:t xml:space="preserve">21.</w:t>
-      </w:r>
-      <w:r>
-        <w:t xml:space="preserve"> </w:t>
-      </w:r>
-      <w:r>
-        <w:rPr>
-          <w:bCs/>
-          <w:b/>
-        </w:rPr>
-        <w:t xml:space="preserve">Outputs</w:t>
-      </w:r>
-      <w:r>
-        <w:t xml:space="preserve">:</w:t>
-      </w:r>
-    </w:p>
-    <w:p>
-      <w:pPr>
-        <w:numPr>
-          <w:ilvl w:val="0"/>
-          <w:numId w:val="1015"/>
-        </w:numPr>
-        <w:pStyle w:val="Compact"/>
-      </w:pPr>
-      <w:r>
-        <w:rPr>
-          <w:bCs/>
-          <w:b/>
-        </w:rPr>
-        <w:t xml:space="preserve">MAIN L+R</w:t>
-      </w:r>
-      <w:r>
-        <w:t xml:space="preserve"> </w:t>
-      </w:r>
-      <w:r>
-        <w:t xml:space="preserve">(stereo от dual piezo): A→L, B→R, или summed mono.</w:t>
-      </w:r>
-    </w:p>
-    <w:p>
-      <w:pPr>
-        <w:numPr>
-          <w:ilvl w:val="0"/>
-          <w:numId w:val="1015"/>
-        </w:numPr>
-        <w:pStyle w:val="Compact"/>
-      </w:pPr>
-      <w:r>
-        <w:rPr>
-          <w:bCs/>
-          <w:b/>
-        </w:rPr>
-        <w:t xml:space="preserve">DRY</w:t>
-      </w:r>
-      <w:r>
-        <w:t xml:space="preserve"> </w:t>
-      </w:r>
-      <w:r>
-        <w:t xml:space="preserve">(отдельный jack): чистый сигнал post-buffer, без обработки.</w:t>
-      </w:r>
-    </w:p>
-    <w:p>
-      <w:pPr>
-        <w:numPr>
-          <w:ilvl w:val="0"/>
-          <w:numId w:val="1015"/>
-        </w:numPr>
-        <w:pStyle w:val="Compact"/>
-      </w:pPr>
-      <w:r>
-        <w:rPr>
-          <w:bCs/>
-          <w:b/>
-        </w:rPr>
-        <w:t xml:space="preserve">WET</w:t>
-      </w:r>
-      <w:r>
-        <w:t xml:space="preserve"> </w:t>
-      </w:r>
-      <w:r>
-        <w:t xml:space="preserve">(отдельный jack): только обработанный сигнал, без dry.</w:t>
-      </w:r>
-    </w:p>
-    <w:p>
-      <w:pPr>
-        <w:numPr>
-          <w:ilvl w:val="0"/>
-          <w:numId w:val="1015"/>
-        </w:numPr>
-        <w:pStyle w:val="Compact"/>
-      </w:pPr>
-      <w:r>
-        <w:rPr>
-          <w:bCs/>
-          <w:b/>
-        </w:rPr>
-        <w:t xml:space="preserve">EG OUT</w:t>
-      </w:r>
-      <w:r>
-        <w:t xml:space="preserve">: CV из envelope follower для патчинга в external modules.</w:t>
-      </w:r>
-    </w:p>
-    <w:p>
-      <w:pPr>
-        <w:pStyle w:val="FirstParagraph"/>
-      </w:pPr>
-      <w:r>
-        <w:rPr>
-          <w:bCs/>
-          <w:b/>
-        </w:rPr>
-        <w:t xml:space="preserve">Stage 8 — perform-FX (footswitch-driven)</w:t>
-      </w:r>
-      <w:r>
-        <w:t xml:space="preserve">:</w:t>
-      </w:r>
-      <w:r>
-        <w:t xml:space="preserve"> </w:t>
-      </w:r>
-      <w:r>
-        <w:t xml:space="preserve">22.</w:t>
-      </w:r>
-      <w:r>
-        <w:t xml:space="preserve"> </w:t>
-      </w:r>
-      <w:r>
-        <w:rPr>
-          <w:bCs/>
-          <w:b/>
-        </w:rPr>
-        <w:t xml:space="preserve">GATE/CRUSH stomp</w:t>
-      </w:r>
-      <w:r>
-        <w:t xml:space="preserve">: латчinг footswitch активирует gate (signal под threshold cuts) + bitcrush (sample-hold downsample) post-mixer. Постапокалипсис destruction effect.</w:t>
-      </w:r>
-      <w:r>
-        <w:t xml:space="preserve"> </w:t>
-      </w:r>
-      <w:r>
-        <w:t xml:space="preserve">23.</w:t>
-      </w:r>
-      <w:r>
-        <w:t xml:space="preserve"> </w:t>
-      </w:r>
-      <w:r>
-        <w:rPr>
-          <w:bCs/>
-          <w:b/>
-        </w:rPr>
-        <w:t xml:space="preserve">FREEZE stomp</w:t>
-      </w:r>
-      <w:r>
-        <w:t xml:space="preserve">: latches loop в self-sustain.</w:t>
-      </w:r>
-      <w:r>
-        <w:t xml:space="preserve"> </w:t>
-      </w:r>
-      <w:r>
-        <w:t xml:space="preserve">24.</w:t>
-      </w:r>
-      <w:r>
-        <w:t xml:space="preserve"> </w:t>
-      </w:r>
-      <w:r>
-        <w:rPr>
-          <w:bCs/>
-          <w:b/>
-        </w:rPr>
-        <w:t xml:space="preserve">TAP stomp</w:t>
-      </w:r>
-      <w:r>
-        <w:t xml:space="preserve">: tap-tempo для sync VINYL SPEED, phaser SPEED, или delay tail (Vinyl wow-rate sync к input rhythm).</w:t>
-      </w:r>
-      <w:r>
-        <w:t xml:space="preserve"> </w:t>
-      </w:r>
-      <w:r>
-        <w:t xml:space="preserve">25.</w:t>
-      </w:r>
-      <w:r>
-        <w:t xml:space="preserve"> </w:t>
-      </w:r>
-      <w:r>
-        <w:rPr>
-          <w:bCs/>
-          <w:b/>
-        </w:rPr>
-        <w:t xml:space="preserve">BYPASS stomp</w:t>
-      </w:r>
-      <w:r>
-        <w:t xml:space="preserve">: relay-buffered true bypass.</w:t>
-      </w:r>
-    </w:p>
-    <w:p>
-      <w:pPr>
-        <w:pStyle w:val="BodyText"/>
-      </w:pPr>
-      <w:r>
-        <w:rPr>
-          <w:bCs/>
-          <w:b/>
-        </w:rPr>
-        <w:t xml:space="preserve">Параллельно</w:t>
-      </w:r>
-      <w:r>
-        <w:t xml:space="preserve">:</w:t>
-      </w:r>
-    </w:p>
-    <w:p>
-      <w:pPr>
-        <w:numPr>
-          <w:ilvl w:val="0"/>
-          <w:numId w:val="1016"/>
+    </w:p>
+    <w:p>
+      <w:pPr>
+        <w:numPr>
+          <w:ilvl w:val="0"/>
+          <w:numId w:val="1017"/>
         </w:numPr>
         <w:pStyle w:val="Compact"/>
       </w:pPr>
@@ -3473,7 +3453,7 @@
       <w:pPr>
         <w:numPr>
           <w:ilvl w:val="0"/>
-          <w:numId w:val="1016"/>
+          <w:numId w:val="1017"/>
         </w:numPr>
         <w:pStyle w:val="Compact"/>
       </w:pPr>
@@ -3495,7 +3475,7 @@
       <w:pPr>
         <w:numPr>
           <w:ilvl w:val="0"/>
-          <w:numId w:val="1016"/>
+          <w:numId w:val="1017"/>
         </w:numPr>
         <w:pStyle w:val="Compact"/>
       </w:pPr>
@@ -4435,7 +4415,7 @@
       <w:pPr>
         <w:numPr>
           <w:ilvl w:val="0"/>
-          <w:numId w:val="1017"/>
+          <w:numId w:val="1018"/>
         </w:numPr>
         <w:pStyle w:val="Compact"/>
       </w:pPr>
@@ -4457,7 +4437,7 @@
       <w:pPr>
         <w:numPr>
           <w:ilvl w:val="0"/>
-          <w:numId w:val="1017"/>
+          <w:numId w:val="1018"/>
         </w:numPr>
         <w:pStyle w:val="Compact"/>
       </w:pPr>
@@ -4495,7 +4475,7 @@
       <w:pPr>
         <w:numPr>
           <w:ilvl w:val="0"/>
-          <w:numId w:val="1017"/>
+          <w:numId w:val="1018"/>
         </w:numPr>
         <w:pStyle w:val="Compact"/>
       </w:pPr>
@@ -4517,7 +4497,7 @@
       <w:pPr>
         <w:numPr>
           <w:ilvl w:val="0"/>
-          <w:numId w:val="1017"/>
+          <w:numId w:val="1018"/>
         </w:numPr>
         <w:pStyle w:val="Compact"/>
       </w:pPr>
@@ -4539,7 +4519,7 @@
       <w:pPr>
         <w:numPr>
           <w:ilvl w:val="0"/>
-          <w:numId w:val="1017"/>
+          <w:numId w:val="1018"/>
         </w:numPr>
         <w:pStyle w:val="Compact"/>
       </w:pPr>
@@ -4574,7 +4554,7 @@
       <w:pPr>
         <w:numPr>
           <w:ilvl w:val="0"/>
-          <w:numId w:val="1017"/>
+          <w:numId w:val="1018"/>
         </w:numPr>
         <w:pStyle w:val="Compact"/>
       </w:pPr>
@@ -4596,7 +4576,7 @@
       <w:pPr>
         <w:numPr>
           <w:ilvl w:val="0"/>
-          <w:numId w:val="1017"/>
+          <w:numId w:val="1018"/>
         </w:numPr>
         <w:pStyle w:val="Compact"/>
       </w:pPr>
@@ -4618,7 +4598,7 @@
       <w:pPr>
         <w:numPr>
           <w:ilvl w:val="0"/>
-          <w:numId w:val="1017"/>
+          <w:numId w:val="1018"/>
         </w:numPr>
         <w:pStyle w:val="Compact"/>
       </w:pPr>
@@ -4640,7 +4620,7 @@
       <w:pPr>
         <w:numPr>
           <w:ilvl w:val="0"/>
-          <w:numId w:val="1017"/>
+          <w:numId w:val="1018"/>
         </w:numPr>
         <w:pStyle w:val="Compact"/>
       </w:pPr>
@@ -4678,7 +4658,7 @@
       <w:pPr>
         <w:numPr>
           <w:ilvl w:val="0"/>
-          <w:numId w:val="1017"/>
+          <w:numId w:val="1018"/>
         </w:numPr>
         <w:pStyle w:val="Compact"/>
       </w:pPr>
@@ -6240,7 +6220,7 @@
               <w:jc w:val="left"/>
             </w:pPr>
             <w:r>
-              <w:t xml:space="preserve">Phaser + vinyl-wow LFO rate (0.05–10 Гц)</w:t>
+              <w:t xml:space="preserve">Phaser LFO rate (0.05–10 Гц)</w:t>
             </w:r>
           </w:p>
         </w:tc>
@@ -6984,7 +6964,7 @@
               <w:jc w:val="left"/>
             </w:pPr>
             <w:r>
-              <w:t xml:space="preserve">Tap-tempo для phaser SPEED + vinyl-wow rate sync. Sub-divisions через double-tap.</w:t>
+              <w:t xml:space="preserve">Tap-tempo для phaser SPEED (sync через Shape Form vinyl-skip waveform для wow-feel). Sub-divisions через double-tap.</w:t>
             </w:r>
           </w:p>
         </w:tc>
@@ -7403,7 +7383,7 @@
       <w:pPr>
         <w:numPr>
           <w:ilvl w:val="0"/>
-          <w:numId w:val="1018"/>
+          <w:numId w:val="1019"/>
         </w:numPr>
         <w:pStyle w:val="Compact"/>
       </w:pPr>
@@ -7415,7 +7395,7 @@
       <w:pPr>
         <w:numPr>
           <w:ilvl w:val="0"/>
-          <w:numId w:val="1018"/>
+          <w:numId w:val="1019"/>
         </w:numPr>
         <w:pStyle w:val="Compact"/>
       </w:pPr>
@@ -7427,7 +7407,7 @@
       <w:pPr>
         <w:numPr>
           <w:ilvl w:val="0"/>
-          <w:numId w:val="1018"/>
+          <w:numId w:val="1019"/>
         </w:numPr>
         <w:pStyle w:val="Compact"/>
       </w:pPr>
@@ -7439,7 +7419,7 @@
       <w:pPr>
         <w:numPr>
           <w:ilvl w:val="0"/>
-          <w:numId w:val="1018"/>
+          <w:numId w:val="1019"/>
         </w:numPr>
         <w:pStyle w:val="Compact"/>
       </w:pPr>
@@ -7466,7 +7446,7 @@
       <w:pPr>
         <w:numPr>
           <w:ilvl w:val="0"/>
-          <w:numId w:val="1019"/>
+          <w:numId w:val="1020"/>
         </w:numPr>
         <w:pStyle w:val="Compact"/>
       </w:pPr>
@@ -7478,7 +7458,7 @@
       <w:pPr>
         <w:numPr>
           <w:ilvl w:val="0"/>
-          <w:numId w:val="1019"/>
+          <w:numId w:val="1020"/>
         </w:numPr>
         <w:pStyle w:val="Compact"/>
       </w:pPr>
@@ -7490,7 +7470,7 @@
       <w:pPr>
         <w:numPr>
           <w:ilvl w:val="0"/>
-          <w:numId w:val="1019"/>
+          <w:numId w:val="1020"/>
         </w:numPr>
         <w:pStyle w:val="Compact"/>
       </w:pPr>
@@ -7502,7 +7482,7 @@
       <w:pPr>
         <w:numPr>
           <w:ilvl w:val="0"/>
-          <w:numId w:val="1019"/>
+          <w:numId w:val="1020"/>
         </w:numPr>
         <w:pStyle w:val="Compact"/>
       </w:pPr>
@@ -7514,7 +7494,7 @@
       <w:pPr>
         <w:numPr>
           <w:ilvl w:val="0"/>
-          <w:numId w:val="1019"/>
+          <w:numId w:val="1020"/>
         </w:numPr>
         <w:pStyle w:val="Compact"/>
       </w:pPr>
@@ -7526,7 +7506,7 @@
       <w:pPr>
         <w:numPr>
           <w:ilvl w:val="0"/>
-          <w:numId w:val="1019"/>
+          <w:numId w:val="1020"/>
         </w:numPr>
         <w:pStyle w:val="Compact"/>
       </w:pPr>
@@ -7538,7 +7518,7 @@
       <w:pPr>
         <w:numPr>
           <w:ilvl w:val="0"/>
-          <w:numId w:val="1019"/>
+          <w:numId w:val="1020"/>
         </w:numPr>
         <w:pStyle w:val="Compact"/>
       </w:pPr>
@@ -7550,7 +7530,7 @@
       <w:pPr>
         <w:numPr>
           <w:ilvl w:val="0"/>
-          <w:numId w:val="1019"/>
+          <w:numId w:val="1020"/>
         </w:numPr>
         <w:pStyle w:val="Compact"/>
       </w:pPr>
@@ -7572,7 +7552,7 @@
       <w:pPr>
         <w:numPr>
           <w:ilvl w:val="0"/>
-          <w:numId w:val="1019"/>
+          <w:numId w:val="1020"/>
         </w:numPr>
         <w:pStyle w:val="Compact"/>
       </w:pPr>
@@ -7594,7 +7574,7 @@
       <w:pPr>
         <w:numPr>
           <w:ilvl w:val="0"/>
-          <w:numId w:val="1019"/>
+          <w:numId w:val="1020"/>
         </w:numPr>
         <w:pStyle w:val="Compact"/>
       </w:pPr>
@@ -7606,7 +7586,7 @@
       <w:pPr>
         <w:numPr>
           <w:ilvl w:val="0"/>
-          <w:numId w:val="1019"/>
+          <w:numId w:val="1020"/>
         </w:numPr>
         <w:pStyle w:val="Compact"/>
       </w:pPr>
@@ -7618,7 +7598,7 @@
       <w:pPr>
         <w:numPr>
           <w:ilvl w:val="0"/>
-          <w:numId w:val="1019"/>
+          <w:numId w:val="1020"/>
         </w:numPr>
         <w:pStyle w:val="Compact"/>
       </w:pPr>
@@ -7630,7 +7610,7 @@
       <w:pPr>
         <w:numPr>
           <w:ilvl w:val="0"/>
-          <w:numId w:val="1019"/>
+          <w:numId w:val="1020"/>
         </w:numPr>
         <w:pStyle w:val="Compact"/>
       </w:pPr>
@@ -7642,7 +7622,7 @@
       <w:pPr>
         <w:numPr>
           <w:ilvl w:val="0"/>
-          <w:numId w:val="1019"/>
+          <w:numId w:val="1020"/>
         </w:numPr>
         <w:pStyle w:val="Compact"/>
       </w:pPr>
@@ -7654,7 +7634,7 @@
       <w:pPr>
         <w:numPr>
           <w:ilvl w:val="0"/>
-          <w:numId w:val="1019"/>
+          <w:numId w:val="1020"/>
         </w:numPr>
         <w:pStyle w:val="Compact"/>
       </w:pPr>
@@ -7666,7 +7646,7 @@
       <w:pPr>
         <w:numPr>
           <w:ilvl w:val="0"/>
-          <w:numId w:val="1019"/>
+          <w:numId w:val="1020"/>
         </w:numPr>
         <w:pStyle w:val="Compact"/>
       </w:pPr>
@@ -7678,12 +7658,12 @@
       <w:pPr>
         <w:numPr>
           <w:ilvl w:val="0"/>
-          <w:numId w:val="1019"/>
-        </w:numPr>
-        <w:pStyle w:val="Compact"/>
-      </w:pPr>
-      <w:r>
-        <w:t xml:space="preserve">CLK (tap-tempo sync для phaser SPEED + vinyl-wow rate)</w:t>
+          <w:numId w:val="1020"/>
+        </w:numPr>
+        <w:pStyle w:val="Compact"/>
+      </w:pPr>
+      <w:r>
+        <w:t xml:space="preserve">CLK (tap-tempo sync для phaser SPEED)</w:t>
       </w:r>
     </w:p>
     <w:p>
@@ -7705,7 +7685,7 @@
       <w:pPr>
         <w:numPr>
           <w:ilvl w:val="0"/>
-          <w:numId w:val="1020"/>
+          <w:numId w:val="1021"/>
         </w:numPr>
         <w:pStyle w:val="Compact"/>
       </w:pPr>
@@ -7732,7 +7712,7 @@
       <w:pPr>
         <w:numPr>
           <w:ilvl w:val="0"/>
-          <w:numId w:val="1021"/>
+          <w:numId w:val="1022"/>
         </w:numPr>
         <w:pStyle w:val="Compact"/>
       </w:pPr>
@@ -7744,12 +7724,12 @@
       <w:pPr>
         <w:numPr>
           <w:ilvl w:val="0"/>
-          <w:numId w:val="1021"/>
-        </w:numPr>
-        <w:pStyle w:val="Compact"/>
-      </w:pPr>
-      <w:r>
-        <w:t xml:space="preserve">CLK CV (clock input для sync phaser/vinyl rate)</w:t>
+          <w:numId w:val="1022"/>
+        </w:numPr>
+        <w:pStyle w:val="Compact"/>
+      </w:pPr>
+      <w:r>
+        <w:t xml:space="preserve">CLK CV (clock input для sync phaser SPEED)</w:t>
       </w:r>
     </w:p>
     <w:p>
@@ -7771,7 +7751,7 @@
       <w:pPr>
         <w:numPr>
           <w:ilvl w:val="0"/>
-          <w:numId w:val="1022"/>
+          <w:numId w:val="1023"/>
         </w:numPr>
         <w:pStyle w:val="Compact"/>
       </w:pPr>
@@ -7951,7 +7931,7 @@
       <w:pPr>
         <w:numPr>
           <w:ilvl w:val="0"/>
-          <w:numId w:val="1023"/>
+          <w:numId w:val="1024"/>
         </w:numPr>
         <w:pStyle w:val="Compact"/>
       </w:pPr>
@@ -7970,7 +7950,7 @@
       <w:pPr>
         <w:numPr>
           <w:ilvl w:val="0"/>
-          <w:numId w:val="1023"/>
+          <w:numId w:val="1024"/>
         </w:numPr>
         <w:pStyle w:val="Compact"/>
       </w:pPr>
@@ -8002,7 +7982,7 @@
       <w:pPr>
         <w:numPr>
           <w:ilvl w:val="0"/>
-          <w:numId w:val="1023"/>
+          <w:numId w:val="1024"/>
         </w:numPr>
         <w:pStyle w:val="Compact"/>
       </w:pPr>
@@ -8021,7 +8001,7 @@
       <w:pPr>
         <w:numPr>
           <w:ilvl w:val="0"/>
-          <w:numId w:val="1023"/>
+          <w:numId w:val="1024"/>
         </w:numPr>
         <w:pStyle w:val="Compact"/>
       </w:pPr>
@@ -8040,7 +8020,7 @@
       <w:pPr>
         <w:numPr>
           <w:ilvl w:val="0"/>
-          <w:numId w:val="1023"/>
+          <w:numId w:val="1024"/>
         </w:numPr>
         <w:pStyle w:val="Compact"/>
       </w:pPr>
@@ -9573,7 +9553,7 @@
       <w:pPr>
         <w:numPr>
           <w:ilvl w:val="0"/>
-          <w:numId w:val="1024"/>
+          <w:numId w:val="1025"/>
         </w:numPr>
         <w:pStyle w:val="Compact"/>
       </w:pPr>
@@ -9592,7 +9572,7 @@
       <w:pPr>
         <w:numPr>
           <w:ilvl w:val="0"/>
-          <w:numId w:val="1024"/>
+          <w:numId w:val="1025"/>
         </w:numPr>
         <w:pStyle w:val="Compact"/>
       </w:pPr>
@@ -9611,7 +9591,7 @@
       <w:pPr>
         <w:numPr>
           <w:ilvl w:val="0"/>
-          <w:numId w:val="1024"/>
+          <w:numId w:val="1025"/>
         </w:numPr>
         <w:pStyle w:val="Compact"/>
       </w:pPr>
@@ -9640,7 +9620,7 @@
       <w:pPr>
         <w:numPr>
           <w:ilvl w:val="0"/>
-          <w:numId w:val="1025"/>
+          <w:numId w:val="1026"/>
         </w:numPr>
         <w:pStyle w:val="Compact"/>
       </w:pPr>
@@ -9659,7 +9639,7 @@
       <w:pPr>
         <w:numPr>
           <w:ilvl w:val="0"/>
-          <w:numId w:val="1025"/>
+          <w:numId w:val="1026"/>
         </w:numPr>
         <w:pStyle w:val="Compact"/>
       </w:pPr>
@@ -9691,7 +9671,7 @@
       <w:pPr>
         <w:numPr>
           <w:ilvl w:val="0"/>
-          <w:numId w:val="1026"/>
+          <w:numId w:val="1027"/>
         </w:numPr>
         <w:pStyle w:val="Compact"/>
       </w:pPr>
@@ -9710,7 +9690,7 @@
       <w:pPr>
         <w:numPr>
           <w:ilvl w:val="0"/>
-          <w:numId w:val="1026"/>
+          <w:numId w:val="1027"/>
         </w:numPr>
         <w:pStyle w:val="Compact"/>
       </w:pPr>
@@ -9729,7 +9709,7 @@
       <w:pPr>
         <w:numPr>
           <w:ilvl w:val="0"/>
-          <w:numId w:val="1026"/>
+          <w:numId w:val="1027"/>
         </w:numPr>
         <w:pStyle w:val="Compact"/>
       </w:pPr>
@@ -9751,7 +9731,7 @@
       <w:pPr>
         <w:numPr>
           <w:ilvl w:val="0"/>
-          <w:numId w:val="1026"/>
+          <w:numId w:val="1027"/>
         </w:numPr>
         <w:pStyle w:val="Compact"/>
       </w:pPr>
@@ -9783,7 +9763,7 @@
       <w:pPr>
         <w:numPr>
           <w:ilvl w:val="0"/>
-          <w:numId w:val="1027"/>
+          <w:numId w:val="1028"/>
         </w:numPr>
         <w:pStyle w:val="Compact"/>
       </w:pPr>
@@ -9815,7 +9795,7 @@
       <w:pPr>
         <w:numPr>
           <w:ilvl w:val="0"/>
-          <w:numId w:val="1028"/>
+          <w:numId w:val="1029"/>
         </w:numPr>
         <w:pStyle w:val="Compact"/>
       </w:pPr>
@@ -9837,7 +9817,7 @@
       <w:pPr>
         <w:numPr>
           <w:ilvl w:val="0"/>
-          <w:numId w:val="1028"/>
+          <w:numId w:val="1029"/>
         </w:numPr>
         <w:pStyle w:val="Compact"/>
       </w:pPr>
@@ -9870,7 +9850,7 @@
       <w:pPr>
         <w:numPr>
           <w:ilvl w:val="0"/>
-          <w:numId w:val="1029"/>
+          <w:numId w:val="1030"/>
         </w:numPr>
         <w:pStyle w:val="Compact"/>
       </w:pPr>
@@ -9882,7 +9862,7 @@
       <w:pPr>
         <w:numPr>
           <w:ilvl w:val="0"/>
-          <w:numId w:val="1029"/>
+          <w:numId w:val="1030"/>
         </w:numPr>
         <w:pStyle w:val="Compact"/>
       </w:pPr>
@@ -9894,7 +9874,7 @@
       <w:pPr>
         <w:numPr>
           <w:ilvl w:val="0"/>
-          <w:numId w:val="1029"/>
+          <w:numId w:val="1030"/>
         </w:numPr>
         <w:pStyle w:val="Compact"/>
       </w:pPr>
@@ -9906,7 +9886,7 @@
       <w:pPr>
         <w:numPr>
           <w:ilvl w:val="0"/>
-          <w:numId w:val="1029"/>
+          <w:numId w:val="1030"/>
         </w:numPr>
         <w:pStyle w:val="Compact"/>
       </w:pPr>
@@ -9918,7 +9898,7 @@
       <w:pPr>
         <w:numPr>
           <w:ilvl w:val="0"/>
-          <w:numId w:val="1029"/>
+          <w:numId w:val="1030"/>
         </w:numPr>
         <w:pStyle w:val="Compact"/>
       </w:pPr>
@@ -9930,7 +9910,7 @@
       <w:pPr>
         <w:numPr>
           <w:ilvl w:val="0"/>
-          <w:numId w:val="1029"/>
+          <w:numId w:val="1030"/>
         </w:numPr>
         <w:pStyle w:val="Compact"/>
       </w:pPr>
@@ -9970,7 +9950,7 @@
       <w:pPr>
         <w:numPr>
           <w:ilvl w:val="0"/>
-          <w:numId w:val="1030"/>
+          <w:numId w:val="1031"/>
         </w:numPr>
         <w:pStyle w:val="Compact"/>
       </w:pPr>
@@ -9989,7 +9969,7 @@
       <w:pPr>
         <w:numPr>
           <w:ilvl w:val="0"/>
-          <w:numId w:val="1030"/>
+          <w:numId w:val="1031"/>
         </w:numPr>
         <w:pStyle w:val="Compact"/>
       </w:pPr>
@@ -10008,7 +9988,7 @@
       <w:pPr>
         <w:numPr>
           <w:ilvl w:val="0"/>
-          <w:numId w:val="1030"/>
+          <w:numId w:val="1031"/>
         </w:numPr>
         <w:pStyle w:val="Compact"/>
       </w:pPr>
@@ -10027,7 +10007,7 @@
       <w:pPr>
         <w:numPr>
           <w:ilvl w:val="0"/>
-          <w:numId w:val="1030"/>
+          <w:numId w:val="1031"/>
         </w:numPr>
         <w:pStyle w:val="Compact"/>
       </w:pPr>
@@ -10046,7 +10026,7 @@
       <w:pPr>
         <w:numPr>
           <w:ilvl w:val="0"/>
-          <w:numId w:val="1030"/>
+          <w:numId w:val="1031"/>
         </w:numPr>
         <w:pStyle w:val="Compact"/>
       </w:pPr>
@@ -10116,7 +10096,7 @@
       <w:pPr>
         <w:numPr>
           <w:ilvl w:val="0"/>
-          <w:numId w:val="1031"/>
+          <w:numId w:val="1032"/>
         </w:numPr>
         <w:pStyle w:val="Compact"/>
       </w:pPr>
@@ -10138,7 +10118,7 @@
       <w:pPr>
         <w:numPr>
           <w:ilvl w:val="0"/>
-          <w:numId w:val="1031"/>
+          <w:numId w:val="1032"/>
         </w:numPr>
         <w:pStyle w:val="Compact"/>
       </w:pPr>
@@ -10160,7 +10140,7 @@
       <w:pPr>
         <w:numPr>
           <w:ilvl w:val="0"/>
-          <w:numId w:val="1031"/>
+          <w:numId w:val="1032"/>
         </w:numPr>
         <w:pStyle w:val="Compact"/>
       </w:pPr>
@@ -10182,7 +10162,7 @@
       <w:pPr>
         <w:numPr>
           <w:ilvl w:val="0"/>
-          <w:numId w:val="1031"/>
+          <w:numId w:val="1032"/>
         </w:numPr>
         <w:pStyle w:val="Compact"/>
       </w:pPr>
@@ -10222,7 +10202,7 @@
       <w:pPr>
         <w:numPr>
           <w:ilvl w:val="0"/>
-          <w:numId w:val="1032"/>
+          <w:numId w:val="1033"/>
         </w:numPr>
         <w:pStyle w:val="Compact"/>
       </w:pPr>
@@ -10244,7 +10224,7 @@
       <w:pPr>
         <w:numPr>
           <w:ilvl w:val="0"/>
-          <w:numId w:val="1032"/>
+          <w:numId w:val="1033"/>
         </w:numPr>
         <w:pStyle w:val="Compact"/>
       </w:pPr>
@@ -10266,7 +10246,7 @@
       <w:pPr>
         <w:numPr>
           <w:ilvl w:val="0"/>
-          <w:numId w:val="1032"/>
+          <w:numId w:val="1033"/>
         </w:numPr>
         <w:pStyle w:val="Compact"/>
       </w:pPr>
@@ -10288,7 +10268,7 @@
       <w:pPr>
         <w:numPr>
           <w:ilvl w:val="0"/>
-          <w:numId w:val="1032"/>
+          <w:numId w:val="1033"/>
         </w:numPr>
         <w:pStyle w:val="Compact"/>
       </w:pPr>
@@ -10378,7 +10358,7 @@
       <w:pPr>
         <w:numPr>
           <w:ilvl w:val="0"/>
-          <w:numId w:val="1033"/>
+          <w:numId w:val="1034"/>
         </w:numPr>
         <w:pStyle w:val="Compact"/>
       </w:pPr>
@@ -10390,7 +10370,7 @@
       <w:pPr>
         <w:numPr>
           <w:ilvl w:val="0"/>
-          <w:numId w:val="1033"/>
+          <w:numId w:val="1034"/>
         </w:numPr>
         <w:pStyle w:val="Compact"/>
       </w:pPr>
@@ -10402,7 +10382,7 @@
       <w:pPr>
         <w:numPr>
           <w:ilvl w:val="0"/>
-          <w:numId w:val="1033"/>
+          <w:numId w:val="1034"/>
         </w:numPr>
         <w:pStyle w:val="Compact"/>
       </w:pPr>
@@ -10414,7 +10394,7 @@
       <w:pPr>
         <w:numPr>
           <w:ilvl w:val="0"/>
-          <w:numId w:val="1033"/>
+          <w:numId w:val="1034"/>
         </w:numPr>
         <w:pStyle w:val="Compact"/>
       </w:pPr>
@@ -10426,7 +10406,7 @@
       <w:pPr>
         <w:numPr>
           <w:ilvl w:val="0"/>
-          <w:numId w:val="1033"/>
+          <w:numId w:val="1034"/>
         </w:numPr>
         <w:pStyle w:val="Compact"/>
       </w:pPr>
@@ -10472,7 +10452,7 @@
       <w:pPr>
         <w:numPr>
           <w:ilvl w:val="0"/>
-          <w:numId w:val="1034"/>
+          <w:numId w:val="1035"/>
         </w:numPr>
         <w:pStyle w:val="Compact"/>
       </w:pPr>
@@ -10491,7 +10471,7 @@
       <w:pPr>
         <w:numPr>
           <w:ilvl w:val="0"/>
-          <w:numId w:val="1034"/>
+          <w:numId w:val="1035"/>
         </w:numPr>
         <w:pStyle w:val="Compact"/>
       </w:pPr>
@@ -10510,7 +10490,7 @@
       <w:pPr>
         <w:numPr>
           <w:ilvl w:val="0"/>
-          <w:numId w:val="1034"/>
+          <w:numId w:val="1035"/>
         </w:numPr>
         <w:pStyle w:val="Compact"/>
       </w:pPr>
@@ -10547,7 +10527,7 @@
       <w:pPr>
         <w:numPr>
           <w:ilvl w:val="0"/>
-          <w:numId w:val="1035"/>
+          <w:numId w:val="1036"/>
         </w:numPr>
         <w:pStyle w:val="Compact"/>
       </w:pPr>
@@ -10569,7 +10549,7 @@
       <w:pPr>
         <w:numPr>
           <w:ilvl w:val="0"/>
-          <w:numId w:val="1035"/>
+          <w:numId w:val="1036"/>
         </w:numPr>
         <w:pStyle w:val="Compact"/>
       </w:pPr>
@@ -10591,7 +10571,7 @@
       <w:pPr>
         <w:numPr>
           <w:ilvl w:val="0"/>
-          <w:numId w:val="1035"/>
+          <w:numId w:val="1036"/>
         </w:numPr>
         <w:pStyle w:val="Compact"/>
       </w:pPr>
@@ -13353,7 +13333,7 @@
       <w:pPr>
         <w:numPr>
           <w:ilvl w:val="0"/>
-          <w:numId w:val="1036"/>
+          <w:numId w:val="1037"/>
         </w:numPr>
         <w:pStyle w:val="Compact"/>
       </w:pPr>
@@ -13372,7 +13352,7 @@
       <w:pPr>
         <w:numPr>
           <w:ilvl w:val="0"/>
-          <w:numId w:val="1036"/>
+          <w:numId w:val="1037"/>
         </w:numPr>
         <w:pStyle w:val="Compact"/>
       </w:pPr>
@@ -13391,7 +13371,7 @@
       <w:pPr>
         <w:numPr>
           <w:ilvl w:val="0"/>
-          <w:numId w:val="1036"/>
+          <w:numId w:val="1037"/>
         </w:numPr>
         <w:pStyle w:val="Compact"/>
       </w:pPr>
@@ -13420,7 +13400,7 @@
       <w:pPr>
         <w:numPr>
           <w:ilvl w:val="0"/>
-          <w:numId w:val="1037"/>
+          <w:numId w:val="1038"/>
         </w:numPr>
         <w:pStyle w:val="Compact"/>
       </w:pPr>
@@ -13468,7 +13448,7 @@
       <w:pPr>
         <w:numPr>
           <w:ilvl w:val="0"/>
-          <w:numId w:val="1037"/>
+          <w:numId w:val="1038"/>
         </w:numPr>
         <w:pStyle w:val="Compact"/>
       </w:pPr>
@@ -13487,7 +13467,7 @@
       <w:pPr>
         <w:numPr>
           <w:ilvl w:val="0"/>
-          <w:numId w:val="1037"/>
+          <w:numId w:val="1038"/>
         </w:numPr>
         <w:pStyle w:val="Compact"/>
       </w:pPr>
@@ -13506,7 +13486,7 @@
       <w:pPr>
         <w:numPr>
           <w:ilvl w:val="0"/>
-          <w:numId w:val="1037"/>
+          <w:numId w:val="1038"/>
         </w:numPr>
         <w:pStyle w:val="Compact"/>
       </w:pPr>
@@ -13535,7 +13515,7 @@
       <w:pPr>
         <w:numPr>
           <w:ilvl w:val="0"/>
-          <w:numId w:val="1038"/>
+          <w:numId w:val="1039"/>
         </w:numPr>
         <w:pStyle w:val="Compact"/>
       </w:pPr>
@@ -13554,7 +13534,7 @@
       <w:pPr>
         <w:numPr>
           <w:ilvl w:val="0"/>
-          <w:numId w:val="1038"/>
+          <w:numId w:val="1039"/>
         </w:numPr>
         <w:pStyle w:val="Compact"/>
       </w:pPr>
@@ -13573,7 +13553,7 @@
       <w:pPr>
         <w:numPr>
           <w:ilvl w:val="0"/>
-          <w:numId w:val="1038"/>
+          <w:numId w:val="1039"/>
         </w:numPr>
         <w:pStyle w:val="Compact"/>
       </w:pPr>
@@ -13602,7 +13582,7 @@
       <w:pPr>
         <w:numPr>
           <w:ilvl w:val="0"/>
-          <w:numId w:val="1039"/>
+          <w:numId w:val="1040"/>
         </w:numPr>
         <w:pStyle w:val="Compact"/>
       </w:pPr>
@@ -13621,7 +13601,7 @@
       <w:pPr>
         <w:numPr>
           <w:ilvl w:val="0"/>
-          <w:numId w:val="1039"/>
+          <w:numId w:val="1040"/>
         </w:numPr>
         <w:pStyle w:val="Compact"/>
       </w:pPr>
@@ -13640,7 +13620,7 @@
       <w:pPr>
         <w:numPr>
           <w:ilvl w:val="0"/>
-          <w:numId w:val="1039"/>
+          <w:numId w:val="1040"/>
         </w:numPr>
         <w:pStyle w:val="Compact"/>
       </w:pPr>
@@ -13659,7 +13639,7 @@
       <w:pPr>
         <w:numPr>
           <w:ilvl w:val="0"/>
-          <w:numId w:val="1039"/>
+          <w:numId w:val="1040"/>
         </w:numPr>
         <w:pStyle w:val="Compact"/>
       </w:pPr>
@@ -13678,7 +13658,7 @@
       <w:pPr>
         <w:numPr>
           <w:ilvl w:val="0"/>
-          <w:numId w:val="1039"/>
+          <w:numId w:val="1040"/>
         </w:numPr>
         <w:pStyle w:val="Compact"/>
       </w:pPr>
@@ -13707,7 +13687,7 @@
       <w:pPr>
         <w:numPr>
           <w:ilvl w:val="0"/>
-          <w:numId w:val="1040"/>
+          <w:numId w:val="1041"/>
         </w:numPr>
         <w:pStyle w:val="Compact"/>
       </w:pPr>
@@ -13726,7 +13706,7 @@
       <w:pPr>
         <w:numPr>
           <w:ilvl w:val="0"/>
-          <w:numId w:val="1040"/>
+          <w:numId w:val="1041"/>
         </w:numPr>
         <w:pStyle w:val="Compact"/>
       </w:pPr>
@@ -13745,7 +13725,7 @@
       <w:pPr>
         <w:numPr>
           <w:ilvl w:val="0"/>
-          <w:numId w:val="1040"/>
+          <w:numId w:val="1041"/>
         </w:numPr>
         <w:pStyle w:val="Compact"/>
       </w:pPr>
@@ -13774,7 +13754,7 @@
       <w:pPr>
         <w:numPr>
           <w:ilvl w:val="0"/>
-          <w:numId w:val="1041"/>
+          <w:numId w:val="1042"/>
         </w:numPr>
         <w:pStyle w:val="Compact"/>
       </w:pPr>
@@ -13793,7 +13773,7 @@
       <w:pPr>
         <w:numPr>
           <w:ilvl w:val="0"/>
-          <w:numId w:val="1041"/>
+          <w:numId w:val="1042"/>
         </w:numPr>
         <w:pStyle w:val="Compact"/>
       </w:pPr>
@@ -13812,7 +13792,7 @@
       <w:pPr>
         <w:numPr>
           <w:ilvl w:val="0"/>
-          <w:numId w:val="1041"/>
+          <w:numId w:val="1042"/>
         </w:numPr>
         <w:pStyle w:val="Compact"/>
       </w:pPr>
@@ -13831,7 +13811,7 @@
       <w:pPr>
         <w:numPr>
           <w:ilvl w:val="0"/>
-          <w:numId w:val="1041"/>
+          <w:numId w:val="1042"/>
         </w:numPr>
         <w:pStyle w:val="Compact"/>
       </w:pPr>
@@ -13850,7 +13830,7 @@
       <w:pPr>
         <w:numPr>
           <w:ilvl w:val="0"/>
-          <w:numId w:val="1041"/>
+          <w:numId w:val="1042"/>
         </w:numPr>
         <w:pStyle w:val="Compact"/>
       </w:pPr>
@@ -13889,7 +13869,7 @@
       <w:pPr>
         <w:numPr>
           <w:ilvl w:val="0"/>
-          <w:numId w:val="1042"/>
+          <w:numId w:val="1043"/>
         </w:numPr>
         <w:pStyle w:val="Compact"/>
       </w:pPr>
@@ -13908,7 +13888,7 @@
       <w:pPr>
         <w:numPr>
           <w:ilvl w:val="0"/>
-          <w:numId w:val="1042"/>
+          <w:numId w:val="1043"/>
         </w:numPr>
         <w:pStyle w:val="Compact"/>
       </w:pPr>
@@ -13927,7 +13907,7 @@
       <w:pPr>
         <w:numPr>
           <w:ilvl w:val="0"/>
-          <w:numId w:val="1042"/>
+          <w:numId w:val="1043"/>
         </w:numPr>
         <w:pStyle w:val="Compact"/>
       </w:pPr>
@@ -13946,7 +13926,7 @@
       <w:pPr>
         <w:numPr>
           <w:ilvl w:val="0"/>
-          <w:numId w:val="1042"/>
+          <w:numId w:val="1043"/>
         </w:numPr>
         <w:pStyle w:val="Compact"/>
       </w:pPr>
@@ -13983,7 +13963,7 @@
       <w:pPr>
         <w:numPr>
           <w:ilvl w:val="0"/>
-          <w:numId w:val="1043"/>
+          <w:numId w:val="1044"/>
         </w:numPr>
         <w:pStyle w:val="Compact"/>
       </w:pPr>
@@ -14002,7 +13982,7 @@
       <w:pPr>
         <w:numPr>
           <w:ilvl w:val="0"/>
-          <w:numId w:val="1043"/>
+          <w:numId w:val="1044"/>
         </w:numPr>
         <w:pStyle w:val="Compact"/>
       </w:pPr>
@@ -14021,7 +14001,7 @@
       <w:pPr>
         <w:numPr>
           <w:ilvl w:val="0"/>
-          <w:numId w:val="1043"/>
+          <w:numId w:val="1044"/>
         </w:numPr>
         <w:pStyle w:val="Compact"/>
       </w:pPr>
@@ -14050,7 +14030,7 @@
       <w:pPr>
         <w:numPr>
           <w:ilvl w:val="0"/>
-          <w:numId w:val="1044"/>
+          <w:numId w:val="1045"/>
         </w:numPr>
         <w:pStyle w:val="Compact"/>
       </w:pPr>
@@ -14072,7 +14052,7 @@
       <w:pPr>
         <w:numPr>
           <w:ilvl w:val="0"/>
-          <w:numId w:val="1044"/>
+          <w:numId w:val="1045"/>
         </w:numPr>
         <w:pStyle w:val="Compact"/>
       </w:pPr>
@@ -14084,7 +14064,7 @@
       <w:pPr>
         <w:numPr>
           <w:ilvl w:val="0"/>
-          <w:numId w:val="1044"/>
+          <w:numId w:val="1045"/>
         </w:numPr>
         <w:pStyle w:val="Compact"/>
       </w:pPr>
@@ -14096,7 +14076,7 @@
       <w:pPr>
         <w:numPr>
           <w:ilvl w:val="0"/>
-          <w:numId w:val="1044"/>
+          <w:numId w:val="1045"/>
         </w:numPr>
         <w:pStyle w:val="Compact"/>
       </w:pPr>
@@ -14118,7 +14098,7 @@
       <w:pPr>
         <w:numPr>
           <w:ilvl w:val="0"/>
-          <w:numId w:val="1045"/>
+          <w:numId w:val="1046"/>
         </w:numPr>
         <w:pStyle w:val="Compact"/>
       </w:pPr>
@@ -14137,7 +14117,7 @@
       <w:pPr>
         <w:numPr>
           <w:ilvl w:val="0"/>
-          <w:numId w:val="1045"/>
+          <w:numId w:val="1046"/>
         </w:numPr>
         <w:pStyle w:val="Compact"/>
       </w:pPr>
@@ -14156,7 +14136,7 @@
       <w:pPr>
         <w:numPr>
           <w:ilvl w:val="0"/>
-          <w:numId w:val="1045"/>
+          <w:numId w:val="1046"/>
         </w:numPr>
         <w:pStyle w:val="Compact"/>
       </w:pPr>
@@ -14188,7 +14168,7 @@
       <w:pPr>
         <w:numPr>
           <w:ilvl w:val="0"/>
-          <w:numId w:val="1045"/>
+          <w:numId w:val="1046"/>
         </w:numPr>
         <w:pStyle w:val="Compact"/>
       </w:pPr>
@@ -14217,7 +14197,7 @@
       <w:pPr>
         <w:numPr>
           <w:ilvl w:val="0"/>
-          <w:numId w:val="1046"/>
+          <w:numId w:val="1047"/>
         </w:numPr>
         <w:pStyle w:val="Compact"/>
       </w:pPr>
@@ -14229,7 +14209,7 @@
       <w:pPr>
         <w:numPr>
           <w:ilvl w:val="0"/>
-          <w:numId w:val="1046"/>
+          <w:numId w:val="1047"/>
         </w:numPr>
         <w:pStyle w:val="Compact"/>
       </w:pPr>
@@ -14251,7 +14231,7 @@
       <w:pPr>
         <w:numPr>
           <w:ilvl w:val="0"/>
-          <w:numId w:val="1047"/>
+          <w:numId w:val="1048"/>
         </w:numPr>
         <w:pStyle w:val="Compact"/>
       </w:pPr>
@@ -14263,7 +14243,7 @@
       <w:pPr>
         <w:numPr>
           <w:ilvl w:val="0"/>
-          <w:numId w:val="1047"/>
+          <w:numId w:val="1048"/>
         </w:numPr>
         <w:pStyle w:val="Compact"/>
       </w:pPr>
@@ -14714,7 +14694,7 @@
       <w:pPr>
         <w:numPr>
           <w:ilvl w:val="0"/>
-          <w:numId w:val="1048"/>
+          <w:numId w:val="1049"/>
         </w:numPr>
         <w:pStyle w:val="Compact"/>
       </w:pPr>
@@ -14726,7 +14706,7 @@
       <w:pPr>
         <w:numPr>
           <w:ilvl w:val="0"/>
-          <w:numId w:val="1048"/>
+          <w:numId w:val="1049"/>
         </w:numPr>
         <w:pStyle w:val="Compact"/>
       </w:pPr>
@@ -14738,7 +14718,7 @@
       <w:pPr>
         <w:numPr>
           <w:ilvl w:val="0"/>
-          <w:numId w:val="1048"/>
+          <w:numId w:val="1049"/>
         </w:numPr>
         <w:pStyle w:val="Compact"/>
       </w:pPr>
@@ -14768,7 +14748,7 @@
       <w:pPr>
         <w:numPr>
           <w:ilvl w:val="0"/>
-          <w:numId w:val="1049"/>
+          <w:numId w:val="1050"/>
         </w:numPr>
         <w:pStyle w:val="Compact"/>
       </w:pPr>
@@ -14780,7 +14760,7 @@
       <w:pPr>
         <w:numPr>
           <w:ilvl w:val="0"/>
-          <w:numId w:val="1049"/>
+          <w:numId w:val="1050"/>
         </w:numPr>
         <w:pStyle w:val="Compact"/>
       </w:pPr>
@@ -14792,7 +14772,7 @@
       <w:pPr>
         <w:numPr>
           <w:ilvl w:val="0"/>
-          <w:numId w:val="1049"/>
+          <w:numId w:val="1050"/>
         </w:numPr>
         <w:pStyle w:val="Compact"/>
       </w:pPr>
@@ -14822,7 +14802,7 @@
       <w:pPr>
         <w:numPr>
           <w:ilvl w:val="0"/>
-          <w:numId w:val="1050"/>
+          <w:numId w:val="1051"/>
         </w:numPr>
         <w:pStyle w:val="Compact"/>
       </w:pPr>
@@ -14834,7 +14814,7 @@
       <w:pPr>
         <w:numPr>
           <w:ilvl w:val="0"/>
-          <w:numId w:val="1050"/>
+          <w:numId w:val="1051"/>
         </w:numPr>
         <w:pStyle w:val="Compact"/>
       </w:pPr>
@@ -14846,7 +14826,7 @@
       <w:pPr>
         <w:numPr>
           <w:ilvl w:val="0"/>
-          <w:numId w:val="1050"/>
+          <w:numId w:val="1051"/>
         </w:numPr>
         <w:pStyle w:val="Compact"/>
       </w:pPr>
@@ -14876,7 +14856,7 @@
       <w:pPr>
         <w:numPr>
           <w:ilvl w:val="0"/>
-          <w:numId w:val="1051"/>
+          <w:numId w:val="1052"/>
         </w:numPr>
         <w:pStyle w:val="Compact"/>
       </w:pPr>
@@ -14895,7 +14875,7 @@
       <w:pPr>
         <w:numPr>
           <w:ilvl w:val="0"/>
-          <w:numId w:val="1051"/>
+          <w:numId w:val="1052"/>
         </w:numPr>
         <w:pStyle w:val="Compact"/>
       </w:pPr>
@@ -14914,7 +14894,7 @@
       <w:pPr>
         <w:numPr>
           <w:ilvl w:val="0"/>
-          <w:numId w:val="1051"/>
+          <w:numId w:val="1052"/>
         </w:numPr>
         <w:pStyle w:val="Compact"/>
       </w:pPr>
@@ -14944,7 +14924,7 @@
       <w:pPr>
         <w:numPr>
           <w:ilvl w:val="0"/>
-          <w:numId w:val="1051"/>
+          <w:numId w:val="1052"/>
         </w:numPr>
         <w:pStyle w:val="Compact"/>
       </w:pPr>
@@ -15431,6 +15411,9 @@
     <w:abstractNumId w:val="991"/>
   </w:num>
   <w:num w:numId="1029">
+    <w:abstractNumId w:val="991"/>
+  </w:num>
+  <w:num w:numId="1030">
     <w:abstractNumId w:val="99411"/>
     <w:lvlOverride w:ilvl="0">
       <w:startOverride w:val="1"/>
@@ -15459,9 +15442,6 @@
     <w:lvlOverride w:ilvl="8">
       <w:startOverride w:val="1"/>
     </w:lvlOverride>
-  </w:num>
-  <w:num w:numId="1030">
-    <w:abstractNumId w:val="991"/>
   </w:num>
   <w:num w:numId="1031">
     <w:abstractNumId w:val="991"/>
@@ -15494,6 +15474,9 @@
     <w:abstractNumId w:val="991"/>
   </w:num>
   <w:num w:numId="1041">
+    <w:abstractNumId w:val="991"/>
+  </w:num>
+  <w:num w:numId="1042">
     <w:abstractNumId w:val="99411"/>
     <w:lvlOverride w:ilvl="0">
       <w:startOverride w:val="1"/>
@@ -15523,10 +15506,10 @@
       <w:startOverride w:val="1"/>
     </w:lvlOverride>
   </w:num>
-  <w:num w:numId="1042">
+  <w:num w:numId="1043">
     <w:abstractNumId w:val="991"/>
   </w:num>
-  <w:num w:numId="1043">
+  <w:num w:numId="1044">
     <w:abstractNumId w:val="99411"/>
     <w:lvlOverride w:ilvl="0">
       <w:startOverride w:val="1"/>
@@ -15556,9 +15539,6 @@
       <w:startOverride w:val="1"/>
     </w:lvlOverride>
   </w:num>
-  <w:num w:numId="1044">
-    <w:abstractNumId w:val="991"/>
-  </w:num>
   <w:num w:numId="1045">
     <w:abstractNumId w:val="991"/>
   </w:num>
@@ -15578,6 +15558,9 @@
     <w:abstractNumId w:val="991"/>
   </w:num>
   <w:num w:numId="1051">
+    <w:abstractNumId w:val="991"/>
+  </w:num>
+  <w:num w:numId="1052">
     <w:abstractNumId w:val="991"/>
   </w:num>
 </w:numbering>

--- a/synth/LAST_NIGHT_SPEC.docx
+++ b/synth/LAST_NIGHT_SPEC.docx
@@ -444,7 +444,26 @@
         <w:t xml:space="preserve"> </w:t>
       </w:r>
       <w:r>
-        <w:t xml:space="preserve">(Phase/Flutter / DEPTH / SPEED + Shape Form slider), и performance gestures (</w:t>
+        <w:t xml:space="preserve">(Phase/Flutter knob) с</w:t>
+      </w:r>
+      <w:r>
+        <w:t xml:space="preserve"> </w:t>
+      </w:r>
+      <w:r>
+        <w:rPr>
+          <w:bCs/>
+          <w:b/>
+        </w:rPr>
+        <w:t xml:space="preserve">analog Function Generator</w:t>
+      </w:r>
+      <w:r>
+        <w:t xml:space="preserve"> </w:t>
+      </w:r>
+      <w:r>
+        <w:t xml:space="preserve">для LFO (rise/fall/depth sliders + exp/log + speed/range knobs + 4 outputs EG/Gate/Sub÷2/Inv) — FG primarily modulates phaser но output patchable куда угодно через CV bay. Performance gestures:</w:t>
+      </w:r>
+      <w:r>
+        <w:t xml:space="preserve"> </w:t>
       </w:r>
       <w:r>
         <w:rPr>
@@ -457,23 +476,23 @@
         <w:t xml:space="preserve"> </w:t>
       </w:r>
       <w:r>
-        <w:t xml:space="preserve">— четыре footswitches).</w:t>
-      </w:r>
-      <w:r>
-        <w:t xml:space="preserve"> </w:t>
-      </w:r>
-      <w:r>
-        <w:rPr>
-          <w:bCs/>
-          <w:b/>
-        </w:rPr>
-        <w:t xml:space="preserve">Solenoid double-function</w:t>
-      </w:r>
-      <w:r>
-        <w:t xml:space="preserve"> </w:t>
-      </w:r>
-      <w:r>
-        <w:t xml:space="preserve">(TOLL strike + STALL hold) доступна как modular-advanced features через CV-only triggers (J_TOLL_TRIG, J_STALL_CV). В v3 PCB revision (Phase 2 upgrade) добавляются cold-palette эффекты: PULSE (slow damper-breath), FOG (apperiodic drift), FROST (HF absorber), CHILL (anti-compression), HUM (mains-hum antenna).</w:t>
+        <w:t xml:space="preserve">— четыре footswitches.</w:t>
+      </w:r>
+      <w:r>
+        <w:t xml:space="preserve"> </w:t>
+      </w:r>
+      <w:r>
+        <w:rPr>
+          <w:bCs/>
+          <w:b/>
+        </w:rPr>
+        <w:t xml:space="preserve">Solenoid triple-function</w:t>
+      </w:r>
+      <w:r>
+        <w:t xml:space="preserve"> </w:t>
+      </w:r>
+      <w:r>
+        <w:t xml:space="preserve">(DAMP envelope CV + TOLL impulse + STALL hold) доступна как modular-advanced features через CV-only triggers (J_TOLL_TRIG normalled от FG EOR, J_STALL_CV). В v3 PCB revision (Phase 2 upgrade) добавляются cold-palette эффекты: PULSE (slow damper-breath), FOG (apperiodic drift), FROST (HF absorber), CHILL (anti-compression), HUM (mains-hum antenna).</w:t>
       </w:r>
     </w:p>
     <w:bookmarkEnd w:id="21"/>
@@ -590,7 +609,23 @@
         <w:t xml:space="preserve"> </w:t>
       </w:r>
       <w:r>
-        <w:t xml:space="preserve">— analog 4-stage OTA, named effect (Phase/Flutter / DEPTH / SPEED + Shape Form slider для LFO waveform). Bypass через footswitch BYPASS.</w:t>
+        <w:t xml:space="preserve">— analog 4-stage OTA, named effect. Phase/Flutter knob = continuous feedback intensity morph (subtle → resonant → controlled self-oscillation). LFO source =</w:t>
+      </w:r>
+      <w:r>
+        <w:t xml:space="preserve"> </w:t>
+      </w:r>
+      <w:r>
+        <w:rPr>
+          <w:bCs/>
+          <w:b/>
+        </w:rPr>
+        <w:t xml:space="preserve">analog Function Generator</w:t>
+      </w:r>
+      <w:r>
+        <w:t xml:space="preserve"> </w:t>
+      </w:r>
+      <w:r>
+        <w:t xml:space="preserve">с 3 sliders (rise/fall/depth) + 2 knobs (exp/log curve, speed/range). FG outputs exposed via 4 jacks (EG/Gate/Sub÷2/Inv). Bypass через footswitch BYPASS.</w:t>
       </w:r>
     </w:p>
     <w:p>
@@ -1124,13 +1159,29 @@
           <w:bCs/>
           <w:b/>
         </w:rPr>
-        <w:t xml:space="preserve">Phaser always-on</w:t>
-      </w:r>
-      <w:r>
-        <w:t xml:space="preserve"> </w:t>
-      </w:r>
-      <w:r>
-        <w:t xml:space="preserve">— 4-stage OTA all-pass (LM13700 OTA2). Phase/Flutter feedback + DEPTH + SPEED + Shape Form slider (LFO waveform: triangle / sine / random S&amp;H / vinyl-skip / step). Bypass через footswitch BYPASS.</w:t>
+        <w:t xml:space="preserve">Phaser always-on + analog Function Generator</w:t>
+      </w:r>
+      <w:r>
+        <w:t xml:space="preserve"> </w:t>
+      </w:r>
+      <w:r>
+        <w:t xml:space="preserve">— 4-stage OTA all-pass (LM13700 U7+U8). Phase/Flutter knob = single continuous feedback intensity morph. LFO source =</w:t>
+      </w:r>
+      <w:r>
+        <w:t xml:space="preserve"> </w:t>
+      </w:r>
+      <w:r>
+        <w:rPr>
+          <w:bCs/>
+          <w:b/>
+        </w:rPr>
+        <w:t xml:space="preserve">analog FG</w:t>
+      </w:r>
+      <w:r>
+        <w:t xml:space="preserve"> </w:t>
+      </w:r>
+      <w:r>
+        <w:t xml:space="preserve">(Tides-class): rise/fall/depth sliders shape waveform, exp/log knob morphs curve, speed/range knob + clock sync set rate. 4 FG outputs (EG main, Gate rise-active, Sub÷2, Inv) exposed via panel jacks для patch-to-anything routing. Bypass через footswitch BYPASS.</w:t>
       </w:r>
     </w:p>
     <w:p>
@@ -6130,43 +6181,49 @@
                 <w:bCs/>
                 <w:b/>
               </w:rPr>
-              <w:t xml:space="preserve">DEPTH</w:t>
-            </w:r>
-          </w:p>
-        </w:tc>
-        <w:tc>
-          <w:tcPr/>
-          <w:p>
-            <w:pPr>
-              <w:pStyle w:val="Compact"/>
-              <w:jc w:val="left"/>
-            </w:pPr>
-            <w:r>
-              <w:t xml:space="preserve">Pot lin</w:t>
-            </w:r>
-          </w:p>
-        </w:tc>
-        <w:tc>
-          <w:tcPr/>
-          <w:p>
-            <w:pPr>
-              <w:pStyle w:val="Compact"/>
-              <w:jc w:val="left"/>
-            </w:pPr>
-            <w:r>
-              <w:t xml:space="preserve">Phaser modulation depth (0–100%)</w:t>
-            </w:r>
-          </w:p>
-        </w:tc>
-        <w:tc>
-          <w:tcPr/>
-          <w:p>
-            <w:pPr>
-              <w:pStyle w:val="Compact"/>
-              <w:jc w:val="left"/>
-            </w:pPr>
-            <w:r>
-              <w:t xml:space="preserve">—</w:t>
+              <w:t xml:space="preserve">rise</w:t>
+            </w:r>
+            <w:r>
+              <w:t xml:space="preserve"> </w:t>
+            </w:r>
+            <w:r>
+              <w:t xml:space="preserve">slider</w:t>
+            </w:r>
+          </w:p>
+        </w:tc>
+        <w:tc>
+          <w:tcPr/>
+          <w:p>
+            <w:pPr>
+              <w:pStyle w:val="Compact"/>
+              <w:jc w:val="left"/>
+            </w:pPr>
+            <w:r>
+              <w:t xml:space="preserve">Vertical 30mm linear slider + exp converter</w:t>
+            </w:r>
+          </w:p>
+        </w:tc>
+        <w:tc>
+          <w:tcPr/>
+          <w:p>
+            <w:pPr>
+              <w:pStyle w:val="Compact"/>
+              <w:jc w:val="left"/>
+            </w:pPr>
+            <w:r>
+              <w:t xml:space="preserve">FG rise time (1ms–10s exponential)</w:t>
+            </w:r>
+          </w:p>
+        </w:tc>
+        <w:tc>
+          <w:tcPr/>
+          <w:p>
+            <w:pPr>
+              <w:pStyle w:val="Compact"/>
+              <w:jc w:val="left"/>
+            </w:pPr>
+            <w:r>
+              <w:t xml:space="preserve">✓ rise CV</w:t>
             </w:r>
           </w:p>
         </w:tc>
@@ -6196,43 +6253,49 @@
                 <w:bCs/>
                 <w:b/>
               </w:rPr>
-              <w:t xml:space="preserve">SPEED</w:t>
-            </w:r>
-          </w:p>
-        </w:tc>
-        <w:tc>
-          <w:tcPr/>
-          <w:p>
-            <w:pPr>
-              <w:pStyle w:val="Compact"/>
-              <w:jc w:val="left"/>
-            </w:pPr>
-            <w:r>
-              <w:t xml:space="preserve">Pot log</w:t>
-            </w:r>
-          </w:p>
-        </w:tc>
-        <w:tc>
-          <w:tcPr/>
-          <w:p>
-            <w:pPr>
-              <w:pStyle w:val="Compact"/>
-              <w:jc w:val="left"/>
-            </w:pPr>
-            <w:r>
-              <w:t xml:space="preserve">Phaser LFO rate (0.05–10 Гц)</w:t>
-            </w:r>
-          </w:p>
-        </w:tc>
-        <w:tc>
-          <w:tcPr/>
-          <w:p>
-            <w:pPr>
-              <w:pStyle w:val="Compact"/>
-              <w:jc w:val="left"/>
-            </w:pPr>
-            <w:r>
-              <w:t xml:space="preserve">✓ CLK CV (TAP sync)</w:t>
+              <w:t xml:space="preserve">fall</w:t>
+            </w:r>
+            <w:r>
+              <w:t xml:space="preserve"> </w:t>
+            </w:r>
+            <w:r>
+              <w:t xml:space="preserve">slider</w:t>
+            </w:r>
+          </w:p>
+        </w:tc>
+        <w:tc>
+          <w:tcPr/>
+          <w:p>
+            <w:pPr>
+              <w:pStyle w:val="Compact"/>
+              <w:jc w:val="left"/>
+            </w:pPr>
+            <w:r>
+              <w:t xml:space="preserve">Vertical 30mm linear slider + exp converter</w:t>
+            </w:r>
+          </w:p>
+        </w:tc>
+        <w:tc>
+          <w:tcPr/>
+          <w:p>
+            <w:pPr>
+              <w:pStyle w:val="Compact"/>
+              <w:jc w:val="left"/>
+            </w:pPr>
+            <w:r>
+              <w:t xml:space="preserve">FG fall time (1ms–10s exponential)</w:t>
+            </w:r>
+          </w:p>
+        </w:tc>
+        <w:tc>
+          <w:tcPr/>
+          <w:p>
+            <w:pPr>
+              <w:pStyle w:val="Compact"/>
+              <w:jc w:val="left"/>
+            </w:pPr>
+            <w:r>
+              <w:t xml:space="preserve">✓ fall CV</w:t>
             </w:r>
           </w:p>
         </w:tc>
@@ -6262,43 +6325,49 @@
                 <w:bCs/>
                 <w:b/>
               </w:rPr>
-              <w:t xml:space="preserve">Shape Form slider</w:t>
-            </w:r>
-          </w:p>
-        </w:tc>
-        <w:tc>
-          <w:tcPr/>
-          <w:p>
-            <w:pPr>
-              <w:pStyle w:val="Compact"/>
-              <w:jc w:val="left"/>
-            </w:pPr>
-            <w:r>
-              <w:t xml:space="preserve">Horizontal 5-pos slider</w:t>
-            </w:r>
-          </w:p>
-        </w:tc>
-        <w:tc>
-          <w:tcPr/>
-          <w:p>
-            <w:pPr>
-              <w:pStyle w:val="Compact"/>
-              <w:jc w:val="left"/>
-            </w:pPr>
-            <w:r>
-              <w:t xml:space="preserve">Phaser LFO waveform select: triangle / sine / random S&amp;H / vinyl-skip / step</w:t>
-            </w:r>
-          </w:p>
-        </w:tc>
-        <w:tc>
-          <w:tcPr/>
-          <w:p>
-            <w:pPr>
-              <w:pStyle w:val="Compact"/>
-              <w:jc w:val="left"/>
-            </w:pPr>
-            <w:r>
-              <w:t xml:space="preserve">—</w:t>
+              <w:t xml:space="preserve">depth</w:t>
+            </w:r>
+            <w:r>
+              <w:t xml:space="preserve"> </w:t>
+            </w:r>
+            <w:r>
+              <w:t xml:space="preserve">slider</w:t>
+            </w:r>
+          </w:p>
+        </w:tc>
+        <w:tc>
+          <w:tcPr/>
+          <w:p>
+            <w:pPr>
+              <w:pStyle w:val="Compact"/>
+              <w:jc w:val="left"/>
+            </w:pPr>
+            <w:r>
+              <w:t xml:space="preserve">Vertical 30mm linear slider</w:t>
+            </w:r>
+          </w:p>
+        </w:tc>
+        <w:tc>
+          <w:tcPr/>
+          <w:p>
+            <w:pPr>
+              <w:pStyle w:val="Compact"/>
+              <w:jc w:val="left"/>
+            </w:pPr>
+            <w:r>
+              <w:t xml:space="preserve">FG output amplitude (0–100%, controls EG OUT and Iabc к phaser)</w:t>
+            </w:r>
+          </w:p>
+        </w:tc>
+        <w:tc>
+          <w:tcPr/>
+          <w:p>
+            <w:pPr>
+              <w:pStyle w:val="Compact"/>
+              <w:jc w:val="left"/>
+            </w:pPr>
+            <w:r>
+              <w:t xml:space="preserve">✓ depth CV</w:t>
             </w:r>
           </w:p>
         </w:tc>
@@ -6313,6 +6382,204 @@
             </w:pPr>
             <w:r>
               <w:t xml:space="preserve">19</w:t>
+            </w:r>
+          </w:p>
+        </w:tc>
+        <w:tc>
+          <w:tcPr/>
+          <w:p>
+            <w:pPr>
+              <w:pStyle w:val="Compact"/>
+              <w:jc w:val="left"/>
+            </w:pPr>
+            <w:r>
+              <w:rPr>
+                <w:bCs/>
+                <w:b/>
+              </w:rPr>
+              <w:t xml:space="preserve">exp/log</w:t>
+            </w:r>
+          </w:p>
+        </w:tc>
+        <w:tc>
+          <w:tcPr/>
+          <w:p>
+            <w:pPr>
+              <w:pStyle w:val="Compact"/>
+              <w:jc w:val="left"/>
+            </w:pPr>
+            <w:r>
+              <w:t xml:space="preserve">Pot lin center-detent</w:t>
+            </w:r>
+          </w:p>
+        </w:tc>
+        <w:tc>
+          <w:tcPr/>
+          <w:p>
+            <w:pPr>
+              <w:pStyle w:val="Compact"/>
+              <w:jc w:val="left"/>
+            </w:pPr>
+            <w:r>
+              <w:t xml:space="preserve">FG curve shape morph (exponential ↔ linear ↔ logarithmic)</w:t>
+            </w:r>
+          </w:p>
+        </w:tc>
+        <w:tc>
+          <w:tcPr/>
+          <w:p>
+            <w:pPr>
+              <w:pStyle w:val="Compact"/>
+              <w:jc w:val="left"/>
+            </w:pPr>
+            <w:r>
+              <w:t xml:space="preserve">—</w:t>
+            </w:r>
+          </w:p>
+        </w:tc>
+      </w:tr>
+      <w:tr>
+        <w:tc>
+          <w:tcPr/>
+          <w:p>
+            <w:pPr>
+              <w:pStyle w:val="Compact"/>
+              <w:jc w:val="left"/>
+            </w:pPr>
+            <w:r>
+              <w:t xml:space="preserve">20</w:t>
+            </w:r>
+          </w:p>
+        </w:tc>
+        <w:tc>
+          <w:tcPr/>
+          <w:p>
+            <w:pPr>
+              <w:pStyle w:val="Compact"/>
+              <w:jc w:val="left"/>
+            </w:pPr>
+            <w:r>
+              <w:rPr>
+                <w:bCs/>
+                <w:b/>
+              </w:rPr>
+              <w:t xml:space="preserve">speed/range</w:t>
+            </w:r>
+          </w:p>
+        </w:tc>
+        <w:tc>
+          <w:tcPr/>
+          <w:p>
+            <w:pPr>
+              <w:pStyle w:val="Compact"/>
+              <w:jc w:val="left"/>
+            </w:pPr>
+            <w:r>
+              <w:t xml:space="preserve">Pot log</w:t>
+            </w:r>
+          </w:p>
+        </w:tc>
+        <w:tc>
+          <w:tcPr/>
+          <w:p>
+            <w:pPr>
+              <w:pStyle w:val="Compact"/>
+              <w:jc w:val="left"/>
+            </w:pPr>
+            <w:r>
+              <w:t xml:space="preserve">FG rate (0.05–50 Hz exp) + clock sync continuous multiplier (CCW ×8 slow ↔ CW ×8 fast)</w:t>
+            </w:r>
+          </w:p>
+        </w:tc>
+        <w:tc>
+          <w:tcPr/>
+          <w:p>
+            <w:pPr>
+              <w:pStyle w:val="Compact"/>
+              <w:jc w:val="left"/>
+            </w:pPr>
+            <w:r>
+              <w:t xml:space="preserve">✓ speed CV / CLK CV (TAP sync)</w:t>
+            </w:r>
+          </w:p>
+        </w:tc>
+      </w:tr>
+      <w:tr>
+        <w:tc>
+          <w:tcPr/>
+          <w:p>
+            <w:pPr>
+              <w:pStyle w:val="Compact"/>
+              <w:jc w:val="left"/>
+            </w:pPr>
+            <w:r>
+              <w:t xml:space="preserve">21</w:t>
+            </w:r>
+          </w:p>
+        </w:tc>
+        <w:tc>
+          <w:tcPr/>
+          <w:p>
+            <w:pPr>
+              <w:pStyle w:val="Compact"/>
+              <w:jc w:val="left"/>
+            </w:pPr>
+            <w:r>
+              <w:rPr>
+                <w:bCs/>
+                <w:b/>
+              </w:rPr>
+              <w:t xml:space="preserve">SW_FG_RANGE</w:t>
+            </w:r>
+          </w:p>
+        </w:tc>
+        <w:tc>
+          <w:tcPr/>
+          <w:p>
+            <w:pPr>
+              <w:pStyle w:val="Compact"/>
+              <w:jc w:val="left"/>
+            </w:pPr>
+            <w:r>
+              <w:t xml:space="preserve">3-pos slide switch</w:t>
+            </w:r>
+          </w:p>
+        </w:tc>
+        <w:tc>
+          <w:tcPr/>
+          <w:p>
+            <w:pPr>
+              <w:pStyle w:val="Compact"/>
+              <w:jc w:val="left"/>
+            </w:pPr>
+            <w:r>
+              <w:t xml:space="preserve">FG range cap select (slow/mid/fast — swaps C_FG 1µF/100nF/10nF)</w:t>
+            </w:r>
+          </w:p>
+        </w:tc>
+        <w:tc>
+          <w:tcPr/>
+          <w:p>
+            <w:pPr>
+              <w:pStyle w:val="Compact"/>
+              <w:jc w:val="left"/>
+            </w:pPr>
+            <w:r>
+              <w:t xml:space="preserve">—</w:t>
+            </w:r>
+          </w:p>
+        </w:tc>
+      </w:tr>
+      <w:tr>
+        <w:tc>
+          <w:tcPr/>
+          <w:p>
+            <w:pPr>
+              <w:pStyle w:val="Compact"/>
+              <w:jc w:val="left"/>
+            </w:pPr>
+            <w:r>
+              <w:t xml:space="preserve">22</w:t>
             </w:r>
           </w:p>
         </w:tc>
@@ -6352,7 +6619,7 @@
               <w:jc w:val="left"/>
             </w:pPr>
             <w:r>
-              <w:t xml:space="preserve">Preset tone selector: COLOR / WARM / DARK / COLOR / MIX</w:t>
+              <w:t xml:space="preserve">COLOR (noise color LPF) / WARM / DARK / VOICE / MIX (reverb tone presets)</w:t>
             </w:r>
           </w:p>
         </w:tc>
@@ -6378,7 +6645,7 @@
               <w:jc w:val="left"/>
             </w:pPr>
             <w:r>
-              <w:t xml:space="preserve">20</w:t>
+              <w:t xml:space="preserve">23</w:t>
             </w:r>
           </w:p>
         </w:tc>
@@ -6406,7 +6673,7 @@
               <w:jc w:val="left"/>
             </w:pPr>
             <w:r>
-              <w:t xml:space="preserve">2-pos toggle</w:t>
+              <w:t xml:space="preserve">2-pos slide</w:t>
             </w:r>
           </w:p>
         </w:tc>
@@ -7436,7 +7703,7 @@
           <w:bCs/>
           <w:b/>
         </w:rPr>
-        <w:t xml:space="preserve">CV inputs (Phase 1)</w:t>
+        <w:t xml:space="preserve">CV inputs (Phase 1 — main row 1 of CV bay)</w:t>
       </w:r>
       <w:r>
         <w:t xml:space="preserve">:</w:t>
@@ -7463,7 +7730,7 @@
         <w:pStyle w:val="Compact"/>
       </w:pPr>
       <w:r>
-        <w:t xml:space="preserve">DRIVE CV</w:t>
+        <w:t xml:space="preserve">gate CV (Block 18 gate threshold)</w:t>
       </w:r>
     </w:p>
     <w:p>
@@ -7475,7 +7742,7 @@
         <w:pStyle w:val="Compact"/>
       </w:pPr>
       <w:r>
-        <w:t xml:space="preserve">ATTACK CV</w:t>
+        <w:t xml:space="preserve">attack CV (envelope follower attack)</w:t>
       </w:r>
     </w:p>
     <w:p>
@@ -7487,7 +7754,7 @@
         <w:pStyle w:val="Compact"/>
       </w:pPr>
       <w:r>
-        <w:t xml:space="preserve">DECAY CV</w:t>
+        <w:t xml:space="preserve">decay CV (envelope follower decay)</w:t>
       </w:r>
     </w:p>
     <w:p>
@@ -7499,7 +7766,7 @@
         <w:pStyle w:val="Compact"/>
       </w:pPr>
       <w:r>
-        <w:t xml:space="preserve">NOISE CV (noise generator level)</w:t>
+        <w:t xml:space="preserve">drive CV</w:t>
       </w:r>
     </w:p>
     <w:p>
@@ -7511,7 +7778,7 @@
         <w:pStyle w:val="Compact"/>
       </w:pPr>
       <w:r>
-        <w:t xml:space="preserve">POS CV (Position crossfade)</w:t>
+        <w:t xml:space="preserve">tone CV</w:t>
       </w:r>
     </w:p>
     <w:p>
@@ -7523,7 +7790,7 @@
         <w:pStyle w:val="Compact"/>
       </w:pPr>
       <w:r>
-        <w:t xml:space="preserve">DAMP CV (solenoid DAMP mode — sustained pressure modulation)</w:t>
+        <w:t xml:space="preserve">lopass CV</w:t>
       </w:r>
     </w:p>
     <w:p>
@@ -7535,6 +7802,189 @@
         <w:pStyle w:val="Compact"/>
       </w:pPr>
       <w:r>
+        <w:t xml:space="preserve">feedback CV (cartridge feedback)</w:t>
+      </w:r>
+    </w:p>
+    <w:p>
+      <w:pPr>
+        <w:numPr>
+          <w:ilvl w:val="0"/>
+          <w:numId w:val="1020"/>
+        </w:numPr>
+        <w:pStyle w:val="Compact"/>
+      </w:pPr>
+      <w:r>
+        <w:t xml:space="preserve">position CV (Position crossfade)</w:t>
+      </w:r>
+    </w:p>
+    <w:p>
+      <w:pPr>
+        <w:numPr>
+          <w:ilvl w:val="0"/>
+          <w:numId w:val="1020"/>
+        </w:numPr>
+        <w:pStyle w:val="Compact"/>
+      </w:pPr>
+      <w:r>
+        <w:t xml:space="preserve">boost CV (pre-emphasis shelf amount)</w:t>
+      </w:r>
+    </w:p>
+    <w:p>
+      <w:pPr>
+        <w:numPr>
+          <w:ilvl w:val="0"/>
+          <w:numId w:val="1020"/>
+        </w:numPr>
+        <w:pStyle w:val="Compact"/>
+      </w:pPr>
+      <w:r>
+        <w:t xml:space="preserve">speed CV (FG rate / clock sync)</w:t>
+      </w:r>
+    </w:p>
+    <w:p>
+      <w:pPr>
+        <w:pStyle w:val="FirstParagraph"/>
+      </w:pPr>
+      <w:r>
+        <w:rPr>
+          <w:bCs/>
+          <w:b/>
+        </w:rPr>
+        <w:t xml:space="preserve">CV inputs (main row 2)</w:t>
+      </w:r>
+      <w:r>
+        <w:t xml:space="preserve">:</w:t>
+      </w:r>
+    </w:p>
+    <w:p>
+      <w:pPr>
+        <w:numPr>
+          <w:ilvl w:val="0"/>
+          <w:numId w:val="1021"/>
+        </w:numPr>
+        <w:pStyle w:val="Compact"/>
+      </w:pPr>
+      <w:r>
+        <w:t xml:space="preserve">clock CV (TAP/CLK in для FG sync)</w:t>
+      </w:r>
+    </w:p>
+    <w:p>
+      <w:pPr>
+        <w:numPr>
+          <w:ilvl w:val="0"/>
+          <w:numId w:val="1021"/>
+        </w:numPr>
+        <w:pStyle w:val="Compact"/>
+      </w:pPr>
+      <w:r>
+        <w:t xml:space="preserve">noise CV (noise generator level)</w:t>
+      </w:r>
+    </w:p>
+    <w:p>
+      <w:pPr>
+        <w:numPr>
+          <w:ilvl w:val="0"/>
+          <w:numId w:val="1021"/>
+        </w:numPr>
+        <w:pStyle w:val="Compact"/>
+      </w:pPr>
+      <w:r>
+        <w:t xml:space="preserve">color CV (geiger crossfader: hiss ↔ ticks)</w:t>
+      </w:r>
+    </w:p>
+    <w:p>
+      <w:pPr>
+        <w:numPr>
+          <w:ilvl w:val="0"/>
+          <w:numId w:val="1021"/>
+        </w:numPr>
+        <w:pStyle w:val="Compact"/>
+      </w:pPr>
+      <w:r>
+        <w:t xml:space="preserve">output CV (master output level)</w:t>
+      </w:r>
+    </w:p>
+    <w:p>
+      <w:pPr>
+        <w:numPr>
+          <w:ilvl w:val="0"/>
+          <w:numId w:val="1021"/>
+        </w:numPr>
+        <w:pStyle w:val="Compact"/>
+      </w:pPr>
+      <w:r>
+        <w:t xml:space="preserve">mix CV (dry/wet blend)</w:t>
+      </w:r>
+    </w:p>
+    <w:p>
+      <w:pPr>
+        <w:numPr>
+          <w:ilvl w:val="0"/>
+          <w:numId w:val="1021"/>
+        </w:numPr>
+        <w:pStyle w:val="Compact"/>
+      </w:pPr>
+      <w:r>
+        <w:t xml:space="preserve">HiPass CV (HPF cutoff)</w:t>
+      </w:r>
+    </w:p>
+    <w:p>
+      <w:pPr>
+        <w:numPr>
+          <w:ilvl w:val="0"/>
+          <w:numId w:val="1021"/>
+        </w:numPr>
+        <w:pStyle w:val="Compact"/>
+      </w:pPr>
+      <w:r>
+        <w:t xml:space="preserve">rise CV (FG rise time mod)</w:t>
+      </w:r>
+    </w:p>
+    <w:p>
+      <w:pPr>
+        <w:numPr>
+          <w:ilvl w:val="0"/>
+          <w:numId w:val="1021"/>
+        </w:numPr>
+        <w:pStyle w:val="Compact"/>
+      </w:pPr>
+      <w:r>
+        <w:t xml:space="preserve">fall CV (FG fall time mod)</w:t>
+      </w:r>
+    </w:p>
+    <w:p>
+      <w:pPr>
+        <w:numPr>
+          <w:ilvl w:val="0"/>
+          <w:numId w:val="1021"/>
+        </w:numPr>
+        <w:pStyle w:val="Compact"/>
+      </w:pPr>
+      <w:r>
+        <w:t xml:space="preserve">depth CV (FG depth mod)</w:t>
+      </w:r>
+    </w:p>
+    <w:p>
+      <w:pPr>
+        <w:pStyle w:val="FirstParagraph"/>
+      </w:pPr>
+      <w:r>
+        <w:rPr>
+          <w:bCs/>
+          <w:b/>
+        </w:rPr>
+        <w:t xml:space="preserve">Modular advanced (extras zone, frame-grouped):</w:t>
+      </w:r>
+    </w:p>
+    <w:p>
+      <w:pPr>
+        <w:numPr>
+          <w:ilvl w:val="0"/>
+          <w:numId w:val="1022"/>
+        </w:numPr>
+        <w:pStyle w:val="Compact"/>
+      </w:pPr>
+      <w:r>
         <w:rPr>
           <w:bCs/>
           <w:b/>
@@ -7545,14 +7995,14 @@
         <w:t xml:space="preserve"> </w:t>
       </w:r>
       <w:r>
-        <w:t xml:space="preserve">(gate trigger для solenoid strike pulse — bell-tone, 5–10мс monostable)</w:t>
-      </w:r>
-    </w:p>
-    <w:p>
-      <w:pPr>
-        <w:numPr>
-          <w:ilvl w:val="0"/>
-          <w:numId w:val="1020"/>
+        <w:t xml:space="preserve">— solenoid strike trigger. Internally normalled от FG EOR (each FG peak → bell strike). Patch external = breaks norm.</w:t>
+      </w:r>
+    </w:p>
+    <w:p>
+      <w:pPr>
+        <w:numPr>
+          <w:ilvl w:val="0"/>
+          <w:numId w:val="1022"/>
         </w:numPr>
         <w:pStyle w:val="Compact"/>
       </w:pPr>
@@ -7567,103 +8017,29 @@
         <w:t xml:space="preserve"> </w:t>
       </w:r>
       <w:r>
-        <w:t xml:space="preserve">(sustained CV for forced damper full hold — decay stuck minimum while high)</w:t>
-      </w:r>
-    </w:p>
-    <w:p>
-      <w:pPr>
-        <w:numPr>
-          <w:ilvl w:val="0"/>
-          <w:numId w:val="1020"/>
-        </w:numPr>
-        <w:pStyle w:val="Compact"/>
-      </w:pPr>
-      <w:r>
-        <w:t xml:space="preserve">LoPass CV</w:t>
-      </w:r>
-    </w:p>
-    <w:p>
-      <w:pPr>
-        <w:numPr>
-          <w:ilvl w:val="0"/>
-          <w:numId w:val="1020"/>
-        </w:numPr>
-        <w:pStyle w:val="Compact"/>
-      </w:pPr>
-      <w:r>
-        <w:t xml:space="preserve">HiPass CV</w:t>
-      </w:r>
-    </w:p>
-    <w:p>
-      <w:pPr>
-        <w:numPr>
-          <w:ilvl w:val="0"/>
-          <w:numId w:val="1020"/>
-        </w:numPr>
-        <w:pStyle w:val="Compact"/>
-      </w:pPr>
-      <w:r>
-        <w:t xml:space="preserve">MIX CV (dry/wet)</w:t>
-      </w:r>
-    </w:p>
-    <w:p>
-      <w:pPr>
-        <w:numPr>
-          <w:ilvl w:val="0"/>
-          <w:numId w:val="1020"/>
-        </w:numPr>
-        <w:pStyle w:val="Compact"/>
-      </w:pPr>
-      <w:r>
-        <w:t xml:space="preserve">TONE CV</w:t>
-      </w:r>
-    </w:p>
-    <w:p>
-      <w:pPr>
-        <w:numPr>
-          <w:ilvl w:val="0"/>
-          <w:numId w:val="1020"/>
-        </w:numPr>
-        <w:pStyle w:val="Compact"/>
-      </w:pPr>
-      <w:r>
-        <w:t xml:space="preserve">COLOR CV (geiger crossfader: hiss ↔ ticks)</w:t>
-      </w:r>
-    </w:p>
-    <w:p>
-      <w:pPr>
-        <w:numPr>
-          <w:ilvl w:val="0"/>
-          <w:numId w:val="1020"/>
-        </w:numPr>
-        <w:pStyle w:val="Compact"/>
-      </w:pPr>
-      <w:r>
-        <w:t xml:space="preserve">FeedBack CV (cartridge feedback)</w:t>
-      </w:r>
-    </w:p>
-    <w:p>
-      <w:pPr>
-        <w:numPr>
-          <w:ilvl w:val="0"/>
-          <w:numId w:val="1020"/>
-        </w:numPr>
-        <w:pStyle w:val="Compact"/>
-      </w:pPr>
-      <w:r>
-        <w:t xml:space="preserve">Boost CV</w:t>
-      </w:r>
-    </w:p>
-    <w:p>
-      <w:pPr>
-        <w:numPr>
-          <w:ilvl w:val="0"/>
-          <w:numId w:val="1020"/>
-        </w:numPr>
-        <w:pStyle w:val="Compact"/>
-      </w:pPr>
-      <w:r>
-        <w:t xml:space="preserve">CLK (tap-tempo sync для phaser SPEED)</w:t>
+        <w:t xml:space="preserve">— sustained CV for forced damper full hold (decay stuck minimum while high; max 5s continuous per thermal budget).</w:t>
+      </w:r>
+    </w:p>
+    <w:p>
+      <w:pPr>
+        <w:numPr>
+          <w:ilvl w:val="0"/>
+          <w:numId w:val="1022"/>
+        </w:numPr>
+        <w:pStyle w:val="Compact"/>
+      </w:pPr>
+      <w:r>
+        <w:rPr>
+          <w:bCs/>
+          <w:b/>
+        </w:rPr>
+        <w:t xml:space="preserve">J_SIDE</w:t>
+      </w:r>
+      <w:r>
+        <w:t xml:space="preserve"> </w:t>
+      </w:r>
+      <w:r>
+        <w:t xml:space="preserve">— sidechain input для envelope follower (normalled к main input; patch external для dub-style ducking).</w:t>
       </w:r>
     </w:p>
     <w:p>
@@ -7685,7 +8061,7 @@
       <w:pPr>
         <w:numPr>
           <w:ilvl w:val="0"/>
-          <w:numId w:val="1021"/>
+          <w:numId w:val="1023"/>
         </w:numPr>
         <w:pStyle w:val="Compact"/>
       </w:pPr>
@@ -7702,7 +8078,7 @@
           <w:bCs/>
           <w:b/>
         </w:rPr>
-        <w:t xml:space="preserve">Outputs (CV/audio)</w:t>
+        <w:t xml:space="preserve">Outputs (CV)</w:t>
       </w:r>
       <w:r>
         <w:t xml:space="preserve">:</w:t>
@@ -7712,24 +8088,88 @@
       <w:pPr>
         <w:numPr>
           <w:ilvl w:val="0"/>
-          <w:numId w:val="1022"/>
-        </w:numPr>
-        <w:pStyle w:val="Compact"/>
-      </w:pPr>
-      <w:r>
-        <w:t xml:space="preserve">EG OUT (envelope follower output, 0-5V для external CV destinations)</w:t>
-      </w:r>
-    </w:p>
-    <w:p>
-      <w:pPr>
-        <w:numPr>
-          <w:ilvl w:val="0"/>
-          <w:numId w:val="1022"/>
-        </w:numPr>
-        <w:pStyle w:val="Compact"/>
-      </w:pPr>
-      <w:r>
-        <w:t xml:space="preserve">CLK CV (clock input для sync phaser SPEED)</w:t>
+          <w:numId w:val="1024"/>
+        </w:numPr>
+        <w:pStyle w:val="Compact"/>
+      </w:pPr>
+      <w:r>
+        <w:rPr>
+          <w:bCs/>
+          <w:b/>
+        </w:rPr>
+        <w:t xml:space="preserve">EG OUT</w:t>
+      </w:r>
+      <w:r>
+        <w:t xml:space="preserve"> </w:t>
+      </w:r>
+      <w:r>
+        <w:t xml:space="preserve">(main row 2) — FG main waveform output, scaled by depth slider. 0–5V envelope-style.</w:t>
+      </w:r>
+    </w:p>
+    <w:p>
+      <w:pPr>
+        <w:numPr>
+          <w:ilvl w:val="0"/>
+          <w:numId w:val="1024"/>
+        </w:numPr>
+        <w:pStyle w:val="Compact"/>
+      </w:pPr>
+      <w:r>
+        <w:rPr>
+          <w:bCs/>
+          <w:b/>
+        </w:rPr>
+        <w:t xml:space="preserve">Gate_OUT</w:t>
+      </w:r>
+      <w:r>
+        <w:t xml:space="preserve"> </w:t>
+      </w:r>
+      <w:r>
+        <w:t xml:space="preserve">(extras zone) — FG rise-active gate (HIGH during rise phase, LOW during fall).</w:t>
+      </w:r>
+    </w:p>
+    <w:p>
+      <w:pPr>
+        <w:numPr>
+          <w:ilvl w:val="0"/>
+          <w:numId w:val="1024"/>
+        </w:numPr>
+        <w:pStyle w:val="Compact"/>
+      </w:pPr>
+      <w:r>
+        <w:rPr>
+          <w:bCs/>
+          <w:b/>
+        </w:rPr>
+        <w:t xml:space="preserve">Sub÷2_OUT</w:t>
+      </w:r>
+      <w:r>
+        <w:t xml:space="preserve"> </w:t>
+      </w:r>
+      <w:r>
+        <w:t xml:space="preserve">(extras zone) — FG ÷2 rate sub-output (flip-flop divider).</w:t>
+      </w:r>
+    </w:p>
+    <w:p>
+      <w:pPr>
+        <w:numPr>
+          <w:ilvl w:val="0"/>
+          <w:numId w:val="1024"/>
+        </w:numPr>
+        <w:pStyle w:val="Compact"/>
+      </w:pPr>
+      <w:r>
+        <w:rPr>
+          <w:bCs/>
+          <w:b/>
+        </w:rPr>
+        <w:t xml:space="preserve">Inv_OUT</w:t>
+      </w:r>
+      <w:r>
+        <w:t xml:space="preserve"> </w:t>
+      </w:r>
+      <w:r>
+        <w:t xml:space="preserve">(extras zone) — FG inverted main waveform.</w:t>
       </w:r>
     </w:p>
     <w:p>
@@ -7751,12 +8191,48 @@
       <w:pPr>
         <w:numPr>
           <w:ilvl w:val="0"/>
-          <w:numId w:val="1023"/>
+          <w:numId w:val="1025"/>
         </w:numPr>
         <w:pStyle w:val="Compact"/>
       </w:pPr>
       <w:r>
         <w:t xml:space="preserve">EXP IN (expression pedal jack, normalled к user-assignable target)</w:t>
+      </w:r>
+    </w:p>
+    <w:p>
+      <w:pPr>
+        <w:pStyle w:val="FirstParagraph"/>
+      </w:pPr>
+      <w:r>
+        <w:rPr>
+          <w:bCs/>
+          <w:b/>
+        </w:rPr>
+        <w:t xml:space="preserve">Audio outputs (back panel jacks):</w:t>
+      </w:r>
+    </w:p>
+    <w:p>
+      <w:pPr>
+        <w:numPr>
+          <w:ilvl w:val="0"/>
+          <w:numId w:val="1026"/>
+        </w:numPr>
+        <w:pStyle w:val="Compact"/>
+      </w:pPr>
+      <w:r>
+        <w:t xml:space="preserve">MAIN L / MAIN R (stereo TRS + RCA parallel)</w:t>
+      </w:r>
+    </w:p>
+    <w:p>
+      <w:pPr>
+        <w:numPr>
+          <w:ilvl w:val="0"/>
+          <w:numId w:val="1026"/>
+        </w:numPr>
+        <w:pStyle w:val="Compact"/>
+      </w:pPr>
+      <w:r>
+        <w:t xml:space="preserve">DRY OUT / WET OUT (separate post-buffer taps)</w:t>
       </w:r>
     </w:p>
     <w:bookmarkEnd w:id="40"/>
@@ -7931,7 +8407,7 @@
       <w:pPr>
         <w:numPr>
           <w:ilvl w:val="0"/>
-          <w:numId w:val="1024"/>
+          <w:numId w:val="1027"/>
         </w:numPr>
         <w:pStyle w:val="Compact"/>
       </w:pPr>
@@ -7950,7 +8426,7 @@
       <w:pPr>
         <w:numPr>
           <w:ilvl w:val="0"/>
-          <w:numId w:val="1024"/>
+          <w:numId w:val="1027"/>
         </w:numPr>
         <w:pStyle w:val="Compact"/>
       </w:pPr>
@@ -7982,7 +8458,7 @@
       <w:pPr>
         <w:numPr>
           <w:ilvl w:val="0"/>
-          <w:numId w:val="1024"/>
+          <w:numId w:val="1027"/>
         </w:numPr>
         <w:pStyle w:val="Compact"/>
       </w:pPr>
@@ -8001,7 +8477,7 @@
       <w:pPr>
         <w:numPr>
           <w:ilvl w:val="0"/>
-          <w:numId w:val="1024"/>
+          <w:numId w:val="1027"/>
         </w:numPr>
         <w:pStyle w:val="Compact"/>
       </w:pPr>
@@ -8020,7 +8496,7 @@
       <w:pPr>
         <w:numPr>
           <w:ilvl w:val="0"/>
-          <w:numId w:val="1024"/>
+          <w:numId w:val="1027"/>
         </w:numPr>
         <w:pStyle w:val="Compact"/>
       </w:pPr>
@@ -9553,7 +10029,7 @@
       <w:pPr>
         <w:numPr>
           <w:ilvl w:val="0"/>
-          <w:numId w:val="1025"/>
+          <w:numId w:val="1028"/>
         </w:numPr>
         <w:pStyle w:val="Compact"/>
       </w:pPr>
@@ -9572,7 +10048,7 @@
       <w:pPr>
         <w:numPr>
           <w:ilvl w:val="0"/>
-          <w:numId w:val="1025"/>
+          <w:numId w:val="1028"/>
         </w:numPr>
         <w:pStyle w:val="Compact"/>
       </w:pPr>
@@ -9591,7 +10067,7 @@
       <w:pPr>
         <w:numPr>
           <w:ilvl w:val="0"/>
-          <w:numId w:val="1025"/>
+          <w:numId w:val="1028"/>
         </w:numPr>
         <w:pStyle w:val="Compact"/>
       </w:pPr>
@@ -9620,7 +10096,7 @@
       <w:pPr>
         <w:numPr>
           <w:ilvl w:val="0"/>
-          <w:numId w:val="1026"/>
+          <w:numId w:val="1029"/>
         </w:numPr>
         <w:pStyle w:val="Compact"/>
       </w:pPr>
@@ -9639,7 +10115,7 @@
       <w:pPr>
         <w:numPr>
           <w:ilvl w:val="0"/>
-          <w:numId w:val="1026"/>
+          <w:numId w:val="1029"/>
         </w:numPr>
         <w:pStyle w:val="Compact"/>
       </w:pPr>
@@ -9671,7 +10147,7 @@
       <w:pPr>
         <w:numPr>
           <w:ilvl w:val="0"/>
-          <w:numId w:val="1027"/>
+          <w:numId w:val="1030"/>
         </w:numPr>
         <w:pStyle w:val="Compact"/>
       </w:pPr>
@@ -9690,7 +10166,7 @@
       <w:pPr>
         <w:numPr>
           <w:ilvl w:val="0"/>
-          <w:numId w:val="1027"/>
+          <w:numId w:val="1030"/>
         </w:numPr>
         <w:pStyle w:val="Compact"/>
       </w:pPr>
@@ -9709,7 +10185,7 @@
       <w:pPr>
         <w:numPr>
           <w:ilvl w:val="0"/>
-          <w:numId w:val="1027"/>
+          <w:numId w:val="1030"/>
         </w:numPr>
         <w:pStyle w:val="Compact"/>
       </w:pPr>
@@ -9731,7 +10207,7 @@
       <w:pPr>
         <w:numPr>
           <w:ilvl w:val="0"/>
-          <w:numId w:val="1027"/>
+          <w:numId w:val="1030"/>
         </w:numPr>
         <w:pStyle w:val="Compact"/>
       </w:pPr>
@@ -9763,7 +10239,7 @@
       <w:pPr>
         <w:numPr>
           <w:ilvl w:val="0"/>
-          <w:numId w:val="1028"/>
+          <w:numId w:val="1031"/>
         </w:numPr>
         <w:pStyle w:val="Compact"/>
       </w:pPr>
@@ -9795,7 +10271,7 @@
       <w:pPr>
         <w:numPr>
           <w:ilvl w:val="0"/>
-          <w:numId w:val="1029"/>
+          <w:numId w:val="1032"/>
         </w:numPr>
         <w:pStyle w:val="Compact"/>
       </w:pPr>
@@ -9817,7 +10293,7 @@
       <w:pPr>
         <w:numPr>
           <w:ilvl w:val="0"/>
-          <w:numId w:val="1029"/>
+          <w:numId w:val="1032"/>
         </w:numPr>
         <w:pStyle w:val="Compact"/>
       </w:pPr>
@@ -9850,7 +10326,7 @@
       <w:pPr>
         <w:numPr>
           <w:ilvl w:val="0"/>
-          <w:numId w:val="1030"/>
+          <w:numId w:val="1033"/>
         </w:numPr>
         <w:pStyle w:val="Compact"/>
       </w:pPr>
@@ -9862,7 +10338,7 @@
       <w:pPr>
         <w:numPr>
           <w:ilvl w:val="0"/>
-          <w:numId w:val="1030"/>
+          <w:numId w:val="1033"/>
         </w:numPr>
         <w:pStyle w:val="Compact"/>
       </w:pPr>
@@ -9874,7 +10350,7 @@
       <w:pPr>
         <w:numPr>
           <w:ilvl w:val="0"/>
-          <w:numId w:val="1030"/>
+          <w:numId w:val="1033"/>
         </w:numPr>
         <w:pStyle w:val="Compact"/>
       </w:pPr>
@@ -9886,7 +10362,7 @@
       <w:pPr>
         <w:numPr>
           <w:ilvl w:val="0"/>
-          <w:numId w:val="1030"/>
+          <w:numId w:val="1033"/>
         </w:numPr>
         <w:pStyle w:val="Compact"/>
       </w:pPr>
@@ -9898,7 +10374,7 @@
       <w:pPr>
         <w:numPr>
           <w:ilvl w:val="0"/>
-          <w:numId w:val="1030"/>
+          <w:numId w:val="1033"/>
         </w:numPr>
         <w:pStyle w:val="Compact"/>
       </w:pPr>
@@ -9910,7 +10386,7 @@
       <w:pPr>
         <w:numPr>
           <w:ilvl w:val="0"/>
-          <w:numId w:val="1030"/>
+          <w:numId w:val="1033"/>
         </w:numPr>
         <w:pStyle w:val="Compact"/>
       </w:pPr>
@@ -9950,7 +10426,7 @@
       <w:pPr>
         <w:numPr>
           <w:ilvl w:val="0"/>
-          <w:numId w:val="1031"/>
+          <w:numId w:val="1034"/>
         </w:numPr>
         <w:pStyle w:val="Compact"/>
       </w:pPr>
@@ -9969,7 +10445,7 @@
       <w:pPr>
         <w:numPr>
           <w:ilvl w:val="0"/>
-          <w:numId w:val="1031"/>
+          <w:numId w:val="1034"/>
         </w:numPr>
         <w:pStyle w:val="Compact"/>
       </w:pPr>
@@ -9988,7 +10464,7 @@
       <w:pPr>
         <w:numPr>
           <w:ilvl w:val="0"/>
-          <w:numId w:val="1031"/>
+          <w:numId w:val="1034"/>
         </w:numPr>
         <w:pStyle w:val="Compact"/>
       </w:pPr>
@@ -10007,7 +10483,7 @@
       <w:pPr>
         <w:numPr>
           <w:ilvl w:val="0"/>
-          <w:numId w:val="1031"/>
+          <w:numId w:val="1034"/>
         </w:numPr>
         <w:pStyle w:val="Compact"/>
       </w:pPr>
@@ -10026,7 +10502,7 @@
       <w:pPr>
         <w:numPr>
           <w:ilvl w:val="0"/>
-          <w:numId w:val="1031"/>
+          <w:numId w:val="1034"/>
         </w:numPr>
         <w:pStyle w:val="Compact"/>
       </w:pPr>
@@ -10096,7 +10572,7 @@
       <w:pPr>
         <w:numPr>
           <w:ilvl w:val="0"/>
-          <w:numId w:val="1032"/>
+          <w:numId w:val="1035"/>
         </w:numPr>
         <w:pStyle w:val="Compact"/>
       </w:pPr>
@@ -10118,7 +10594,7 @@
       <w:pPr>
         <w:numPr>
           <w:ilvl w:val="0"/>
-          <w:numId w:val="1032"/>
+          <w:numId w:val="1035"/>
         </w:numPr>
         <w:pStyle w:val="Compact"/>
       </w:pPr>
@@ -10140,7 +10616,7 @@
       <w:pPr>
         <w:numPr>
           <w:ilvl w:val="0"/>
-          <w:numId w:val="1032"/>
+          <w:numId w:val="1035"/>
         </w:numPr>
         <w:pStyle w:val="Compact"/>
       </w:pPr>
@@ -10162,7 +10638,7 @@
       <w:pPr>
         <w:numPr>
           <w:ilvl w:val="0"/>
-          <w:numId w:val="1032"/>
+          <w:numId w:val="1035"/>
         </w:numPr>
         <w:pStyle w:val="Compact"/>
       </w:pPr>
@@ -10202,7 +10678,7 @@
       <w:pPr>
         <w:numPr>
           <w:ilvl w:val="0"/>
-          <w:numId w:val="1033"/>
+          <w:numId w:val="1036"/>
         </w:numPr>
         <w:pStyle w:val="Compact"/>
       </w:pPr>
@@ -10224,7 +10700,7 @@
       <w:pPr>
         <w:numPr>
           <w:ilvl w:val="0"/>
-          <w:numId w:val="1033"/>
+          <w:numId w:val="1036"/>
         </w:numPr>
         <w:pStyle w:val="Compact"/>
       </w:pPr>
@@ -10246,7 +10722,7 @@
       <w:pPr>
         <w:numPr>
           <w:ilvl w:val="0"/>
-          <w:numId w:val="1033"/>
+          <w:numId w:val="1036"/>
         </w:numPr>
         <w:pStyle w:val="Compact"/>
       </w:pPr>
@@ -10268,7 +10744,7 @@
       <w:pPr>
         <w:numPr>
           <w:ilvl w:val="0"/>
-          <w:numId w:val="1033"/>
+          <w:numId w:val="1036"/>
         </w:numPr>
         <w:pStyle w:val="Compact"/>
       </w:pPr>
@@ -10358,7 +10834,7 @@
       <w:pPr>
         <w:numPr>
           <w:ilvl w:val="0"/>
-          <w:numId w:val="1034"/>
+          <w:numId w:val="1037"/>
         </w:numPr>
         <w:pStyle w:val="Compact"/>
       </w:pPr>
@@ -10370,7 +10846,7 @@
       <w:pPr>
         <w:numPr>
           <w:ilvl w:val="0"/>
-          <w:numId w:val="1034"/>
+          <w:numId w:val="1037"/>
         </w:numPr>
         <w:pStyle w:val="Compact"/>
       </w:pPr>
@@ -10382,7 +10858,7 @@
       <w:pPr>
         <w:numPr>
           <w:ilvl w:val="0"/>
-          <w:numId w:val="1034"/>
+          <w:numId w:val="1037"/>
         </w:numPr>
         <w:pStyle w:val="Compact"/>
       </w:pPr>
@@ -10394,7 +10870,7 @@
       <w:pPr>
         <w:numPr>
           <w:ilvl w:val="0"/>
-          <w:numId w:val="1034"/>
+          <w:numId w:val="1037"/>
         </w:numPr>
         <w:pStyle w:val="Compact"/>
       </w:pPr>
@@ -10406,7 +10882,7 @@
       <w:pPr>
         <w:numPr>
           <w:ilvl w:val="0"/>
-          <w:numId w:val="1034"/>
+          <w:numId w:val="1037"/>
         </w:numPr>
         <w:pStyle w:val="Compact"/>
       </w:pPr>
@@ -10452,7 +10928,7 @@
       <w:pPr>
         <w:numPr>
           <w:ilvl w:val="0"/>
-          <w:numId w:val="1035"/>
+          <w:numId w:val="1038"/>
         </w:numPr>
         <w:pStyle w:val="Compact"/>
       </w:pPr>
@@ -10471,7 +10947,7 @@
       <w:pPr>
         <w:numPr>
           <w:ilvl w:val="0"/>
-          <w:numId w:val="1035"/>
+          <w:numId w:val="1038"/>
         </w:numPr>
         <w:pStyle w:val="Compact"/>
       </w:pPr>
@@ -10490,7 +10966,7 @@
       <w:pPr>
         <w:numPr>
           <w:ilvl w:val="0"/>
-          <w:numId w:val="1035"/>
+          <w:numId w:val="1038"/>
         </w:numPr>
         <w:pStyle w:val="Compact"/>
       </w:pPr>
@@ -10527,7 +11003,7 @@
       <w:pPr>
         <w:numPr>
           <w:ilvl w:val="0"/>
-          <w:numId w:val="1036"/>
+          <w:numId w:val="1039"/>
         </w:numPr>
         <w:pStyle w:val="Compact"/>
       </w:pPr>
@@ -10549,7 +11025,7 @@
       <w:pPr>
         <w:numPr>
           <w:ilvl w:val="0"/>
-          <w:numId w:val="1036"/>
+          <w:numId w:val="1039"/>
         </w:numPr>
         <w:pStyle w:val="Compact"/>
       </w:pPr>
@@ -10571,7 +11047,7 @@
       <w:pPr>
         <w:numPr>
           <w:ilvl w:val="0"/>
-          <w:numId w:val="1036"/>
+          <w:numId w:val="1039"/>
         </w:numPr>
         <w:pStyle w:val="Compact"/>
       </w:pPr>
@@ -13333,7 +13809,7 @@
       <w:pPr>
         <w:numPr>
           <w:ilvl w:val="0"/>
-          <w:numId w:val="1037"/>
+          <w:numId w:val="1040"/>
         </w:numPr>
         <w:pStyle w:val="Compact"/>
       </w:pPr>
@@ -13352,7 +13828,7 @@
       <w:pPr>
         <w:numPr>
           <w:ilvl w:val="0"/>
-          <w:numId w:val="1037"/>
+          <w:numId w:val="1040"/>
         </w:numPr>
         <w:pStyle w:val="Compact"/>
       </w:pPr>
@@ -13371,7 +13847,7 @@
       <w:pPr>
         <w:numPr>
           <w:ilvl w:val="0"/>
-          <w:numId w:val="1037"/>
+          <w:numId w:val="1040"/>
         </w:numPr>
         <w:pStyle w:val="Compact"/>
       </w:pPr>
@@ -13400,7 +13876,7 @@
       <w:pPr>
         <w:numPr>
           <w:ilvl w:val="0"/>
-          <w:numId w:val="1038"/>
+          <w:numId w:val="1041"/>
         </w:numPr>
         <w:pStyle w:val="Compact"/>
       </w:pPr>
@@ -13448,7 +13924,7 @@
       <w:pPr>
         <w:numPr>
           <w:ilvl w:val="0"/>
-          <w:numId w:val="1038"/>
+          <w:numId w:val="1041"/>
         </w:numPr>
         <w:pStyle w:val="Compact"/>
       </w:pPr>
@@ -13467,7 +13943,7 @@
       <w:pPr>
         <w:numPr>
           <w:ilvl w:val="0"/>
-          <w:numId w:val="1038"/>
+          <w:numId w:val="1041"/>
         </w:numPr>
         <w:pStyle w:val="Compact"/>
       </w:pPr>
@@ -13486,7 +13962,7 @@
       <w:pPr>
         <w:numPr>
           <w:ilvl w:val="0"/>
-          <w:numId w:val="1038"/>
+          <w:numId w:val="1041"/>
         </w:numPr>
         <w:pStyle w:val="Compact"/>
       </w:pPr>
@@ -13515,7 +13991,7 @@
       <w:pPr>
         <w:numPr>
           <w:ilvl w:val="0"/>
-          <w:numId w:val="1039"/>
+          <w:numId w:val="1042"/>
         </w:numPr>
         <w:pStyle w:val="Compact"/>
       </w:pPr>
@@ -13534,7 +14010,7 @@
       <w:pPr>
         <w:numPr>
           <w:ilvl w:val="0"/>
-          <w:numId w:val="1039"/>
+          <w:numId w:val="1042"/>
         </w:numPr>
         <w:pStyle w:val="Compact"/>
       </w:pPr>
@@ -13553,7 +14029,7 @@
       <w:pPr>
         <w:numPr>
           <w:ilvl w:val="0"/>
-          <w:numId w:val="1039"/>
+          <w:numId w:val="1042"/>
         </w:numPr>
         <w:pStyle w:val="Compact"/>
       </w:pPr>
@@ -13582,7 +14058,7 @@
       <w:pPr>
         <w:numPr>
           <w:ilvl w:val="0"/>
-          <w:numId w:val="1040"/>
+          <w:numId w:val="1043"/>
         </w:numPr>
         <w:pStyle w:val="Compact"/>
       </w:pPr>
@@ -13601,7 +14077,7 @@
       <w:pPr>
         <w:numPr>
           <w:ilvl w:val="0"/>
-          <w:numId w:val="1040"/>
+          <w:numId w:val="1043"/>
         </w:numPr>
         <w:pStyle w:val="Compact"/>
       </w:pPr>
@@ -13620,7 +14096,7 @@
       <w:pPr>
         <w:numPr>
           <w:ilvl w:val="0"/>
-          <w:numId w:val="1040"/>
+          <w:numId w:val="1043"/>
         </w:numPr>
         <w:pStyle w:val="Compact"/>
       </w:pPr>
@@ -13639,7 +14115,7 @@
       <w:pPr>
         <w:numPr>
           <w:ilvl w:val="0"/>
-          <w:numId w:val="1040"/>
+          <w:numId w:val="1043"/>
         </w:numPr>
         <w:pStyle w:val="Compact"/>
       </w:pPr>
@@ -13658,7 +14134,7 @@
       <w:pPr>
         <w:numPr>
           <w:ilvl w:val="0"/>
-          <w:numId w:val="1040"/>
+          <w:numId w:val="1043"/>
         </w:numPr>
         <w:pStyle w:val="Compact"/>
       </w:pPr>
@@ -13687,7 +14163,7 @@
       <w:pPr>
         <w:numPr>
           <w:ilvl w:val="0"/>
-          <w:numId w:val="1041"/>
+          <w:numId w:val="1044"/>
         </w:numPr>
         <w:pStyle w:val="Compact"/>
       </w:pPr>
@@ -13706,7 +14182,7 @@
       <w:pPr>
         <w:numPr>
           <w:ilvl w:val="0"/>
-          <w:numId w:val="1041"/>
+          <w:numId w:val="1044"/>
         </w:numPr>
         <w:pStyle w:val="Compact"/>
       </w:pPr>
@@ -13725,7 +14201,7 @@
       <w:pPr>
         <w:numPr>
           <w:ilvl w:val="0"/>
-          <w:numId w:val="1041"/>
+          <w:numId w:val="1044"/>
         </w:numPr>
         <w:pStyle w:val="Compact"/>
       </w:pPr>
@@ -13754,7 +14230,7 @@
       <w:pPr>
         <w:numPr>
           <w:ilvl w:val="0"/>
-          <w:numId w:val="1042"/>
+          <w:numId w:val="1045"/>
         </w:numPr>
         <w:pStyle w:val="Compact"/>
       </w:pPr>
@@ -13773,7 +14249,7 @@
       <w:pPr>
         <w:numPr>
           <w:ilvl w:val="0"/>
-          <w:numId w:val="1042"/>
+          <w:numId w:val="1045"/>
         </w:numPr>
         <w:pStyle w:val="Compact"/>
       </w:pPr>
@@ -13792,7 +14268,7 @@
       <w:pPr>
         <w:numPr>
           <w:ilvl w:val="0"/>
-          <w:numId w:val="1042"/>
+          <w:numId w:val="1045"/>
         </w:numPr>
         <w:pStyle w:val="Compact"/>
       </w:pPr>
@@ -13811,7 +14287,7 @@
       <w:pPr>
         <w:numPr>
           <w:ilvl w:val="0"/>
-          <w:numId w:val="1042"/>
+          <w:numId w:val="1045"/>
         </w:numPr>
         <w:pStyle w:val="Compact"/>
       </w:pPr>
@@ -13830,7 +14306,7 @@
       <w:pPr>
         <w:numPr>
           <w:ilvl w:val="0"/>
-          <w:numId w:val="1042"/>
+          <w:numId w:val="1045"/>
         </w:numPr>
         <w:pStyle w:val="Compact"/>
       </w:pPr>
@@ -13869,7 +14345,7 @@
       <w:pPr>
         <w:numPr>
           <w:ilvl w:val="0"/>
-          <w:numId w:val="1043"/>
+          <w:numId w:val="1046"/>
         </w:numPr>
         <w:pStyle w:val="Compact"/>
       </w:pPr>
@@ -13888,7 +14364,7 @@
       <w:pPr>
         <w:numPr>
           <w:ilvl w:val="0"/>
-          <w:numId w:val="1043"/>
+          <w:numId w:val="1046"/>
         </w:numPr>
         <w:pStyle w:val="Compact"/>
       </w:pPr>
@@ -13907,7 +14383,7 @@
       <w:pPr>
         <w:numPr>
           <w:ilvl w:val="0"/>
-          <w:numId w:val="1043"/>
+          <w:numId w:val="1046"/>
         </w:numPr>
         <w:pStyle w:val="Compact"/>
       </w:pPr>
@@ -13926,7 +14402,7 @@
       <w:pPr>
         <w:numPr>
           <w:ilvl w:val="0"/>
-          <w:numId w:val="1043"/>
+          <w:numId w:val="1046"/>
         </w:numPr>
         <w:pStyle w:val="Compact"/>
       </w:pPr>
@@ -13963,7 +14439,7 @@
       <w:pPr>
         <w:numPr>
           <w:ilvl w:val="0"/>
-          <w:numId w:val="1044"/>
+          <w:numId w:val="1047"/>
         </w:numPr>
         <w:pStyle w:val="Compact"/>
       </w:pPr>
@@ -13982,7 +14458,7 @@
       <w:pPr>
         <w:numPr>
           <w:ilvl w:val="0"/>
-          <w:numId w:val="1044"/>
+          <w:numId w:val="1047"/>
         </w:numPr>
         <w:pStyle w:val="Compact"/>
       </w:pPr>
@@ -14001,7 +14477,7 @@
       <w:pPr>
         <w:numPr>
           <w:ilvl w:val="0"/>
-          <w:numId w:val="1044"/>
+          <w:numId w:val="1047"/>
         </w:numPr>
         <w:pStyle w:val="Compact"/>
       </w:pPr>
@@ -14030,7 +14506,7 @@
       <w:pPr>
         <w:numPr>
           <w:ilvl w:val="0"/>
-          <w:numId w:val="1045"/>
+          <w:numId w:val="1048"/>
         </w:numPr>
         <w:pStyle w:val="Compact"/>
       </w:pPr>
@@ -14052,7 +14528,7 @@
       <w:pPr>
         <w:numPr>
           <w:ilvl w:val="0"/>
-          <w:numId w:val="1045"/>
+          <w:numId w:val="1048"/>
         </w:numPr>
         <w:pStyle w:val="Compact"/>
       </w:pPr>
@@ -14064,7 +14540,7 @@
       <w:pPr>
         <w:numPr>
           <w:ilvl w:val="0"/>
-          <w:numId w:val="1045"/>
+          <w:numId w:val="1048"/>
         </w:numPr>
         <w:pStyle w:val="Compact"/>
       </w:pPr>
@@ -14076,7 +14552,7 @@
       <w:pPr>
         <w:numPr>
           <w:ilvl w:val="0"/>
-          <w:numId w:val="1045"/>
+          <w:numId w:val="1048"/>
         </w:numPr>
         <w:pStyle w:val="Compact"/>
       </w:pPr>
@@ -14098,7 +14574,7 @@
       <w:pPr>
         <w:numPr>
           <w:ilvl w:val="0"/>
-          <w:numId w:val="1046"/>
+          <w:numId w:val="1049"/>
         </w:numPr>
         <w:pStyle w:val="Compact"/>
       </w:pPr>
@@ -14117,7 +14593,7 @@
       <w:pPr>
         <w:numPr>
           <w:ilvl w:val="0"/>
-          <w:numId w:val="1046"/>
+          <w:numId w:val="1049"/>
         </w:numPr>
         <w:pStyle w:val="Compact"/>
       </w:pPr>
@@ -14136,7 +14612,7 @@
       <w:pPr>
         <w:numPr>
           <w:ilvl w:val="0"/>
-          <w:numId w:val="1046"/>
+          <w:numId w:val="1049"/>
         </w:numPr>
         <w:pStyle w:val="Compact"/>
       </w:pPr>
@@ -14168,7 +14644,7 @@
       <w:pPr>
         <w:numPr>
           <w:ilvl w:val="0"/>
-          <w:numId w:val="1046"/>
+          <w:numId w:val="1049"/>
         </w:numPr>
         <w:pStyle w:val="Compact"/>
       </w:pPr>
@@ -14197,7 +14673,7 @@
       <w:pPr>
         <w:numPr>
           <w:ilvl w:val="0"/>
-          <w:numId w:val="1047"/>
+          <w:numId w:val="1050"/>
         </w:numPr>
         <w:pStyle w:val="Compact"/>
       </w:pPr>
@@ -14209,7 +14685,7 @@
       <w:pPr>
         <w:numPr>
           <w:ilvl w:val="0"/>
-          <w:numId w:val="1047"/>
+          <w:numId w:val="1050"/>
         </w:numPr>
         <w:pStyle w:val="Compact"/>
       </w:pPr>
@@ -14231,7 +14707,7 @@
       <w:pPr>
         <w:numPr>
           <w:ilvl w:val="0"/>
-          <w:numId w:val="1048"/>
+          <w:numId w:val="1051"/>
         </w:numPr>
         <w:pStyle w:val="Compact"/>
       </w:pPr>
@@ -14243,7 +14719,7 @@
       <w:pPr>
         <w:numPr>
           <w:ilvl w:val="0"/>
-          <w:numId w:val="1048"/>
+          <w:numId w:val="1051"/>
         </w:numPr>
         <w:pStyle w:val="Compact"/>
       </w:pPr>
@@ -14694,7 +15170,7 @@
       <w:pPr>
         <w:numPr>
           <w:ilvl w:val="0"/>
-          <w:numId w:val="1049"/>
+          <w:numId w:val="1052"/>
         </w:numPr>
         <w:pStyle w:val="Compact"/>
       </w:pPr>
@@ -14706,7 +15182,7 @@
       <w:pPr>
         <w:numPr>
           <w:ilvl w:val="0"/>
-          <w:numId w:val="1049"/>
+          <w:numId w:val="1052"/>
         </w:numPr>
         <w:pStyle w:val="Compact"/>
       </w:pPr>
@@ -14718,7 +15194,7 @@
       <w:pPr>
         <w:numPr>
           <w:ilvl w:val="0"/>
-          <w:numId w:val="1049"/>
+          <w:numId w:val="1052"/>
         </w:numPr>
         <w:pStyle w:val="Compact"/>
       </w:pPr>
@@ -14748,7 +15224,7 @@
       <w:pPr>
         <w:numPr>
           <w:ilvl w:val="0"/>
-          <w:numId w:val="1050"/>
+          <w:numId w:val="1053"/>
         </w:numPr>
         <w:pStyle w:val="Compact"/>
       </w:pPr>
@@ -14760,7 +15236,7 @@
       <w:pPr>
         <w:numPr>
           <w:ilvl w:val="0"/>
-          <w:numId w:val="1050"/>
+          <w:numId w:val="1053"/>
         </w:numPr>
         <w:pStyle w:val="Compact"/>
       </w:pPr>
@@ -14772,7 +15248,7 @@
       <w:pPr>
         <w:numPr>
           <w:ilvl w:val="0"/>
-          <w:numId w:val="1050"/>
+          <w:numId w:val="1053"/>
         </w:numPr>
         <w:pStyle w:val="Compact"/>
       </w:pPr>
@@ -14802,7 +15278,7 @@
       <w:pPr>
         <w:numPr>
           <w:ilvl w:val="0"/>
-          <w:numId w:val="1051"/>
+          <w:numId w:val="1054"/>
         </w:numPr>
         <w:pStyle w:val="Compact"/>
       </w:pPr>
@@ -14814,7 +15290,7 @@
       <w:pPr>
         <w:numPr>
           <w:ilvl w:val="0"/>
-          <w:numId w:val="1051"/>
+          <w:numId w:val="1054"/>
         </w:numPr>
         <w:pStyle w:val="Compact"/>
       </w:pPr>
@@ -14826,7 +15302,7 @@
       <w:pPr>
         <w:numPr>
           <w:ilvl w:val="0"/>
-          <w:numId w:val="1051"/>
+          <w:numId w:val="1054"/>
         </w:numPr>
         <w:pStyle w:val="Compact"/>
       </w:pPr>
@@ -14856,7 +15332,7 @@
       <w:pPr>
         <w:numPr>
           <w:ilvl w:val="0"/>
-          <w:numId w:val="1052"/>
+          <w:numId w:val="1055"/>
         </w:numPr>
         <w:pStyle w:val="Compact"/>
       </w:pPr>
@@ -14875,7 +15351,7 @@
       <w:pPr>
         <w:numPr>
           <w:ilvl w:val="0"/>
-          <w:numId w:val="1052"/>
+          <w:numId w:val="1055"/>
         </w:numPr>
         <w:pStyle w:val="Compact"/>
       </w:pPr>
@@ -14894,7 +15370,7 @@
       <w:pPr>
         <w:numPr>
           <w:ilvl w:val="0"/>
-          <w:numId w:val="1052"/>
+          <w:numId w:val="1055"/>
         </w:numPr>
         <w:pStyle w:val="Compact"/>
       </w:pPr>
@@ -14924,7 +15400,7 @@
       <w:pPr>
         <w:numPr>
           <w:ilvl w:val="0"/>
-          <w:numId w:val="1052"/>
+          <w:numId w:val="1055"/>
         </w:numPr>
         <w:pStyle w:val="Compact"/>
       </w:pPr>
@@ -15414,6 +15890,15 @@
     <w:abstractNumId w:val="991"/>
   </w:num>
   <w:num w:numId="1030">
+    <w:abstractNumId w:val="991"/>
+  </w:num>
+  <w:num w:numId="1031">
+    <w:abstractNumId w:val="991"/>
+  </w:num>
+  <w:num w:numId="1032">
+    <w:abstractNumId w:val="991"/>
+  </w:num>
+  <w:num w:numId="1033">
     <w:abstractNumId w:val="99411"/>
     <w:lvlOverride w:ilvl="0">
       <w:startOverride w:val="1"/>
@@ -15443,15 +15928,6 @@
       <w:startOverride w:val="1"/>
     </w:lvlOverride>
   </w:num>
-  <w:num w:numId="1031">
-    <w:abstractNumId w:val="991"/>
-  </w:num>
-  <w:num w:numId="1032">
-    <w:abstractNumId w:val="991"/>
-  </w:num>
-  <w:num w:numId="1033">
-    <w:abstractNumId w:val="991"/>
-  </w:num>
   <w:num w:numId="1034">
     <w:abstractNumId w:val="991"/>
   </w:num>
@@ -15477,6 +15953,15 @@
     <w:abstractNumId w:val="991"/>
   </w:num>
   <w:num w:numId="1042">
+    <w:abstractNumId w:val="991"/>
+  </w:num>
+  <w:num w:numId="1043">
+    <w:abstractNumId w:val="991"/>
+  </w:num>
+  <w:num w:numId="1044">
+    <w:abstractNumId w:val="991"/>
+  </w:num>
+  <w:num w:numId="1045">
     <w:abstractNumId w:val="99411"/>
     <w:lvlOverride w:ilvl="0">
       <w:startOverride w:val="1"/>
@@ -15506,10 +15991,10 @@
       <w:startOverride w:val="1"/>
     </w:lvlOverride>
   </w:num>
-  <w:num w:numId="1043">
+  <w:num w:numId="1046">
     <w:abstractNumId w:val="991"/>
   </w:num>
-  <w:num w:numId="1044">
+  <w:num w:numId="1047">
     <w:abstractNumId w:val="99411"/>
     <w:lvlOverride w:ilvl="0">
       <w:startOverride w:val="1"/>
@@ -15539,15 +16024,6 @@
       <w:startOverride w:val="1"/>
     </w:lvlOverride>
   </w:num>
-  <w:num w:numId="1045">
-    <w:abstractNumId w:val="991"/>
-  </w:num>
-  <w:num w:numId="1046">
-    <w:abstractNumId w:val="991"/>
-  </w:num>
-  <w:num w:numId="1047">
-    <w:abstractNumId w:val="991"/>
-  </w:num>
   <w:num w:numId="1048">
     <w:abstractNumId w:val="991"/>
   </w:num>
@@ -15561,6 +16037,15 @@
     <w:abstractNumId w:val="991"/>
   </w:num>
   <w:num w:numId="1052">
+    <w:abstractNumId w:val="991"/>
+  </w:num>
+  <w:num w:numId="1053">
+    <w:abstractNumId w:val="991"/>
+  </w:num>
+  <w:num w:numId="1054">
+    <w:abstractNumId w:val="991"/>
+  </w:num>
+  <w:num w:numId="1055">
     <w:abstractNumId w:val="991"/>
   </w:num>
 </w:numbering>

--- a/synth/LAST_NIGHT_SPEC.docx
+++ b/synth/LAST_NIGHT_SPEC.docx
@@ -2559,7 +2559,7 @@
         <w:rPr>
           <w:rStyle w:val="VerbatimChar"/>
         </w:rPr>
-        <w:t xml:space="preserve">│   Color preset slider (vertical 5-pos) ─────────────────►  │ Tone     │    │</w:t>
+        <w:t xml:space="preserve">│   Bank Mode preset slider (vertical 5-pos) ─────────────────►  │ Tone     │    │</w:t>
       </w:r>
       <w:r>
         <w:br/>
@@ -3259,13 +3259,13 @@
           <w:bCs/>
           <w:b/>
         </w:rPr>
-        <w:t xml:space="preserve">Color preset slider</w:t>
-      </w:r>
-      <w:r>
-        <w:t xml:space="preserve"> </w:t>
-      </w:r>
-      <w:r>
-        <w:t xml:space="preserve">— 5-position vertical: COLOR / WARM / DARK / COLOR / MIX. Каждая позиция меняет EQ shape + saturation amount + phaser feedback в pre-set комбинациях для quick recall.</w:t>
+        <w:t xml:space="preserve">Bank Mode slider</w:t>
+      </w:r>
+      <w:r>
+        <w:t xml:space="preserve"> </w:t>
+      </w:r>
+      <w:r>
+        <w:t xml:space="preserve">— 5-position vertical: DIRTY / WARM / DARK / VOICE / MIX. DIRTY = noise color LPF + reverb dirt (moderate saturation). WARM/DARK/VOICE = reverb tone presets. MIX = combined moderate.</w:t>
       </w:r>
       <w:r>
         <w:t xml:space="preserve"> </w:t>
@@ -4636,7 +4636,7 @@
           <w:bCs/>
           <w:b/>
         </w:rPr>
-        <w:t xml:space="preserve">Color preset slider</w:t>
+        <w:t xml:space="preserve">Bank Mode preset slider</w:t>
       </w:r>
       <w:r>
         <w:t xml:space="preserve"> </w:t>
@@ -6595,7 +6595,7 @@
                 <w:bCs/>
                 <w:b/>
               </w:rPr>
-              <w:t xml:space="preserve">Color preset slider</w:t>
+              <w:t xml:space="preserve">Bank Mode slider</w:t>
             </w:r>
           </w:p>
         </w:tc>
@@ -6619,7 +6619,7 @@
               <w:jc w:val="left"/>
             </w:pPr>
             <w:r>
-              <w:t xml:space="preserve">COLOR (noise color LPF) / WARM / DARK / VOICE / MIX (reverb tone presets)</w:t>
+              <w:t xml:space="preserve">DIRTY (noise color LPF + reverb dirt) / WARM / DARK / VOICE / MIX</w:t>
             </w:r>
           </w:p>
         </w:tc>
@@ -8040,6 +8040,28 @@
       </w:r>
       <w:r>
         <w:t xml:space="preserve">— sidechain input для envelope follower (normalled к main input; patch external для dub-style ducking).</w:t>
+      </w:r>
+    </w:p>
+    <w:p>
+      <w:pPr>
+        <w:numPr>
+          <w:ilvl w:val="0"/>
+          <w:numId w:val="1022"/>
+        </w:numPr>
+        <w:pStyle w:val="Compact"/>
+      </w:pPr>
+      <w:r>
+        <w:rPr>
+          <w:bCs/>
+          <w:b/>
+        </w:rPr>
+        <w:t xml:space="preserve">J_FREEZE_CV</w:t>
+      </w:r>
+      <w:r>
+        <w:t xml:space="preserve"> </w:t>
+      </w:r>
+      <w:r>
+        <w:t xml:space="preserve">— gate input для freeze. OR-logic с footswitch state — либо footswitch latched, либо CV &gt; 0.7V → freeze active. Use cases: rhythmic stutter freezes, sequencer-driven freeze patterns.</w:t>
       </w:r>
     </w:p>
     <w:p>
